--- a/output/supplementals/supplemental_tables.docx
+++ b/output/supplementals/supplemental_tables.docx
@@ -541,7 +541,7 @@
                 <w:szCs w:val="20"/>
                 <w:color w:val="000000"/>
               </w:rPr>
-              <w:t xml:space="preserve">14</w:t>
+              <w:t xml:space="preserve">12</w:t>
             </w:r>
           </w:p>
         </w:tc>
@@ -597,7 +597,7 @@
                 <w:szCs w:val="20"/>
                 <w:color w:val="000000"/>
               </w:rPr>
-              <w:t xml:space="preserve">7</w:t>
+              <w:t xml:space="preserve">6</w:t>
             </w:r>
           </w:p>
         </w:tc>
@@ -653,7 +653,7 @@
                 <w:szCs w:val="20"/>
                 <w:color w:val="000000"/>
               </w:rPr>
-              <w:t xml:space="preserve">0.83 (0.05, 1.60)</w:t>
+              <w:t xml:space="preserve">0.87 (0.03, 1.71)</w:t>
             </w:r>
           </w:p>
         </w:tc>
@@ -709,7 +709,7 @@
                 <w:szCs w:val="20"/>
                 <w:color w:val="000000"/>
               </w:rPr>
-              <w:t xml:space="preserve">0.982</w:t>
+              <w:t xml:space="preserve">0.978</w:t>
             </w:r>
           </w:p>
         </w:tc>
@@ -965,63 +965,63 @@
                 <w:szCs w:val="20"/>
                 <w:color w:val="000000"/>
               </w:rPr>
-              <w:t xml:space="preserve">0.31 (-0.25, 0.85)</w:t>
-            </w:r>
-          </w:p>
-        </w:tc>
-        <w:tc>
-          <w:tcPr>
-            <w:tcBorders>
-              <w:bottom w:val="none" w:sz="0" w:space="0" w:color="000000"/>
-              <w:top w:val="none" w:sz="0" w:space="0" w:color="000000"/>
-              <w:left w:val="none" w:sz="0" w:space="0" w:color="000000"/>
-              <w:right w:val="none" w:sz="0" w:space="0" w:color="000000"/>
-            </w:tcBorders>
-            <w:shd w:val="clear" w:color="auto" w:fill="FFFFFF"/>
-            <w:tcMar>
-              <w:top w:w="0" w:type="dxa"/>
-              <w:bottom w:w="0" w:type="dxa"/>
-              <w:left w:w="0" w:type="dxa"/>
-              <w:right w:w="0" w:type="dxa"/>
-            </w:tcMar>
-            <w:vAlign w:val="center"/>
-          </w:tcPr>
-          <w:p>
-            <w:pPr>
-              <w:pStyle w:val="Normal"/>
-              <w:jc w:val="center"/>
-              <w:keepNext/>
-              <w:pBdr>
-                <w:bottom w:val="none" w:sz="0" w:space="0" w:color="000000"/>
-                <w:top w:val="none" w:sz="0" w:space="0" w:color="000000"/>
-                <w:left w:val="none" w:sz="0" w:space="0" w:color="000000"/>
-                <w:right w:val="none" w:sz="0" w:space="0" w:color="000000"/>
-              </w:pBdr>
-              <w:spacing w:after="40" w:before="40" w:line="240"/>
-              <w:ind w:left="100" w:right="100" w:firstLine="0" w:firstLineChars="0"/>
-              <w:rPr>
-                <w:rFonts w:ascii="Times New Roman" w:hAnsi="Helvetica" w:eastAsia="Helvetica" w:cs="Helvetica"/>
-                <w:i w:val="false"/>
-                <w:b w:val="false"/>
-                <w:u w:val="none"/>
-                <w:strike w:val="false"/>
-                <w:sz w:val="20"/>
-                <w:szCs w:val="20"/>
-                <w:color w:val="000000"/>
-              </w:rPr>
-            </w:pPr>
-            <w:r>
-              <w:rPr>
-                <w:rFonts w:ascii="Times New Roman" w:hAnsi="Helvetica" w:eastAsia="Helvetica" w:cs="Helvetica"/>
-                <w:i w:val="false"/>
-                <w:b w:val="false"/>
-                <w:u w:val="none"/>
-                <w:strike w:val="false"/>
-                <w:sz w:val="20"/>
-                <w:szCs w:val="20"/>
-                <w:color w:val="000000"/>
-              </w:rPr>
-              <w:t xml:space="preserve">0.866</w:t>
+              <w:t xml:space="preserve">0.30 (-0.26, 0.84)</w:t>
+            </w:r>
+          </w:p>
+        </w:tc>
+        <w:tc>
+          <w:tcPr>
+            <w:tcBorders>
+              <w:bottom w:val="none" w:sz="0" w:space="0" w:color="000000"/>
+              <w:top w:val="none" w:sz="0" w:space="0" w:color="000000"/>
+              <w:left w:val="none" w:sz="0" w:space="0" w:color="000000"/>
+              <w:right w:val="none" w:sz="0" w:space="0" w:color="000000"/>
+            </w:tcBorders>
+            <w:shd w:val="clear" w:color="auto" w:fill="FFFFFF"/>
+            <w:tcMar>
+              <w:top w:w="0" w:type="dxa"/>
+              <w:bottom w:w="0" w:type="dxa"/>
+              <w:left w:w="0" w:type="dxa"/>
+              <w:right w:w="0" w:type="dxa"/>
+            </w:tcMar>
+            <w:vAlign w:val="center"/>
+          </w:tcPr>
+          <w:p>
+            <w:pPr>
+              <w:pStyle w:val="Normal"/>
+              <w:jc w:val="center"/>
+              <w:keepNext/>
+              <w:pBdr>
+                <w:bottom w:val="none" w:sz="0" w:space="0" w:color="000000"/>
+                <w:top w:val="none" w:sz="0" w:space="0" w:color="000000"/>
+                <w:left w:val="none" w:sz="0" w:space="0" w:color="000000"/>
+                <w:right w:val="none" w:sz="0" w:space="0" w:color="000000"/>
+              </w:pBdr>
+              <w:spacing w:after="40" w:before="40" w:line="240"/>
+              <w:ind w:left="100" w:right="100" w:firstLine="0" w:firstLineChars="0"/>
+              <w:rPr>
+                <w:rFonts w:ascii="Times New Roman" w:hAnsi="Helvetica" w:eastAsia="Helvetica" w:cs="Helvetica"/>
+                <w:i w:val="false"/>
+                <w:b w:val="false"/>
+                <w:u w:val="none"/>
+                <w:strike w:val="false"/>
+                <w:sz w:val="20"/>
+                <w:szCs w:val="20"/>
+                <w:color w:val="000000"/>
+              </w:rPr>
+            </w:pPr>
+            <w:r>
+              <w:rPr>
+                <w:rFonts w:ascii="Times New Roman" w:hAnsi="Helvetica" w:eastAsia="Helvetica" w:cs="Helvetica"/>
+                <w:i w:val="false"/>
+                <w:b w:val="false"/>
+                <w:u w:val="none"/>
+                <w:strike w:val="false"/>
+                <w:sz w:val="20"/>
+                <w:szCs w:val="20"/>
+                <w:color w:val="000000"/>
+              </w:rPr>
+              <w:t xml:space="preserve">0.853</w:t>
             </w:r>
           </w:p>
         </w:tc>
@@ -1251,63 +1251,63 @@
                 <w:szCs w:val="20"/>
                 <w:color w:val="000000"/>
               </w:rPr>
-              <w:t xml:space="preserve">0.28 (-0.23, 0.78)</w:t>
-            </w:r>
-          </w:p>
-        </w:tc>
-        <w:tc>
-          <w:tcPr>
-            <w:tcBorders>
-              <w:bottom w:val="none" w:sz="0" w:space="0" w:color="000000"/>
-              <w:top w:val="none" w:sz="0" w:space="0" w:color="000000"/>
-              <w:left w:val="none" w:sz="0" w:space="0" w:color="000000"/>
-              <w:right w:val="none" w:sz="0" w:space="0" w:color="000000"/>
-            </w:tcBorders>
-            <w:shd w:val="clear" w:color="auto" w:fill="FFFFFF"/>
-            <w:tcMar>
-              <w:top w:w="0" w:type="dxa"/>
-              <w:bottom w:w="0" w:type="dxa"/>
-              <w:left w:w="0" w:type="dxa"/>
-              <w:right w:w="0" w:type="dxa"/>
-            </w:tcMar>
-            <w:vAlign w:val="center"/>
-          </w:tcPr>
-          <w:p>
-            <w:pPr>
-              <w:pStyle w:val="Normal"/>
-              <w:jc w:val="center"/>
-              <w:keepNext/>
-              <w:pBdr>
-                <w:bottom w:val="none" w:sz="0" w:space="0" w:color="000000"/>
-                <w:top w:val="none" w:sz="0" w:space="0" w:color="000000"/>
-                <w:left w:val="none" w:sz="0" w:space="0" w:color="000000"/>
-                <w:right w:val="none" w:sz="0" w:space="0" w:color="000000"/>
-              </w:pBdr>
-              <w:spacing w:after="40" w:before="40" w:line="240"/>
-              <w:ind w:left="100" w:right="100" w:firstLine="0" w:firstLineChars="0"/>
-              <w:rPr>
-                <w:rFonts w:ascii="Times New Roman" w:hAnsi="Helvetica" w:eastAsia="Helvetica" w:cs="Helvetica"/>
-                <w:i w:val="false"/>
-                <w:b w:val="false"/>
-                <w:u w:val="none"/>
-                <w:strike w:val="false"/>
-                <w:sz w:val="20"/>
-                <w:szCs w:val="20"/>
-                <w:color w:val="000000"/>
-              </w:rPr>
-            </w:pPr>
-            <w:r>
-              <w:rPr>
-                <w:rFonts w:ascii="Times New Roman" w:hAnsi="Helvetica" w:eastAsia="Helvetica" w:cs="Helvetica"/>
-                <w:i w:val="false"/>
-                <w:b w:val="false"/>
-                <w:u w:val="none"/>
-                <w:strike w:val="false"/>
-                <w:sz w:val="20"/>
-                <w:szCs w:val="20"/>
-                <w:color w:val="000000"/>
-              </w:rPr>
-              <w:t xml:space="preserve">0.867</w:t>
+              <w:t xml:space="preserve">0.27 (-0.24, 0.78)</w:t>
+            </w:r>
+          </w:p>
+        </w:tc>
+        <w:tc>
+          <w:tcPr>
+            <w:tcBorders>
+              <w:bottom w:val="none" w:sz="0" w:space="0" w:color="000000"/>
+              <w:top w:val="none" w:sz="0" w:space="0" w:color="000000"/>
+              <w:left w:val="none" w:sz="0" w:space="0" w:color="000000"/>
+              <w:right w:val="none" w:sz="0" w:space="0" w:color="000000"/>
+            </w:tcBorders>
+            <w:shd w:val="clear" w:color="auto" w:fill="FFFFFF"/>
+            <w:tcMar>
+              <w:top w:w="0" w:type="dxa"/>
+              <w:bottom w:w="0" w:type="dxa"/>
+              <w:left w:w="0" w:type="dxa"/>
+              <w:right w:w="0" w:type="dxa"/>
+            </w:tcMar>
+            <w:vAlign w:val="center"/>
+          </w:tcPr>
+          <w:p>
+            <w:pPr>
+              <w:pStyle w:val="Normal"/>
+              <w:jc w:val="center"/>
+              <w:keepNext/>
+              <w:pBdr>
+                <w:bottom w:val="none" w:sz="0" w:space="0" w:color="000000"/>
+                <w:top w:val="none" w:sz="0" w:space="0" w:color="000000"/>
+                <w:left w:val="none" w:sz="0" w:space="0" w:color="000000"/>
+                <w:right w:val="none" w:sz="0" w:space="0" w:color="000000"/>
+              </w:pBdr>
+              <w:spacing w:after="40" w:before="40" w:line="240"/>
+              <w:ind w:left="100" w:right="100" w:firstLine="0" w:firstLineChars="0"/>
+              <w:rPr>
+                <w:rFonts w:ascii="Times New Roman" w:hAnsi="Helvetica" w:eastAsia="Helvetica" w:cs="Helvetica"/>
+                <w:i w:val="false"/>
+                <w:b w:val="false"/>
+                <w:u w:val="none"/>
+                <w:strike w:val="false"/>
+                <w:sz w:val="20"/>
+                <w:szCs w:val="20"/>
+                <w:color w:val="000000"/>
+              </w:rPr>
+            </w:pPr>
+            <w:r>
+              <w:rPr>
+                <w:rFonts w:ascii="Times New Roman" w:hAnsi="Helvetica" w:eastAsia="Helvetica" w:cs="Helvetica"/>
+                <w:i w:val="false"/>
+                <w:b w:val="false"/>
+                <w:u w:val="none"/>
+                <w:strike w:val="false"/>
+                <w:sz w:val="20"/>
+                <w:szCs w:val="20"/>
+                <w:color w:val="000000"/>
+              </w:rPr>
+              <w:t xml:space="preserve">0.855</w:t>
             </w:r>
           </w:p>
         </w:tc>
@@ -1563,63 +1563,63 @@
                 <w:szCs w:val="20"/>
                 <w:color w:val="000000"/>
               </w:rPr>
-              <w:t xml:space="preserve">0.28 (-0.22, 0.76)</w:t>
-            </w:r>
-          </w:p>
-        </w:tc>
-        <w:tc>
-          <w:tcPr>
-            <w:tcBorders>
-              <w:bottom w:val="none" w:sz="0" w:space="0" w:color="000000"/>
-              <w:top w:val="none" w:sz="0" w:space="0" w:color="000000"/>
-              <w:left w:val="none" w:sz="0" w:space="0" w:color="000000"/>
-              <w:right w:val="none" w:sz="0" w:space="0" w:color="000000"/>
-            </w:tcBorders>
-            <w:shd w:val="clear" w:color="auto" w:fill="FFFFFF"/>
-            <w:tcMar>
-              <w:top w:w="0" w:type="dxa"/>
-              <w:bottom w:w="0" w:type="dxa"/>
-              <w:left w:w="0" w:type="dxa"/>
-              <w:right w:w="0" w:type="dxa"/>
-            </w:tcMar>
-            <w:vAlign w:val="center"/>
-          </w:tcPr>
-          <w:p>
-            <w:pPr>
-              <w:pStyle w:val="Normal"/>
-              <w:jc w:val="center"/>
-              <w:keepNext/>
-              <w:pBdr>
-                <w:bottom w:val="none" w:sz="0" w:space="0" w:color="000000"/>
-                <w:top w:val="none" w:sz="0" w:space="0" w:color="000000"/>
-                <w:left w:val="none" w:sz="0" w:space="0" w:color="000000"/>
-                <w:right w:val="none" w:sz="0" w:space="0" w:color="000000"/>
-              </w:pBdr>
-              <w:spacing w:after="40" w:before="40" w:line="240"/>
-              <w:ind w:left="100" w:right="100" w:firstLine="0" w:firstLineChars="0"/>
-              <w:rPr>
-                <w:rFonts w:ascii="Times New Roman" w:hAnsi="Helvetica" w:eastAsia="Helvetica" w:cs="Helvetica"/>
-                <w:i w:val="false"/>
-                <w:b w:val="false"/>
-                <w:u w:val="none"/>
-                <w:strike w:val="false"/>
-                <w:sz w:val="20"/>
-                <w:szCs w:val="20"/>
-                <w:color w:val="000000"/>
-              </w:rPr>
-            </w:pPr>
-            <w:r>
-              <w:rPr>
-                <w:rFonts w:ascii="Times New Roman" w:hAnsi="Helvetica" w:eastAsia="Helvetica" w:cs="Helvetica"/>
-                <w:i w:val="false"/>
-                <w:b w:val="false"/>
-                <w:u w:val="none"/>
-                <w:strike w:val="false"/>
-                <w:sz w:val="20"/>
-                <w:szCs w:val="20"/>
-                <w:color w:val="000000"/>
-              </w:rPr>
-              <w:t xml:space="preserve">0.868</w:t>
+              <w:t xml:space="preserve">0.27 (-0.23, 0.76)</w:t>
+            </w:r>
+          </w:p>
+        </w:tc>
+        <w:tc>
+          <w:tcPr>
+            <w:tcBorders>
+              <w:bottom w:val="none" w:sz="0" w:space="0" w:color="000000"/>
+              <w:top w:val="none" w:sz="0" w:space="0" w:color="000000"/>
+              <w:left w:val="none" w:sz="0" w:space="0" w:color="000000"/>
+              <w:right w:val="none" w:sz="0" w:space="0" w:color="000000"/>
+            </w:tcBorders>
+            <w:shd w:val="clear" w:color="auto" w:fill="FFFFFF"/>
+            <w:tcMar>
+              <w:top w:w="0" w:type="dxa"/>
+              <w:bottom w:w="0" w:type="dxa"/>
+              <w:left w:w="0" w:type="dxa"/>
+              <w:right w:w="0" w:type="dxa"/>
+            </w:tcMar>
+            <w:vAlign w:val="center"/>
+          </w:tcPr>
+          <w:p>
+            <w:pPr>
+              <w:pStyle w:val="Normal"/>
+              <w:jc w:val="center"/>
+              <w:keepNext/>
+              <w:pBdr>
+                <w:bottom w:val="none" w:sz="0" w:space="0" w:color="000000"/>
+                <w:top w:val="none" w:sz="0" w:space="0" w:color="000000"/>
+                <w:left w:val="none" w:sz="0" w:space="0" w:color="000000"/>
+                <w:right w:val="none" w:sz="0" w:space="0" w:color="000000"/>
+              </w:pBdr>
+              <w:spacing w:after="40" w:before="40" w:line="240"/>
+              <w:ind w:left="100" w:right="100" w:firstLine="0" w:firstLineChars="0"/>
+              <w:rPr>
+                <w:rFonts w:ascii="Times New Roman" w:hAnsi="Helvetica" w:eastAsia="Helvetica" w:cs="Helvetica"/>
+                <w:i w:val="false"/>
+                <w:b w:val="false"/>
+                <w:u w:val="none"/>
+                <w:strike w:val="false"/>
+                <w:sz w:val="20"/>
+                <w:szCs w:val="20"/>
+                <w:color w:val="000000"/>
+              </w:rPr>
+            </w:pPr>
+            <w:r>
+              <w:rPr>
+                <w:rFonts w:ascii="Times New Roman" w:hAnsi="Helvetica" w:eastAsia="Helvetica" w:cs="Helvetica"/>
+                <w:i w:val="false"/>
+                <w:b w:val="false"/>
+                <w:u w:val="none"/>
+                <w:strike w:val="false"/>
+                <w:sz w:val="20"/>
+                <w:szCs w:val="20"/>
+                <w:color w:val="000000"/>
+              </w:rPr>
+              <w:t xml:space="preserve">0.854</w:t>
             </w:r>
           </w:p>
         </w:tc>
@@ -1849,63 +1849,63 @@
                 <w:szCs w:val="20"/>
                 <w:color w:val="000000"/>
               </w:rPr>
-              <w:t xml:space="preserve">0.27 (-0.23, 0.75)</w:t>
-            </w:r>
-          </w:p>
-        </w:tc>
-        <w:tc>
-          <w:tcPr>
-            <w:tcBorders>
-              <w:bottom w:val="none" w:sz="0" w:space="0" w:color="000000"/>
-              <w:top w:val="none" w:sz="0" w:space="0" w:color="000000"/>
-              <w:left w:val="none" w:sz="0" w:space="0" w:color="000000"/>
-              <w:right w:val="none" w:sz="0" w:space="0" w:color="000000"/>
-            </w:tcBorders>
-            <w:shd w:val="clear" w:color="auto" w:fill="FFFFFF"/>
-            <w:tcMar>
-              <w:top w:w="0" w:type="dxa"/>
-              <w:bottom w:w="0" w:type="dxa"/>
-              <w:left w:w="0" w:type="dxa"/>
-              <w:right w:w="0" w:type="dxa"/>
-            </w:tcMar>
-            <w:vAlign w:val="center"/>
-          </w:tcPr>
-          <w:p>
-            <w:pPr>
-              <w:pStyle w:val="Normal"/>
-              <w:jc w:val="center"/>
-              <w:keepNext/>
-              <w:pBdr>
-                <w:bottom w:val="none" w:sz="0" w:space="0" w:color="000000"/>
-                <w:top w:val="none" w:sz="0" w:space="0" w:color="000000"/>
-                <w:left w:val="none" w:sz="0" w:space="0" w:color="000000"/>
-                <w:right w:val="none" w:sz="0" w:space="0" w:color="000000"/>
-              </w:pBdr>
-              <w:spacing w:after="40" w:before="40" w:line="240"/>
-              <w:ind w:left="100" w:right="100" w:firstLine="0" w:firstLineChars="0"/>
-              <w:rPr>
-                <w:rFonts w:ascii="Times New Roman" w:hAnsi="Helvetica" w:eastAsia="Helvetica" w:cs="Helvetica"/>
-                <w:i w:val="false"/>
-                <w:b w:val="false"/>
-                <w:u w:val="none"/>
-                <w:strike w:val="false"/>
-                <w:sz w:val="20"/>
-                <w:szCs w:val="20"/>
-                <w:color w:val="000000"/>
-              </w:rPr>
-            </w:pPr>
-            <w:r>
-              <w:rPr>
-                <w:rFonts w:ascii="Times New Roman" w:hAnsi="Helvetica" w:eastAsia="Helvetica" w:cs="Helvetica"/>
-                <w:i w:val="false"/>
-                <w:b w:val="false"/>
-                <w:u w:val="none"/>
-                <w:strike w:val="false"/>
-                <w:sz w:val="20"/>
-                <w:szCs w:val="20"/>
-                <w:color w:val="000000"/>
-              </w:rPr>
-              <w:t xml:space="preserve">0.860</w:t>
+              <w:t xml:space="preserve">0.26 (-0.24, 0.75)</w:t>
+            </w:r>
+          </w:p>
+        </w:tc>
+        <w:tc>
+          <w:tcPr>
+            <w:tcBorders>
+              <w:bottom w:val="none" w:sz="0" w:space="0" w:color="000000"/>
+              <w:top w:val="none" w:sz="0" w:space="0" w:color="000000"/>
+              <w:left w:val="none" w:sz="0" w:space="0" w:color="000000"/>
+              <w:right w:val="none" w:sz="0" w:space="0" w:color="000000"/>
+            </w:tcBorders>
+            <w:shd w:val="clear" w:color="auto" w:fill="FFFFFF"/>
+            <w:tcMar>
+              <w:top w:w="0" w:type="dxa"/>
+              <w:bottom w:w="0" w:type="dxa"/>
+              <w:left w:w="0" w:type="dxa"/>
+              <w:right w:w="0" w:type="dxa"/>
+            </w:tcMar>
+            <w:vAlign w:val="center"/>
+          </w:tcPr>
+          <w:p>
+            <w:pPr>
+              <w:pStyle w:val="Normal"/>
+              <w:jc w:val="center"/>
+              <w:keepNext/>
+              <w:pBdr>
+                <w:bottom w:val="none" w:sz="0" w:space="0" w:color="000000"/>
+                <w:top w:val="none" w:sz="0" w:space="0" w:color="000000"/>
+                <w:left w:val="none" w:sz="0" w:space="0" w:color="000000"/>
+                <w:right w:val="none" w:sz="0" w:space="0" w:color="000000"/>
+              </w:pBdr>
+              <w:spacing w:after="40" w:before="40" w:line="240"/>
+              <w:ind w:left="100" w:right="100" w:firstLine="0" w:firstLineChars="0"/>
+              <w:rPr>
+                <w:rFonts w:ascii="Times New Roman" w:hAnsi="Helvetica" w:eastAsia="Helvetica" w:cs="Helvetica"/>
+                <w:i w:val="false"/>
+                <w:b w:val="false"/>
+                <w:u w:val="none"/>
+                <w:strike w:val="false"/>
+                <w:sz w:val="20"/>
+                <w:szCs w:val="20"/>
+                <w:color w:val="000000"/>
+              </w:rPr>
+            </w:pPr>
+            <w:r>
+              <w:rPr>
+                <w:rFonts w:ascii="Times New Roman" w:hAnsi="Helvetica" w:eastAsia="Helvetica" w:cs="Helvetica"/>
+                <w:i w:val="false"/>
+                <w:b w:val="false"/>
+                <w:u w:val="none"/>
+                <w:strike w:val="false"/>
+                <w:sz w:val="20"/>
+                <w:szCs w:val="20"/>
+                <w:color w:val="000000"/>
+              </w:rPr>
+              <w:t xml:space="preserve">0.847</w:t>
             </w:r>
           </w:p>
         </w:tc>
@@ -2191,7 +2191,7 @@
                 <w:szCs w:val="20"/>
                 <w:color w:val="000000"/>
               </w:rPr>
-              <w:t xml:space="preserve">0.632</w:t>
+              <w:t xml:space="preserve">0.633</w:t>
             </w:r>
           </w:p>
         </w:tc>
@@ -2421,7 +2421,7 @@
                 <w:szCs w:val="20"/>
                 <w:color w:val="000000"/>
               </w:rPr>
-              <w:t xml:space="preserve">-0.33 (-1.21, 0.55)</w:t>
+              <w:t xml:space="preserve">-0.33 (-1.23, 0.56)</w:t>
             </w:r>
           </w:p>
         </w:tc>
@@ -2477,7 +2477,7 @@
                 <w:szCs w:val="20"/>
                 <w:color w:val="000000"/>
               </w:rPr>
-              <w:t xml:space="preserve">0.234</w:t>
+              <w:t xml:space="preserve">0.231</w:t>
             </w:r>
           </w:p>
         </w:tc>
@@ -2953,26 +2953,26 @@
               <w:rPr>
                 <w:rFonts w:ascii="Times New Roman" w:hAnsi="Helvetica" w:eastAsia="Helvetica" w:cs="Helvetica"/>
                 <w:i w:val="false"/>
-                <w:b w:val="true"/>
-                <w:u w:val="none"/>
-                <w:strike w:val="false"/>
-                <w:sz w:val="20"/>
-                <w:szCs w:val="20"/>
-                <w:color w:val="000000"/>
-              </w:rPr>
-            </w:pPr>
-            <w:r>
-              <w:rPr>
-                <w:rFonts w:ascii="Times New Roman" w:hAnsi="Helvetica" w:eastAsia="Helvetica" w:cs="Helvetica"/>
-                <w:i w:val="false"/>
-                <w:b w:val="true"/>
-                <w:u w:val="none"/>
-                <w:strike w:val="false"/>
-                <w:sz w:val="20"/>
-                <w:szCs w:val="20"/>
-                <w:color w:val="000000"/>
-              </w:rPr>
-              <w:t xml:space="preserve">Install Nest-Boxes</w:t>
+                <w:b w:val="false"/>
+                <w:u w:val="none"/>
+                <w:strike w:val="false"/>
+                <w:sz w:val="20"/>
+                <w:szCs w:val="20"/>
+                <w:color w:val="000000"/>
+              </w:rPr>
+            </w:pPr>
+            <w:r>
+              <w:rPr>
+                <w:rFonts w:ascii="Times New Roman" w:hAnsi="Helvetica" w:eastAsia="Helvetica" w:cs="Helvetica"/>
+                <w:i w:val="false"/>
+                <w:b w:val="false"/>
+                <w:u w:val="none"/>
+                <w:strike w:val="false"/>
+                <w:sz w:val="20"/>
+                <w:szCs w:val="20"/>
+                <w:color w:val="000000"/>
+              </w:rPr>
+              <w:t xml:space="preserve">Reduce Grazing Intensity</w:t>
             </w:r>
           </w:p>
         </w:tc>
@@ -3009,26 +3009,26 @@
               <w:rPr>
                 <w:rFonts w:ascii="Times New Roman" w:hAnsi="Helvetica" w:eastAsia="Helvetica" w:cs="Helvetica"/>
                 <w:i w:val="false"/>
-                <w:b w:val="true"/>
-                <w:u w:val="none"/>
-                <w:strike w:val="false"/>
-                <w:sz w:val="20"/>
-                <w:szCs w:val="20"/>
-                <w:color w:val="000000"/>
-              </w:rPr>
-            </w:pPr>
-            <w:r>
-              <w:rPr>
-                <w:rFonts w:ascii="Times New Roman" w:hAnsi="Helvetica" w:eastAsia="Helvetica" w:cs="Helvetica"/>
-                <w:i w:val="false"/>
-                <w:b w:val="true"/>
-                <w:u w:val="none"/>
-                <w:strike w:val="false"/>
-                <w:sz w:val="20"/>
-                <w:szCs w:val="20"/>
-                <w:color w:val="000000"/>
-              </w:rPr>
-              <w:t xml:space="preserve">10</w:t>
+                <w:b w:val="false"/>
+                <w:u w:val="none"/>
+                <w:strike w:val="false"/>
+                <w:sz w:val="20"/>
+                <w:szCs w:val="20"/>
+                <w:color w:val="000000"/>
+              </w:rPr>
+            </w:pPr>
+            <w:r>
+              <w:rPr>
+                <w:rFonts w:ascii="Times New Roman" w:hAnsi="Helvetica" w:eastAsia="Helvetica" w:cs="Helvetica"/>
+                <w:i w:val="false"/>
+                <w:b w:val="false"/>
+                <w:u w:val="none"/>
+                <w:strike w:val="false"/>
+                <w:sz w:val="20"/>
+                <w:szCs w:val="20"/>
+                <w:color w:val="000000"/>
+              </w:rPr>
+              <w:t xml:space="preserve">26</w:t>
             </w:r>
           </w:p>
         </w:tc>
@@ -3065,26 +3065,26 @@
               <w:rPr>
                 <w:rFonts w:ascii="Times New Roman" w:hAnsi="Helvetica" w:eastAsia="Helvetica" w:cs="Helvetica"/>
                 <w:i w:val="false"/>
-                <w:b w:val="true"/>
-                <w:u w:val="none"/>
-                <w:strike w:val="false"/>
-                <w:sz w:val="20"/>
-                <w:szCs w:val="20"/>
-                <w:color w:val="000000"/>
-              </w:rPr>
-            </w:pPr>
-            <w:r>
-              <w:rPr>
-                <w:rFonts w:ascii="Times New Roman" w:hAnsi="Helvetica" w:eastAsia="Helvetica" w:cs="Helvetica"/>
-                <w:i w:val="false"/>
-                <w:b w:val="true"/>
-                <w:u w:val="none"/>
-                <w:strike w:val="false"/>
-                <w:sz w:val="20"/>
-                <w:szCs w:val="20"/>
-                <w:color w:val="000000"/>
-              </w:rPr>
-              <w:t xml:space="preserve">4</w:t>
+                <w:b w:val="false"/>
+                <w:u w:val="none"/>
+                <w:strike w:val="false"/>
+                <w:sz w:val="20"/>
+                <w:szCs w:val="20"/>
+                <w:color w:val="000000"/>
+              </w:rPr>
+            </w:pPr>
+            <w:r>
+              <w:rPr>
+                <w:rFonts w:ascii="Times New Roman" w:hAnsi="Helvetica" w:eastAsia="Helvetica" w:cs="Helvetica"/>
+                <w:i w:val="false"/>
+                <w:b w:val="false"/>
+                <w:u w:val="none"/>
+                <w:strike w:val="false"/>
+                <w:sz w:val="20"/>
+                <w:szCs w:val="20"/>
+                <w:color w:val="000000"/>
+              </w:rPr>
+              <w:t xml:space="preserve">5</w:t>
             </w:r>
           </w:p>
         </w:tc>
@@ -3121,26 +3121,26 @@
               <w:rPr>
                 <w:rFonts w:ascii="Times New Roman" w:hAnsi="Helvetica" w:eastAsia="Helvetica" w:cs="Helvetica"/>
                 <w:i w:val="false"/>
-                <w:b w:val="true"/>
-                <w:u w:val="none"/>
-                <w:strike w:val="false"/>
-                <w:sz w:val="20"/>
-                <w:szCs w:val="20"/>
-                <w:color w:val="000000"/>
-              </w:rPr>
-            </w:pPr>
-            <w:r>
-              <w:rPr>
-                <w:rFonts w:ascii="Times New Roman" w:hAnsi="Helvetica" w:eastAsia="Helvetica" w:cs="Helvetica"/>
-                <w:i w:val="false"/>
-                <w:b w:val="true"/>
-                <w:u w:val="none"/>
-                <w:strike w:val="false"/>
-                <w:sz w:val="20"/>
-                <w:szCs w:val="20"/>
-                <w:color w:val="000000"/>
-              </w:rPr>
-              <w:t xml:space="preserve">0.60 (0.00, 1.20)</w:t>
+                <w:b w:val="false"/>
+                <w:u w:val="none"/>
+                <w:strike w:val="false"/>
+                <w:sz w:val="20"/>
+                <w:szCs w:val="20"/>
+                <w:color w:val="000000"/>
+              </w:rPr>
+            </w:pPr>
+            <w:r>
+              <w:rPr>
+                <w:rFonts w:ascii="Times New Roman" w:hAnsi="Helvetica" w:eastAsia="Helvetica" w:cs="Helvetica"/>
+                <w:i w:val="false"/>
+                <w:b w:val="false"/>
+                <w:u w:val="none"/>
+                <w:strike w:val="false"/>
+                <w:sz w:val="20"/>
+                <w:szCs w:val="20"/>
+                <w:color w:val="000000"/>
+              </w:rPr>
+              <w:t xml:space="preserve">0.28 (-0.08, 0.64)</w:t>
             </w:r>
           </w:p>
         </w:tc>
@@ -3177,26 +3177,26 @@
               <w:rPr>
                 <w:rFonts w:ascii="Times New Roman" w:hAnsi="Helvetica" w:eastAsia="Helvetica" w:cs="Helvetica"/>
                 <w:i w:val="false"/>
-                <w:b w:val="true"/>
-                <w:u w:val="none"/>
-                <w:strike w:val="false"/>
-                <w:sz w:val="20"/>
-                <w:szCs w:val="20"/>
-                <w:color w:val="000000"/>
-              </w:rPr>
-            </w:pPr>
-            <w:r>
-              <w:rPr>
-                <w:rFonts w:ascii="Times New Roman" w:hAnsi="Helvetica" w:eastAsia="Helvetica" w:cs="Helvetica"/>
-                <w:i w:val="false"/>
-                <w:b w:val="true"/>
-                <w:u w:val="none"/>
-                <w:strike w:val="false"/>
-                <w:sz w:val="20"/>
-                <w:szCs w:val="20"/>
-                <w:color w:val="000000"/>
-              </w:rPr>
-              <w:t xml:space="preserve">0.975</w:t>
+                <w:b w:val="false"/>
+                <w:u w:val="none"/>
+                <w:strike w:val="false"/>
+                <w:sz w:val="20"/>
+                <w:szCs w:val="20"/>
+                <w:color w:val="000000"/>
+              </w:rPr>
+            </w:pPr>
+            <w:r>
+              <w:rPr>
+                <w:rFonts w:ascii="Times New Roman" w:hAnsi="Helvetica" w:eastAsia="Helvetica" w:cs="Helvetica"/>
+                <w:i w:val="false"/>
+                <w:b w:val="false"/>
+                <w:u w:val="none"/>
+                <w:strike w:val="false"/>
+                <w:sz w:val="20"/>
+                <w:szCs w:val="20"/>
+                <w:color w:val="000000"/>
+              </w:rPr>
+              <w:t xml:space="preserve">0.935</w:t>
             </w:r>
           </w:p>
         </w:tc>
@@ -3314,175 +3314,175 @@
                 <w:szCs w:val="20"/>
                 <w:color w:val="000000"/>
               </w:rPr>
-              <w:t xml:space="preserve">72</w:t>
-            </w:r>
-          </w:p>
-        </w:tc>
-        <w:tc>
-          <w:tcPr>
-            <w:tcBorders>
-              <w:bottom w:val="none" w:sz="0" w:space="0" w:color="000000"/>
-              <w:top w:val="none" w:sz="0" w:space="0" w:color="000000"/>
-              <w:left w:val="none" w:sz="0" w:space="0" w:color="000000"/>
-              <w:right w:val="none" w:sz="0" w:space="0" w:color="000000"/>
-            </w:tcBorders>
-            <w:shd w:val="clear" w:color="auto" w:fill="FFFFFF"/>
-            <w:tcMar>
-              <w:top w:w="0" w:type="dxa"/>
-              <w:bottom w:w="0" w:type="dxa"/>
-              <w:left w:w="0" w:type="dxa"/>
-              <w:right w:w="0" w:type="dxa"/>
-            </w:tcMar>
-            <w:vAlign w:val="center"/>
-          </w:tcPr>
-          <w:p>
-            <w:pPr>
-              <w:pStyle w:val="Normal"/>
-              <w:jc w:val="center"/>
-              <w:keepNext/>
-              <w:pBdr>
-                <w:bottom w:val="none" w:sz="0" w:space="0" w:color="000000"/>
-                <w:top w:val="none" w:sz="0" w:space="0" w:color="000000"/>
-                <w:left w:val="none" w:sz="0" w:space="0" w:color="000000"/>
-                <w:right w:val="none" w:sz="0" w:space="0" w:color="000000"/>
-              </w:pBdr>
-              <w:spacing w:after="40" w:before="40" w:line="240"/>
-              <w:ind w:left="100" w:right="100" w:firstLine="0" w:firstLineChars="0"/>
-              <w:rPr>
-                <w:rFonts w:ascii="Times New Roman" w:hAnsi="Helvetica" w:eastAsia="Helvetica" w:cs="Helvetica"/>
-                <w:i w:val="false"/>
-                <w:b w:val="false"/>
-                <w:u w:val="none"/>
-                <w:strike w:val="false"/>
-                <w:sz w:val="20"/>
-                <w:szCs w:val="20"/>
-                <w:color w:val="000000"/>
-              </w:rPr>
-            </w:pPr>
-            <w:r>
-              <w:rPr>
-                <w:rFonts w:ascii="Times New Roman" w:hAnsi="Helvetica" w:eastAsia="Helvetica" w:cs="Helvetica"/>
-                <w:i w:val="false"/>
-                <w:b w:val="false"/>
-                <w:u w:val="none"/>
-                <w:strike w:val="false"/>
-                <w:sz w:val="20"/>
-                <w:szCs w:val="20"/>
-                <w:color w:val="000000"/>
-              </w:rPr>
-              <w:t xml:space="preserve">9</w:t>
-            </w:r>
-          </w:p>
-        </w:tc>
-        <w:tc>
-          <w:tcPr>
-            <w:tcBorders>
-              <w:bottom w:val="none" w:sz="0" w:space="0" w:color="000000"/>
-              <w:top w:val="none" w:sz="0" w:space="0" w:color="000000"/>
-              <w:left w:val="none" w:sz="0" w:space="0" w:color="000000"/>
-              <w:right w:val="none" w:sz="0" w:space="0" w:color="000000"/>
-            </w:tcBorders>
-            <w:shd w:val="clear" w:color="auto" w:fill="FFFFFF"/>
-            <w:tcMar>
-              <w:top w:w="0" w:type="dxa"/>
-              <w:bottom w:w="0" w:type="dxa"/>
-              <w:left w:w="0" w:type="dxa"/>
-              <w:right w:w="0" w:type="dxa"/>
-            </w:tcMar>
-            <w:vAlign w:val="center"/>
-          </w:tcPr>
-          <w:p>
-            <w:pPr>
-              <w:pStyle w:val="Normal"/>
-              <w:jc w:val="center"/>
-              <w:keepNext/>
-              <w:pBdr>
-                <w:bottom w:val="none" w:sz="0" w:space="0" w:color="000000"/>
-                <w:top w:val="none" w:sz="0" w:space="0" w:color="000000"/>
-                <w:left w:val="none" w:sz="0" w:space="0" w:color="000000"/>
-                <w:right w:val="none" w:sz="0" w:space="0" w:color="000000"/>
-              </w:pBdr>
-              <w:spacing w:after="40" w:before="40" w:line="240"/>
-              <w:ind w:left="100" w:right="100" w:firstLine="0" w:firstLineChars="0"/>
-              <w:rPr>
-                <w:rFonts w:ascii="Times New Roman" w:hAnsi="Helvetica" w:eastAsia="Helvetica" w:cs="Helvetica"/>
-                <w:i w:val="false"/>
-                <w:b w:val="false"/>
-                <w:u w:val="none"/>
-                <w:strike w:val="false"/>
-                <w:sz w:val="20"/>
-                <w:szCs w:val="20"/>
-                <w:color w:val="000000"/>
-              </w:rPr>
-            </w:pPr>
-            <w:r>
-              <w:rPr>
-                <w:rFonts w:ascii="Times New Roman" w:hAnsi="Helvetica" w:eastAsia="Helvetica" w:cs="Helvetica"/>
-                <w:i w:val="false"/>
-                <w:b w:val="false"/>
-                <w:u w:val="none"/>
-                <w:strike w:val="false"/>
-                <w:sz w:val="20"/>
-                <w:szCs w:val="20"/>
-                <w:color w:val="000000"/>
-              </w:rPr>
-              <w:t xml:space="preserve">0.36 (-0.01, 0.73)</w:t>
-            </w:r>
-          </w:p>
-        </w:tc>
-        <w:tc>
-          <w:tcPr>
-            <w:tcBorders>
-              <w:bottom w:val="none" w:sz="0" w:space="0" w:color="000000"/>
-              <w:top w:val="none" w:sz="0" w:space="0" w:color="000000"/>
-              <w:left w:val="none" w:sz="0" w:space="0" w:color="000000"/>
-              <w:right w:val="none" w:sz="0" w:space="0" w:color="000000"/>
-            </w:tcBorders>
-            <w:shd w:val="clear" w:color="auto" w:fill="FFFFFF"/>
-            <w:tcMar>
-              <w:top w:w="0" w:type="dxa"/>
-              <w:bottom w:w="0" w:type="dxa"/>
-              <w:left w:w="0" w:type="dxa"/>
-              <w:right w:w="0" w:type="dxa"/>
-            </w:tcMar>
-            <w:vAlign w:val="center"/>
-          </w:tcPr>
-          <w:p>
-            <w:pPr>
-              <w:pStyle w:val="Normal"/>
-              <w:jc w:val="center"/>
-              <w:keepNext/>
-              <w:pBdr>
-                <w:bottom w:val="none" w:sz="0" w:space="0" w:color="000000"/>
-                <w:top w:val="none" w:sz="0" w:space="0" w:color="000000"/>
-                <w:left w:val="none" w:sz="0" w:space="0" w:color="000000"/>
-                <w:right w:val="none" w:sz="0" w:space="0" w:color="000000"/>
-              </w:pBdr>
-              <w:spacing w:after="40" w:before="40" w:line="240"/>
-              <w:ind w:left="100" w:right="100" w:firstLine="0" w:firstLineChars="0"/>
-              <w:rPr>
-                <w:rFonts w:ascii="Times New Roman" w:hAnsi="Helvetica" w:eastAsia="Helvetica" w:cs="Helvetica"/>
-                <w:i w:val="false"/>
-                <w:b w:val="false"/>
-                <w:u w:val="none"/>
-                <w:strike w:val="false"/>
-                <w:sz w:val="20"/>
-                <w:szCs w:val="20"/>
-                <w:color w:val="000000"/>
-              </w:rPr>
-            </w:pPr>
-            <w:r>
-              <w:rPr>
-                <w:rFonts w:ascii="Times New Roman" w:hAnsi="Helvetica" w:eastAsia="Helvetica" w:cs="Helvetica"/>
-                <w:i w:val="false"/>
-                <w:b w:val="false"/>
-                <w:u w:val="none"/>
-                <w:strike w:val="false"/>
-                <w:sz w:val="20"/>
-                <w:szCs w:val="20"/>
-                <w:color w:val="000000"/>
-              </w:rPr>
-              <w:t xml:space="preserve">0.971</w:t>
+              <w:t xml:space="preserve">71</w:t>
+            </w:r>
+          </w:p>
+        </w:tc>
+        <w:tc>
+          <w:tcPr>
+            <w:tcBorders>
+              <w:bottom w:val="none" w:sz="0" w:space="0" w:color="000000"/>
+              <w:top w:val="none" w:sz="0" w:space="0" w:color="000000"/>
+              <w:left w:val="none" w:sz="0" w:space="0" w:color="000000"/>
+              <w:right w:val="none" w:sz="0" w:space="0" w:color="000000"/>
+            </w:tcBorders>
+            <w:shd w:val="clear" w:color="auto" w:fill="FFFFFF"/>
+            <w:tcMar>
+              <w:top w:w="0" w:type="dxa"/>
+              <w:bottom w:w="0" w:type="dxa"/>
+              <w:left w:w="0" w:type="dxa"/>
+              <w:right w:w="0" w:type="dxa"/>
+            </w:tcMar>
+            <w:vAlign w:val="center"/>
+          </w:tcPr>
+          <w:p>
+            <w:pPr>
+              <w:pStyle w:val="Normal"/>
+              <w:jc w:val="center"/>
+              <w:keepNext/>
+              <w:pBdr>
+                <w:bottom w:val="none" w:sz="0" w:space="0" w:color="000000"/>
+                <w:top w:val="none" w:sz="0" w:space="0" w:color="000000"/>
+                <w:left w:val="none" w:sz="0" w:space="0" w:color="000000"/>
+                <w:right w:val="none" w:sz="0" w:space="0" w:color="000000"/>
+              </w:pBdr>
+              <w:spacing w:after="40" w:before="40" w:line="240"/>
+              <w:ind w:left="100" w:right="100" w:firstLine="0" w:firstLineChars="0"/>
+              <w:rPr>
+                <w:rFonts w:ascii="Times New Roman" w:hAnsi="Helvetica" w:eastAsia="Helvetica" w:cs="Helvetica"/>
+                <w:i w:val="false"/>
+                <w:b w:val="false"/>
+                <w:u w:val="none"/>
+                <w:strike w:val="false"/>
+                <w:sz w:val="20"/>
+                <w:szCs w:val="20"/>
+                <w:color w:val="000000"/>
+              </w:rPr>
+            </w:pPr>
+            <w:r>
+              <w:rPr>
+                <w:rFonts w:ascii="Times New Roman" w:hAnsi="Helvetica" w:eastAsia="Helvetica" w:cs="Helvetica"/>
+                <w:i w:val="false"/>
+                <w:b w:val="false"/>
+                <w:u w:val="none"/>
+                <w:strike w:val="false"/>
+                <w:sz w:val="20"/>
+                <w:szCs w:val="20"/>
+                <w:color w:val="000000"/>
+              </w:rPr>
+              <w:t xml:space="preserve">8</w:t>
+            </w:r>
+          </w:p>
+        </w:tc>
+        <w:tc>
+          <w:tcPr>
+            <w:tcBorders>
+              <w:bottom w:val="none" w:sz="0" w:space="0" w:color="000000"/>
+              <w:top w:val="none" w:sz="0" w:space="0" w:color="000000"/>
+              <w:left w:val="none" w:sz="0" w:space="0" w:color="000000"/>
+              <w:right w:val="none" w:sz="0" w:space="0" w:color="000000"/>
+            </w:tcBorders>
+            <w:shd w:val="clear" w:color="auto" w:fill="FFFFFF"/>
+            <w:tcMar>
+              <w:top w:w="0" w:type="dxa"/>
+              <w:bottom w:w="0" w:type="dxa"/>
+              <w:left w:w="0" w:type="dxa"/>
+              <w:right w:w="0" w:type="dxa"/>
+            </w:tcMar>
+            <w:vAlign w:val="center"/>
+          </w:tcPr>
+          <w:p>
+            <w:pPr>
+              <w:pStyle w:val="Normal"/>
+              <w:jc w:val="center"/>
+              <w:keepNext/>
+              <w:pBdr>
+                <w:bottom w:val="none" w:sz="0" w:space="0" w:color="000000"/>
+                <w:top w:val="none" w:sz="0" w:space="0" w:color="000000"/>
+                <w:left w:val="none" w:sz="0" w:space="0" w:color="000000"/>
+                <w:right w:val="none" w:sz="0" w:space="0" w:color="000000"/>
+              </w:pBdr>
+              <w:spacing w:after="40" w:before="40" w:line="240"/>
+              <w:ind w:left="100" w:right="100" w:firstLine="0" w:firstLineChars="0"/>
+              <w:rPr>
+                <w:rFonts w:ascii="Times New Roman" w:hAnsi="Helvetica" w:eastAsia="Helvetica" w:cs="Helvetica"/>
+                <w:i w:val="false"/>
+                <w:b w:val="false"/>
+                <w:u w:val="none"/>
+                <w:strike w:val="false"/>
+                <w:sz w:val="20"/>
+                <w:szCs w:val="20"/>
+                <w:color w:val="000000"/>
+              </w:rPr>
+            </w:pPr>
+            <w:r>
+              <w:rPr>
+                <w:rFonts w:ascii="Times New Roman" w:hAnsi="Helvetica" w:eastAsia="Helvetica" w:cs="Helvetica"/>
+                <w:i w:val="false"/>
+                <w:b w:val="false"/>
+                <w:u w:val="none"/>
+                <w:strike w:val="false"/>
+                <w:sz w:val="20"/>
+                <w:szCs w:val="20"/>
+                <w:color w:val="000000"/>
+              </w:rPr>
+              <w:t xml:space="preserve">0.24 (-0.11, 0.60)</w:t>
+            </w:r>
+          </w:p>
+        </w:tc>
+        <w:tc>
+          <w:tcPr>
+            <w:tcBorders>
+              <w:bottom w:val="none" w:sz="0" w:space="0" w:color="000000"/>
+              <w:top w:val="none" w:sz="0" w:space="0" w:color="000000"/>
+              <w:left w:val="none" w:sz="0" w:space="0" w:color="000000"/>
+              <w:right w:val="none" w:sz="0" w:space="0" w:color="000000"/>
+            </w:tcBorders>
+            <w:shd w:val="clear" w:color="auto" w:fill="FFFFFF"/>
+            <w:tcMar>
+              <w:top w:w="0" w:type="dxa"/>
+              <w:bottom w:w="0" w:type="dxa"/>
+              <w:left w:w="0" w:type="dxa"/>
+              <w:right w:w="0" w:type="dxa"/>
+            </w:tcMar>
+            <w:vAlign w:val="center"/>
+          </w:tcPr>
+          <w:p>
+            <w:pPr>
+              <w:pStyle w:val="Normal"/>
+              <w:jc w:val="center"/>
+              <w:keepNext/>
+              <w:pBdr>
+                <w:bottom w:val="none" w:sz="0" w:space="0" w:color="000000"/>
+                <w:top w:val="none" w:sz="0" w:space="0" w:color="000000"/>
+                <w:left w:val="none" w:sz="0" w:space="0" w:color="000000"/>
+                <w:right w:val="none" w:sz="0" w:space="0" w:color="000000"/>
+              </w:pBdr>
+              <w:spacing w:after="40" w:before="40" w:line="240"/>
+              <w:ind w:left="100" w:right="100" w:firstLine="0" w:firstLineChars="0"/>
+              <w:rPr>
+                <w:rFonts w:ascii="Times New Roman" w:hAnsi="Helvetica" w:eastAsia="Helvetica" w:cs="Helvetica"/>
+                <w:i w:val="false"/>
+                <w:b w:val="false"/>
+                <w:u w:val="none"/>
+                <w:strike w:val="false"/>
+                <w:sz w:val="20"/>
+                <w:szCs w:val="20"/>
+                <w:color w:val="000000"/>
+              </w:rPr>
+            </w:pPr>
+            <w:r>
+              <w:rPr>
+                <w:rFonts w:ascii="Times New Roman" w:hAnsi="Helvetica" w:eastAsia="Helvetica" w:cs="Helvetica"/>
+                <w:i w:val="false"/>
+                <w:b w:val="false"/>
+                <w:u w:val="none"/>
+                <w:strike w:val="false"/>
+                <w:sz w:val="20"/>
+                <w:szCs w:val="20"/>
+                <w:color w:val="000000"/>
+              </w:rPr>
+              <w:t xml:space="preserve">0.912</w:t>
             </w:r>
           </w:p>
         </w:tc>
@@ -3544,231 +3544,231 @@
                 <w:szCs w:val="20"/>
                 <w:color w:val="000000"/>
               </w:rPr>
-              <w:t xml:space="preserve">Reduce Grazing Intensity</w:t>
-            </w:r>
-          </w:p>
-        </w:tc>
-        <w:tc>
-          <w:tcPr>
-            <w:tcBorders>
-              <w:bottom w:val="none" w:sz="0" w:space="0" w:color="000000"/>
-              <w:top w:val="none" w:sz="0" w:space="0" w:color="000000"/>
-              <w:left w:val="none" w:sz="0" w:space="0" w:color="000000"/>
-              <w:right w:val="none" w:sz="0" w:space="0" w:color="000000"/>
-            </w:tcBorders>
-            <w:shd w:val="clear" w:color="auto" w:fill="FFFFFF"/>
-            <w:tcMar>
-              <w:top w:w="0" w:type="dxa"/>
-              <w:bottom w:w="0" w:type="dxa"/>
-              <w:left w:w="0" w:type="dxa"/>
-              <w:right w:w="0" w:type="dxa"/>
-            </w:tcMar>
-            <w:vAlign w:val="center"/>
-          </w:tcPr>
-          <w:p>
-            <w:pPr>
-              <w:pStyle w:val="Normal"/>
-              <w:jc w:val="center"/>
-              <w:keepNext/>
-              <w:pBdr>
-                <w:bottom w:val="none" w:sz="0" w:space="0" w:color="000000"/>
-                <w:top w:val="none" w:sz="0" w:space="0" w:color="000000"/>
-                <w:left w:val="none" w:sz="0" w:space="0" w:color="000000"/>
-                <w:right w:val="none" w:sz="0" w:space="0" w:color="000000"/>
-              </w:pBdr>
-              <w:spacing w:after="40" w:before="40" w:line="240"/>
-              <w:ind w:left="100" w:right="100" w:firstLine="0" w:firstLineChars="0"/>
-              <w:rPr>
-                <w:rFonts w:ascii="Times New Roman" w:hAnsi="Helvetica" w:eastAsia="Helvetica" w:cs="Helvetica"/>
-                <w:i w:val="false"/>
-                <w:b w:val="false"/>
-                <w:u w:val="none"/>
-                <w:strike w:val="false"/>
-                <w:sz w:val="20"/>
-                <w:szCs w:val="20"/>
-                <w:color w:val="000000"/>
-              </w:rPr>
-            </w:pPr>
-            <w:r>
-              <w:rPr>
-                <w:rFonts w:ascii="Times New Roman" w:hAnsi="Helvetica" w:eastAsia="Helvetica" w:cs="Helvetica"/>
-                <w:i w:val="false"/>
-                <w:b w:val="false"/>
-                <w:u w:val="none"/>
-                <w:strike w:val="false"/>
-                <w:sz w:val="20"/>
-                <w:szCs w:val="20"/>
-                <w:color w:val="000000"/>
-              </w:rPr>
-              <w:t xml:space="preserve">26</w:t>
-            </w:r>
-          </w:p>
-        </w:tc>
-        <w:tc>
-          <w:tcPr>
-            <w:tcBorders>
-              <w:bottom w:val="none" w:sz="0" w:space="0" w:color="000000"/>
-              <w:top w:val="none" w:sz="0" w:space="0" w:color="000000"/>
-              <w:left w:val="none" w:sz="0" w:space="0" w:color="000000"/>
-              <w:right w:val="none" w:sz="0" w:space="0" w:color="000000"/>
-            </w:tcBorders>
-            <w:shd w:val="clear" w:color="auto" w:fill="FFFFFF"/>
-            <w:tcMar>
-              <w:top w:w="0" w:type="dxa"/>
-              <w:bottom w:w="0" w:type="dxa"/>
-              <w:left w:w="0" w:type="dxa"/>
-              <w:right w:w="0" w:type="dxa"/>
-            </w:tcMar>
-            <w:vAlign w:val="center"/>
-          </w:tcPr>
-          <w:p>
-            <w:pPr>
-              <w:pStyle w:val="Normal"/>
-              <w:jc w:val="center"/>
-              <w:keepNext/>
-              <w:pBdr>
-                <w:bottom w:val="none" w:sz="0" w:space="0" w:color="000000"/>
-                <w:top w:val="none" w:sz="0" w:space="0" w:color="000000"/>
-                <w:left w:val="none" w:sz="0" w:space="0" w:color="000000"/>
-                <w:right w:val="none" w:sz="0" w:space="0" w:color="000000"/>
-              </w:pBdr>
-              <w:spacing w:after="40" w:before="40" w:line="240"/>
-              <w:ind w:left="100" w:right="100" w:firstLine="0" w:firstLineChars="0"/>
-              <w:rPr>
-                <w:rFonts w:ascii="Times New Roman" w:hAnsi="Helvetica" w:eastAsia="Helvetica" w:cs="Helvetica"/>
-                <w:i w:val="false"/>
-                <w:b w:val="false"/>
-                <w:u w:val="none"/>
-                <w:strike w:val="false"/>
-                <w:sz w:val="20"/>
-                <w:szCs w:val="20"/>
-                <w:color w:val="000000"/>
-              </w:rPr>
-            </w:pPr>
-            <w:r>
-              <w:rPr>
-                <w:rFonts w:ascii="Times New Roman" w:hAnsi="Helvetica" w:eastAsia="Helvetica" w:cs="Helvetica"/>
-                <w:i w:val="false"/>
-                <w:b w:val="false"/>
-                <w:u w:val="none"/>
-                <w:strike w:val="false"/>
-                <w:sz w:val="20"/>
-                <w:szCs w:val="20"/>
-                <w:color w:val="000000"/>
-              </w:rPr>
-              <w:t xml:space="preserve">5</w:t>
-            </w:r>
-          </w:p>
-        </w:tc>
-        <w:tc>
-          <w:tcPr>
-            <w:tcBorders>
-              <w:bottom w:val="none" w:sz="0" w:space="0" w:color="000000"/>
-              <w:top w:val="none" w:sz="0" w:space="0" w:color="000000"/>
-              <w:left w:val="none" w:sz="0" w:space="0" w:color="000000"/>
-              <w:right w:val="none" w:sz="0" w:space="0" w:color="000000"/>
-            </w:tcBorders>
-            <w:shd w:val="clear" w:color="auto" w:fill="FFFFFF"/>
-            <w:tcMar>
-              <w:top w:w="0" w:type="dxa"/>
-              <w:bottom w:w="0" w:type="dxa"/>
-              <w:left w:w="0" w:type="dxa"/>
-              <w:right w:w="0" w:type="dxa"/>
-            </w:tcMar>
-            <w:vAlign w:val="center"/>
-          </w:tcPr>
-          <w:p>
-            <w:pPr>
-              <w:pStyle w:val="Normal"/>
-              <w:jc w:val="center"/>
-              <w:keepNext/>
-              <w:pBdr>
-                <w:bottom w:val="none" w:sz="0" w:space="0" w:color="000000"/>
-                <w:top w:val="none" w:sz="0" w:space="0" w:color="000000"/>
-                <w:left w:val="none" w:sz="0" w:space="0" w:color="000000"/>
-                <w:right w:val="none" w:sz="0" w:space="0" w:color="000000"/>
-              </w:pBdr>
-              <w:spacing w:after="40" w:before="40" w:line="240"/>
-              <w:ind w:left="100" w:right="100" w:firstLine="0" w:firstLineChars="0"/>
-              <w:rPr>
-                <w:rFonts w:ascii="Times New Roman" w:hAnsi="Helvetica" w:eastAsia="Helvetica" w:cs="Helvetica"/>
-                <w:i w:val="false"/>
-                <w:b w:val="false"/>
-                <w:u w:val="none"/>
-                <w:strike w:val="false"/>
-                <w:sz w:val="20"/>
-                <w:szCs w:val="20"/>
-                <w:color w:val="000000"/>
-              </w:rPr>
-            </w:pPr>
-            <w:r>
-              <w:rPr>
-                <w:rFonts w:ascii="Times New Roman" w:hAnsi="Helvetica" w:eastAsia="Helvetica" w:cs="Helvetica"/>
-                <w:i w:val="false"/>
-                <w:b w:val="false"/>
-                <w:u w:val="none"/>
-                <w:strike w:val="false"/>
-                <w:sz w:val="20"/>
-                <w:szCs w:val="20"/>
-                <w:color w:val="000000"/>
-              </w:rPr>
-              <w:t xml:space="preserve">0.32 (-0.05, 0.68)</w:t>
-            </w:r>
-          </w:p>
-        </w:tc>
-        <w:tc>
-          <w:tcPr>
-            <w:tcBorders>
-              <w:bottom w:val="none" w:sz="0" w:space="0" w:color="000000"/>
-              <w:top w:val="none" w:sz="0" w:space="0" w:color="000000"/>
-              <w:left w:val="none" w:sz="0" w:space="0" w:color="000000"/>
-              <w:right w:val="none" w:sz="0" w:space="0" w:color="000000"/>
-            </w:tcBorders>
-            <w:shd w:val="clear" w:color="auto" w:fill="FFFFFF"/>
-            <w:tcMar>
-              <w:top w:w="0" w:type="dxa"/>
-              <w:bottom w:w="0" w:type="dxa"/>
-              <w:left w:w="0" w:type="dxa"/>
-              <w:right w:w="0" w:type="dxa"/>
-            </w:tcMar>
-            <w:vAlign w:val="center"/>
-          </w:tcPr>
-          <w:p>
-            <w:pPr>
-              <w:pStyle w:val="Normal"/>
-              <w:jc w:val="center"/>
-              <w:keepNext/>
-              <w:pBdr>
-                <w:bottom w:val="none" w:sz="0" w:space="0" w:color="000000"/>
-                <w:top w:val="none" w:sz="0" w:space="0" w:color="000000"/>
-                <w:left w:val="none" w:sz="0" w:space="0" w:color="000000"/>
-                <w:right w:val="none" w:sz="0" w:space="0" w:color="000000"/>
-              </w:pBdr>
-              <w:spacing w:after="40" w:before="40" w:line="240"/>
-              <w:ind w:left="100" w:right="100" w:firstLine="0" w:firstLineChars="0"/>
-              <w:rPr>
-                <w:rFonts w:ascii="Times New Roman" w:hAnsi="Helvetica" w:eastAsia="Helvetica" w:cs="Helvetica"/>
-                <w:i w:val="false"/>
-                <w:b w:val="false"/>
-                <w:u w:val="none"/>
-                <w:strike w:val="false"/>
-                <w:sz w:val="20"/>
-                <w:szCs w:val="20"/>
-                <w:color w:val="000000"/>
-              </w:rPr>
-            </w:pPr>
-            <w:r>
-              <w:rPr>
-                <w:rFonts w:ascii="Times New Roman" w:hAnsi="Helvetica" w:eastAsia="Helvetica" w:cs="Helvetica"/>
-                <w:i w:val="false"/>
-                <w:b w:val="false"/>
-                <w:u w:val="none"/>
-                <w:strike w:val="false"/>
-                <w:sz w:val="20"/>
-                <w:szCs w:val="20"/>
-                <w:color w:val="000000"/>
-              </w:rPr>
-              <w:t xml:space="preserve">0.957</w:t>
+              <w:t xml:space="preserve">Plant Native Grasses and Forbs</w:t>
+            </w:r>
+          </w:p>
+        </w:tc>
+        <w:tc>
+          <w:tcPr>
+            <w:tcBorders>
+              <w:bottom w:val="none" w:sz="0" w:space="0" w:color="000000"/>
+              <w:top w:val="none" w:sz="0" w:space="0" w:color="000000"/>
+              <w:left w:val="none" w:sz="0" w:space="0" w:color="000000"/>
+              <w:right w:val="none" w:sz="0" w:space="0" w:color="000000"/>
+            </w:tcBorders>
+            <w:shd w:val="clear" w:color="auto" w:fill="FFFFFF"/>
+            <w:tcMar>
+              <w:top w:w="0" w:type="dxa"/>
+              <w:bottom w:w="0" w:type="dxa"/>
+              <w:left w:w="0" w:type="dxa"/>
+              <w:right w:w="0" w:type="dxa"/>
+            </w:tcMar>
+            <w:vAlign w:val="center"/>
+          </w:tcPr>
+          <w:p>
+            <w:pPr>
+              <w:pStyle w:val="Normal"/>
+              <w:jc w:val="center"/>
+              <w:keepNext/>
+              <w:pBdr>
+                <w:bottom w:val="none" w:sz="0" w:space="0" w:color="000000"/>
+                <w:top w:val="none" w:sz="0" w:space="0" w:color="000000"/>
+                <w:left w:val="none" w:sz="0" w:space="0" w:color="000000"/>
+                <w:right w:val="none" w:sz="0" w:space="0" w:color="000000"/>
+              </w:pBdr>
+              <w:spacing w:after="40" w:before="40" w:line="240"/>
+              <w:ind w:left="100" w:right="100" w:firstLine="0" w:firstLineChars="0"/>
+              <w:rPr>
+                <w:rFonts w:ascii="Times New Roman" w:hAnsi="Helvetica" w:eastAsia="Helvetica" w:cs="Helvetica"/>
+                <w:i w:val="false"/>
+                <w:b w:val="false"/>
+                <w:u w:val="none"/>
+                <w:strike w:val="false"/>
+                <w:sz w:val="20"/>
+                <w:szCs w:val="20"/>
+                <w:color w:val="000000"/>
+              </w:rPr>
+            </w:pPr>
+            <w:r>
+              <w:rPr>
+                <w:rFonts w:ascii="Times New Roman" w:hAnsi="Helvetica" w:eastAsia="Helvetica" w:cs="Helvetica"/>
+                <w:i w:val="false"/>
+                <w:b w:val="false"/>
+                <w:u w:val="none"/>
+                <w:strike w:val="false"/>
+                <w:sz w:val="20"/>
+                <w:szCs w:val="20"/>
+                <w:color w:val="000000"/>
+              </w:rPr>
+              <w:t xml:space="preserve">133</w:t>
+            </w:r>
+          </w:p>
+        </w:tc>
+        <w:tc>
+          <w:tcPr>
+            <w:tcBorders>
+              <w:bottom w:val="none" w:sz="0" w:space="0" w:color="000000"/>
+              <w:top w:val="none" w:sz="0" w:space="0" w:color="000000"/>
+              <w:left w:val="none" w:sz="0" w:space="0" w:color="000000"/>
+              <w:right w:val="none" w:sz="0" w:space="0" w:color="000000"/>
+            </w:tcBorders>
+            <w:shd w:val="clear" w:color="auto" w:fill="FFFFFF"/>
+            <w:tcMar>
+              <w:top w:w="0" w:type="dxa"/>
+              <w:bottom w:w="0" w:type="dxa"/>
+              <w:left w:w="0" w:type="dxa"/>
+              <w:right w:w="0" w:type="dxa"/>
+            </w:tcMar>
+            <w:vAlign w:val="center"/>
+          </w:tcPr>
+          <w:p>
+            <w:pPr>
+              <w:pStyle w:val="Normal"/>
+              <w:jc w:val="center"/>
+              <w:keepNext/>
+              <w:pBdr>
+                <w:bottom w:val="none" w:sz="0" w:space="0" w:color="000000"/>
+                <w:top w:val="none" w:sz="0" w:space="0" w:color="000000"/>
+                <w:left w:val="none" w:sz="0" w:space="0" w:color="000000"/>
+                <w:right w:val="none" w:sz="0" w:space="0" w:color="000000"/>
+              </w:pBdr>
+              <w:spacing w:after="40" w:before="40" w:line="240"/>
+              <w:ind w:left="100" w:right="100" w:firstLine="0" w:firstLineChars="0"/>
+              <w:rPr>
+                <w:rFonts w:ascii="Times New Roman" w:hAnsi="Helvetica" w:eastAsia="Helvetica" w:cs="Helvetica"/>
+                <w:i w:val="false"/>
+                <w:b w:val="false"/>
+                <w:u w:val="none"/>
+                <w:strike w:val="false"/>
+                <w:sz w:val="20"/>
+                <w:szCs w:val="20"/>
+                <w:color w:val="000000"/>
+              </w:rPr>
+            </w:pPr>
+            <w:r>
+              <w:rPr>
+                <w:rFonts w:ascii="Times New Roman" w:hAnsi="Helvetica" w:eastAsia="Helvetica" w:cs="Helvetica"/>
+                <w:i w:val="false"/>
+                <w:b w:val="false"/>
+                <w:u w:val="none"/>
+                <w:strike w:val="false"/>
+                <w:sz w:val="20"/>
+                <w:szCs w:val="20"/>
+                <w:color w:val="000000"/>
+              </w:rPr>
+              <w:t xml:space="preserve">19</w:t>
+            </w:r>
+          </w:p>
+        </w:tc>
+        <w:tc>
+          <w:tcPr>
+            <w:tcBorders>
+              <w:bottom w:val="none" w:sz="0" w:space="0" w:color="000000"/>
+              <w:top w:val="none" w:sz="0" w:space="0" w:color="000000"/>
+              <w:left w:val="none" w:sz="0" w:space="0" w:color="000000"/>
+              <w:right w:val="none" w:sz="0" w:space="0" w:color="000000"/>
+            </w:tcBorders>
+            <w:shd w:val="clear" w:color="auto" w:fill="FFFFFF"/>
+            <w:tcMar>
+              <w:top w:w="0" w:type="dxa"/>
+              <w:bottom w:w="0" w:type="dxa"/>
+              <w:left w:w="0" w:type="dxa"/>
+              <w:right w:w="0" w:type="dxa"/>
+            </w:tcMar>
+            <w:vAlign w:val="center"/>
+          </w:tcPr>
+          <w:p>
+            <w:pPr>
+              <w:pStyle w:val="Normal"/>
+              <w:jc w:val="center"/>
+              <w:keepNext/>
+              <w:pBdr>
+                <w:bottom w:val="none" w:sz="0" w:space="0" w:color="000000"/>
+                <w:top w:val="none" w:sz="0" w:space="0" w:color="000000"/>
+                <w:left w:val="none" w:sz="0" w:space="0" w:color="000000"/>
+                <w:right w:val="none" w:sz="0" w:space="0" w:color="000000"/>
+              </w:pBdr>
+              <w:spacing w:after="40" w:before="40" w:line="240"/>
+              <w:ind w:left="100" w:right="100" w:firstLine="0" w:firstLineChars="0"/>
+              <w:rPr>
+                <w:rFonts w:ascii="Times New Roman" w:hAnsi="Helvetica" w:eastAsia="Helvetica" w:cs="Helvetica"/>
+                <w:i w:val="false"/>
+                <w:b w:val="false"/>
+                <w:u w:val="none"/>
+                <w:strike w:val="false"/>
+                <w:sz w:val="20"/>
+                <w:szCs w:val="20"/>
+                <w:color w:val="000000"/>
+              </w:rPr>
+            </w:pPr>
+            <w:r>
+              <w:rPr>
+                <w:rFonts w:ascii="Times New Roman" w:hAnsi="Helvetica" w:eastAsia="Helvetica" w:cs="Helvetica"/>
+                <w:i w:val="false"/>
+                <w:b w:val="false"/>
+                <w:u w:val="none"/>
+                <w:strike w:val="false"/>
+                <w:sz w:val="20"/>
+                <w:szCs w:val="20"/>
+                <w:color w:val="000000"/>
+              </w:rPr>
+              <w:t xml:space="preserve">0.20 (-0.01, 0.42)</w:t>
+            </w:r>
+          </w:p>
+        </w:tc>
+        <w:tc>
+          <w:tcPr>
+            <w:tcBorders>
+              <w:bottom w:val="none" w:sz="0" w:space="0" w:color="000000"/>
+              <w:top w:val="none" w:sz="0" w:space="0" w:color="000000"/>
+              <w:left w:val="none" w:sz="0" w:space="0" w:color="000000"/>
+              <w:right w:val="none" w:sz="0" w:space="0" w:color="000000"/>
+            </w:tcBorders>
+            <w:shd w:val="clear" w:color="auto" w:fill="FFFFFF"/>
+            <w:tcMar>
+              <w:top w:w="0" w:type="dxa"/>
+              <w:bottom w:w="0" w:type="dxa"/>
+              <w:left w:w="0" w:type="dxa"/>
+              <w:right w:w="0" w:type="dxa"/>
+            </w:tcMar>
+            <w:vAlign w:val="center"/>
+          </w:tcPr>
+          <w:p>
+            <w:pPr>
+              <w:pStyle w:val="Normal"/>
+              <w:jc w:val="center"/>
+              <w:keepNext/>
+              <w:pBdr>
+                <w:bottom w:val="none" w:sz="0" w:space="0" w:color="000000"/>
+                <w:top w:val="none" w:sz="0" w:space="0" w:color="000000"/>
+                <w:left w:val="none" w:sz="0" w:space="0" w:color="000000"/>
+                <w:right w:val="none" w:sz="0" w:space="0" w:color="000000"/>
+              </w:pBdr>
+              <w:spacing w:after="40" w:before="40" w:line="240"/>
+              <w:ind w:left="100" w:right="100" w:firstLine="0" w:firstLineChars="0"/>
+              <w:rPr>
+                <w:rFonts w:ascii="Times New Roman" w:hAnsi="Helvetica" w:eastAsia="Helvetica" w:cs="Helvetica"/>
+                <w:i w:val="false"/>
+                <w:b w:val="false"/>
+                <w:u w:val="none"/>
+                <w:strike w:val="false"/>
+                <w:sz w:val="20"/>
+                <w:szCs w:val="20"/>
+                <w:color w:val="000000"/>
+              </w:rPr>
+            </w:pPr>
+            <w:r>
+              <w:rPr>
+                <w:rFonts w:ascii="Times New Roman" w:hAnsi="Helvetica" w:eastAsia="Helvetica" w:cs="Helvetica"/>
+                <w:i w:val="false"/>
+                <w:b w:val="false"/>
+                <w:u w:val="none"/>
+                <w:strike w:val="false"/>
+                <w:sz w:val="20"/>
+                <w:szCs w:val="20"/>
+                <w:color w:val="000000"/>
+              </w:rPr>
+              <w:t xml:space="preserve">0.968</w:t>
             </w:r>
           </w:p>
         </w:tc>
@@ -3830,231 +3830,257 @@
                 <w:szCs w:val="20"/>
                 <w:color w:val="000000"/>
               </w:rPr>
-              <w:t xml:space="preserve">Manage Fields in Patches</w:t>
-            </w:r>
-          </w:p>
-        </w:tc>
-        <w:tc>
-          <w:tcPr>
-            <w:tcBorders>
-              <w:bottom w:val="none" w:sz="0" w:space="0" w:color="000000"/>
-              <w:top w:val="none" w:sz="0" w:space="0" w:color="000000"/>
-              <w:left w:val="none" w:sz="0" w:space="0" w:color="000000"/>
-              <w:right w:val="none" w:sz="0" w:space="0" w:color="000000"/>
-            </w:tcBorders>
-            <w:shd w:val="clear" w:color="auto" w:fill="FFFFFF"/>
-            <w:tcMar>
-              <w:top w:w="0" w:type="dxa"/>
-              <w:bottom w:w="0" w:type="dxa"/>
-              <w:left w:w="0" w:type="dxa"/>
-              <w:right w:w="0" w:type="dxa"/>
-            </w:tcMar>
-            <w:vAlign w:val="center"/>
-          </w:tcPr>
-          <w:p>
-            <w:pPr>
-              <w:pStyle w:val="Normal"/>
-              <w:jc w:val="center"/>
-              <w:keepNext/>
-              <w:pBdr>
-                <w:bottom w:val="none" w:sz="0" w:space="0" w:color="000000"/>
-                <w:top w:val="none" w:sz="0" w:space="0" w:color="000000"/>
-                <w:left w:val="none" w:sz="0" w:space="0" w:color="000000"/>
-                <w:right w:val="none" w:sz="0" w:space="0" w:color="000000"/>
-              </w:pBdr>
-              <w:spacing w:after="40" w:before="40" w:line="240"/>
-              <w:ind w:left="100" w:right="100" w:firstLine="0" w:firstLineChars="0"/>
-              <w:rPr>
-                <w:rFonts w:ascii="Times New Roman" w:hAnsi="Helvetica" w:eastAsia="Helvetica" w:cs="Helvetica"/>
-                <w:i w:val="false"/>
-                <w:b w:val="false"/>
-                <w:u w:val="none"/>
-                <w:strike w:val="false"/>
-                <w:sz w:val="20"/>
-                <w:szCs w:val="20"/>
-                <w:color w:val="000000"/>
-              </w:rPr>
-            </w:pPr>
-            <w:r>
-              <w:rPr>
-                <w:rFonts w:ascii="Times New Roman" w:hAnsi="Helvetica" w:eastAsia="Helvetica" w:cs="Helvetica"/>
-                <w:i w:val="false"/>
-                <w:b w:val="false"/>
-                <w:u w:val="none"/>
-                <w:strike w:val="false"/>
-                <w:sz w:val="20"/>
-                <w:szCs w:val="20"/>
-                <w:color w:val="000000"/>
-              </w:rPr>
-              <w:t xml:space="preserve">28</w:t>
-            </w:r>
-          </w:p>
-        </w:tc>
-        <w:tc>
-          <w:tcPr>
-            <w:tcBorders>
-              <w:bottom w:val="none" w:sz="0" w:space="0" w:color="000000"/>
-              <w:top w:val="none" w:sz="0" w:space="0" w:color="000000"/>
-              <w:left w:val="none" w:sz="0" w:space="0" w:color="000000"/>
-              <w:right w:val="none" w:sz="0" w:space="0" w:color="000000"/>
-            </w:tcBorders>
-            <w:shd w:val="clear" w:color="auto" w:fill="FFFFFF"/>
-            <w:tcMar>
-              <w:top w:w="0" w:type="dxa"/>
-              <w:bottom w:w="0" w:type="dxa"/>
-              <w:left w:w="0" w:type="dxa"/>
-              <w:right w:w="0" w:type="dxa"/>
-            </w:tcMar>
-            <w:vAlign w:val="center"/>
-          </w:tcPr>
-          <w:p>
-            <w:pPr>
-              <w:pStyle w:val="Normal"/>
-              <w:jc w:val="center"/>
-              <w:keepNext/>
-              <w:pBdr>
-                <w:bottom w:val="none" w:sz="0" w:space="0" w:color="000000"/>
-                <w:top w:val="none" w:sz="0" w:space="0" w:color="000000"/>
-                <w:left w:val="none" w:sz="0" w:space="0" w:color="000000"/>
-                <w:right w:val="none" w:sz="0" w:space="0" w:color="000000"/>
-              </w:pBdr>
-              <w:spacing w:after="40" w:before="40" w:line="240"/>
-              <w:ind w:left="100" w:right="100" w:firstLine="0" w:firstLineChars="0"/>
-              <w:rPr>
-                <w:rFonts w:ascii="Times New Roman" w:hAnsi="Helvetica" w:eastAsia="Helvetica" w:cs="Helvetica"/>
-                <w:i w:val="false"/>
-                <w:b w:val="false"/>
-                <w:u w:val="none"/>
-                <w:strike w:val="false"/>
-                <w:sz w:val="20"/>
-                <w:szCs w:val="20"/>
-                <w:color w:val="000000"/>
-              </w:rPr>
-            </w:pPr>
-            <w:r>
-              <w:rPr>
-                <w:rFonts w:ascii="Times New Roman" w:hAnsi="Helvetica" w:eastAsia="Helvetica" w:cs="Helvetica"/>
-                <w:i w:val="false"/>
-                <w:b w:val="false"/>
-                <w:u w:val="none"/>
-                <w:strike w:val="false"/>
-                <w:sz w:val="20"/>
-                <w:szCs w:val="20"/>
-                <w:color w:val="000000"/>
-              </w:rPr>
-              <w:t xml:space="preserve">5</w:t>
-            </w:r>
-          </w:p>
-        </w:tc>
-        <w:tc>
-          <w:tcPr>
-            <w:tcBorders>
-              <w:bottom w:val="none" w:sz="0" w:space="0" w:color="000000"/>
-              <w:top w:val="none" w:sz="0" w:space="0" w:color="000000"/>
-              <w:left w:val="none" w:sz="0" w:space="0" w:color="000000"/>
-              <w:right w:val="none" w:sz="0" w:space="0" w:color="000000"/>
-            </w:tcBorders>
-            <w:shd w:val="clear" w:color="auto" w:fill="FFFFFF"/>
-            <w:tcMar>
-              <w:top w:w="0" w:type="dxa"/>
-              <w:bottom w:w="0" w:type="dxa"/>
-              <w:left w:w="0" w:type="dxa"/>
-              <w:right w:w="0" w:type="dxa"/>
-            </w:tcMar>
-            <w:vAlign w:val="center"/>
-          </w:tcPr>
-          <w:p>
-            <w:pPr>
-              <w:pStyle w:val="Normal"/>
-              <w:jc w:val="center"/>
-              <w:keepNext/>
-              <w:pBdr>
-                <w:bottom w:val="none" w:sz="0" w:space="0" w:color="000000"/>
-                <w:top w:val="none" w:sz="0" w:space="0" w:color="000000"/>
-                <w:left w:val="none" w:sz="0" w:space="0" w:color="000000"/>
-                <w:right w:val="none" w:sz="0" w:space="0" w:color="000000"/>
-              </w:pBdr>
-              <w:spacing w:after="40" w:before="40" w:line="240"/>
-              <w:ind w:left="100" w:right="100" w:firstLine="0" w:firstLineChars="0"/>
-              <w:rPr>
-                <w:rFonts w:ascii="Times New Roman" w:hAnsi="Helvetica" w:eastAsia="Helvetica" w:cs="Helvetica"/>
-                <w:i w:val="false"/>
-                <w:b w:val="false"/>
-                <w:u w:val="none"/>
-                <w:strike w:val="false"/>
-                <w:sz w:val="20"/>
-                <w:szCs w:val="20"/>
-                <w:color w:val="000000"/>
-              </w:rPr>
-            </w:pPr>
-            <w:r>
-              <w:rPr>
-                <w:rFonts w:ascii="Times New Roman" w:hAnsi="Helvetica" w:eastAsia="Helvetica" w:cs="Helvetica"/>
-                <w:i w:val="false"/>
-                <w:b w:val="false"/>
-                <w:u w:val="none"/>
-                <w:strike w:val="false"/>
-                <w:sz w:val="20"/>
-                <w:szCs w:val="20"/>
-                <w:color w:val="000000"/>
-              </w:rPr>
-              <w:t xml:space="preserve">0.28 (-0.10, 0.65)</w:t>
-            </w:r>
-          </w:p>
-        </w:tc>
-        <w:tc>
-          <w:tcPr>
-            <w:tcBorders>
-              <w:bottom w:val="none" w:sz="0" w:space="0" w:color="000000"/>
-              <w:top w:val="none" w:sz="0" w:space="0" w:color="000000"/>
-              <w:left w:val="none" w:sz="0" w:space="0" w:color="000000"/>
-              <w:right w:val="none" w:sz="0" w:space="0" w:color="000000"/>
-            </w:tcBorders>
-            <w:shd w:val="clear" w:color="auto" w:fill="FFFFFF"/>
-            <w:tcMar>
-              <w:top w:w="0" w:type="dxa"/>
-              <w:bottom w:w="0" w:type="dxa"/>
-              <w:left w:w="0" w:type="dxa"/>
-              <w:right w:w="0" w:type="dxa"/>
-            </w:tcMar>
-            <w:vAlign w:val="center"/>
-          </w:tcPr>
-          <w:p>
-            <w:pPr>
-              <w:pStyle w:val="Normal"/>
-              <w:jc w:val="center"/>
-              <w:keepNext/>
-              <w:pBdr>
-                <w:bottom w:val="none" w:sz="0" w:space="0" w:color="000000"/>
-                <w:top w:val="none" w:sz="0" w:space="0" w:color="000000"/>
-                <w:left w:val="none" w:sz="0" w:space="0" w:color="000000"/>
-                <w:right w:val="none" w:sz="0" w:space="0" w:color="000000"/>
-              </w:pBdr>
-              <w:spacing w:after="40" w:before="40" w:line="240"/>
-              <w:ind w:left="100" w:right="100" w:firstLine="0" w:firstLineChars="0"/>
-              <w:rPr>
-                <w:rFonts w:ascii="Times New Roman" w:hAnsi="Helvetica" w:eastAsia="Helvetica" w:cs="Helvetica"/>
-                <w:i w:val="false"/>
-                <w:b w:val="false"/>
-                <w:u w:val="none"/>
-                <w:strike w:val="false"/>
-                <w:sz w:val="20"/>
-                <w:szCs w:val="20"/>
-                <w:color w:val="000000"/>
-              </w:rPr>
-            </w:pPr>
-            <w:r>
-              <w:rPr>
-                <w:rFonts w:ascii="Times New Roman" w:hAnsi="Helvetica" w:eastAsia="Helvetica" w:cs="Helvetica"/>
-                <w:i w:val="false"/>
-                <w:b w:val="false"/>
-                <w:u w:val="none"/>
-                <w:strike w:val="false"/>
-                <w:sz w:val="20"/>
-                <w:szCs w:val="20"/>
-                <w:color w:val="000000"/>
-              </w:rPr>
-              <w:t xml:space="preserve">0.926</w:t>
+              <w:t xml:space="preserve">Provide Overwintering Structure and</w:t>
+            </w:r>
+            <w:r>
+              <w:rPr>
+                <w:rFonts w:ascii="Times New Roman" w:hAnsi="Helvetica" w:eastAsia="Helvetica" w:cs="Helvetica"/>
+                <w:i w:val="false"/>
+                <w:b w:val="false"/>
+                <w:u w:val="none"/>
+                <w:strike w:val="false"/>
+                <w:sz w:val="20"/>
+                <w:szCs w:val="20"/>
+                <w:color w:val="000000"/>
+              </w:rPr>
+              <w:br/>
+            </w:r>
+            <w:r>
+              <w:rPr>
+                <w:rFonts w:ascii="Times New Roman" w:hAnsi="Helvetica" w:eastAsia="Helvetica" w:cs="Helvetica"/>
+                <w:i w:val="false"/>
+                <w:b w:val="false"/>
+                <w:u w:val="none"/>
+                <w:strike w:val="false"/>
+                <w:sz w:val="20"/>
+                <w:szCs w:val="20"/>
+                <w:color w:val="000000"/>
+              </w:rPr>
+              <w:t xml:space="preserve">Resources</w:t>
+            </w:r>
+          </w:p>
+        </w:tc>
+        <w:tc>
+          <w:tcPr>
+            <w:tcBorders>
+              <w:bottom w:val="none" w:sz="0" w:space="0" w:color="000000"/>
+              <w:top w:val="none" w:sz="0" w:space="0" w:color="000000"/>
+              <w:left w:val="none" w:sz="0" w:space="0" w:color="000000"/>
+              <w:right w:val="none" w:sz="0" w:space="0" w:color="000000"/>
+            </w:tcBorders>
+            <w:shd w:val="clear" w:color="auto" w:fill="FFFFFF"/>
+            <w:tcMar>
+              <w:top w:w="0" w:type="dxa"/>
+              <w:bottom w:w="0" w:type="dxa"/>
+              <w:left w:w="0" w:type="dxa"/>
+              <w:right w:w="0" w:type="dxa"/>
+            </w:tcMar>
+            <w:vAlign w:val="center"/>
+          </w:tcPr>
+          <w:p>
+            <w:pPr>
+              <w:pStyle w:val="Normal"/>
+              <w:jc w:val="center"/>
+              <w:keepNext/>
+              <w:pBdr>
+                <w:bottom w:val="none" w:sz="0" w:space="0" w:color="000000"/>
+                <w:top w:val="none" w:sz="0" w:space="0" w:color="000000"/>
+                <w:left w:val="none" w:sz="0" w:space="0" w:color="000000"/>
+                <w:right w:val="none" w:sz="0" w:space="0" w:color="000000"/>
+              </w:pBdr>
+              <w:spacing w:after="40" w:before="40" w:line="240"/>
+              <w:ind w:left="100" w:right="100" w:firstLine="0" w:firstLineChars="0"/>
+              <w:rPr>
+                <w:rFonts w:ascii="Times New Roman" w:hAnsi="Helvetica" w:eastAsia="Helvetica" w:cs="Helvetica"/>
+                <w:i w:val="false"/>
+                <w:b w:val="false"/>
+                <w:u w:val="none"/>
+                <w:strike w:val="false"/>
+                <w:sz w:val="20"/>
+                <w:szCs w:val="20"/>
+                <w:color w:val="000000"/>
+              </w:rPr>
+            </w:pPr>
+            <w:r>
+              <w:rPr>
+                <w:rFonts w:ascii="Times New Roman" w:hAnsi="Helvetica" w:eastAsia="Helvetica" w:cs="Helvetica"/>
+                <w:i w:val="false"/>
+                <w:b w:val="false"/>
+                <w:u w:val="none"/>
+                <w:strike w:val="false"/>
+                <w:sz w:val="20"/>
+                <w:szCs w:val="20"/>
+                <w:color w:val="000000"/>
+              </w:rPr>
+              <w:t xml:space="preserve">73</w:t>
+            </w:r>
+          </w:p>
+        </w:tc>
+        <w:tc>
+          <w:tcPr>
+            <w:tcBorders>
+              <w:bottom w:val="none" w:sz="0" w:space="0" w:color="000000"/>
+              <w:top w:val="none" w:sz="0" w:space="0" w:color="000000"/>
+              <w:left w:val="none" w:sz="0" w:space="0" w:color="000000"/>
+              <w:right w:val="none" w:sz="0" w:space="0" w:color="000000"/>
+            </w:tcBorders>
+            <w:shd w:val="clear" w:color="auto" w:fill="FFFFFF"/>
+            <w:tcMar>
+              <w:top w:w="0" w:type="dxa"/>
+              <w:bottom w:w="0" w:type="dxa"/>
+              <w:left w:w="0" w:type="dxa"/>
+              <w:right w:w="0" w:type="dxa"/>
+            </w:tcMar>
+            <w:vAlign w:val="center"/>
+          </w:tcPr>
+          <w:p>
+            <w:pPr>
+              <w:pStyle w:val="Normal"/>
+              <w:jc w:val="center"/>
+              <w:keepNext/>
+              <w:pBdr>
+                <w:bottom w:val="none" w:sz="0" w:space="0" w:color="000000"/>
+                <w:top w:val="none" w:sz="0" w:space="0" w:color="000000"/>
+                <w:left w:val="none" w:sz="0" w:space="0" w:color="000000"/>
+                <w:right w:val="none" w:sz="0" w:space="0" w:color="000000"/>
+              </w:pBdr>
+              <w:spacing w:after="40" w:before="40" w:line="240"/>
+              <w:ind w:left="100" w:right="100" w:firstLine="0" w:firstLineChars="0"/>
+              <w:rPr>
+                <w:rFonts w:ascii="Times New Roman" w:hAnsi="Helvetica" w:eastAsia="Helvetica" w:cs="Helvetica"/>
+                <w:i w:val="false"/>
+                <w:b w:val="false"/>
+                <w:u w:val="none"/>
+                <w:strike w:val="false"/>
+                <w:sz w:val="20"/>
+                <w:szCs w:val="20"/>
+                <w:color w:val="000000"/>
+              </w:rPr>
+            </w:pPr>
+            <w:r>
+              <w:rPr>
+                <w:rFonts w:ascii="Times New Roman" w:hAnsi="Helvetica" w:eastAsia="Helvetica" w:cs="Helvetica"/>
+                <w:i w:val="false"/>
+                <w:b w:val="false"/>
+                <w:u w:val="none"/>
+                <w:strike w:val="false"/>
+                <w:sz w:val="20"/>
+                <w:szCs w:val="20"/>
+                <w:color w:val="000000"/>
+              </w:rPr>
+              <w:t xml:space="preserve">7</w:t>
+            </w:r>
+          </w:p>
+        </w:tc>
+        <w:tc>
+          <w:tcPr>
+            <w:tcBorders>
+              <w:bottom w:val="none" w:sz="0" w:space="0" w:color="000000"/>
+              <w:top w:val="none" w:sz="0" w:space="0" w:color="000000"/>
+              <w:left w:val="none" w:sz="0" w:space="0" w:color="000000"/>
+              <w:right w:val="none" w:sz="0" w:space="0" w:color="000000"/>
+            </w:tcBorders>
+            <w:shd w:val="clear" w:color="auto" w:fill="FFFFFF"/>
+            <w:tcMar>
+              <w:top w:w="0" w:type="dxa"/>
+              <w:bottom w:w="0" w:type="dxa"/>
+              <w:left w:w="0" w:type="dxa"/>
+              <w:right w:w="0" w:type="dxa"/>
+            </w:tcMar>
+            <w:vAlign w:val="center"/>
+          </w:tcPr>
+          <w:p>
+            <w:pPr>
+              <w:pStyle w:val="Normal"/>
+              <w:jc w:val="center"/>
+              <w:keepNext/>
+              <w:pBdr>
+                <w:bottom w:val="none" w:sz="0" w:space="0" w:color="000000"/>
+                <w:top w:val="none" w:sz="0" w:space="0" w:color="000000"/>
+                <w:left w:val="none" w:sz="0" w:space="0" w:color="000000"/>
+                <w:right w:val="none" w:sz="0" w:space="0" w:color="000000"/>
+              </w:pBdr>
+              <w:spacing w:after="40" w:before="40" w:line="240"/>
+              <w:ind w:left="100" w:right="100" w:firstLine="0" w:firstLineChars="0"/>
+              <w:rPr>
+                <w:rFonts w:ascii="Times New Roman" w:hAnsi="Helvetica" w:eastAsia="Helvetica" w:cs="Helvetica"/>
+                <w:i w:val="false"/>
+                <w:b w:val="false"/>
+                <w:u w:val="none"/>
+                <w:strike w:val="false"/>
+                <w:sz w:val="20"/>
+                <w:szCs w:val="20"/>
+                <w:color w:val="000000"/>
+              </w:rPr>
+            </w:pPr>
+            <w:r>
+              <w:rPr>
+                <w:rFonts w:ascii="Times New Roman" w:hAnsi="Helvetica" w:eastAsia="Helvetica" w:cs="Helvetica"/>
+                <w:i w:val="false"/>
+                <w:b w:val="false"/>
+                <w:u w:val="none"/>
+                <w:strike w:val="false"/>
+                <w:sz w:val="20"/>
+                <w:szCs w:val="20"/>
+                <w:color w:val="000000"/>
+              </w:rPr>
+              <w:t xml:space="preserve">0.15 (-0.12, 0.41)</w:t>
+            </w:r>
+          </w:p>
+        </w:tc>
+        <w:tc>
+          <w:tcPr>
+            <w:tcBorders>
+              <w:bottom w:val="none" w:sz="0" w:space="0" w:color="000000"/>
+              <w:top w:val="none" w:sz="0" w:space="0" w:color="000000"/>
+              <w:left w:val="none" w:sz="0" w:space="0" w:color="000000"/>
+              <w:right w:val="none" w:sz="0" w:space="0" w:color="000000"/>
+            </w:tcBorders>
+            <w:shd w:val="clear" w:color="auto" w:fill="FFFFFF"/>
+            <w:tcMar>
+              <w:top w:w="0" w:type="dxa"/>
+              <w:bottom w:w="0" w:type="dxa"/>
+              <w:left w:w="0" w:type="dxa"/>
+              <w:right w:w="0" w:type="dxa"/>
+            </w:tcMar>
+            <w:vAlign w:val="center"/>
+          </w:tcPr>
+          <w:p>
+            <w:pPr>
+              <w:pStyle w:val="Normal"/>
+              <w:jc w:val="center"/>
+              <w:keepNext/>
+              <w:pBdr>
+                <w:bottom w:val="none" w:sz="0" w:space="0" w:color="000000"/>
+                <w:top w:val="none" w:sz="0" w:space="0" w:color="000000"/>
+                <w:left w:val="none" w:sz="0" w:space="0" w:color="000000"/>
+                <w:right w:val="none" w:sz="0" w:space="0" w:color="000000"/>
+              </w:pBdr>
+              <w:spacing w:after="40" w:before="40" w:line="240"/>
+              <w:ind w:left="100" w:right="100" w:firstLine="0" w:firstLineChars="0"/>
+              <w:rPr>
+                <w:rFonts w:ascii="Times New Roman" w:hAnsi="Helvetica" w:eastAsia="Helvetica" w:cs="Helvetica"/>
+                <w:i w:val="false"/>
+                <w:b w:val="false"/>
+                <w:u w:val="none"/>
+                <w:strike w:val="false"/>
+                <w:sz w:val="20"/>
+                <w:szCs w:val="20"/>
+                <w:color w:val="000000"/>
+              </w:rPr>
+            </w:pPr>
+            <w:r>
+              <w:rPr>
+                <w:rFonts w:ascii="Times New Roman" w:hAnsi="Helvetica" w:eastAsia="Helvetica" w:cs="Helvetica"/>
+                <w:i w:val="false"/>
+                <w:b w:val="false"/>
+                <w:u w:val="none"/>
+                <w:strike w:val="false"/>
+                <w:sz w:val="20"/>
+                <w:szCs w:val="20"/>
+                <w:color w:val="000000"/>
+              </w:rPr>
+              <w:t xml:space="preserve">0.858</w:t>
             </w:r>
           </w:p>
         </w:tc>
@@ -4097,250 +4123,276 @@
               <w:rPr>
                 <w:rFonts w:ascii="Times New Roman" w:hAnsi="Helvetica" w:eastAsia="Helvetica" w:cs="Helvetica"/>
                 <w:i w:val="false"/>
-                <w:b w:val="true"/>
-                <w:u w:val="none"/>
-                <w:strike w:val="false"/>
-                <w:sz w:val="20"/>
-                <w:szCs w:val="20"/>
-                <w:color w:val="000000"/>
-              </w:rPr>
-            </w:pPr>
-            <w:r>
-              <w:rPr>
-                <w:rFonts w:ascii="Times New Roman" w:hAnsi="Helvetica" w:eastAsia="Helvetica" w:cs="Helvetica"/>
-                <w:i w:val="false"/>
-                <w:b w:val="true"/>
-                <w:u w:val="none"/>
-                <w:strike w:val="false"/>
-                <w:sz w:val="20"/>
-                <w:szCs w:val="20"/>
-                <w:color w:val="000000"/>
-              </w:rPr>
-              <w:t xml:space="preserve">Plant Native Grasses and Forbs</w:t>
-            </w:r>
-          </w:p>
-        </w:tc>
-        <w:tc>
-          <w:tcPr>
-            <w:tcBorders>
-              <w:bottom w:val="none" w:sz="0" w:space="0" w:color="000000"/>
-              <w:top w:val="none" w:sz="0" w:space="0" w:color="000000"/>
-              <w:left w:val="none" w:sz="0" w:space="0" w:color="000000"/>
-              <w:right w:val="none" w:sz="0" w:space="0" w:color="000000"/>
-            </w:tcBorders>
-            <w:shd w:val="clear" w:color="auto" w:fill="FFFFFF"/>
-            <w:tcMar>
-              <w:top w:w="0" w:type="dxa"/>
-              <w:bottom w:w="0" w:type="dxa"/>
-              <w:left w:w="0" w:type="dxa"/>
-              <w:right w:w="0" w:type="dxa"/>
-            </w:tcMar>
-            <w:vAlign w:val="center"/>
-          </w:tcPr>
-          <w:p>
-            <w:pPr>
-              <w:pStyle w:val="Normal"/>
-              <w:jc w:val="center"/>
-              <w:keepNext/>
-              <w:pBdr>
-                <w:bottom w:val="none" w:sz="0" w:space="0" w:color="000000"/>
-                <w:top w:val="none" w:sz="0" w:space="0" w:color="000000"/>
-                <w:left w:val="none" w:sz="0" w:space="0" w:color="000000"/>
-                <w:right w:val="none" w:sz="0" w:space="0" w:color="000000"/>
-              </w:pBdr>
-              <w:spacing w:after="40" w:before="40" w:line="240"/>
-              <w:ind w:left="100" w:right="100" w:firstLine="0" w:firstLineChars="0"/>
-              <w:rPr>
-                <w:rFonts w:ascii="Times New Roman" w:hAnsi="Helvetica" w:eastAsia="Helvetica" w:cs="Helvetica"/>
-                <w:i w:val="false"/>
-                <w:b w:val="true"/>
-                <w:u w:val="none"/>
-                <w:strike w:val="false"/>
-                <w:sz w:val="20"/>
-                <w:szCs w:val="20"/>
-                <w:color w:val="000000"/>
-              </w:rPr>
-            </w:pPr>
-            <w:r>
-              <w:rPr>
-                <w:rFonts w:ascii="Times New Roman" w:hAnsi="Helvetica" w:eastAsia="Helvetica" w:cs="Helvetica"/>
-                <w:i w:val="false"/>
-                <w:b w:val="true"/>
-                <w:u w:val="none"/>
-                <w:strike w:val="false"/>
-                <w:sz w:val="20"/>
-                <w:szCs w:val="20"/>
-                <w:color w:val="000000"/>
-              </w:rPr>
-              <w:t xml:space="preserve">133</w:t>
-            </w:r>
-          </w:p>
-        </w:tc>
-        <w:tc>
-          <w:tcPr>
-            <w:tcBorders>
-              <w:bottom w:val="none" w:sz="0" w:space="0" w:color="000000"/>
-              <w:top w:val="none" w:sz="0" w:space="0" w:color="000000"/>
-              <w:left w:val="none" w:sz="0" w:space="0" w:color="000000"/>
-              <w:right w:val="none" w:sz="0" w:space="0" w:color="000000"/>
-            </w:tcBorders>
-            <w:shd w:val="clear" w:color="auto" w:fill="FFFFFF"/>
-            <w:tcMar>
-              <w:top w:w="0" w:type="dxa"/>
-              <w:bottom w:w="0" w:type="dxa"/>
-              <w:left w:w="0" w:type="dxa"/>
-              <w:right w:w="0" w:type="dxa"/>
-            </w:tcMar>
-            <w:vAlign w:val="center"/>
-          </w:tcPr>
-          <w:p>
-            <w:pPr>
-              <w:pStyle w:val="Normal"/>
-              <w:jc w:val="center"/>
-              <w:keepNext/>
-              <w:pBdr>
-                <w:bottom w:val="none" w:sz="0" w:space="0" w:color="000000"/>
-                <w:top w:val="none" w:sz="0" w:space="0" w:color="000000"/>
-                <w:left w:val="none" w:sz="0" w:space="0" w:color="000000"/>
-                <w:right w:val="none" w:sz="0" w:space="0" w:color="000000"/>
-              </w:pBdr>
-              <w:spacing w:after="40" w:before="40" w:line="240"/>
-              <w:ind w:left="100" w:right="100" w:firstLine="0" w:firstLineChars="0"/>
-              <w:rPr>
-                <w:rFonts w:ascii="Times New Roman" w:hAnsi="Helvetica" w:eastAsia="Helvetica" w:cs="Helvetica"/>
-                <w:i w:val="false"/>
-                <w:b w:val="true"/>
-                <w:u w:val="none"/>
-                <w:strike w:val="false"/>
-                <w:sz w:val="20"/>
-                <w:szCs w:val="20"/>
-                <w:color w:val="000000"/>
-              </w:rPr>
-            </w:pPr>
-            <w:r>
-              <w:rPr>
-                <w:rFonts w:ascii="Times New Roman" w:hAnsi="Helvetica" w:eastAsia="Helvetica" w:cs="Helvetica"/>
-                <w:i w:val="false"/>
-                <w:b w:val="true"/>
-                <w:u w:val="none"/>
-                <w:strike w:val="false"/>
-                <w:sz w:val="20"/>
-                <w:szCs w:val="20"/>
-                <w:color w:val="000000"/>
-              </w:rPr>
-              <w:t xml:space="preserve">19</w:t>
-            </w:r>
-          </w:p>
-        </w:tc>
-        <w:tc>
-          <w:tcPr>
-            <w:tcBorders>
-              <w:bottom w:val="none" w:sz="0" w:space="0" w:color="000000"/>
-              <w:top w:val="none" w:sz="0" w:space="0" w:color="000000"/>
-              <w:left w:val="none" w:sz="0" w:space="0" w:color="000000"/>
-              <w:right w:val="none" w:sz="0" w:space="0" w:color="000000"/>
-            </w:tcBorders>
-            <w:shd w:val="clear" w:color="auto" w:fill="FFFFFF"/>
-            <w:tcMar>
-              <w:top w:w="0" w:type="dxa"/>
-              <w:bottom w:w="0" w:type="dxa"/>
-              <w:left w:w="0" w:type="dxa"/>
-              <w:right w:w="0" w:type="dxa"/>
-            </w:tcMar>
-            <w:vAlign w:val="center"/>
-          </w:tcPr>
-          <w:p>
-            <w:pPr>
-              <w:pStyle w:val="Normal"/>
-              <w:jc w:val="center"/>
-              <w:keepNext/>
-              <w:pBdr>
-                <w:bottom w:val="none" w:sz="0" w:space="0" w:color="000000"/>
-                <w:top w:val="none" w:sz="0" w:space="0" w:color="000000"/>
-                <w:left w:val="none" w:sz="0" w:space="0" w:color="000000"/>
-                <w:right w:val="none" w:sz="0" w:space="0" w:color="000000"/>
-              </w:pBdr>
-              <w:spacing w:after="40" w:before="40" w:line="240"/>
-              <w:ind w:left="100" w:right="100" w:firstLine="0" w:firstLineChars="0"/>
-              <w:rPr>
-                <w:rFonts w:ascii="Times New Roman" w:hAnsi="Helvetica" w:eastAsia="Helvetica" w:cs="Helvetica"/>
-                <w:i w:val="false"/>
-                <w:b w:val="true"/>
-                <w:u w:val="none"/>
-                <w:strike w:val="false"/>
-                <w:sz w:val="20"/>
-                <w:szCs w:val="20"/>
-                <w:color w:val="000000"/>
-              </w:rPr>
-            </w:pPr>
-            <w:r>
-              <w:rPr>
-                <w:rFonts w:ascii="Times New Roman" w:hAnsi="Helvetica" w:eastAsia="Helvetica" w:cs="Helvetica"/>
-                <w:i w:val="false"/>
-                <w:b w:val="true"/>
-                <w:u w:val="none"/>
-                <w:strike w:val="false"/>
-                <w:sz w:val="20"/>
-                <w:szCs w:val="20"/>
-                <w:color w:val="000000"/>
-              </w:rPr>
-              <w:t xml:space="preserve">0.23 (0.01, 0.45)</w:t>
-            </w:r>
-          </w:p>
-        </w:tc>
-        <w:tc>
-          <w:tcPr>
-            <w:tcBorders>
-              <w:bottom w:val="none" w:sz="0" w:space="0" w:color="000000"/>
-              <w:top w:val="none" w:sz="0" w:space="0" w:color="000000"/>
-              <w:left w:val="none" w:sz="0" w:space="0" w:color="000000"/>
-              <w:right w:val="none" w:sz="0" w:space="0" w:color="000000"/>
-            </w:tcBorders>
-            <w:shd w:val="clear" w:color="auto" w:fill="FFFFFF"/>
-            <w:tcMar>
-              <w:top w:w="0" w:type="dxa"/>
-              <w:bottom w:w="0" w:type="dxa"/>
-              <w:left w:w="0" w:type="dxa"/>
-              <w:right w:w="0" w:type="dxa"/>
-            </w:tcMar>
-            <w:vAlign w:val="center"/>
-          </w:tcPr>
-          <w:p>
-            <w:pPr>
-              <w:pStyle w:val="Normal"/>
-              <w:jc w:val="center"/>
-              <w:keepNext/>
-              <w:pBdr>
-                <w:bottom w:val="none" w:sz="0" w:space="0" w:color="000000"/>
-                <w:top w:val="none" w:sz="0" w:space="0" w:color="000000"/>
-                <w:left w:val="none" w:sz="0" w:space="0" w:color="000000"/>
-                <w:right w:val="none" w:sz="0" w:space="0" w:color="000000"/>
-              </w:pBdr>
-              <w:spacing w:after="40" w:before="40" w:line="240"/>
-              <w:ind w:left="100" w:right="100" w:firstLine="0" w:firstLineChars="0"/>
-              <w:rPr>
-                <w:rFonts w:ascii="Times New Roman" w:hAnsi="Helvetica" w:eastAsia="Helvetica" w:cs="Helvetica"/>
-                <w:i w:val="false"/>
-                <w:b w:val="true"/>
-                <w:u w:val="none"/>
-                <w:strike w:val="false"/>
-                <w:sz w:val="20"/>
-                <w:szCs w:val="20"/>
-                <w:color w:val="000000"/>
-              </w:rPr>
-            </w:pPr>
-            <w:r>
-              <w:rPr>
-                <w:rFonts w:ascii="Times New Roman" w:hAnsi="Helvetica" w:eastAsia="Helvetica" w:cs="Helvetica"/>
-                <w:i w:val="false"/>
-                <w:b w:val="true"/>
-                <w:u w:val="none"/>
-                <w:strike w:val="false"/>
-                <w:sz w:val="20"/>
-                <w:szCs w:val="20"/>
-                <w:color w:val="000000"/>
-              </w:rPr>
-              <w:t xml:space="preserve">0.980</w:t>
+                <w:b w:val="false"/>
+                <w:u w:val="none"/>
+                <w:strike w:val="false"/>
+                <w:sz w:val="20"/>
+                <w:szCs w:val="20"/>
+                <w:color w:val="000000"/>
+              </w:rPr>
+            </w:pPr>
+            <w:r>
+              <w:rPr>
+                <w:rFonts w:ascii="Times New Roman" w:hAnsi="Helvetica" w:eastAsia="Helvetica" w:cs="Helvetica"/>
+                <w:i w:val="false"/>
+                <w:b w:val="false"/>
+                <w:u w:val="none"/>
+                <w:strike w:val="false"/>
+                <w:sz w:val="20"/>
+                <w:szCs w:val="20"/>
+                <w:color w:val="000000"/>
+              </w:rPr>
+              <w:t xml:space="preserve">Exclude Livestock From Streams and</w:t>
+            </w:r>
+            <w:r>
+              <w:rPr>
+                <w:rFonts w:ascii="Times New Roman" w:hAnsi="Helvetica" w:eastAsia="Helvetica" w:cs="Helvetica"/>
+                <w:i w:val="false"/>
+                <w:b w:val="false"/>
+                <w:u w:val="none"/>
+                <w:strike w:val="false"/>
+                <w:sz w:val="20"/>
+                <w:szCs w:val="20"/>
+                <w:color w:val="000000"/>
+              </w:rPr>
+              <w:br/>
+            </w:r>
+            <w:r>
+              <w:rPr>
+                <w:rFonts w:ascii="Times New Roman" w:hAnsi="Helvetica" w:eastAsia="Helvetica" w:cs="Helvetica"/>
+                <w:i w:val="false"/>
+                <w:b w:val="false"/>
+                <w:u w:val="none"/>
+                <w:strike w:val="false"/>
+                <w:sz w:val="20"/>
+                <w:szCs w:val="20"/>
+                <w:color w:val="000000"/>
+              </w:rPr>
+              <w:t xml:space="preserve">Plant Vegetative Buffers</w:t>
+            </w:r>
+          </w:p>
+        </w:tc>
+        <w:tc>
+          <w:tcPr>
+            <w:tcBorders>
+              <w:bottom w:val="none" w:sz="0" w:space="0" w:color="000000"/>
+              <w:top w:val="none" w:sz="0" w:space="0" w:color="000000"/>
+              <w:left w:val="none" w:sz="0" w:space="0" w:color="000000"/>
+              <w:right w:val="none" w:sz="0" w:space="0" w:color="000000"/>
+            </w:tcBorders>
+            <w:shd w:val="clear" w:color="auto" w:fill="FFFFFF"/>
+            <w:tcMar>
+              <w:top w:w="0" w:type="dxa"/>
+              <w:bottom w:w="0" w:type="dxa"/>
+              <w:left w:w="0" w:type="dxa"/>
+              <w:right w:w="0" w:type="dxa"/>
+            </w:tcMar>
+            <w:vAlign w:val="center"/>
+          </w:tcPr>
+          <w:p>
+            <w:pPr>
+              <w:pStyle w:val="Normal"/>
+              <w:jc w:val="center"/>
+              <w:keepNext/>
+              <w:pBdr>
+                <w:bottom w:val="none" w:sz="0" w:space="0" w:color="000000"/>
+                <w:top w:val="none" w:sz="0" w:space="0" w:color="000000"/>
+                <w:left w:val="none" w:sz="0" w:space="0" w:color="000000"/>
+                <w:right w:val="none" w:sz="0" w:space="0" w:color="000000"/>
+              </w:pBdr>
+              <w:spacing w:after="40" w:before="40" w:line="240"/>
+              <w:ind w:left="100" w:right="100" w:firstLine="0" w:firstLineChars="0"/>
+              <w:rPr>
+                <w:rFonts w:ascii="Times New Roman" w:hAnsi="Helvetica" w:eastAsia="Helvetica" w:cs="Helvetica"/>
+                <w:i w:val="false"/>
+                <w:b w:val="false"/>
+                <w:u w:val="none"/>
+                <w:strike w:val="false"/>
+                <w:sz w:val="20"/>
+                <w:szCs w:val="20"/>
+                <w:color w:val="000000"/>
+              </w:rPr>
+            </w:pPr>
+            <w:r>
+              <w:rPr>
+                <w:rFonts w:ascii="Times New Roman" w:hAnsi="Helvetica" w:eastAsia="Helvetica" w:cs="Helvetica"/>
+                <w:i w:val="false"/>
+                <w:b w:val="false"/>
+                <w:u w:val="none"/>
+                <w:strike w:val="false"/>
+                <w:sz w:val="20"/>
+                <w:szCs w:val="20"/>
+                <w:color w:val="000000"/>
+              </w:rPr>
+              <w:t xml:space="preserve">52</w:t>
+            </w:r>
+          </w:p>
+        </w:tc>
+        <w:tc>
+          <w:tcPr>
+            <w:tcBorders>
+              <w:bottom w:val="none" w:sz="0" w:space="0" w:color="000000"/>
+              <w:top w:val="none" w:sz="0" w:space="0" w:color="000000"/>
+              <w:left w:val="none" w:sz="0" w:space="0" w:color="000000"/>
+              <w:right w:val="none" w:sz="0" w:space="0" w:color="000000"/>
+            </w:tcBorders>
+            <w:shd w:val="clear" w:color="auto" w:fill="FFFFFF"/>
+            <w:tcMar>
+              <w:top w:w="0" w:type="dxa"/>
+              <w:bottom w:w="0" w:type="dxa"/>
+              <w:left w:w="0" w:type="dxa"/>
+              <w:right w:w="0" w:type="dxa"/>
+            </w:tcMar>
+            <w:vAlign w:val="center"/>
+          </w:tcPr>
+          <w:p>
+            <w:pPr>
+              <w:pStyle w:val="Normal"/>
+              <w:jc w:val="center"/>
+              <w:keepNext/>
+              <w:pBdr>
+                <w:bottom w:val="none" w:sz="0" w:space="0" w:color="000000"/>
+                <w:top w:val="none" w:sz="0" w:space="0" w:color="000000"/>
+                <w:left w:val="none" w:sz="0" w:space="0" w:color="000000"/>
+                <w:right w:val="none" w:sz="0" w:space="0" w:color="000000"/>
+              </w:pBdr>
+              <w:spacing w:after="40" w:before="40" w:line="240"/>
+              <w:ind w:left="100" w:right="100" w:firstLine="0" w:firstLineChars="0"/>
+              <w:rPr>
+                <w:rFonts w:ascii="Times New Roman" w:hAnsi="Helvetica" w:eastAsia="Helvetica" w:cs="Helvetica"/>
+                <w:i w:val="false"/>
+                <w:b w:val="false"/>
+                <w:u w:val="none"/>
+                <w:strike w:val="false"/>
+                <w:sz w:val="20"/>
+                <w:szCs w:val="20"/>
+                <w:color w:val="000000"/>
+              </w:rPr>
+            </w:pPr>
+            <w:r>
+              <w:rPr>
+                <w:rFonts w:ascii="Times New Roman" w:hAnsi="Helvetica" w:eastAsia="Helvetica" w:cs="Helvetica"/>
+                <w:i w:val="false"/>
+                <w:b w:val="false"/>
+                <w:u w:val="none"/>
+                <w:strike w:val="false"/>
+                <w:sz w:val="20"/>
+                <w:szCs w:val="20"/>
+                <w:color w:val="000000"/>
+              </w:rPr>
+              <w:t xml:space="preserve">3</w:t>
+            </w:r>
+          </w:p>
+        </w:tc>
+        <w:tc>
+          <w:tcPr>
+            <w:tcBorders>
+              <w:bottom w:val="none" w:sz="0" w:space="0" w:color="000000"/>
+              <w:top w:val="none" w:sz="0" w:space="0" w:color="000000"/>
+              <w:left w:val="none" w:sz="0" w:space="0" w:color="000000"/>
+              <w:right w:val="none" w:sz="0" w:space="0" w:color="000000"/>
+            </w:tcBorders>
+            <w:shd w:val="clear" w:color="auto" w:fill="FFFFFF"/>
+            <w:tcMar>
+              <w:top w:w="0" w:type="dxa"/>
+              <w:bottom w:w="0" w:type="dxa"/>
+              <w:left w:w="0" w:type="dxa"/>
+              <w:right w:w="0" w:type="dxa"/>
+            </w:tcMar>
+            <w:vAlign w:val="center"/>
+          </w:tcPr>
+          <w:p>
+            <w:pPr>
+              <w:pStyle w:val="Normal"/>
+              <w:jc w:val="center"/>
+              <w:keepNext/>
+              <w:pBdr>
+                <w:bottom w:val="none" w:sz="0" w:space="0" w:color="000000"/>
+                <w:top w:val="none" w:sz="0" w:space="0" w:color="000000"/>
+                <w:left w:val="none" w:sz="0" w:space="0" w:color="000000"/>
+                <w:right w:val="none" w:sz="0" w:space="0" w:color="000000"/>
+              </w:pBdr>
+              <w:spacing w:after="40" w:before="40" w:line="240"/>
+              <w:ind w:left="100" w:right="100" w:firstLine="0" w:firstLineChars="0"/>
+              <w:rPr>
+                <w:rFonts w:ascii="Times New Roman" w:hAnsi="Helvetica" w:eastAsia="Helvetica" w:cs="Helvetica"/>
+                <w:i w:val="false"/>
+                <w:b w:val="false"/>
+                <w:u w:val="none"/>
+                <w:strike w:val="false"/>
+                <w:sz w:val="20"/>
+                <w:szCs w:val="20"/>
+                <w:color w:val="000000"/>
+              </w:rPr>
+            </w:pPr>
+            <w:r>
+              <w:rPr>
+                <w:rFonts w:ascii="Times New Roman" w:hAnsi="Helvetica" w:eastAsia="Helvetica" w:cs="Helvetica"/>
+                <w:i w:val="false"/>
+                <w:b w:val="false"/>
+                <w:u w:val="none"/>
+                <w:strike w:val="false"/>
+                <w:sz w:val="20"/>
+                <w:szCs w:val="20"/>
+                <w:color w:val="000000"/>
+              </w:rPr>
+              <w:t xml:space="preserve">0.14 (-0.18, 0.45)</w:t>
+            </w:r>
+          </w:p>
+        </w:tc>
+        <w:tc>
+          <w:tcPr>
+            <w:tcBorders>
+              <w:bottom w:val="none" w:sz="0" w:space="0" w:color="000000"/>
+              <w:top w:val="none" w:sz="0" w:space="0" w:color="000000"/>
+              <w:left w:val="none" w:sz="0" w:space="0" w:color="000000"/>
+              <w:right w:val="none" w:sz="0" w:space="0" w:color="000000"/>
+            </w:tcBorders>
+            <w:shd w:val="clear" w:color="auto" w:fill="FFFFFF"/>
+            <w:tcMar>
+              <w:top w:w="0" w:type="dxa"/>
+              <w:bottom w:w="0" w:type="dxa"/>
+              <w:left w:w="0" w:type="dxa"/>
+              <w:right w:w="0" w:type="dxa"/>
+            </w:tcMar>
+            <w:vAlign w:val="center"/>
+          </w:tcPr>
+          <w:p>
+            <w:pPr>
+              <w:pStyle w:val="Normal"/>
+              <w:jc w:val="center"/>
+              <w:keepNext/>
+              <w:pBdr>
+                <w:bottom w:val="none" w:sz="0" w:space="0" w:color="000000"/>
+                <w:top w:val="none" w:sz="0" w:space="0" w:color="000000"/>
+                <w:left w:val="none" w:sz="0" w:space="0" w:color="000000"/>
+                <w:right w:val="none" w:sz="0" w:space="0" w:color="000000"/>
+              </w:pBdr>
+              <w:spacing w:after="40" w:before="40" w:line="240"/>
+              <w:ind w:left="100" w:right="100" w:firstLine="0" w:firstLineChars="0"/>
+              <w:rPr>
+                <w:rFonts w:ascii="Times New Roman" w:hAnsi="Helvetica" w:eastAsia="Helvetica" w:cs="Helvetica"/>
+                <w:i w:val="false"/>
+                <w:b w:val="false"/>
+                <w:u w:val="none"/>
+                <w:strike w:val="false"/>
+                <w:sz w:val="20"/>
+                <w:szCs w:val="20"/>
+                <w:color w:val="000000"/>
+              </w:rPr>
+            </w:pPr>
+            <w:r>
+              <w:rPr>
+                <w:rFonts w:ascii="Times New Roman" w:hAnsi="Helvetica" w:eastAsia="Helvetica" w:cs="Helvetica"/>
+                <w:i w:val="false"/>
+                <w:b w:val="false"/>
+                <w:u w:val="none"/>
+                <w:strike w:val="false"/>
+                <w:sz w:val="20"/>
+                <w:szCs w:val="20"/>
+                <w:color w:val="000000"/>
+              </w:rPr>
+              <w:t xml:space="preserve">0.811</w:t>
             </w:r>
           </w:p>
         </w:tc>
@@ -4402,257 +4454,231 @@
                 <w:szCs w:val="20"/>
                 <w:color w:val="000000"/>
               </w:rPr>
-              <w:t xml:space="preserve">Provide Overwintering Structure and</w:t>
-            </w:r>
-            <w:r>
-              <w:rPr>
-                <w:rFonts w:ascii="Times New Roman" w:hAnsi="Helvetica" w:eastAsia="Helvetica" w:cs="Helvetica"/>
-                <w:i w:val="false"/>
-                <w:b w:val="false"/>
-                <w:u w:val="none"/>
-                <w:strike w:val="false"/>
-                <w:sz w:val="20"/>
-                <w:szCs w:val="20"/>
-                <w:color w:val="000000"/>
-              </w:rPr>
-              <w:br/>
-            </w:r>
-            <w:r>
-              <w:rPr>
-                <w:rFonts w:ascii="Times New Roman" w:hAnsi="Helvetica" w:eastAsia="Helvetica" w:cs="Helvetica"/>
-                <w:i w:val="false"/>
-                <w:b w:val="false"/>
-                <w:u w:val="none"/>
-                <w:strike w:val="false"/>
-                <w:sz w:val="20"/>
-                <w:szCs w:val="20"/>
-                <w:color w:val="000000"/>
-              </w:rPr>
-              <w:t xml:space="preserve">Resources</w:t>
-            </w:r>
-          </w:p>
-        </w:tc>
-        <w:tc>
-          <w:tcPr>
-            <w:tcBorders>
-              <w:bottom w:val="none" w:sz="0" w:space="0" w:color="000000"/>
-              <w:top w:val="none" w:sz="0" w:space="0" w:color="000000"/>
-              <w:left w:val="none" w:sz="0" w:space="0" w:color="000000"/>
-              <w:right w:val="none" w:sz="0" w:space="0" w:color="000000"/>
-            </w:tcBorders>
-            <w:shd w:val="clear" w:color="auto" w:fill="FFFFFF"/>
-            <w:tcMar>
-              <w:top w:w="0" w:type="dxa"/>
-              <w:bottom w:w="0" w:type="dxa"/>
-              <w:left w:w="0" w:type="dxa"/>
-              <w:right w:w="0" w:type="dxa"/>
-            </w:tcMar>
-            <w:vAlign w:val="center"/>
-          </w:tcPr>
-          <w:p>
-            <w:pPr>
-              <w:pStyle w:val="Normal"/>
-              <w:jc w:val="center"/>
-              <w:keepNext/>
-              <w:pBdr>
-                <w:bottom w:val="none" w:sz="0" w:space="0" w:color="000000"/>
-                <w:top w:val="none" w:sz="0" w:space="0" w:color="000000"/>
-                <w:left w:val="none" w:sz="0" w:space="0" w:color="000000"/>
-                <w:right w:val="none" w:sz="0" w:space="0" w:color="000000"/>
-              </w:pBdr>
-              <w:spacing w:after="40" w:before="40" w:line="240"/>
-              <w:ind w:left="100" w:right="100" w:firstLine="0" w:firstLineChars="0"/>
-              <w:rPr>
-                <w:rFonts w:ascii="Times New Roman" w:hAnsi="Helvetica" w:eastAsia="Helvetica" w:cs="Helvetica"/>
-                <w:i w:val="false"/>
-                <w:b w:val="false"/>
-                <w:u w:val="none"/>
-                <w:strike w:val="false"/>
-                <w:sz w:val="20"/>
-                <w:szCs w:val="20"/>
-                <w:color w:val="000000"/>
-              </w:rPr>
-            </w:pPr>
-            <w:r>
-              <w:rPr>
-                <w:rFonts w:ascii="Times New Roman" w:hAnsi="Helvetica" w:eastAsia="Helvetica" w:cs="Helvetica"/>
-                <w:i w:val="false"/>
-                <w:b w:val="false"/>
-                <w:u w:val="none"/>
-                <w:strike w:val="false"/>
-                <w:sz w:val="20"/>
-                <w:szCs w:val="20"/>
-                <w:color w:val="000000"/>
-              </w:rPr>
-              <w:t xml:space="preserve">73</w:t>
-            </w:r>
-          </w:p>
-        </w:tc>
-        <w:tc>
-          <w:tcPr>
-            <w:tcBorders>
-              <w:bottom w:val="none" w:sz="0" w:space="0" w:color="000000"/>
-              <w:top w:val="none" w:sz="0" w:space="0" w:color="000000"/>
-              <w:left w:val="none" w:sz="0" w:space="0" w:color="000000"/>
-              <w:right w:val="none" w:sz="0" w:space="0" w:color="000000"/>
-            </w:tcBorders>
-            <w:shd w:val="clear" w:color="auto" w:fill="FFFFFF"/>
-            <w:tcMar>
-              <w:top w:w="0" w:type="dxa"/>
-              <w:bottom w:w="0" w:type="dxa"/>
-              <w:left w:w="0" w:type="dxa"/>
-              <w:right w:w="0" w:type="dxa"/>
-            </w:tcMar>
-            <w:vAlign w:val="center"/>
-          </w:tcPr>
-          <w:p>
-            <w:pPr>
-              <w:pStyle w:val="Normal"/>
-              <w:jc w:val="center"/>
-              <w:keepNext/>
-              <w:pBdr>
-                <w:bottom w:val="none" w:sz="0" w:space="0" w:color="000000"/>
-                <w:top w:val="none" w:sz="0" w:space="0" w:color="000000"/>
-                <w:left w:val="none" w:sz="0" w:space="0" w:color="000000"/>
-                <w:right w:val="none" w:sz="0" w:space="0" w:color="000000"/>
-              </w:pBdr>
-              <w:spacing w:after="40" w:before="40" w:line="240"/>
-              <w:ind w:left="100" w:right="100" w:firstLine="0" w:firstLineChars="0"/>
-              <w:rPr>
-                <w:rFonts w:ascii="Times New Roman" w:hAnsi="Helvetica" w:eastAsia="Helvetica" w:cs="Helvetica"/>
-                <w:i w:val="false"/>
-                <w:b w:val="false"/>
-                <w:u w:val="none"/>
-                <w:strike w:val="false"/>
-                <w:sz w:val="20"/>
-                <w:szCs w:val="20"/>
-                <w:color w:val="000000"/>
-              </w:rPr>
-            </w:pPr>
-            <w:r>
-              <w:rPr>
-                <w:rFonts w:ascii="Times New Roman" w:hAnsi="Helvetica" w:eastAsia="Helvetica" w:cs="Helvetica"/>
-                <w:i w:val="false"/>
-                <w:b w:val="false"/>
-                <w:u w:val="none"/>
-                <w:strike w:val="false"/>
-                <w:sz w:val="20"/>
-                <w:szCs w:val="20"/>
-                <w:color w:val="000000"/>
-              </w:rPr>
-              <w:t xml:space="preserve">7</w:t>
-            </w:r>
-          </w:p>
-        </w:tc>
-        <w:tc>
-          <w:tcPr>
-            <w:tcBorders>
-              <w:bottom w:val="none" w:sz="0" w:space="0" w:color="000000"/>
-              <w:top w:val="none" w:sz="0" w:space="0" w:color="000000"/>
-              <w:left w:val="none" w:sz="0" w:space="0" w:color="000000"/>
-              <w:right w:val="none" w:sz="0" w:space="0" w:color="000000"/>
-            </w:tcBorders>
-            <w:shd w:val="clear" w:color="auto" w:fill="FFFFFF"/>
-            <w:tcMar>
-              <w:top w:w="0" w:type="dxa"/>
-              <w:bottom w:w="0" w:type="dxa"/>
-              <w:left w:w="0" w:type="dxa"/>
-              <w:right w:w="0" w:type="dxa"/>
-            </w:tcMar>
-            <w:vAlign w:val="center"/>
-          </w:tcPr>
-          <w:p>
-            <w:pPr>
-              <w:pStyle w:val="Normal"/>
-              <w:jc w:val="center"/>
-              <w:keepNext/>
-              <w:pBdr>
-                <w:bottom w:val="none" w:sz="0" w:space="0" w:color="000000"/>
-                <w:top w:val="none" w:sz="0" w:space="0" w:color="000000"/>
-                <w:left w:val="none" w:sz="0" w:space="0" w:color="000000"/>
-                <w:right w:val="none" w:sz="0" w:space="0" w:color="000000"/>
-              </w:pBdr>
-              <w:spacing w:after="40" w:before="40" w:line="240"/>
-              <w:ind w:left="100" w:right="100" w:firstLine="0" w:firstLineChars="0"/>
-              <w:rPr>
-                <w:rFonts w:ascii="Times New Roman" w:hAnsi="Helvetica" w:eastAsia="Helvetica" w:cs="Helvetica"/>
-                <w:i w:val="false"/>
-                <w:b w:val="false"/>
-                <w:u w:val="none"/>
-                <w:strike w:val="false"/>
-                <w:sz w:val="20"/>
-                <w:szCs w:val="20"/>
-                <w:color w:val="000000"/>
-              </w:rPr>
-            </w:pPr>
-            <w:r>
-              <w:rPr>
-                <w:rFonts w:ascii="Times New Roman" w:hAnsi="Helvetica" w:eastAsia="Helvetica" w:cs="Helvetica"/>
-                <w:i w:val="false"/>
-                <w:b w:val="false"/>
-                <w:u w:val="none"/>
-                <w:strike w:val="false"/>
-                <w:sz w:val="20"/>
-                <w:szCs w:val="20"/>
-                <w:color w:val="000000"/>
-              </w:rPr>
-              <w:t xml:space="preserve">0.13 (-0.15, 0.40)</w:t>
-            </w:r>
-          </w:p>
-        </w:tc>
-        <w:tc>
-          <w:tcPr>
-            <w:tcBorders>
-              <w:bottom w:val="none" w:sz="0" w:space="0" w:color="000000"/>
-              <w:top w:val="none" w:sz="0" w:space="0" w:color="000000"/>
-              <w:left w:val="none" w:sz="0" w:space="0" w:color="000000"/>
-              <w:right w:val="none" w:sz="0" w:space="0" w:color="000000"/>
-            </w:tcBorders>
-            <w:shd w:val="clear" w:color="auto" w:fill="FFFFFF"/>
-            <w:tcMar>
-              <w:top w:w="0" w:type="dxa"/>
-              <w:bottom w:w="0" w:type="dxa"/>
-              <w:left w:w="0" w:type="dxa"/>
-              <w:right w:w="0" w:type="dxa"/>
-            </w:tcMar>
-            <w:vAlign w:val="center"/>
-          </w:tcPr>
-          <w:p>
-            <w:pPr>
-              <w:pStyle w:val="Normal"/>
-              <w:jc w:val="center"/>
-              <w:keepNext/>
-              <w:pBdr>
-                <w:bottom w:val="none" w:sz="0" w:space="0" w:color="000000"/>
-                <w:top w:val="none" w:sz="0" w:space="0" w:color="000000"/>
-                <w:left w:val="none" w:sz="0" w:space="0" w:color="000000"/>
-                <w:right w:val="none" w:sz="0" w:space="0" w:color="000000"/>
-              </w:pBdr>
-              <w:spacing w:after="40" w:before="40" w:line="240"/>
-              <w:ind w:left="100" w:right="100" w:firstLine="0" w:firstLineChars="0"/>
-              <w:rPr>
-                <w:rFonts w:ascii="Times New Roman" w:hAnsi="Helvetica" w:eastAsia="Helvetica" w:cs="Helvetica"/>
-                <w:i w:val="false"/>
-                <w:b w:val="false"/>
-                <w:u w:val="none"/>
-                <w:strike w:val="false"/>
-                <w:sz w:val="20"/>
-                <w:szCs w:val="20"/>
-                <w:color w:val="000000"/>
-              </w:rPr>
-            </w:pPr>
-            <w:r>
-              <w:rPr>
-                <w:rFonts w:ascii="Times New Roman" w:hAnsi="Helvetica" w:eastAsia="Helvetica" w:cs="Helvetica"/>
-                <w:i w:val="false"/>
-                <w:b w:val="false"/>
-                <w:u w:val="none"/>
-                <w:strike w:val="false"/>
-                <w:sz w:val="20"/>
-                <w:szCs w:val="20"/>
-                <w:color w:val="000000"/>
-              </w:rPr>
-              <w:t xml:space="preserve">0.822</w:t>
+              <w:t xml:space="preserve">Remove Non-native Shrubs</w:t>
+            </w:r>
+          </w:p>
+        </w:tc>
+        <w:tc>
+          <w:tcPr>
+            <w:tcBorders>
+              <w:bottom w:val="none" w:sz="0" w:space="0" w:color="000000"/>
+              <w:top w:val="none" w:sz="0" w:space="0" w:color="000000"/>
+              <w:left w:val="none" w:sz="0" w:space="0" w:color="000000"/>
+              <w:right w:val="none" w:sz="0" w:space="0" w:color="000000"/>
+            </w:tcBorders>
+            <w:shd w:val="clear" w:color="auto" w:fill="FFFFFF"/>
+            <w:tcMar>
+              <w:top w:w="0" w:type="dxa"/>
+              <w:bottom w:w="0" w:type="dxa"/>
+              <w:left w:w="0" w:type="dxa"/>
+              <w:right w:w="0" w:type="dxa"/>
+            </w:tcMar>
+            <w:vAlign w:val="center"/>
+          </w:tcPr>
+          <w:p>
+            <w:pPr>
+              <w:pStyle w:val="Normal"/>
+              <w:jc w:val="center"/>
+              <w:keepNext/>
+              <w:pBdr>
+                <w:bottom w:val="none" w:sz="0" w:space="0" w:color="000000"/>
+                <w:top w:val="none" w:sz="0" w:space="0" w:color="000000"/>
+                <w:left w:val="none" w:sz="0" w:space="0" w:color="000000"/>
+                <w:right w:val="none" w:sz="0" w:space="0" w:color="000000"/>
+              </w:pBdr>
+              <w:spacing w:after="40" w:before="40" w:line="240"/>
+              <w:ind w:left="100" w:right="100" w:firstLine="0" w:firstLineChars="0"/>
+              <w:rPr>
+                <w:rFonts w:ascii="Times New Roman" w:hAnsi="Helvetica" w:eastAsia="Helvetica" w:cs="Helvetica"/>
+                <w:i w:val="false"/>
+                <w:b w:val="false"/>
+                <w:u w:val="none"/>
+                <w:strike w:val="false"/>
+                <w:sz w:val="20"/>
+                <w:szCs w:val="20"/>
+                <w:color w:val="000000"/>
+              </w:rPr>
+            </w:pPr>
+            <w:r>
+              <w:rPr>
+                <w:rFonts w:ascii="Times New Roman" w:hAnsi="Helvetica" w:eastAsia="Helvetica" w:cs="Helvetica"/>
+                <w:i w:val="false"/>
+                <w:b w:val="false"/>
+                <w:u w:val="none"/>
+                <w:strike w:val="false"/>
+                <w:sz w:val="20"/>
+                <w:szCs w:val="20"/>
+                <w:color w:val="000000"/>
+              </w:rPr>
+              <w:t xml:space="preserve">67</w:t>
+            </w:r>
+          </w:p>
+        </w:tc>
+        <w:tc>
+          <w:tcPr>
+            <w:tcBorders>
+              <w:bottom w:val="none" w:sz="0" w:space="0" w:color="000000"/>
+              <w:top w:val="none" w:sz="0" w:space="0" w:color="000000"/>
+              <w:left w:val="none" w:sz="0" w:space="0" w:color="000000"/>
+              <w:right w:val="none" w:sz="0" w:space="0" w:color="000000"/>
+            </w:tcBorders>
+            <w:shd w:val="clear" w:color="auto" w:fill="FFFFFF"/>
+            <w:tcMar>
+              <w:top w:w="0" w:type="dxa"/>
+              <w:bottom w:w="0" w:type="dxa"/>
+              <w:left w:w="0" w:type="dxa"/>
+              <w:right w:w="0" w:type="dxa"/>
+            </w:tcMar>
+            <w:vAlign w:val="center"/>
+          </w:tcPr>
+          <w:p>
+            <w:pPr>
+              <w:pStyle w:val="Normal"/>
+              <w:jc w:val="center"/>
+              <w:keepNext/>
+              <w:pBdr>
+                <w:bottom w:val="none" w:sz="0" w:space="0" w:color="000000"/>
+                <w:top w:val="none" w:sz="0" w:space="0" w:color="000000"/>
+                <w:left w:val="none" w:sz="0" w:space="0" w:color="000000"/>
+                <w:right w:val="none" w:sz="0" w:space="0" w:color="000000"/>
+              </w:pBdr>
+              <w:spacing w:after="40" w:before="40" w:line="240"/>
+              <w:ind w:left="100" w:right="100" w:firstLine="0" w:firstLineChars="0"/>
+              <w:rPr>
+                <w:rFonts w:ascii="Times New Roman" w:hAnsi="Helvetica" w:eastAsia="Helvetica" w:cs="Helvetica"/>
+                <w:i w:val="false"/>
+                <w:b w:val="false"/>
+                <w:u w:val="none"/>
+                <w:strike w:val="false"/>
+                <w:sz w:val="20"/>
+                <w:szCs w:val="20"/>
+                <w:color w:val="000000"/>
+              </w:rPr>
+            </w:pPr>
+            <w:r>
+              <w:rPr>
+                <w:rFonts w:ascii="Times New Roman" w:hAnsi="Helvetica" w:eastAsia="Helvetica" w:cs="Helvetica"/>
+                <w:i w:val="false"/>
+                <w:b w:val="false"/>
+                <w:u w:val="none"/>
+                <w:strike w:val="false"/>
+                <w:sz w:val="20"/>
+                <w:szCs w:val="20"/>
+                <w:color w:val="000000"/>
+              </w:rPr>
+              <w:t xml:space="preserve">4</w:t>
+            </w:r>
+          </w:p>
+        </w:tc>
+        <w:tc>
+          <w:tcPr>
+            <w:tcBorders>
+              <w:bottom w:val="none" w:sz="0" w:space="0" w:color="000000"/>
+              <w:top w:val="none" w:sz="0" w:space="0" w:color="000000"/>
+              <w:left w:val="none" w:sz="0" w:space="0" w:color="000000"/>
+              <w:right w:val="none" w:sz="0" w:space="0" w:color="000000"/>
+            </w:tcBorders>
+            <w:shd w:val="clear" w:color="auto" w:fill="FFFFFF"/>
+            <w:tcMar>
+              <w:top w:w="0" w:type="dxa"/>
+              <w:bottom w:w="0" w:type="dxa"/>
+              <w:left w:w="0" w:type="dxa"/>
+              <w:right w:w="0" w:type="dxa"/>
+            </w:tcMar>
+            <w:vAlign w:val="center"/>
+          </w:tcPr>
+          <w:p>
+            <w:pPr>
+              <w:pStyle w:val="Normal"/>
+              <w:jc w:val="center"/>
+              <w:keepNext/>
+              <w:pBdr>
+                <w:bottom w:val="none" w:sz="0" w:space="0" w:color="000000"/>
+                <w:top w:val="none" w:sz="0" w:space="0" w:color="000000"/>
+                <w:left w:val="none" w:sz="0" w:space="0" w:color="000000"/>
+                <w:right w:val="none" w:sz="0" w:space="0" w:color="000000"/>
+              </w:pBdr>
+              <w:spacing w:after="40" w:before="40" w:line="240"/>
+              <w:ind w:left="100" w:right="100" w:firstLine="0" w:firstLineChars="0"/>
+              <w:rPr>
+                <w:rFonts w:ascii="Times New Roman" w:hAnsi="Helvetica" w:eastAsia="Helvetica" w:cs="Helvetica"/>
+                <w:i w:val="false"/>
+                <w:b w:val="false"/>
+                <w:u w:val="none"/>
+                <w:strike w:val="false"/>
+                <w:sz w:val="20"/>
+                <w:szCs w:val="20"/>
+                <w:color w:val="000000"/>
+              </w:rPr>
+            </w:pPr>
+            <w:r>
+              <w:rPr>
+                <w:rFonts w:ascii="Times New Roman" w:hAnsi="Helvetica" w:eastAsia="Helvetica" w:cs="Helvetica"/>
+                <w:i w:val="false"/>
+                <w:b w:val="false"/>
+                <w:u w:val="none"/>
+                <w:strike w:val="false"/>
+                <w:sz w:val="20"/>
+                <w:szCs w:val="20"/>
+                <w:color w:val="000000"/>
+              </w:rPr>
+              <w:t xml:space="preserve">0.13 (-0.18, 0.44)</w:t>
+            </w:r>
+          </w:p>
+        </w:tc>
+        <w:tc>
+          <w:tcPr>
+            <w:tcBorders>
+              <w:bottom w:val="none" w:sz="0" w:space="0" w:color="000000"/>
+              <w:top w:val="none" w:sz="0" w:space="0" w:color="000000"/>
+              <w:left w:val="none" w:sz="0" w:space="0" w:color="000000"/>
+              <w:right w:val="none" w:sz="0" w:space="0" w:color="000000"/>
+            </w:tcBorders>
+            <w:shd w:val="clear" w:color="auto" w:fill="FFFFFF"/>
+            <w:tcMar>
+              <w:top w:w="0" w:type="dxa"/>
+              <w:bottom w:w="0" w:type="dxa"/>
+              <w:left w:w="0" w:type="dxa"/>
+              <w:right w:w="0" w:type="dxa"/>
+            </w:tcMar>
+            <w:vAlign w:val="center"/>
+          </w:tcPr>
+          <w:p>
+            <w:pPr>
+              <w:pStyle w:val="Normal"/>
+              <w:jc w:val="center"/>
+              <w:keepNext/>
+              <w:pBdr>
+                <w:bottom w:val="none" w:sz="0" w:space="0" w:color="000000"/>
+                <w:top w:val="none" w:sz="0" w:space="0" w:color="000000"/>
+                <w:left w:val="none" w:sz="0" w:space="0" w:color="000000"/>
+                <w:right w:val="none" w:sz="0" w:space="0" w:color="000000"/>
+              </w:pBdr>
+              <w:spacing w:after="40" w:before="40" w:line="240"/>
+              <w:ind w:left="100" w:right="100" w:firstLine="0" w:firstLineChars="0"/>
+              <w:rPr>
+                <w:rFonts w:ascii="Times New Roman" w:hAnsi="Helvetica" w:eastAsia="Helvetica" w:cs="Helvetica"/>
+                <w:i w:val="false"/>
+                <w:b w:val="false"/>
+                <w:u w:val="none"/>
+                <w:strike w:val="false"/>
+                <w:sz w:val="20"/>
+                <w:szCs w:val="20"/>
+                <w:color w:val="000000"/>
+              </w:rPr>
+            </w:pPr>
+            <w:r>
+              <w:rPr>
+                <w:rFonts w:ascii="Times New Roman" w:hAnsi="Helvetica" w:eastAsia="Helvetica" w:cs="Helvetica"/>
+                <w:i w:val="false"/>
+                <w:b w:val="false"/>
+                <w:u w:val="none"/>
+                <w:strike w:val="false"/>
+                <w:sz w:val="20"/>
+                <w:szCs w:val="20"/>
+                <w:color w:val="000000"/>
+              </w:rPr>
+              <w:t xml:space="preserve">0.798</w:t>
             </w:r>
           </w:p>
         </w:tc>
@@ -4714,231 +4740,231 @@
                 <w:szCs w:val="20"/>
                 <w:color w:val="000000"/>
               </w:rPr>
-              <w:t xml:space="preserve">Remove Non-native Shrubs</w:t>
-            </w:r>
-          </w:p>
-        </w:tc>
-        <w:tc>
-          <w:tcPr>
-            <w:tcBorders>
-              <w:bottom w:val="none" w:sz="0" w:space="0" w:color="000000"/>
-              <w:top w:val="none" w:sz="0" w:space="0" w:color="000000"/>
-              <w:left w:val="none" w:sz="0" w:space="0" w:color="000000"/>
-              <w:right w:val="none" w:sz="0" w:space="0" w:color="000000"/>
-            </w:tcBorders>
-            <w:shd w:val="clear" w:color="auto" w:fill="FFFFFF"/>
-            <w:tcMar>
-              <w:top w:w="0" w:type="dxa"/>
-              <w:bottom w:w="0" w:type="dxa"/>
-              <w:left w:w="0" w:type="dxa"/>
-              <w:right w:w="0" w:type="dxa"/>
-            </w:tcMar>
-            <w:vAlign w:val="center"/>
-          </w:tcPr>
-          <w:p>
-            <w:pPr>
-              <w:pStyle w:val="Normal"/>
-              <w:jc w:val="center"/>
-              <w:keepNext/>
-              <w:pBdr>
-                <w:bottom w:val="none" w:sz="0" w:space="0" w:color="000000"/>
-                <w:top w:val="none" w:sz="0" w:space="0" w:color="000000"/>
-                <w:left w:val="none" w:sz="0" w:space="0" w:color="000000"/>
-                <w:right w:val="none" w:sz="0" w:space="0" w:color="000000"/>
-              </w:pBdr>
-              <w:spacing w:after="40" w:before="40" w:line="240"/>
-              <w:ind w:left="100" w:right="100" w:firstLine="0" w:firstLineChars="0"/>
-              <w:rPr>
-                <w:rFonts w:ascii="Times New Roman" w:hAnsi="Helvetica" w:eastAsia="Helvetica" w:cs="Helvetica"/>
-                <w:i w:val="false"/>
-                <w:b w:val="false"/>
-                <w:u w:val="none"/>
-                <w:strike w:val="false"/>
-                <w:sz w:val="20"/>
-                <w:szCs w:val="20"/>
-                <w:color w:val="000000"/>
-              </w:rPr>
-            </w:pPr>
-            <w:r>
-              <w:rPr>
-                <w:rFonts w:ascii="Times New Roman" w:hAnsi="Helvetica" w:eastAsia="Helvetica" w:cs="Helvetica"/>
-                <w:i w:val="false"/>
-                <w:b w:val="false"/>
-                <w:u w:val="none"/>
-                <w:strike w:val="false"/>
-                <w:sz w:val="20"/>
-                <w:szCs w:val="20"/>
-                <w:color w:val="000000"/>
-              </w:rPr>
-              <w:t xml:space="preserve">67</w:t>
-            </w:r>
-          </w:p>
-        </w:tc>
-        <w:tc>
-          <w:tcPr>
-            <w:tcBorders>
-              <w:bottom w:val="none" w:sz="0" w:space="0" w:color="000000"/>
-              <w:top w:val="none" w:sz="0" w:space="0" w:color="000000"/>
-              <w:left w:val="none" w:sz="0" w:space="0" w:color="000000"/>
-              <w:right w:val="none" w:sz="0" w:space="0" w:color="000000"/>
-            </w:tcBorders>
-            <w:shd w:val="clear" w:color="auto" w:fill="FFFFFF"/>
-            <w:tcMar>
-              <w:top w:w="0" w:type="dxa"/>
-              <w:bottom w:w="0" w:type="dxa"/>
-              <w:left w:w="0" w:type="dxa"/>
-              <w:right w:w="0" w:type="dxa"/>
-            </w:tcMar>
-            <w:vAlign w:val="center"/>
-          </w:tcPr>
-          <w:p>
-            <w:pPr>
-              <w:pStyle w:val="Normal"/>
-              <w:jc w:val="center"/>
-              <w:keepNext/>
-              <w:pBdr>
-                <w:bottom w:val="none" w:sz="0" w:space="0" w:color="000000"/>
-                <w:top w:val="none" w:sz="0" w:space="0" w:color="000000"/>
-                <w:left w:val="none" w:sz="0" w:space="0" w:color="000000"/>
-                <w:right w:val="none" w:sz="0" w:space="0" w:color="000000"/>
-              </w:pBdr>
-              <w:spacing w:after="40" w:before="40" w:line="240"/>
-              <w:ind w:left="100" w:right="100" w:firstLine="0" w:firstLineChars="0"/>
-              <w:rPr>
-                <w:rFonts w:ascii="Times New Roman" w:hAnsi="Helvetica" w:eastAsia="Helvetica" w:cs="Helvetica"/>
-                <w:i w:val="false"/>
-                <w:b w:val="false"/>
-                <w:u w:val="none"/>
-                <w:strike w:val="false"/>
-                <w:sz w:val="20"/>
-                <w:szCs w:val="20"/>
-                <w:color w:val="000000"/>
-              </w:rPr>
-            </w:pPr>
-            <w:r>
-              <w:rPr>
-                <w:rFonts w:ascii="Times New Roman" w:hAnsi="Helvetica" w:eastAsia="Helvetica" w:cs="Helvetica"/>
-                <w:i w:val="false"/>
-                <w:b w:val="false"/>
-                <w:u w:val="none"/>
-                <w:strike w:val="false"/>
-                <w:sz w:val="20"/>
-                <w:szCs w:val="20"/>
-                <w:color w:val="000000"/>
-              </w:rPr>
-              <w:t xml:space="preserve">4</w:t>
-            </w:r>
-          </w:p>
-        </w:tc>
-        <w:tc>
-          <w:tcPr>
-            <w:tcBorders>
-              <w:bottom w:val="none" w:sz="0" w:space="0" w:color="000000"/>
-              <w:top w:val="none" w:sz="0" w:space="0" w:color="000000"/>
-              <w:left w:val="none" w:sz="0" w:space="0" w:color="000000"/>
-              <w:right w:val="none" w:sz="0" w:space="0" w:color="000000"/>
-            </w:tcBorders>
-            <w:shd w:val="clear" w:color="auto" w:fill="FFFFFF"/>
-            <w:tcMar>
-              <w:top w:w="0" w:type="dxa"/>
-              <w:bottom w:w="0" w:type="dxa"/>
-              <w:left w:w="0" w:type="dxa"/>
-              <w:right w:w="0" w:type="dxa"/>
-            </w:tcMar>
-            <w:vAlign w:val="center"/>
-          </w:tcPr>
-          <w:p>
-            <w:pPr>
-              <w:pStyle w:val="Normal"/>
-              <w:jc w:val="center"/>
-              <w:keepNext/>
-              <w:pBdr>
-                <w:bottom w:val="none" w:sz="0" w:space="0" w:color="000000"/>
-                <w:top w:val="none" w:sz="0" w:space="0" w:color="000000"/>
-                <w:left w:val="none" w:sz="0" w:space="0" w:color="000000"/>
-                <w:right w:val="none" w:sz="0" w:space="0" w:color="000000"/>
-              </w:pBdr>
-              <w:spacing w:after="40" w:before="40" w:line="240"/>
-              <w:ind w:left="100" w:right="100" w:firstLine="0" w:firstLineChars="0"/>
-              <w:rPr>
-                <w:rFonts w:ascii="Times New Roman" w:hAnsi="Helvetica" w:eastAsia="Helvetica" w:cs="Helvetica"/>
-                <w:i w:val="false"/>
-                <w:b w:val="false"/>
-                <w:u w:val="none"/>
-                <w:strike w:val="false"/>
-                <w:sz w:val="20"/>
-                <w:szCs w:val="20"/>
-                <w:color w:val="000000"/>
-              </w:rPr>
-            </w:pPr>
-            <w:r>
-              <w:rPr>
-                <w:rFonts w:ascii="Times New Roman" w:hAnsi="Helvetica" w:eastAsia="Helvetica" w:cs="Helvetica"/>
-                <w:i w:val="false"/>
-                <w:b w:val="false"/>
-                <w:u w:val="none"/>
-                <w:strike w:val="false"/>
-                <w:sz w:val="20"/>
-                <w:szCs w:val="20"/>
-                <w:color w:val="000000"/>
-              </w:rPr>
-              <w:t xml:space="preserve">0.12 (-0.20, 0.45)</w:t>
-            </w:r>
-          </w:p>
-        </w:tc>
-        <w:tc>
-          <w:tcPr>
-            <w:tcBorders>
-              <w:bottom w:val="none" w:sz="0" w:space="0" w:color="000000"/>
-              <w:top w:val="none" w:sz="0" w:space="0" w:color="000000"/>
-              <w:left w:val="none" w:sz="0" w:space="0" w:color="000000"/>
-              <w:right w:val="none" w:sz="0" w:space="0" w:color="000000"/>
-            </w:tcBorders>
-            <w:shd w:val="clear" w:color="auto" w:fill="FFFFFF"/>
-            <w:tcMar>
-              <w:top w:w="0" w:type="dxa"/>
-              <w:bottom w:w="0" w:type="dxa"/>
-              <w:left w:w="0" w:type="dxa"/>
-              <w:right w:w="0" w:type="dxa"/>
-            </w:tcMar>
-            <w:vAlign w:val="center"/>
-          </w:tcPr>
-          <w:p>
-            <w:pPr>
-              <w:pStyle w:val="Normal"/>
-              <w:jc w:val="center"/>
-              <w:keepNext/>
-              <w:pBdr>
-                <w:bottom w:val="none" w:sz="0" w:space="0" w:color="000000"/>
-                <w:top w:val="none" w:sz="0" w:space="0" w:color="000000"/>
-                <w:left w:val="none" w:sz="0" w:space="0" w:color="000000"/>
-                <w:right w:val="none" w:sz="0" w:space="0" w:color="000000"/>
-              </w:pBdr>
-              <w:spacing w:after="40" w:before="40" w:line="240"/>
-              <w:ind w:left="100" w:right="100" w:firstLine="0" w:firstLineChars="0"/>
-              <w:rPr>
-                <w:rFonts w:ascii="Times New Roman" w:hAnsi="Helvetica" w:eastAsia="Helvetica" w:cs="Helvetica"/>
-                <w:i w:val="false"/>
-                <w:b w:val="false"/>
-                <w:u w:val="none"/>
-                <w:strike w:val="false"/>
-                <w:sz w:val="20"/>
-                <w:szCs w:val="20"/>
-                <w:color w:val="000000"/>
-              </w:rPr>
-            </w:pPr>
-            <w:r>
-              <w:rPr>
-                <w:rFonts w:ascii="Times New Roman" w:hAnsi="Helvetica" w:eastAsia="Helvetica" w:cs="Helvetica"/>
-                <w:i w:val="false"/>
-                <w:b w:val="false"/>
-                <w:u w:val="none"/>
-                <w:strike w:val="false"/>
-                <w:sz w:val="20"/>
-                <w:szCs w:val="20"/>
-                <w:color w:val="000000"/>
-              </w:rPr>
-              <w:t xml:space="preserve">0.776</w:t>
+              <w:t xml:space="preserve">Install Nest-Boxes</w:t>
+            </w:r>
+          </w:p>
+        </w:tc>
+        <w:tc>
+          <w:tcPr>
+            <w:tcBorders>
+              <w:bottom w:val="none" w:sz="0" w:space="0" w:color="000000"/>
+              <w:top w:val="none" w:sz="0" w:space="0" w:color="000000"/>
+              <w:left w:val="none" w:sz="0" w:space="0" w:color="000000"/>
+              <w:right w:val="none" w:sz="0" w:space="0" w:color="000000"/>
+            </w:tcBorders>
+            <w:shd w:val="clear" w:color="auto" w:fill="FFFFFF"/>
+            <w:tcMar>
+              <w:top w:w="0" w:type="dxa"/>
+              <w:bottom w:w="0" w:type="dxa"/>
+              <w:left w:w="0" w:type="dxa"/>
+              <w:right w:w="0" w:type="dxa"/>
+            </w:tcMar>
+            <w:vAlign w:val="center"/>
+          </w:tcPr>
+          <w:p>
+            <w:pPr>
+              <w:pStyle w:val="Normal"/>
+              <w:jc w:val="center"/>
+              <w:keepNext/>
+              <w:pBdr>
+                <w:bottom w:val="none" w:sz="0" w:space="0" w:color="000000"/>
+                <w:top w:val="none" w:sz="0" w:space="0" w:color="000000"/>
+                <w:left w:val="none" w:sz="0" w:space="0" w:color="000000"/>
+                <w:right w:val="none" w:sz="0" w:space="0" w:color="000000"/>
+              </w:pBdr>
+              <w:spacing w:after="40" w:before="40" w:line="240"/>
+              <w:ind w:left="100" w:right="100" w:firstLine="0" w:firstLineChars="0"/>
+              <w:rPr>
+                <w:rFonts w:ascii="Times New Roman" w:hAnsi="Helvetica" w:eastAsia="Helvetica" w:cs="Helvetica"/>
+                <w:i w:val="false"/>
+                <w:b w:val="false"/>
+                <w:u w:val="none"/>
+                <w:strike w:val="false"/>
+                <w:sz w:val="20"/>
+                <w:szCs w:val="20"/>
+                <w:color w:val="000000"/>
+              </w:rPr>
+            </w:pPr>
+            <w:r>
+              <w:rPr>
+                <w:rFonts w:ascii="Times New Roman" w:hAnsi="Helvetica" w:eastAsia="Helvetica" w:cs="Helvetica"/>
+                <w:i w:val="false"/>
+                <w:b w:val="false"/>
+                <w:u w:val="none"/>
+                <w:strike w:val="false"/>
+                <w:sz w:val="20"/>
+                <w:szCs w:val="20"/>
+                <w:color w:val="000000"/>
+              </w:rPr>
+              <w:t xml:space="preserve">9</w:t>
+            </w:r>
+          </w:p>
+        </w:tc>
+        <w:tc>
+          <w:tcPr>
+            <w:tcBorders>
+              <w:bottom w:val="none" w:sz="0" w:space="0" w:color="000000"/>
+              <w:top w:val="none" w:sz="0" w:space="0" w:color="000000"/>
+              <w:left w:val="none" w:sz="0" w:space="0" w:color="000000"/>
+              <w:right w:val="none" w:sz="0" w:space="0" w:color="000000"/>
+            </w:tcBorders>
+            <w:shd w:val="clear" w:color="auto" w:fill="FFFFFF"/>
+            <w:tcMar>
+              <w:top w:w="0" w:type="dxa"/>
+              <w:bottom w:w="0" w:type="dxa"/>
+              <w:left w:w="0" w:type="dxa"/>
+              <w:right w:w="0" w:type="dxa"/>
+            </w:tcMar>
+            <w:vAlign w:val="center"/>
+          </w:tcPr>
+          <w:p>
+            <w:pPr>
+              <w:pStyle w:val="Normal"/>
+              <w:jc w:val="center"/>
+              <w:keepNext/>
+              <w:pBdr>
+                <w:bottom w:val="none" w:sz="0" w:space="0" w:color="000000"/>
+                <w:top w:val="none" w:sz="0" w:space="0" w:color="000000"/>
+                <w:left w:val="none" w:sz="0" w:space="0" w:color="000000"/>
+                <w:right w:val="none" w:sz="0" w:space="0" w:color="000000"/>
+              </w:pBdr>
+              <w:spacing w:after="40" w:before="40" w:line="240"/>
+              <w:ind w:left="100" w:right="100" w:firstLine="0" w:firstLineChars="0"/>
+              <w:rPr>
+                <w:rFonts w:ascii="Times New Roman" w:hAnsi="Helvetica" w:eastAsia="Helvetica" w:cs="Helvetica"/>
+                <w:i w:val="false"/>
+                <w:b w:val="false"/>
+                <w:u w:val="none"/>
+                <w:strike w:val="false"/>
+                <w:sz w:val="20"/>
+                <w:szCs w:val="20"/>
+                <w:color w:val="000000"/>
+              </w:rPr>
+            </w:pPr>
+            <w:r>
+              <w:rPr>
+                <w:rFonts w:ascii="Times New Roman" w:hAnsi="Helvetica" w:eastAsia="Helvetica" w:cs="Helvetica"/>
+                <w:i w:val="false"/>
+                <w:b w:val="false"/>
+                <w:u w:val="none"/>
+                <w:strike w:val="false"/>
+                <w:sz w:val="20"/>
+                <w:szCs w:val="20"/>
+                <w:color w:val="000000"/>
+              </w:rPr>
+              <w:t xml:space="preserve">3</w:t>
+            </w:r>
+          </w:p>
+        </w:tc>
+        <w:tc>
+          <w:tcPr>
+            <w:tcBorders>
+              <w:bottom w:val="none" w:sz="0" w:space="0" w:color="000000"/>
+              <w:top w:val="none" w:sz="0" w:space="0" w:color="000000"/>
+              <w:left w:val="none" w:sz="0" w:space="0" w:color="000000"/>
+              <w:right w:val="none" w:sz="0" w:space="0" w:color="000000"/>
+            </w:tcBorders>
+            <w:shd w:val="clear" w:color="auto" w:fill="FFFFFF"/>
+            <w:tcMar>
+              <w:top w:w="0" w:type="dxa"/>
+              <w:bottom w:w="0" w:type="dxa"/>
+              <w:left w:w="0" w:type="dxa"/>
+              <w:right w:w="0" w:type="dxa"/>
+            </w:tcMar>
+            <w:vAlign w:val="center"/>
+          </w:tcPr>
+          <w:p>
+            <w:pPr>
+              <w:pStyle w:val="Normal"/>
+              <w:jc w:val="center"/>
+              <w:keepNext/>
+              <w:pBdr>
+                <w:bottom w:val="none" w:sz="0" w:space="0" w:color="000000"/>
+                <w:top w:val="none" w:sz="0" w:space="0" w:color="000000"/>
+                <w:left w:val="none" w:sz="0" w:space="0" w:color="000000"/>
+                <w:right w:val="none" w:sz="0" w:space="0" w:color="000000"/>
+              </w:pBdr>
+              <w:spacing w:after="40" w:before="40" w:line="240"/>
+              <w:ind w:left="100" w:right="100" w:firstLine="0" w:firstLineChars="0"/>
+              <w:rPr>
+                <w:rFonts w:ascii="Times New Roman" w:hAnsi="Helvetica" w:eastAsia="Helvetica" w:cs="Helvetica"/>
+                <w:i w:val="false"/>
+                <w:b w:val="false"/>
+                <w:u w:val="none"/>
+                <w:strike w:val="false"/>
+                <w:sz w:val="20"/>
+                <w:szCs w:val="20"/>
+                <w:color w:val="000000"/>
+              </w:rPr>
+            </w:pPr>
+            <w:r>
+              <w:rPr>
+                <w:rFonts w:ascii="Times New Roman" w:hAnsi="Helvetica" w:eastAsia="Helvetica" w:cs="Helvetica"/>
+                <w:i w:val="false"/>
+                <w:b w:val="false"/>
+                <w:u w:val="none"/>
+                <w:strike w:val="false"/>
+                <w:sz w:val="20"/>
+                <w:szCs w:val="20"/>
+                <w:color w:val="000000"/>
+              </w:rPr>
+              <w:t xml:space="preserve">0.05 (-0.57, 0.66)</w:t>
+            </w:r>
+          </w:p>
+        </w:tc>
+        <w:tc>
+          <w:tcPr>
+            <w:tcBorders>
+              <w:bottom w:val="none" w:sz="0" w:space="0" w:color="000000"/>
+              <w:top w:val="none" w:sz="0" w:space="0" w:color="000000"/>
+              <w:left w:val="none" w:sz="0" w:space="0" w:color="000000"/>
+              <w:right w:val="none" w:sz="0" w:space="0" w:color="000000"/>
+            </w:tcBorders>
+            <w:shd w:val="clear" w:color="auto" w:fill="FFFFFF"/>
+            <w:tcMar>
+              <w:top w:w="0" w:type="dxa"/>
+              <w:bottom w:w="0" w:type="dxa"/>
+              <w:left w:w="0" w:type="dxa"/>
+              <w:right w:w="0" w:type="dxa"/>
+            </w:tcMar>
+            <w:vAlign w:val="center"/>
+          </w:tcPr>
+          <w:p>
+            <w:pPr>
+              <w:pStyle w:val="Normal"/>
+              <w:jc w:val="center"/>
+              <w:keepNext/>
+              <w:pBdr>
+                <w:bottom w:val="none" w:sz="0" w:space="0" w:color="000000"/>
+                <w:top w:val="none" w:sz="0" w:space="0" w:color="000000"/>
+                <w:left w:val="none" w:sz="0" w:space="0" w:color="000000"/>
+                <w:right w:val="none" w:sz="0" w:space="0" w:color="000000"/>
+              </w:pBdr>
+              <w:spacing w:after="40" w:before="40" w:line="240"/>
+              <w:ind w:left="100" w:right="100" w:firstLine="0" w:firstLineChars="0"/>
+              <w:rPr>
+                <w:rFonts w:ascii="Times New Roman" w:hAnsi="Helvetica" w:eastAsia="Helvetica" w:cs="Helvetica"/>
+                <w:i w:val="false"/>
+                <w:b w:val="false"/>
+                <w:u w:val="none"/>
+                <w:strike w:val="false"/>
+                <w:sz w:val="20"/>
+                <w:szCs w:val="20"/>
+                <w:color w:val="000000"/>
+              </w:rPr>
+            </w:pPr>
+            <w:r>
+              <w:rPr>
+                <w:rFonts w:ascii="Times New Roman" w:hAnsi="Helvetica" w:eastAsia="Helvetica" w:cs="Helvetica"/>
+                <w:i w:val="false"/>
+                <w:b w:val="false"/>
+                <w:u w:val="none"/>
+                <w:strike w:val="false"/>
+                <w:sz w:val="20"/>
+                <w:szCs w:val="20"/>
+                <w:color w:val="000000"/>
+              </w:rPr>
+              <w:t xml:space="preserve">0.558</w:t>
             </w:r>
           </w:p>
         </w:tc>
@@ -5000,257 +5026,231 @@
                 <w:szCs w:val="20"/>
                 <w:color w:val="000000"/>
               </w:rPr>
-              <w:t xml:space="preserve">Exclude Livestock From Streams and</w:t>
-            </w:r>
-            <w:r>
-              <w:rPr>
-                <w:rFonts w:ascii="Times New Roman" w:hAnsi="Helvetica" w:eastAsia="Helvetica" w:cs="Helvetica"/>
-                <w:i w:val="false"/>
-                <w:b w:val="false"/>
-                <w:u w:val="none"/>
-                <w:strike w:val="false"/>
-                <w:sz w:val="20"/>
-                <w:szCs w:val="20"/>
-                <w:color w:val="000000"/>
-              </w:rPr>
-              <w:br/>
-            </w:r>
-            <w:r>
-              <w:rPr>
-                <w:rFonts w:ascii="Times New Roman" w:hAnsi="Helvetica" w:eastAsia="Helvetica" w:cs="Helvetica"/>
-                <w:i w:val="false"/>
-                <w:b w:val="false"/>
-                <w:u w:val="none"/>
-                <w:strike w:val="false"/>
-                <w:sz w:val="20"/>
-                <w:szCs w:val="20"/>
-                <w:color w:val="000000"/>
-              </w:rPr>
-              <w:t xml:space="preserve">Plant Vegetative Buffers</w:t>
-            </w:r>
-          </w:p>
-        </w:tc>
-        <w:tc>
-          <w:tcPr>
-            <w:tcBorders>
-              <w:bottom w:val="none" w:sz="0" w:space="0" w:color="000000"/>
-              <w:top w:val="none" w:sz="0" w:space="0" w:color="000000"/>
-              <w:left w:val="none" w:sz="0" w:space="0" w:color="000000"/>
-              <w:right w:val="none" w:sz="0" w:space="0" w:color="000000"/>
-            </w:tcBorders>
-            <w:shd w:val="clear" w:color="auto" w:fill="FFFFFF"/>
-            <w:tcMar>
-              <w:top w:w="0" w:type="dxa"/>
-              <w:bottom w:w="0" w:type="dxa"/>
-              <w:left w:w="0" w:type="dxa"/>
-              <w:right w:w="0" w:type="dxa"/>
-            </w:tcMar>
-            <w:vAlign w:val="center"/>
-          </w:tcPr>
-          <w:p>
-            <w:pPr>
-              <w:pStyle w:val="Normal"/>
-              <w:jc w:val="center"/>
-              <w:keepNext/>
-              <w:pBdr>
-                <w:bottom w:val="none" w:sz="0" w:space="0" w:color="000000"/>
-                <w:top w:val="none" w:sz="0" w:space="0" w:color="000000"/>
-                <w:left w:val="none" w:sz="0" w:space="0" w:color="000000"/>
-                <w:right w:val="none" w:sz="0" w:space="0" w:color="000000"/>
-              </w:pBdr>
-              <w:spacing w:after="40" w:before="40" w:line="240"/>
-              <w:ind w:left="100" w:right="100" w:firstLine="0" w:firstLineChars="0"/>
-              <w:rPr>
-                <w:rFonts w:ascii="Times New Roman" w:hAnsi="Helvetica" w:eastAsia="Helvetica" w:cs="Helvetica"/>
-                <w:i w:val="false"/>
-                <w:b w:val="false"/>
-                <w:u w:val="none"/>
-                <w:strike w:val="false"/>
-                <w:sz w:val="20"/>
-                <w:szCs w:val="20"/>
-                <w:color w:val="000000"/>
-              </w:rPr>
-            </w:pPr>
-            <w:r>
-              <w:rPr>
-                <w:rFonts w:ascii="Times New Roman" w:hAnsi="Helvetica" w:eastAsia="Helvetica" w:cs="Helvetica"/>
-                <w:i w:val="false"/>
-                <w:b w:val="false"/>
-                <w:u w:val="none"/>
-                <w:strike w:val="false"/>
-                <w:sz w:val="20"/>
-                <w:szCs w:val="20"/>
-                <w:color w:val="000000"/>
-              </w:rPr>
-              <w:t xml:space="preserve">52</w:t>
-            </w:r>
-          </w:p>
-        </w:tc>
-        <w:tc>
-          <w:tcPr>
-            <w:tcBorders>
-              <w:bottom w:val="none" w:sz="0" w:space="0" w:color="000000"/>
-              <w:top w:val="none" w:sz="0" w:space="0" w:color="000000"/>
-              <w:left w:val="none" w:sz="0" w:space="0" w:color="000000"/>
-              <w:right w:val="none" w:sz="0" w:space="0" w:color="000000"/>
-            </w:tcBorders>
-            <w:shd w:val="clear" w:color="auto" w:fill="FFFFFF"/>
-            <w:tcMar>
-              <w:top w:w="0" w:type="dxa"/>
-              <w:bottom w:w="0" w:type="dxa"/>
-              <w:left w:w="0" w:type="dxa"/>
-              <w:right w:w="0" w:type="dxa"/>
-            </w:tcMar>
-            <w:vAlign w:val="center"/>
-          </w:tcPr>
-          <w:p>
-            <w:pPr>
-              <w:pStyle w:val="Normal"/>
-              <w:jc w:val="center"/>
-              <w:keepNext/>
-              <w:pBdr>
-                <w:bottom w:val="none" w:sz="0" w:space="0" w:color="000000"/>
-                <w:top w:val="none" w:sz="0" w:space="0" w:color="000000"/>
-                <w:left w:val="none" w:sz="0" w:space="0" w:color="000000"/>
-                <w:right w:val="none" w:sz="0" w:space="0" w:color="000000"/>
-              </w:pBdr>
-              <w:spacing w:after="40" w:before="40" w:line="240"/>
-              <w:ind w:left="100" w:right="100" w:firstLine="0" w:firstLineChars="0"/>
-              <w:rPr>
-                <w:rFonts w:ascii="Times New Roman" w:hAnsi="Helvetica" w:eastAsia="Helvetica" w:cs="Helvetica"/>
-                <w:i w:val="false"/>
-                <w:b w:val="false"/>
-                <w:u w:val="none"/>
-                <w:strike w:val="false"/>
-                <w:sz w:val="20"/>
-                <w:szCs w:val="20"/>
-                <w:color w:val="000000"/>
-              </w:rPr>
-            </w:pPr>
-            <w:r>
-              <w:rPr>
-                <w:rFonts w:ascii="Times New Roman" w:hAnsi="Helvetica" w:eastAsia="Helvetica" w:cs="Helvetica"/>
-                <w:i w:val="false"/>
-                <w:b w:val="false"/>
-                <w:u w:val="none"/>
-                <w:strike w:val="false"/>
-                <w:sz w:val="20"/>
-                <w:szCs w:val="20"/>
-                <w:color w:val="000000"/>
-              </w:rPr>
-              <w:t xml:space="preserve">3</w:t>
-            </w:r>
-          </w:p>
-        </w:tc>
-        <w:tc>
-          <w:tcPr>
-            <w:tcBorders>
-              <w:bottom w:val="none" w:sz="0" w:space="0" w:color="000000"/>
-              <w:top w:val="none" w:sz="0" w:space="0" w:color="000000"/>
-              <w:left w:val="none" w:sz="0" w:space="0" w:color="000000"/>
-              <w:right w:val="none" w:sz="0" w:space="0" w:color="000000"/>
-            </w:tcBorders>
-            <w:shd w:val="clear" w:color="auto" w:fill="FFFFFF"/>
-            <w:tcMar>
-              <w:top w:w="0" w:type="dxa"/>
-              <w:bottom w:w="0" w:type="dxa"/>
-              <w:left w:w="0" w:type="dxa"/>
-              <w:right w:w="0" w:type="dxa"/>
-            </w:tcMar>
-            <w:vAlign w:val="center"/>
-          </w:tcPr>
-          <w:p>
-            <w:pPr>
-              <w:pStyle w:val="Normal"/>
-              <w:jc w:val="center"/>
-              <w:keepNext/>
-              <w:pBdr>
-                <w:bottom w:val="none" w:sz="0" w:space="0" w:color="000000"/>
-                <w:top w:val="none" w:sz="0" w:space="0" w:color="000000"/>
-                <w:left w:val="none" w:sz="0" w:space="0" w:color="000000"/>
-                <w:right w:val="none" w:sz="0" w:space="0" w:color="000000"/>
-              </w:pBdr>
-              <w:spacing w:after="40" w:before="40" w:line="240"/>
-              <w:ind w:left="100" w:right="100" w:firstLine="0" w:firstLineChars="0"/>
-              <w:rPr>
-                <w:rFonts w:ascii="Times New Roman" w:hAnsi="Helvetica" w:eastAsia="Helvetica" w:cs="Helvetica"/>
-                <w:i w:val="false"/>
-                <w:b w:val="false"/>
-                <w:u w:val="none"/>
-                <w:strike w:val="false"/>
-                <w:sz w:val="20"/>
-                <w:szCs w:val="20"/>
-                <w:color w:val="000000"/>
-              </w:rPr>
-            </w:pPr>
-            <w:r>
-              <w:rPr>
-                <w:rFonts w:ascii="Times New Roman" w:hAnsi="Helvetica" w:eastAsia="Helvetica" w:cs="Helvetica"/>
-                <w:i w:val="false"/>
-                <w:b w:val="false"/>
-                <w:u w:val="none"/>
-                <w:strike w:val="false"/>
-                <w:sz w:val="20"/>
-                <w:szCs w:val="20"/>
-                <w:color w:val="000000"/>
-              </w:rPr>
-              <w:t xml:space="preserve">0.12 (-0.21, 0.45)</w:t>
-            </w:r>
-          </w:p>
-        </w:tc>
-        <w:tc>
-          <w:tcPr>
-            <w:tcBorders>
-              <w:bottom w:val="none" w:sz="0" w:space="0" w:color="000000"/>
-              <w:top w:val="none" w:sz="0" w:space="0" w:color="000000"/>
-              <w:left w:val="none" w:sz="0" w:space="0" w:color="000000"/>
-              <w:right w:val="none" w:sz="0" w:space="0" w:color="000000"/>
-            </w:tcBorders>
-            <w:shd w:val="clear" w:color="auto" w:fill="FFFFFF"/>
-            <w:tcMar>
-              <w:top w:w="0" w:type="dxa"/>
-              <w:bottom w:w="0" w:type="dxa"/>
-              <w:left w:w="0" w:type="dxa"/>
-              <w:right w:w="0" w:type="dxa"/>
-            </w:tcMar>
-            <w:vAlign w:val="center"/>
-          </w:tcPr>
-          <w:p>
-            <w:pPr>
-              <w:pStyle w:val="Normal"/>
-              <w:jc w:val="center"/>
-              <w:keepNext/>
-              <w:pBdr>
-                <w:bottom w:val="none" w:sz="0" w:space="0" w:color="000000"/>
-                <w:top w:val="none" w:sz="0" w:space="0" w:color="000000"/>
-                <w:left w:val="none" w:sz="0" w:space="0" w:color="000000"/>
-                <w:right w:val="none" w:sz="0" w:space="0" w:color="000000"/>
-              </w:pBdr>
-              <w:spacing w:after="40" w:before="40" w:line="240"/>
-              <w:ind w:left="100" w:right="100" w:firstLine="0" w:firstLineChars="0"/>
-              <w:rPr>
-                <w:rFonts w:ascii="Times New Roman" w:hAnsi="Helvetica" w:eastAsia="Helvetica" w:cs="Helvetica"/>
-                <w:i w:val="false"/>
-                <w:b w:val="false"/>
-                <w:u w:val="none"/>
-                <w:strike w:val="false"/>
-                <w:sz w:val="20"/>
-                <w:szCs w:val="20"/>
-                <w:color w:val="000000"/>
-              </w:rPr>
-            </w:pPr>
-            <w:r>
-              <w:rPr>
-                <w:rFonts w:ascii="Times New Roman" w:hAnsi="Helvetica" w:eastAsia="Helvetica" w:cs="Helvetica"/>
-                <w:i w:val="false"/>
-                <w:b w:val="false"/>
-                <w:u w:val="none"/>
-                <w:strike w:val="false"/>
-                <w:sz w:val="20"/>
-                <w:szCs w:val="20"/>
-                <w:color w:val="000000"/>
-              </w:rPr>
-              <w:t xml:space="preserve">0.767</w:t>
+              <w:t xml:space="preserve">Manage Fields in Patches</w:t>
+            </w:r>
+          </w:p>
+        </w:tc>
+        <w:tc>
+          <w:tcPr>
+            <w:tcBorders>
+              <w:bottom w:val="none" w:sz="0" w:space="0" w:color="000000"/>
+              <w:top w:val="none" w:sz="0" w:space="0" w:color="000000"/>
+              <w:left w:val="none" w:sz="0" w:space="0" w:color="000000"/>
+              <w:right w:val="none" w:sz="0" w:space="0" w:color="000000"/>
+            </w:tcBorders>
+            <w:shd w:val="clear" w:color="auto" w:fill="FFFFFF"/>
+            <w:tcMar>
+              <w:top w:w="0" w:type="dxa"/>
+              <w:bottom w:w="0" w:type="dxa"/>
+              <w:left w:w="0" w:type="dxa"/>
+              <w:right w:w="0" w:type="dxa"/>
+            </w:tcMar>
+            <w:vAlign w:val="center"/>
+          </w:tcPr>
+          <w:p>
+            <w:pPr>
+              <w:pStyle w:val="Normal"/>
+              <w:jc w:val="center"/>
+              <w:keepNext/>
+              <w:pBdr>
+                <w:bottom w:val="none" w:sz="0" w:space="0" w:color="000000"/>
+                <w:top w:val="none" w:sz="0" w:space="0" w:color="000000"/>
+                <w:left w:val="none" w:sz="0" w:space="0" w:color="000000"/>
+                <w:right w:val="none" w:sz="0" w:space="0" w:color="000000"/>
+              </w:pBdr>
+              <w:spacing w:after="40" w:before="40" w:line="240"/>
+              <w:ind w:left="100" w:right="100" w:firstLine="0" w:firstLineChars="0"/>
+              <w:rPr>
+                <w:rFonts w:ascii="Times New Roman" w:hAnsi="Helvetica" w:eastAsia="Helvetica" w:cs="Helvetica"/>
+                <w:i w:val="false"/>
+                <w:b w:val="false"/>
+                <w:u w:val="none"/>
+                <w:strike w:val="false"/>
+                <w:sz w:val="20"/>
+                <w:szCs w:val="20"/>
+                <w:color w:val="000000"/>
+              </w:rPr>
+            </w:pPr>
+            <w:r>
+              <w:rPr>
+                <w:rFonts w:ascii="Times New Roman" w:hAnsi="Helvetica" w:eastAsia="Helvetica" w:cs="Helvetica"/>
+                <w:i w:val="false"/>
+                <w:b w:val="false"/>
+                <w:u w:val="none"/>
+                <w:strike w:val="false"/>
+                <w:sz w:val="20"/>
+                <w:szCs w:val="20"/>
+                <w:color w:val="000000"/>
+              </w:rPr>
+              <w:t xml:space="preserve">28</w:t>
+            </w:r>
+          </w:p>
+        </w:tc>
+        <w:tc>
+          <w:tcPr>
+            <w:tcBorders>
+              <w:bottom w:val="none" w:sz="0" w:space="0" w:color="000000"/>
+              <w:top w:val="none" w:sz="0" w:space="0" w:color="000000"/>
+              <w:left w:val="none" w:sz="0" w:space="0" w:color="000000"/>
+              <w:right w:val="none" w:sz="0" w:space="0" w:color="000000"/>
+            </w:tcBorders>
+            <w:shd w:val="clear" w:color="auto" w:fill="FFFFFF"/>
+            <w:tcMar>
+              <w:top w:w="0" w:type="dxa"/>
+              <w:bottom w:w="0" w:type="dxa"/>
+              <w:left w:w="0" w:type="dxa"/>
+              <w:right w:w="0" w:type="dxa"/>
+            </w:tcMar>
+            <w:vAlign w:val="center"/>
+          </w:tcPr>
+          <w:p>
+            <w:pPr>
+              <w:pStyle w:val="Normal"/>
+              <w:jc w:val="center"/>
+              <w:keepNext/>
+              <w:pBdr>
+                <w:bottom w:val="none" w:sz="0" w:space="0" w:color="000000"/>
+                <w:top w:val="none" w:sz="0" w:space="0" w:color="000000"/>
+                <w:left w:val="none" w:sz="0" w:space="0" w:color="000000"/>
+                <w:right w:val="none" w:sz="0" w:space="0" w:color="000000"/>
+              </w:pBdr>
+              <w:spacing w:after="40" w:before="40" w:line="240"/>
+              <w:ind w:left="100" w:right="100" w:firstLine="0" w:firstLineChars="0"/>
+              <w:rPr>
+                <w:rFonts w:ascii="Times New Roman" w:hAnsi="Helvetica" w:eastAsia="Helvetica" w:cs="Helvetica"/>
+                <w:i w:val="false"/>
+                <w:b w:val="false"/>
+                <w:u w:val="none"/>
+                <w:strike w:val="false"/>
+                <w:sz w:val="20"/>
+                <w:szCs w:val="20"/>
+                <w:color w:val="000000"/>
+              </w:rPr>
+            </w:pPr>
+            <w:r>
+              <w:rPr>
+                <w:rFonts w:ascii="Times New Roman" w:hAnsi="Helvetica" w:eastAsia="Helvetica" w:cs="Helvetica"/>
+                <w:i w:val="false"/>
+                <w:b w:val="false"/>
+                <w:u w:val="none"/>
+                <w:strike w:val="false"/>
+                <w:sz w:val="20"/>
+                <w:szCs w:val="20"/>
+                <w:color w:val="000000"/>
+              </w:rPr>
+              <w:t xml:space="preserve">5</w:t>
+            </w:r>
+          </w:p>
+        </w:tc>
+        <w:tc>
+          <w:tcPr>
+            <w:tcBorders>
+              <w:bottom w:val="none" w:sz="0" w:space="0" w:color="000000"/>
+              <w:top w:val="none" w:sz="0" w:space="0" w:color="000000"/>
+              <w:left w:val="none" w:sz="0" w:space="0" w:color="000000"/>
+              <w:right w:val="none" w:sz="0" w:space="0" w:color="000000"/>
+            </w:tcBorders>
+            <w:shd w:val="clear" w:color="auto" w:fill="FFFFFF"/>
+            <w:tcMar>
+              <w:top w:w="0" w:type="dxa"/>
+              <w:bottom w:w="0" w:type="dxa"/>
+              <w:left w:w="0" w:type="dxa"/>
+              <w:right w:w="0" w:type="dxa"/>
+            </w:tcMar>
+            <w:vAlign w:val="center"/>
+          </w:tcPr>
+          <w:p>
+            <w:pPr>
+              <w:pStyle w:val="Normal"/>
+              <w:jc w:val="center"/>
+              <w:keepNext/>
+              <w:pBdr>
+                <w:bottom w:val="none" w:sz="0" w:space="0" w:color="000000"/>
+                <w:top w:val="none" w:sz="0" w:space="0" w:color="000000"/>
+                <w:left w:val="none" w:sz="0" w:space="0" w:color="000000"/>
+                <w:right w:val="none" w:sz="0" w:space="0" w:color="000000"/>
+              </w:pBdr>
+              <w:spacing w:after="40" w:before="40" w:line="240"/>
+              <w:ind w:left="100" w:right="100" w:firstLine="0" w:firstLineChars="0"/>
+              <w:rPr>
+                <w:rFonts w:ascii="Times New Roman" w:hAnsi="Helvetica" w:eastAsia="Helvetica" w:cs="Helvetica"/>
+                <w:i w:val="false"/>
+                <w:b w:val="false"/>
+                <w:u w:val="none"/>
+                <w:strike w:val="false"/>
+                <w:sz w:val="20"/>
+                <w:szCs w:val="20"/>
+                <w:color w:val="000000"/>
+              </w:rPr>
+            </w:pPr>
+            <w:r>
+              <w:rPr>
+                <w:rFonts w:ascii="Times New Roman" w:hAnsi="Helvetica" w:eastAsia="Helvetica" w:cs="Helvetica"/>
+                <w:i w:val="false"/>
+                <w:b w:val="false"/>
+                <w:u w:val="none"/>
+                <w:strike w:val="false"/>
+                <w:sz w:val="20"/>
+                <w:szCs w:val="20"/>
+                <w:color w:val="000000"/>
+              </w:rPr>
+              <w:t xml:space="preserve">0.05 (-0.32, 0.40)</w:t>
+            </w:r>
+          </w:p>
+        </w:tc>
+        <w:tc>
+          <w:tcPr>
+            <w:tcBorders>
+              <w:bottom w:val="none" w:sz="0" w:space="0" w:color="000000"/>
+              <w:top w:val="none" w:sz="0" w:space="0" w:color="000000"/>
+              <w:left w:val="none" w:sz="0" w:space="0" w:color="000000"/>
+              <w:right w:val="none" w:sz="0" w:space="0" w:color="000000"/>
+            </w:tcBorders>
+            <w:shd w:val="clear" w:color="auto" w:fill="FFFFFF"/>
+            <w:tcMar>
+              <w:top w:w="0" w:type="dxa"/>
+              <w:bottom w:w="0" w:type="dxa"/>
+              <w:left w:w="0" w:type="dxa"/>
+              <w:right w:w="0" w:type="dxa"/>
+            </w:tcMar>
+            <w:vAlign w:val="center"/>
+          </w:tcPr>
+          <w:p>
+            <w:pPr>
+              <w:pStyle w:val="Normal"/>
+              <w:jc w:val="center"/>
+              <w:keepNext/>
+              <w:pBdr>
+                <w:bottom w:val="none" w:sz="0" w:space="0" w:color="000000"/>
+                <w:top w:val="none" w:sz="0" w:space="0" w:color="000000"/>
+                <w:left w:val="none" w:sz="0" w:space="0" w:color="000000"/>
+                <w:right w:val="none" w:sz="0" w:space="0" w:color="000000"/>
+              </w:pBdr>
+              <w:spacing w:after="40" w:before="40" w:line="240"/>
+              <w:ind w:left="100" w:right="100" w:firstLine="0" w:firstLineChars="0"/>
+              <w:rPr>
+                <w:rFonts w:ascii="Times New Roman" w:hAnsi="Helvetica" w:eastAsia="Helvetica" w:cs="Helvetica"/>
+                <w:i w:val="false"/>
+                <w:b w:val="false"/>
+                <w:u w:val="none"/>
+                <w:strike w:val="false"/>
+                <w:sz w:val="20"/>
+                <w:szCs w:val="20"/>
+                <w:color w:val="000000"/>
+              </w:rPr>
+            </w:pPr>
+            <w:r>
+              <w:rPr>
+                <w:rFonts w:ascii="Times New Roman" w:hAnsi="Helvetica" w:eastAsia="Helvetica" w:cs="Helvetica"/>
+                <w:i w:val="false"/>
+                <w:b w:val="false"/>
+                <w:u w:val="none"/>
+                <w:strike w:val="false"/>
+                <w:sz w:val="20"/>
+                <w:szCs w:val="20"/>
+                <w:color w:val="000000"/>
+              </w:rPr>
+              <w:t xml:space="preserve">0.596</w:t>
             </w:r>
           </w:p>
         </w:tc>
@@ -5312,231 +5312,231 @@
                 <w:szCs w:val="20"/>
                 <w:color w:val="000000"/>
               </w:rPr>
-              <w:t xml:space="preserve">Implement Prescribed Fire</w:t>
-            </w:r>
-          </w:p>
-        </w:tc>
-        <w:tc>
-          <w:tcPr>
-            <w:tcBorders>
-              <w:bottom w:val="none" w:sz="0" w:space="0" w:color="000000"/>
-              <w:top w:val="none" w:sz="0" w:space="0" w:color="000000"/>
-              <w:left w:val="none" w:sz="0" w:space="0" w:color="000000"/>
-              <w:right w:val="none" w:sz="0" w:space="0" w:color="000000"/>
-            </w:tcBorders>
-            <w:shd w:val="clear" w:color="auto" w:fill="FFFFFF"/>
-            <w:tcMar>
-              <w:top w:w="0" w:type="dxa"/>
-              <w:bottom w:w="0" w:type="dxa"/>
-              <w:left w:w="0" w:type="dxa"/>
-              <w:right w:w="0" w:type="dxa"/>
-            </w:tcMar>
-            <w:vAlign w:val="center"/>
-          </w:tcPr>
-          <w:p>
-            <w:pPr>
-              <w:pStyle w:val="Normal"/>
-              <w:jc w:val="center"/>
-              <w:keepNext/>
-              <w:pBdr>
-                <w:bottom w:val="none" w:sz="0" w:space="0" w:color="000000"/>
-                <w:top w:val="none" w:sz="0" w:space="0" w:color="000000"/>
-                <w:left w:val="none" w:sz="0" w:space="0" w:color="000000"/>
-                <w:right w:val="none" w:sz="0" w:space="0" w:color="000000"/>
-              </w:pBdr>
-              <w:spacing w:after="40" w:before="40" w:line="240"/>
-              <w:ind w:left="100" w:right="100" w:firstLine="0" w:firstLineChars="0"/>
-              <w:rPr>
-                <w:rFonts w:ascii="Times New Roman" w:hAnsi="Helvetica" w:eastAsia="Helvetica" w:cs="Helvetica"/>
-                <w:i w:val="false"/>
-                <w:b w:val="false"/>
-                <w:u w:val="none"/>
-                <w:strike w:val="false"/>
-                <w:sz w:val="20"/>
-                <w:szCs w:val="20"/>
-                <w:color w:val="000000"/>
-              </w:rPr>
-            </w:pPr>
-            <w:r>
-              <w:rPr>
-                <w:rFonts w:ascii="Times New Roman" w:hAnsi="Helvetica" w:eastAsia="Helvetica" w:cs="Helvetica"/>
-                <w:i w:val="false"/>
-                <w:b w:val="false"/>
-                <w:u w:val="none"/>
-                <w:strike w:val="false"/>
-                <w:sz w:val="20"/>
-                <w:szCs w:val="20"/>
-                <w:color w:val="000000"/>
-              </w:rPr>
-              <w:t xml:space="preserve">267</w:t>
-            </w:r>
-          </w:p>
-        </w:tc>
-        <w:tc>
-          <w:tcPr>
-            <w:tcBorders>
-              <w:bottom w:val="none" w:sz="0" w:space="0" w:color="000000"/>
-              <w:top w:val="none" w:sz="0" w:space="0" w:color="000000"/>
-              <w:left w:val="none" w:sz="0" w:space="0" w:color="000000"/>
-              <w:right w:val="none" w:sz="0" w:space="0" w:color="000000"/>
-            </w:tcBorders>
-            <w:shd w:val="clear" w:color="auto" w:fill="FFFFFF"/>
-            <w:tcMar>
-              <w:top w:w="0" w:type="dxa"/>
-              <w:bottom w:w="0" w:type="dxa"/>
-              <w:left w:w="0" w:type="dxa"/>
-              <w:right w:w="0" w:type="dxa"/>
-            </w:tcMar>
-            <w:vAlign w:val="center"/>
-          </w:tcPr>
-          <w:p>
-            <w:pPr>
-              <w:pStyle w:val="Normal"/>
-              <w:jc w:val="center"/>
-              <w:keepNext/>
-              <w:pBdr>
-                <w:bottom w:val="none" w:sz="0" w:space="0" w:color="000000"/>
-                <w:top w:val="none" w:sz="0" w:space="0" w:color="000000"/>
-                <w:left w:val="none" w:sz="0" w:space="0" w:color="000000"/>
-                <w:right w:val="none" w:sz="0" w:space="0" w:color="000000"/>
-              </w:pBdr>
-              <w:spacing w:after="40" w:before="40" w:line="240"/>
-              <w:ind w:left="100" w:right="100" w:firstLine="0" w:firstLineChars="0"/>
-              <w:rPr>
-                <w:rFonts w:ascii="Times New Roman" w:hAnsi="Helvetica" w:eastAsia="Helvetica" w:cs="Helvetica"/>
-                <w:i w:val="false"/>
-                <w:b w:val="false"/>
-                <w:u w:val="none"/>
-                <w:strike w:val="false"/>
-                <w:sz w:val="20"/>
-                <w:szCs w:val="20"/>
-                <w:color w:val="000000"/>
-              </w:rPr>
-            </w:pPr>
-            <w:r>
-              <w:rPr>
-                <w:rFonts w:ascii="Times New Roman" w:hAnsi="Helvetica" w:eastAsia="Helvetica" w:cs="Helvetica"/>
-                <w:i w:val="false"/>
-                <w:b w:val="false"/>
-                <w:u w:val="none"/>
-                <w:strike w:val="false"/>
-                <w:sz w:val="20"/>
-                <w:szCs w:val="20"/>
-                <w:color w:val="000000"/>
-              </w:rPr>
-              <w:t xml:space="preserve">19</w:t>
-            </w:r>
-          </w:p>
-        </w:tc>
-        <w:tc>
-          <w:tcPr>
-            <w:tcBorders>
-              <w:bottom w:val="none" w:sz="0" w:space="0" w:color="000000"/>
-              <w:top w:val="none" w:sz="0" w:space="0" w:color="000000"/>
-              <w:left w:val="none" w:sz="0" w:space="0" w:color="000000"/>
-              <w:right w:val="none" w:sz="0" w:space="0" w:color="000000"/>
-            </w:tcBorders>
-            <w:shd w:val="clear" w:color="auto" w:fill="FFFFFF"/>
-            <w:tcMar>
-              <w:top w:w="0" w:type="dxa"/>
-              <w:bottom w:w="0" w:type="dxa"/>
-              <w:left w:w="0" w:type="dxa"/>
-              <w:right w:w="0" w:type="dxa"/>
-            </w:tcMar>
-            <w:vAlign w:val="center"/>
-          </w:tcPr>
-          <w:p>
-            <w:pPr>
-              <w:pStyle w:val="Normal"/>
-              <w:jc w:val="center"/>
-              <w:keepNext/>
-              <w:pBdr>
-                <w:bottom w:val="none" w:sz="0" w:space="0" w:color="000000"/>
-                <w:top w:val="none" w:sz="0" w:space="0" w:color="000000"/>
-                <w:left w:val="none" w:sz="0" w:space="0" w:color="000000"/>
-                <w:right w:val="none" w:sz="0" w:space="0" w:color="000000"/>
-              </w:pBdr>
-              <w:spacing w:after="40" w:before="40" w:line="240"/>
-              <w:ind w:left="100" w:right="100" w:firstLine="0" w:firstLineChars="0"/>
-              <w:rPr>
-                <w:rFonts w:ascii="Times New Roman" w:hAnsi="Helvetica" w:eastAsia="Helvetica" w:cs="Helvetica"/>
-                <w:i w:val="false"/>
-                <w:b w:val="false"/>
-                <w:u w:val="none"/>
-                <w:strike w:val="false"/>
-                <w:sz w:val="20"/>
-                <w:szCs w:val="20"/>
-                <w:color w:val="000000"/>
-              </w:rPr>
-            </w:pPr>
-            <w:r>
-              <w:rPr>
-                <w:rFonts w:ascii="Times New Roman" w:hAnsi="Helvetica" w:eastAsia="Helvetica" w:cs="Helvetica"/>
-                <w:i w:val="false"/>
-                <w:b w:val="false"/>
-                <w:u w:val="none"/>
-                <w:strike w:val="false"/>
-                <w:sz w:val="20"/>
-                <w:szCs w:val="20"/>
-                <w:color w:val="000000"/>
-              </w:rPr>
-              <w:t xml:space="preserve">0.06 (-0.16, 0.28)</w:t>
-            </w:r>
-          </w:p>
-        </w:tc>
-        <w:tc>
-          <w:tcPr>
-            <w:tcBorders>
-              <w:bottom w:val="none" w:sz="0" w:space="0" w:color="000000"/>
-              <w:top w:val="none" w:sz="0" w:space="0" w:color="000000"/>
-              <w:left w:val="none" w:sz="0" w:space="0" w:color="000000"/>
-              <w:right w:val="none" w:sz="0" w:space="0" w:color="000000"/>
-            </w:tcBorders>
-            <w:shd w:val="clear" w:color="auto" w:fill="FFFFFF"/>
-            <w:tcMar>
-              <w:top w:w="0" w:type="dxa"/>
-              <w:bottom w:w="0" w:type="dxa"/>
-              <w:left w:w="0" w:type="dxa"/>
-              <w:right w:w="0" w:type="dxa"/>
-            </w:tcMar>
-            <w:vAlign w:val="center"/>
-          </w:tcPr>
-          <w:p>
-            <w:pPr>
-              <w:pStyle w:val="Normal"/>
-              <w:jc w:val="center"/>
-              <w:keepNext/>
-              <w:pBdr>
-                <w:bottom w:val="none" w:sz="0" w:space="0" w:color="000000"/>
-                <w:top w:val="none" w:sz="0" w:space="0" w:color="000000"/>
-                <w:left w:val="none" w:sz="0" w:space="0" w:color="000000"/>
-                <w:right w:val="none" w:sz="0" w:space="0" w:color="000000"/>
-              </w:pBdr>
-              <w:spacing w:after="40" w:before="40" w:line="240"/>
-              <w:ind w:left="100" w:right="100" w:firstLine="0" w:firstLineChars="0"/>
-              <w:rPr>
-                <w:rFonts w:ascii="Times New Roman" w:hAnsi="Helvetica" w:eastAsia="Helvetica" w:cs="Helvetica"/>
-                <w:i w:val="false"/>
-                <w:b w:val="false"/>
-                <w:u w:val="none"/>
-                <w:strike w:val="false"/>
-                <w:sz w:val="20"/>
-                <w:szCs w:val="20"/>
-                <w:color w:val="000000"/>
-              </w:rPr>
-            </w:pPr>
-            <w:r>
-              <w:rPr>
-                <w:rFonts w:ascii="Times New Roman" w:hAnsi="Helvetica" w:eastAsia="Helvetica" w:cs="Helvetica"/>
-                <w:i w:val="false"/>
-                <w:b w:val="false"/>
-                <w:u w:val="none"/>
-                <w:strike w:val="false"/>
-                <w:sz w:val="20"/>
-                <w:szCs w:val="20"/>
-                <w:color w:val="000000"/>
-              </w:rPr>
-              <w:t xml:space="preserve">0.705</w:t>
+              <w:t xml:space="preserve">Rotate Livestock Between Pastures</w:t>
+            </w:r>
+          </w:p>
+        </w:tc>
+        <w:tc>
+          <w:tcPr>
+            <w:tcBorders>
+              <w:bottom w:val="none" w:sz="0" w:space="0" w:color="000000"/>
+              <w:top w:val="none" w:sz="0" w:space="0" w:color="000000"/>
+              <w:left w:val="none" w:sz="0" w:space="0" w:color="000000"/>
+              <w:right w:val="none" w:sz="0" w:space="0" w:color="000000"/>
+            </w:tcBorders>
+            <w:shd w:val="clear" w:color="auto" w:fill="FFFFFF"/>
+            <w:tcMar>
+              <w:top w:w="0" w:type="dxa"/>
+              <w:bottom w:w="0" w:type="dxa"/>
+              <w:left w:w="0" w:type="dxa"/>
+              <w:right w:w="0" w:type="dxa"/>
+            </w:tcMar>
+            <w:vAlign w:val="center"/>
+          </w:tcPr>
+          <w:p>
+            <w:pPr>
+              <w:pStyle w:val="Normal"/>
+              <w:jc w:val="center"/>
+              <w:keepNext/>
+              <w:pBdr>
+                <w:bottom w:val="none" w:sz="0" w:space="0" w:color="000000"/>
+                <w:top w:val="none" w:sz="0" w:space="0" w:color="000000"/>
+                <w:left w:val="none" w:sz="0" w:space="0" w:color="000000"/>
+                <w:right w:val="none" w:sz="0" w:space="0" w:color="000000"/>
+              </w:pBdr>
+              <w:spacing w:after="40" w:before="40" w:line="240"/>
+              <w:ind w:left="100" w:right="100" w:firstLine="0" w:firstLineChars="0"/>
+              <w:rPr>
+                <w:rFonts w:ascii="Times New Roman" w:hAnsi="Helvetica" w:eastAsia="Helvetica" w:cs="Helvetica"/>
+                <w:i w:val="false"/>
+                <w:b w:val="false"/>
+                <w:u w:val="none"/>
+                <w:strike w:val="false"/>
+                <w:sz w:val="20"/>
+                <w:szCs w:val="20"/>
+                <w:color w:val="000000"/>
+              </w:rPr>
+            </w:pPr>
+            <w:r>
+              <w:rPr>
+                <w:rFonts w:ascii="Times New Roman" w:hAnsi="Helvetica" w:eastAsia="Helvetica" w:cs="Helvetica"/>
+                <w:i w:val="false"/>
+                <w:b w:val="false"/>
+                <w:u w:val="none"/>
+                <w:strike w:val="false"/>
+                <w:sz w:val="20"/>
+                <w:szCs w:val="20"/>
+                <w:color w:val="000000"/>
+              </w:rPr>
+              <w:t xml:space="preserve">35</w:t>
+            </w:r>
+          </w:p>
+        </w:tc>
+        <w:tc>
+          <w:tcPr>
+            <w:tcBorders>
+              <w:bottom w:val="none" w:sz="0" w:space="0" w:color="000000"/>
+              <w:top w:val="none" w:sz="0" w:space="0" w:color="000000"/>
+              <w:left w:val="none" w:sz="0" w:space="0" w:color="000000"/>
+              <w:right w:val="none" w:sz="0" w:space="0" w:color="000000"/>
+            </w:tcBorders>
+            <w:shd w:val="clear" w:color="auto" w:fill="FFFFFF"/>
+            <w:tcMar>
+              <w:top w:w="0" w:type="dxa"/>
+              <w:bottom w:w="0" w:type="dxa"/>
+              <w:left w:w="0" w:type="dxa"/>
+              <w:right w:w="0" w:type="dxa"/>
+            </w:tcMar>
+            <w:vAlign w:val="center"/>
+          </w:tcPr>
+          <w:p>
+            <w:pPr>
+              <w:pStyle w:val="Normal"/>
+              <w:jc w:val="center"/>
+              <w:keepNext/>
+              <w:pBdr>
+                <w:bottom w:val="none" w:sz="0" w:space="0" w:color="000000"/>
+                <w:top w:val="none" w:sz="0" w:space="0" w:color="000000"/>
+                <w:left w:val="none" w:sz="0" w:space="0" w:color="000000"/>
+                <w:right w:val="none" w:sz="0" w:space="0" w:color="000000"/>
+              </w:pBdr>
+              <w:spacing w:after="40" w:before="40" w:line="240"/>
+              <w:ind w:left="100" w:right="100" w:firstLine="0" w:firstLineChars="0"/>
+              <w:rPr>
+                <w:rFonts w:ascii="Times New Roman" w:hAnsi="Helvetica" w:eastAsia="Helvetica" w:cs="Helvetica"/>
+                <w:i w:val="false"/>
+                <w:b w:val="false"/>
+                <w:u w:val="none"/>
+                <w:strike w:val="false"/>
+                <w:sz w:val="20"/>
+                <w:szCs w:val="20"/>
+                <w:color w:val="000000"/>
+              </w:rPr>
+            </w:pPr>
+            <w:r>
+              <w:rPr>
+                <w:rFonts w:ascii="Times New Roman" w:hAnsi="Helvetica" w:eastAsia="Helvetica" w:cs="Helvetica"/>
+                <w:i w:val="false"/>
+                <w:b w:val="false"/>
+                <w:u w:val="none"/>
+                <w:strike w:val="false"/>
+                <w:sz w:val="20"/>
+                <w:szCs w:val="20"/>
+                <w:color w:val="000000"/>
+              </w:rPr>
+              <w:t xml:space="preserve">5</w:t>
+            </w:r>
+          </w:p>
+        </w:tc>
+        <w:tc>
+          <w:tcPr>
+            <w:tcBorders>
+              <w:bottom w:val="none" w:sz="0" w:space="0" w:color="000000"/>
+              <w:top w:val="none" w:sz="0" w:space="0" w:color="000000"/>
+              <w:left w:val="none" w:sz="0" w:space="0" w:color="000000"/>
+              <w:right w:val="none" w:sz="0" w:space="0" w:color="000000"/>
+            </w:tcBorders>
+            <w:shd w:val="clear" w:color="auto" w:fill="FFFFFF"/>
+            <w:tcMar>
+              <w:top w:w="0" w:type="dxa"/>
+              <w:bottom w:w="0" w:type="dxa"/>
+              <w:left w:w="0" w:type="dxa"/>
+              <w:right w:w="0" w:type="dxa"/>
+            </w:tcMar>
+            <w:vAlign w:val="center"/>
+          </w:tcPr>
+          <w:p>
+            <w:pPr>
+              <w:pStyle w:val="Normal"/>
+              <w:jc w:val="center"/>
+              <w:keepNext/>
+              <w:pBdr>
+                <w:bottom w:val="none" w:sz="0" w:space="0" w:color="000000"/>
+                <w:top w:val="none" w:sz="0" w:space="0" w:color="000000"/>
+                <w:left w:val="none" w:sz="0" w:space="0" w:color="000000"/>
+                <w:right w:val="none" w:sz="0" w:space="0" w:color="000000"/>
+              </w:pBdr>
+              <w:spacing w:after="40" w:before="40" w:line="240"/>
+              <w:ind w:left="100" w:right="100" w:firstLine="0" w:firstLineChars="0"/>
+              <w:rPr>
+                <w:rFonts w:ascii="Times New Roman" w:hAnsi="Helvetica" w:eastAsia="Helvetica" w:cs="Helvetica"/>
+                <w:i w:val="false"/>
+                <w:b w:val="false"/>
+                <w:u w:val="none"/>
+                <w:strike w:val="false"/>
+                <w:sz w:val="20"/>
+                <w:szCs w:val="20"/>
+                <w:color w:val="000000"/>
+              </w:rPr>
+            </w:pPr>
+            <w:r>
+              <w:rPr>
+                <w:rFonts w:ascii="Times New Roman" w:hAnsi="Helvetica" w:eastAsia="Helvetica" w:cs="Helvetica"/>
+                <w:i w:val="false"/>
+                <w:b w:val="false"/>
+                <w:u w:val="none"/>
+                <w:strike w:val="false"/>
+                <w:sz w:val="20"/>
+                <w:szCs w:val="20"/>
+                <w:color w:val="000000"/>
+              </w:rPr>
+              <w:t xml:space="preserve">0.02 (-0.38, 0.43)</w:t>
+            </w:r>
+          </w:p>
+        </w:tc>
+        <w:tc>
+          <w:tcPr>
+            <w:tcBorders>
+              <w:bottom w:val="none" w:sz="0" w:space="0" w:color="000000"/>
+              <w:top w:val="none" w:sz="0" w:space="0" w:color="000000"/>
+              <w:left w:val="none" w:sz="0" w:space="0" w:color="000000"/>
+              <w:right w:val="none" w:sz="0" w:space="0" w:color="000000"/>
+            </w:tcBorders>
+            <w:shd w:val="clear" w:color="auto" w:fill="FFFFFF"/>
+            <w:tcMar>
+              <w:top w:w="0" w:type="dxa"/>
+              <w:bottom w:w="0" w:type="dxa"/>
+              <w:left w:w="0" w:type="dxa"/>
+              <w:right w:w="0" w:type="dxa"/>
+            </w:tcMar>
+            <w:vAlign w:val="center"/>
+          </w:tcPr>
+          <w:p>
+            <w:pPr>
+              <w:pStyle w:val="Normal"/>
+              <w:jc w:val="center"/>
+              <w:keepNext/>
+              <w:pBdr>
+                <w:bottom w:val="none" w:sz="0" w:space="0" w:color="000000"/>
+                <w:top w:val="none" w:sz="0" w:space="0" w:color="000000"/>
+                <w:left w:val="none" w:sz="0" w:space="0" w:color="000000"/>
+                <w:right w:val="none" w:sz="0" w:space="0" w:color="000000"/>
+              </w:pBdr>
+              <w:spacing w:after="40" w:before="40" w:line="240"/>
+              <w:ind w:left="100" w:right="100" w:firstLine="0" w:firstLineChars="0"/>
+              <w:rPr>
+                <w:rFonts w:ascii="Times New Roman" w:hAnsi="Helvetica" w:eastAsia="Helvetica" w:cs="Helvetica"/>
+                <w:i w:val="false"/>
+                <w:b w:val="false"/>
+                <w:u w:val="none"/>
+                <w:strike w:val="false"/>
+                <w:sz w:val="20"/>
+                <w:szCs w:val="20"/>
+                <w:color w:val="000000"/>
+              </w:rPr>
+            </w:pPr>
+            <w:r>
+              <w:rPr>
+                <w:rFonts w:ascii="Times New Roman" w:hAnsi="Helvetica" w:eastAsia="Helvetica" w:cs="Helvetica"/>
+                <w:i w:val="false"/>
+                <w:b w:val="false"/>
+                <w:u w:val="none"/>
+                <w:strike w:val="false"/>
+                <w:sz w:val="20"/>
+                <w:szCs w:val="20"/>
+                <w:color w:val="000000"/>
+              </w:rPr>
+              <w:t xml:space="preserve">0.543</w:t>
             </w:r>
           </w:p>
         </w:tc>
@@ -5598,231 +5598,231 @@
                 <w:szCs w:val="20"/>
                 <w:color w:val="000000"/>
               </w:rPr>
-              <w:t xml:space="preserve">Rotate Livestock Between Pastures</w:t>
-            </w:r>
-          </w:p>
-        </w:tc>
-        <w:tc>
-          <w:tcPr>
-            <w:tcBorders>
-              <w:bottom w:val="none" w:sz="0" w:space="0" w:color="000000"/>
-              <w:top w:val="none" w:sz="0" w:space="0" w:color="000000"/>
-              <w:left w:val="none" w:sz="0" w:space="0" w:color="000000"/>
-              <w:right w:val="none" w:sz="0" w:space="0" w:color="000000"/>
-            </w:tcBorders>
-            <w:shd w:val="clear" w:color="auto" w:fill="FFFFFF"/>
-            <w:tcMar>
-              <w:top w:w="0" w:type="dxa"/>
-              <w:bottom w:w="0" w:type="dxa"/>
-              <w:left w:w="0" w:type="dxa"/>
-              <w:right w:w="0" w:type="dxa"/>
-            </w:tcMar>
-            <w:vAlign w:val="center"/>
-          </w:tcPr>
-          <w:p>
-            <w:pPr>
-              <w:pStyle w:val="Normal"/>
-              <w:jc w:val="center"/>
-              <w:keepNext/>
-              <w:pBdr>
-                <w:bottom w:val="none" w:sz="0" w:space="0" w:color="000000"/>
-                <w:top w:val="none" w:sz="0" w:space="0" w:color="000000"/>
-                <w:left w:val="none" w:sz="0" w:space="0" w:color="000000"/>
-                <w:right w:val="none" w:sz="0" w:space="0" w:color="000000"/>
-              </w:pBdr>
-              <w:spacing w:after="40" w:before="40" w:line="240"/>
-              <w:ind w:left="100" w:right="100" w:firstLine="0" w:firstLineChars="0"/>
-              <w:rPr>
-                <w:rFonts w:ascii="Times New Roman" w:hAnsi="Helvetica" w:eastAsia="Helvetica" w:cs="Helvetica"/>
-                <w:i w:val="false"/>
-                <w:b w:val="false"/>
-                <w:u w:val="none"/>
-                <w:strike w:val="false"/>
-                <w:sz w:val="20"/>
-                <w:szCs w:val="20"/>
-                <w:color w:val="000000"/>
-              </w:rPr>
-            </w:pPr>
-            <w:r>
-              <w:rPr>
-                <w:rFonts w:ascii="Times New Roman" w:hAnsi="Helvetica" w:eastAsia="Helvetica" w:cs="Helvetica"/>
-                <w:i w:val="false"/>
-                <w:b w:val="false"/>
-                <w:u w:val="none"/>
-                <w:strike w:val="false"/>
-                <w:sz w:val="20"/>
-                <w:szCs w:val="20"/>
-                <w:color w:val="000000"/>
-              </w:rPr>
-              <w:t xml:space="preserve">35</w:t>
-            </w:r>
-          </w:p>
-        </w:tc>
-        <w:tc>
-          <w:tcPr>
-            <w:tcBorders>
-              <w:bottom w:val="none" w:sz="0" w:space="0" w:color="000000"/>
-              <w:top w:val="none" w:sz="0" w:space="0" w:color="000000"/>
-              <w:left w:val="none" w:sz="0" w:space="0" w:color="000000"/>
-              <w:right w:val="none" w:sz="0" w:space="0" w:color="000000"/>
-            </w:tcBorders>
-            <w:shd w:val="clear" w:color="auto" w:fill="FFFFFF"/>
-            <w:tcMar>
-              <w:top w:w="0" w:type="dxa"/>
-              <w:bottom w:w="0" w:type="dxa"/>
-              <w:left w:w="0" w:type="dxa"/>
-              <w:right w:w="0" w:type="dxa"/>
-            </w:tcMar>
-            <w:vAlign w:val="center"/>
-          </w:tcPr>
-          <w:p>
-            <w:pPr>
-              <w:pStyle w:val="Normal"/>
-              <w:jc w:val="center"/>
-              <w:keepNext/>
-              <w:pBdr>
-                <w:bottom w:val="none" w:sz="0" w:space="0" w:color="000000"/>
-                <w:top w:val="none" w:sz="0" w:space="0" w:color="000000"/>
-                <w:left w:val="none" w:sz="0" w:space="0" w:color="000000"/>
-                <w:right w:val="none" w:sz="0" w:space="0" w:color="000000"/>
-              </w:pBdr>
-              <w:spacing w:after="40" w:before="40" w:line="240"/>
-              <w:ind w:left="100" w:right="100" w:firstLine="0" w:firstLineChars="0"/>
-              <w:rPr>
-                <w:rFonts w:ascii="Times New Roman" w:hAnsi="Helvetica" w:eastAsia="Helvetica" w:cs="Helvetica"/>
-                <w:i w:val="false"/>
-                <w:b w:val="false"/>
-                <w:u w:val="none"/>
-                <w:strike w:val="false"/>
-                <w:sz w:val="20"/>
-                <w:szCs w:val="20"/>
-                <w:color w:val="000000"/>
-              </w:rPr>
-            </w:pPr>
-            <w:r>
-              <w:rPr>
-                <w:rFonts w:ascii="Times New Roman" w:hAnsi="Helvetica" w:eastAsia="Helvetica" w:cs="Helvetica"/>
-                <w:i w:val="false"/>
-                <w:b w:val="false"/>
-                <w:u w:val="none"/>
-                <w:strike w:val="false"/>
-                <w:sz w:val="20"/>
-                <w:szCs w:val="20"/>
-                <w:color w:val="000000"/>
-              </w:rPr>
-              <w:t xml:space="preserve">5</w:t>
-            </w:r>
-          </w:p>
-        </w:tc>
-        <w:tc>
-          <w:tcPr>
-            <w:tcBorders>
-              <w:bottom w:val="none" w:sz="0" w:space="0" w:color="000000"/>
-              <w:top w:val="none" w:sz="0" w:space="0" w:color="000000"/>
-              <w:left w:val="none" w:sz="0" w:space="0" w:color="000000"/>
-              <w:right w:val="none" w:sz="0" w:space="0" w:color="000000"/>
-            </w:tcBorders>
-            <w:shd w:val="clear" w:color="auto" w:fill="FFFFFF"/>
-            <w:tcMar>
-              <w:top w:w="0" w:type="dxa"/>
-              <w:bottom w:w="0" w:type="dxa"/>
-              <w:left w:w="0" w:type="dxa"/>
-              <w:right w:w="0" w:type="dxa"/>
-            </w:tcMar>
-            <w:vAlign w:val="center"/>
-          </w:tcPr>
-          <w:p>
-            <w:pPr>
-              <w:pStyle w:val="Normal"/>
-              <w:jc w:val="center"/>
-              <w:keepNext/>
-              <w:pBdr>
-                <w:bottom w:val="none" w:sz="0" w:space="0" w:color="000000"/>
-                <w:top w:val="none" w:sz="0" w:space="0" w:color="000000"/>
-                <w:left w:val="none" w:sz="0" w:space="0" w:color="000000"/>
-                <w:right w:val="none" w:sz="0" w:space="0" w:color="000000"/>
-              </w:pBdr>
-              <w:spacing w:after="40" w:before="40" w:line="240"/>
-              <w:ind w:left="100" w:right="100" w:firstLine="0" w:firstLineChars="0"/>
-              <w:rPr>
-                <w:rFonts w:ascii="Times New Roman" w:hAnsi="Helvetica" w:eastAsia="Helvetica" w:cs="Helvetica"/>
-                <w:i w:val="false"/>
-                <w:b w:val="false"/>
-                <w:u w:val="none"/>
-                <w:strike w:val="false"/>
-                <w:sz w:val="20"/>
-                <w:szCs w:val="20"/>
-                <w:color w:val="000000"/>
-              </w:rPr>
-            </w:pPr>
-            <w:r>
-              <w:rPr>
-                <w:rFonts w:ascii="Times New Roman" w:hAnsi="Helvetica" w:eastAsia="Helvetica" w:cs="Helvetica"/>
-                <w:i w:val="false"/>
-                <w:b w:val="false"/>
-                <w:u w:val="none"/>
-                <w:strike w:val="false"/>
-                <w:sz w:val="20"/>
-                <w:szCs w:val="20"/>
-                <w:color w:val="000000"/>
-              </w:rPr>
-              <w:t xml:space="preserve">0.05 (-0.37, 0.48)</w:t>
-            </w:r>
-          </w:p>
-        </w:tc>
-        <w:tc>
-          <w:tcPr>
-            <w:tcBorders>
-              <w:bottom w:val="none" w:sz="0" w:space="0" w:color="000000"/>
-              <w:top w:val="none" w:sz="0" w:space="0" w:color="000000"/>
-              <w:left w:val="none" w:sz="0" w:space="0" w:color="000000"/>
-              <w:right w:val="none" w:sz="0" w:space="0" w:color="000000"/>
-            </w:tcBorders>
-            <w:shd w:val="clear" w:color="auto" w:fill="FFFFFF"/>
-            <w:tcMar>
-              <w:top w:w="0" w:type="dxa"/>
-              <w:bottom w:w="0" w:type="dxa"/>
-              <w:left w:w="0" w:type="dxa"/>
-              <w:right w:w="0" w:type="dxa"/>
-            </w:tcMar>
-            <w:vAlign w:val="center"/>
-          </w:tcPr>
-          <w:p>
-            <w:pPr>
-              <w:pStyle w:val="Normal"/>
-              <w:jc w:val="center"/>
-              <w:keepNext/>
-              <w:pBdr>
-                <w:bottom w:val="none" w:sz="0" w:space="0" w:color="000000"/>
-                <w:top w:val="none" w:sz="0" w:space="0" w:color="000000"/>
-                <w:left w:val="none" w:sz="0" w:space="0" w:color="000000"/>
-                <w:right w:val="none" w:sz="0" w:space="0" w:color="000000"/>
-              </w:pBdr>
-              <w:spacing w:after="40" w:before="40" w:line="240"/>
-              <w:ind w:left="100" w:right="100" w:firstLine="0" w:firstLineChars="0"/>
-              <w:rPr>
-                <w:rFonts w:ascii="Times New Roman" w:hAnsi="Helvetica" w:eastAsia="Helvetica" w:cs="Helvetica"/>
-                <w:i w:val="false"/>
-                <w:b w:val="false"/>
-                <w:u w:val="none"/>
-                <w:strike w:val="false"/>
-                <w:sz w:val="20"/>
-                <w:szCs w:val="20"/>
-                <w:color w:val="000000"/>
-              </w:rPr>
-            </w:pPr>
-            <w:r>
-              <w:rPr>
-                <w:rFonts w:ascii="Times New Roman" w:hAnsi="Helvetica" w:eastAsia="Helvetica" w:cs="Helvetica"/>
-                <w:i w:val="false"/>
-                <w:b w:val="false"/>
-                <w:u w:val="none"/>
-                <w:strike w:val="false"/>
-                <w:sz w:val="20"/>
-                <w:szCs w:val="20"/>
-                <w:color w:val="000000"/>
-              </w:rPr>
-              <w:t xml:space="preserve">0.587</w:t>
+              <w:t xml:space="preserve">Implement Prescribed Fire</w:t>
+            </w:r>
+          </w:p>
+        </w:tc>
+        <w:tc>
+          <w:tcPr>
+            <w:tcBorders>
+              <w:bottom w:val="none" w:sz="0" w:space="0" w:color="000000"/>
+              <w:top w:val="none" w:sz="0" w:space="0" w:color="000000"/>
+              <w:left w:val="none" w:sz="0" w:space="0" w:color="000000"/>
+              <w:right w:val="none" w:sz="0" w:space="0" w:color="000000"/>
+            </w:tcBorders>
+            <w:shd w:val="clear" w:color="auto" w:fill="FFFFFF"/>
+            <w:tcMar>
+              <w:top w:w="0" w:type="dxa"/>
+              <w:bottom w:w="0" w:type="dxa"/>
+              <w:left w:w="0" w:type="dxa"/>
+              <w:right w:w="0" w:type="dxa"/>
+            </w:tcMar>
+            <w:vAlign w:val="center"/>
+          </w:tcPr>
+          <w:p>
+            <w:pPr>
+              <w:pStyle w:val="Normal"/>
+              <w:jc w:val="center"/>
+              <w:keepNext/>
+              <w:pBdr>
+                <w:bottom w:val="none" w:sz="0" w:space="0" w:color="000000"/>
+                <w:top w:val="none" w:sz="0" w:space="0" w:color="000000"/>
+                <w:left w:val="none" w:sz="0" w:space="0" w:color="000000"/>
+                <w:right w:val="none" w:sz="0" w:space="0" w:color="000000"/>
+              </w:pBdr>
+              <w:spacing w:after="40" w:before="40" w:line="240"/>
+              <w:ind w:left="100" w:right="100" w:firstLine="0" w:firstLineChars="0"/>
+              <w:rPr>
+                <w:rFonts w:ascii="Times New Roman" w:hAnsi="Helvetica" w:eastAsia="Helvetica" w:cs="Helvetica"/>
+                <w:i w:val="false"/>
+                <w:b w:val="false"/>
+                <w:u w:val="none"/>
+                <w:strike w:val="false"/>
+                <w:sz w:val="20"/>
+                <w:szCs w:val="20"/>
+                <w:color w:val="000000"/>
+              </w:rPr>
+            </w:pPr>
+            <w:r>
+              <w:rPr>
+                <w:rFonts w:ascii="Times New Roman" w:hAnsi="Helvetica" w:eastAsia="Helvetica" w:cs="Helvetica"/>
+                <w:i w:val="false"/>
+                <w:b w:val="false"/>
+                <w:u w:val="none"/>
+                <w:strike w:val="false"/>
+                <w:sz w:val="20"/>
+                <w:szCs w:val="20"/>
+                <w:color w:val="000000"/>
+              </w:rPr>
+              <w:t xml:space="preserve">267</w:t>
+            </w:r>
+          </w:p>
+        </w:tc>
+        <w:tc>
+          <w:tcPr>
+            <w:tcBorders>
+              <w:bottom w:val="none" w:sz="0" w:space="0" w:color="000000"/>
+              <w:top w:val="none" w:sz="0" w:space="0" w:color="000000"/>
+              <w:left w:val="none" w:sz="0" w:space="0" w:color="000000"/>
+              <w:right w:val="none" w:sz="0" w:space="0" w:color="000000"/>
+            </w:tcBorders>
+            <w:shd w:val="clear" w:color="auto" w:fill="FFFFFF"/>
+            <w:tcMar>
+              <w:top w:w="0" w:type="dxa"/>
+              <w:bottom w:w="0" w:type="dxa"/>
+              <w:left w:w="0" w:type="dxa"/>
+              <w:right w:w="0" w:type="dxa"/>
+            </w:tcMar>
+            <w:vAlign w:val="center"/>
+          </w:tcPr>
+          <w:p>
+            <w:pPr>
+              <w:pStyle w:val="Normal"/>
+              <w:jc w:val="center"/>
+              <w:keepNext/>
+              <w:pBdr>
+                <w:bottom w:val="none" w:sz="0" w:space="0" w:color="000000"/>
+                <w:top w:val="none" w:sz="0" w:space="0" w:color="000000"/>
+                <w:left w:val="none" w:sz="0" w:space="0" w:color="000000"/>
+                <w:right w:val="none" w:sz="0" w:space="0" w:color="000000"/>
+              </w:pBdr>
+              <w:spacing w:after="40" w:before="40" w:line="240"/>
+              <w:ind w:left="100" w:right="100" w:firstLine="0" w:firstLineChars="0"/>
+              <w:rPr>
+                <w:rFonts w:ascii="Times New Roman" w:hAnsi="Helvetica" w:eastAsia="Helvetica" w:cs="Helvetica"/>
+                <w:i w:val="false"/>
+                <w:b w:val="false"/>
+                <w:u w:val="none"/>
+                <w:strike w:val="false"/>
+                <w:sz w:val="20"/>
+                <w:szCs w:val="20"/>
+                <w:color w:val="000000"/>
+              </w:rPr>
+            </w:pPr>
+            <w:r>
+              <w:rPr>
+                <w:rFonts w:ascii="Times New Roman" w:hAnsi="Helvetica" w:eastAsia="Helvetica" w:cs="Helvetica"/>
+                <w:i w:val="false"/>
+                <w:b w:val="false"/>
+                <w:u w:val="none"/>
+                <w:strike w:val="false"/>
+                <w:sz w:val="20"/>
+                <w:szCs w:val="20"/>
+                <w:color w:val="000000"/>
+              </w:rPr>
+              <w:t xml:space="preserve">19</w:t>
+            </w:r>
+          </w:p>
+        </w:tc>
+        <w:tc>
+          <w:tcPr>
+            <w:tcBorders>
+              <w:bottom w:val="none" w:sz="0" w:space="0" w:color="000000"/>
+              <w:top w:val="none" w:sz="0" w:space="0" w:color="000000"/>
+              <w:left w:val="none" w:sz="0" w:space="0" w:color="000000"/>
+              <w:right w:val="none" w:sz="0" w:space="0" w:color="000000"/>
+            </w:tcBorders>
+            <w:shd w:val="clear" w:color="auto" w:fill="FFFFFF"/>
+            <w:tcMar>
+              <w:top w:w="0" w:type="dxa"/>
+              <w:bottom w:w="0" w:type="dxa"/>
+              <w:left w:w="0" w:type="dxa"/>
+              <w:right w:w="0" w:type="dxa"/>
+            </w:tcMar>
+            <w:vAlign w:val="center"/>
+          </w:tcPr>
+          <w:p>
+            <w:pPr>
+              <w:pStyle w:val="Normal"/>
+              <w:jc w:val="center"/>
+              <w:keepNext/>
+              <w:pBdr>
+                <w:bottom w:val="none" w:sz="0" w:space="0" w:color="000000"/>
+                <w:top w:val="none" w:sz="0" w:space="0" w:color="000000"/>
+                <w:left w:val="none" w:sz="0" w:space="0" w:color="000000"/>
+                <w:right w:val="none" w:sz="0" w:space="0" w:color="000000"/>
+              </w:pBdr>
+              <w:spacing w:after="40" w:before="40" w:line="240"/>
+              <w:ind w:left="100" w:right="100" w:firstLine="0" w:firstLineChars="0"/>
+              <w:rPr>
+                <w:rFonts w:ascii="Times New Roman" w:hAnsi="Helvetica" w:eastAsia="Helvetica" w:cs="Helvetica"/>
+                <w:i w:val="false"/>
+                <w:b w:val="false"/>
+                <w:u w:val="none"/>
+                <w:strike w:val="false"/>
+                <w:sz w:val="20"/>
+                <w:szCs w:val="20"/>
+                <w:color w:val="000000"/>
+              </w:rPr>
+            </w:pPr>
+            <w:r>
+              <w:rPr>
+                <w:rFonts w:ascii="Times New Roman" w:hAnsi="Helvetica" w:eastAsia="Helvetica" w:cs="Helvetica"/>
+                <w:i w:val="false"/>
+                <w:b w:val="false"/>
+                <w:u w:val="none"/>
+                <w:strike w:val="false"/>
+                <w:sz w:val="20"/>
+                <w:szCs w:val="20"/>
+                <w:color w:val="000000"/>
+              </w:rPr>
+              <w:t xml:space="preserve">0.01 (-0.20, 0.22)</w:t>
+            </w:r>
+          </w:p>
+        </w:tc>
+        <w:tc>
+          <w:tcPr>
+            <w:tcBorders>
+              <w:bottom w:val="none" w:sz="0" w:space="0" w:color="000000"/>
+              <w:top w:val="none" w:sz="0" w:space="0" w:color="000000"/>
+              <w:left w:val="none" w:sz="0" w:space="0" w:color="000000"/>
+              <w:right w:val="none" w:sz="0" w:space="0" w:color="000000"/>
+            </w:tcBorders>
+            <w:shd w:val="clear" w:color="auto" w:fill="FFFFFF"/>
+            <w:tcMar>
+              <w:top w:w="0" w:type="dxa"/>
+              <w:bottom w:w="0" w:type="dxa"/>
+              <w:left w:w="0" w:type="dxa"/>
+              <w:right w:w="0" w:type="dxa"/>
+            </w:tcMar>
+            <w:vAlign w:val="center"/>
+          </w:tcPr>
+          <w:p>
+            <w:pPr>
+              <w:pStyle w:val="Normal"/>
+              <w:jc w:val="center"/>
+              <w:keepNext/>
+              <w:pBdr>
+                <w:bottom w:val="none" w:sz="0" w:space="0" w:color="000000"/>
+                <w:top w:val="none" w:sz="0" w:space="0" w:color="000000"/>
+                <w:left w:val="none" w:sz="0" w:space="0" w:color="000000"/>
+                <w:right w:val="none" w:sz="0" w:space="0" w:color="000000"/>
+              </w:pBdr>
+              <w:spacing w:after="40" w:before="40" w:line="240"/>
+              <w:ind w:left="100" w:right="100" w:firstLine="0" w:firstLineChars="0"/>
+              <w:rPr>
+                <w:rFonts w:ascii="Times New Roman" w:hAnsi="Helvetica" w:eastAsia="Helvetica" w:cs="Helvetica"/>
+                <w:i w:val="false"/>
+                <w:b w:val="false"/>
+                <w:u w:val="none"/>
+                <w:strike w:val="false"/>
+                <w:sz w:val="20"/>
+                <w:szCs w:val="20"/>
+                <w:color w:val="000000"/>
+              </w:rPr>
+            </w:pPr>
+            <w:r>
+              <w:rPr>
+                <w:rFonts w:ascii="Times New Roman" w:hAnsi="Helvetica" w:eastAsia="Helvetica" w:cs="Helvetica"/>
+                <w:i w:val="false"/>
+                <w:b w:val="false"/>
+                <w:u w:val="none"/>
+                <w:strike w:val="false"/>
+                <w:sz w:val="20"/>
+                <w:szCs w:val="20"/>
+                <w:color w:val="000000"/>
+              </w:rPr>
+              <w:t xml:space="preserve">0.537</w:t>
             </w:r>
           </w:p>
         </w:tc>
@@ -6052,7 +6052,7 @@
                 <w:szCs w:val="20"/>
                 <w:color w:val="000000"/>
               </w:rPr>
-              <w:t xml:space="preserve">-0.03 (-0.25, 0.19)</w:t>
+              <w:t xml:space="preserve">-0.02 (-0.24, 0.18)</w:t>
             </w:r>
           </w:p>
         </w:tc>
@@ -6108,7 +6108,7 @@
                 <w:szCs w:val="20"/>
                 <w:color w:val="000000"/>
               </w:rPr>
-              <w:t xml:space="preserve">0.406</w:t>
+              <w:t xml:space="preserve">0.407</w:t>
             </w:r>
           </w:p>
         </w:tc>
@@ -6884,7 +6884,7 @@
                 <w:szCs w:val="20"/>
                 <w:color w:val="000000"/>
               </w:rPr>
-              <w:t xml:space="preserve">0.39 (0.15, 0.64)</w:t>
+              <w:t xml:space="preserve">0.38 (0.12, 0.65)</w:t>
             </w:r>
           </w:p>
         </w:tc>
@@ -6940,7 +6940,7 @@
                 <w:szCs w:val="20"/>
                 <w:color w:val="000000"/>
               </w:rPr>
-              <w:t xml:space="preserve">0.999</w:t>
+              <w:t xml:space="preserve">0.998</w:t>
             </w:r>
           </w:p>
         </w:tc>
@@ -7046,231 +7046,231 @@
                 <w:szCs w:val="20"/>
                 <w:color w:val="000000"/>
               </w:rPr>
-              <w:t xml:space="preserve">Eliminate Pesticides</w:t>
-            </w:r>
-          </w:p>
-        </w:tc>
-        <w:tc>
-          <w:tcPr>
-            <w:tcBorders>
-              <w:bottom w:val="none" w:sz="0" w:space="0" w:color="000000"/>
-              <w:top w:val="none" w:sz="0" w:space="0" w:color="000000"/>
-              <w:left w:val="none" w:sz="0" w:space="0" w:color="000000"/>
-              <w:right w:val="none" w:sz="0" w:space="0" w:color="000000"/>
-            </w:tcBorders>
-            <w:shd w:val="clear" w:color="auto" w:fill="FFFFFF"/>
-            <w:tcMar>
-              <w:top w:w="0" w:type="dxa"/>
-              <w:bottom w:w="0" w:type="dxa"/>
-              <w:left w:w="0" w:type="dxa"/>
-              <w:right w:w="0" w:type="dxa"/>
-            </w:tcMar>
-            <w:vAlign w:val="center"/>
-          </w:tcPr>
-          <w:p>
-            <w:pPr>
-              <w:pStyle w:val="Normal"/>
-              <w:jc w:val="center"/>
-              <w:keepNext/>
-              <w:pBdr>
-                <w:bottom w:val="none" w:sz="0" w:space="0" w:color="000000"/>
-                <w:top w:val="none" w:sz="0" w:space="0" w:color="000000"/>
-                <w:left w:val="none" w:sz="0" w:space="0" w:color="000000"/>
-                <w:right w:val="none" w:sz="0" w:space="0" w:color="000000"/>
-              </w:pBdr>
-              <w:spacing w:after="40" w:before="40" w:line="240"/>
-              <w:ind w:left="100" w:right="100" w:firstLine="0" w:firstLineChars="0"/>
-              <w:rPr>
-                <w:rFonts w:ascii="Times New Roman" w:hAnsi="Helvetica" w:eastAsia="Helvetica" w:cs="Helvetica"/>
-                <w:i w:val="false"/>
-                <w:b w:val="false"/>
-                <w:u w:val="none"/>
-                <w:strike w:val="false"/>
-                <w:sz w:val="20"/>
-                <w:szCs w:val="20"/>
-                <w:color w:val="000000"/>
-              </w:rPr>
-            </w:pPr>
-            <w:r>
-              <w:rPr>
-                <w:rFonts w:ascii="Times New Roman" w:hAnsi="Helvetica" w:eastAsia="Helvetica" w:cs="Helvetica"/>
-                <w:i w:val="false"/>
-                <w:b w:val="false"/>
-                <w:u w:val="none"/>
-                <w:strike w:val="false"/>
-                <w:sz w:val="20"/>
-                <w:szCs w:val="20"/>
-                <w:color w:val="000000"/>
-              </w:rPr>
-              <w:t xml:space="preserve">42</w:t>
-            </w:r>
-          </w:p>
-        </w:tc>
-        <w:tc>
-          <w:tcPr>
-            <w:tcBorders>
-              <w:bottom w:val="none" w:sz="0" w:space="0" w:color="000000"/>
-              <w:top w:val="none" w:sz="0" w:space="0" w:color="000000"/>
-              <w:left w:val="none" w:sz="0" w:space="0" w:color="000000"/>
-              <w:right w:val="none" w:sz="0" w:space="0" w:color="000000"/>
-            </w:tcBorders>
-            <w:shd w:val="clear" w:color="auto" w:fill="FFFFFF"/>
-            <w:tcMar>
-              <w:top w:w="0" w:type="dxa"/>
-              <w:bottom w:w="0" w:type="dxa"/>
-              <w:left w:w="0" w:type="dxa"/>
-              <w:right w:w="0" w:type="dxa"/>
-            </w:tcMar>
-            <w:vAlign w:val="center"/>
-          </w:tcPr>
-          <w:p>
-            <w:pPr>
-              <w:pStyle w:val="Normal"/>
-              <w:jc w:val="center"/>
-              <w:keepNext/>
-              <w:pBdr>
-                <w:bottom w:val="none" w:sz="0" w:space="0" w:color="000000"/>
-                <w:top w:val="none" w:sz="0" w:space="0" w:color="000000"/>
-                <w:left w:val="none" w:sz="0" w:space="0" w:color="000000"/>
-                <w:right w:val="none" w:sz="0" w:space="0" w:color="000000"/>
-              </w:pBdr>
-              <w:spacing w:after="40" w:before="40" w:line="240"/>
-              <w:ind w:left="100" w:right="100" w:firstLine="0" w:firstLineChars="0"/>
-              <w:rPr>
-                <w:rFonts w:ascii="Times New Roman" w:hAnsi="Helvetica" w:eastAsia="Helvetica" w:cs="Helvetica"/>
-                <w:i w:val="false"/>
-                <w:b w:val="false"/>
-                <w:u w:val="none"/>
-                <w:strike w:val="false"/>
-                <w:sz w:val="20"/>
-                <w:szCs w:val="20"/>
-                <w:color w:val="000000"/>
-              </w:rPr>
-            </w:pPr>
-            <w:r>
-              <w:rPr>
-                <w:rFonts w:ascii="Times New Roman" w:hAnsi="Helvetica" w:eastAsia="Helvetica" w:cs="Helvetica"/>
-                <w:i w:val="false"/>
-                <w:b w:val="false"/>
-                <w:u w:val="none"/>
-                <w:strike w:val="false"/>
-                <w:sz w:val="20"/>
-                <w:szCs w:val="20"/>
-                <w:color w:val="000000"/>
-              </w:rPr>
-              <w:t xml:space="preserve">4</w:t>
-            </w:r>
-          </w:p>
-        </w:tc>
-        <w:tc>
-          <w:tcPr>
-            <w:tcBorders>
-              <w:bottom w:val="none" w:sz="0" w:space="0" w:color="000000"/>
-              <w:top w:val="none" w:sz="0" w:space="0" w:color="000000"/>
-              <w:left w:val="none" w:sz="0" w:space="0" w:color="000000"/>
-              <w:right w:val="none" w:sz="0" w:space="0" w:color="000000"/>
-            </w:tcBorders>
-            <w:shd w:val="clear" w:color="auto" w:fill="FFFFFF"/>
-            <w:tcMar>
-              <w:top w:w="0" w:type="dxa"/>
-              <w:bottom w:w="0" w:type="dxa"/>
-              <w:left w:w="0" w:type="dxa"/>
-              <w:right w:w="0" w:type="dxa"/>
-            </w:tcMar>
-            <w:vAlign w:val="center"/>
-          </w:tcPr>
-          <w:p>
-            <w:pPr>
-              <w:pStyle w:val="Normal"/>
-              <w:jc w:val="center"/>
-              <w:keepNext/>
-              <w:pBdr>
-                <w:bottom w:val="none" w:sz="0" w:space="0" w:color="000000"/>
-                <w:top w:val="none" w:sz="0" w:space="0" w:color="000000"/>
-                <w:left w:val="none" w:sz="0" w:space="0" w:color="000000"/>
-                <w:right w:val="none" w:sz="0" w:space="0" w:color="000000"/>
-              </w:pBdr>
-              <w:spacing w:after="40" w:before="40" w:line="240"/>
-              <w:ind w:left="100" w:right="100" w:firstLine="0" w:firstLineChars="0"/>
-              <w:rPr>
-                <w:rFonts w:ascii="Times New Roman" w:hAnsi="Helvetica" w:eastAsia="Helvetica" w:cs="Helvetica"/>
-                <w:i w:val="false"/>
-                <w:b w:val="false"/>
-                <w:u w:val="none"/>
-                <w:strike w:val="false"/>
-                <w:sz w:val="20"/>
-                <w:szCs w:val="20"/>
-                <w:color w:val="000000"/>
-              </w:rPr>
-            </w:pPr>
-            <w:r>
-              <w:rPr>
-                <w:rFonts w:ascii="Times New Roman" w:hAnsi="Helvetica" w:eastAsia="Helvetica" w:cs="Helvetica"/>
-                <w:i w:val="false"/>
-                <w:b w:val="false"/>
-                <w:u w:val="none"/>
-                <w:strike w:val="false"/>
-                <w:sz w:val="20"/>
-                <w:szCs w:val="20"/>
-                <w:color w:val="000000"/>
-              </w:rPr>
-              <w:t xml:space="preserve">0.16 (-0.23, 0.54)</w:t>
-            </w:r>
-          </w:p>
-        </w:tc>
-        <w:tc>
-          <w:tcPr>
-            <w:tcBorders>
-              <w:bottom w:val="none" w:sz="0" w:space="0" w:color="000000"/>
-              <w:top w:val="none" w:sz="0" w:space="0" w:color="000000"/>
-              <w:left w:val="none" w:sz="0" w:space="0" w:color="000000"/>
-              <w:right w:val="none" w:sz="0" w:space="0" w:color="000000"/>
-            </w:tcBorders>
-            <w:shd w:val="clear" w:color="auto" w:fill="FFFFFF"/>
-            <w:tcMar>
-              <w:top w:w="0" w:type="dxa"/>
-              <w:bottom w:w="0" w:type="dxa"/>
-              <w:left w:w="0" w:type="dxa"/>
-              <w:right w:w="0" w:type="dxa"/>
-            </w:tcMar>
-            <w:vAlign w:val="center"/>
-          </w:tcPr>
-          <w:p>
-            <w:pPr>
-              <w:pStyle w:val="Normal"/>
-              <w:jc w:val="center"/>
-              <w:keepNext/>
-              <w:pBdr>
-                <w:bottom w:val="none" w:sz="0" w:space="0" w:color="000000"/>
-                <w:top w:val="none" w:sz="0" w:space="0" w:color="000000"/>
-                <w:left w:val="none" w:sz="0" w:space="0" w:color="000000"/>
-                <w:right w:val="none" w:sz="0" w:space="0" w:color="000000"/>
-              </w:pBdr>
-              <w:spacing w:after="40" w:before="40" w:line="240"/>
-              <w:ind w:left="100" w:right="100" w:firstLine="0" w:firstLineChars="0"/>
-              <w:rPr>
-                <w:rFonts w:ascii="Times New Roman" w:hAnsi="Helvetica" w:eastAsia="Helvetica" w:cs="Helvetica"/>
-                <w:i w:val="false"/>
-                <w:b w:val="false"/>
-                <w:u w:val="none"/>
-                <w:strike w:val="false"/>
-                <w:sz w:val="20"/>
-                <w:szCs w:val="20"/>
-                <w:color w:val="000000"/>
-              </w:rPr>
-            </w:pPr>
-            <w:r>
-              <w:rPr>
-                <w:rFonts w:ascii="Times New Roman" w:hAnsi="Helvetica" w:eastAsia="Helvetica" w:cs="Helvetica"/>
-                <w:i w:val="false"/>
-                <w:b w:val="false"/>
-                <w:u w:val="none"/>
-                <w:strike w:val="false"/>
-                <w:sz w:val="20"/>
-                <w:szCs w:val="20"/>
-                <w:color w:val="000000"/>
-              </w:rPr>
-              <w:t xml:space="preserve">0.800</w:t>
+              <w:t xml:space="preserve">Promote Edge and Shrub Habitat</w:t>
+            </w:r>
+          </w:p>
+        </w:tc>
+        <w:tc>
+          <w:tcPr>
+            <w:tcBorders>
+              <w:bottom w:val="none" w:sz="0" w:space="0" w:color="000000"/>
+              <w:top w:val="none" w:sz="0" w:space="0" w:color="000000"/>
+              <w:left w:val="none" w:sz="0" w:space="0" w:color="000000"/>
+              <w:right w:val="none" w:sz="0" w:space="0" w:color="000000"/>
+            </w:tcBorders>
+            <w:shd w:val="clear" w:color="auto" w:fill="FFFFFF"/>
+            <w:tcMar>
+              <w:top w:w="0" w:type="dxa"/>
+              <w:bottom w:w="0" w:type="dxa"/>
+              <w:left w:w="0" w:type="dxa"/>
+              <w:right w:w="0" w:type="dxa"/>
+            </w:tcMar>
+            <w:vAlign w:val="center"/>
+          </w:tcPr>
+          <w:p>
+            <w:pPr>
+              <w:pStyle w:val="Normal"/>
+              <w:jc w:val="center"/>
+              <w:keepNext/>
+              <w:pBdr>
+                <w:bottom w:val="none" w:sz="0" w:space="0" w:color="000000"/>
+                <w:top w:val="none" w:sz="0" w:space="0" w:color="000000"/>
+                <w:left w:val="none" w:sz="0" w:space="0" w:color="000000"/>
+                <w:right w:val="none" w:sz="0" w:space="0" w:color="000000"/>
+              </w:pBdr>
+              <w:spacing w:after="40" w:before="40" w:line="240"/>
+              <w:ind w:left="100" w:right="100" w:firstLine="0" w:firstLineChars="0"/>
+              <w:rPr>
+                <w:rFonts w:ascii="Times New Roman" w:hAnsi="Helvetica" w:eastAsia="Helvetica" w:cs="Helvetica"/>
+                <w:i w:val="false"/>
+                <w:b w:val="false"/>
+                <w:u w:val="none"/>
+                <w:strike w:val="false"/>
+                <w:sz w:val="20"/>
+                <w:szCs w:val="20"/>
+                <w:color w:val="000000"/>
+              </w:rPr>
+            </w:pPr>
+            <w:r>
+              <w:rPr>
+                <w:rFonts w:ascii="Times New Roman" w:hAnsi="Helvetica" w:eastAsia="Helvetica" w:cs="Helvetica"/>
+                <w:i w:val="false"/>
+                <w:b w:val="false"/>
+                <w:u w:val="none"/>
+                <w:strike w:val="false"/>
+                <w:sz w:val="20"/>
+                <w:szCs w:val="20"/>
+                <w:color w:val="000000"/>
+              </w:rPr>
+              <w:t xml:space="preserve">66</w:t>
+            </w:r>
+          </w:p>
+        </w:tc>
+        <w:tc>
+          <w:tcPr>
+            <w:tcBorders>
+              <w:bottom w:val="none" w:sz="0" w:space="0" w:color="000000"/>
+              <w:top w:val="none" w:sz="0" w:space="0" w:color="000000"/>
+              <w:left w:val="none" w:sz="0" w:space="0" w:color="000000"/>
+              <w:right w:val="none" w:sz="0" w:space="0" w:color="000000"/>
+            </w:tcBorders>
+            <w:shd w:val="clear" w:color="auto" w:fill="FFFFFF"/>
+            <w:tcMar>
+              <w:top w:w="0" w:type="dxa"/>
+              <w:bottom w:w="0" w:type="dxa"/>
+              <w:left w:w="0" w:type="dxa"/>
+              <w:right w:w="0" w:type="dxa"/>
+            </w:tcMar>
+            <w:vAlign w:val="center"/>
+          </w:tcPr>
+          <w:p>
+            <w:pPr>
+              <w:pStyle w:val="Normal"/>
+              <w:jc w:val="center"/>
+              <w:keepNext/>
+              <w:pBdr>
+                <w:bottom w:val="none" w:sz="0" w:space="0" w:color="000000"/>
+                <w:top w:val="none" w:sz="0" w:space="0" w:color="000000"/>
+                <w:left w:val="none" w:sz="0" w:space="0" w:color="000000"/>
+                <w:right w:val="none" w:sz="0" w:space="0" w:color="000000"/>
+              </w:pBdr>
+              <w:spacing w:after="40" w:before="40" w:line="240"/>
+              <w:ind w:left="100" w:right="100" w:firstLine="0" w:firstLineChars="0"/>
+              <w:rPr>
+                <w:rFonts w:ascii="Times New Roman" w:hAnsi="Helvetica" w:eastAsia="Helvetica" w:cs="Helvetica"/>
+                <w:i w:val="false"/>
+                <w:b w:val="false"/>
+                <w:u w:val="none"/>
+                <w:strike w:val="false"/>
+                <w:sz w:val="20"/>
+                <w:szCs w:val="20"/>
+                <w:color w:val="000000"/>
+              </w:rPr>
+            </w:pPr>
+            <w:r>
+              <w:rPr>
+                <w:rFonts w:ascii="Times New Roman" w:hAnsi="Helvetica" w:eastAsia="Helvetica" w:cs="Helvetica"/>
+                <w:i w:val="false"/>
+                <w:b w:val="false"/>
+                <w:u w:val="none"/>
+                <w:strike w:val="false"/>
+                <w:sz w:val="20"/>
+                <w:szCs w:val="20"/>
+                <w:color w:val="000000"/>
+              </w:rPr>
+              <w:t xml:space="preserve">10</w:t>
+            </w:r>
+          </w:p>
+        </w:tc>
+        <w:tc>
+          <w:tcPr>
+            <w:tcBorders>
+              <w:bottom w:val="none" w:sz="0" w:space="0" w:color="000000"/>
+              <w:top w:val="none" w:sz="0" w:space="0" w:color="000000"/>
+              <w:left w:val="none" w:sz="0" w:space="0" w:color="000000"/>
+              <w:right w:val="none" w:sz="0" w:space="0" w:color="000000"/>
+            </w:tcBorders>
+            <w:shd w:val="clear" w:color="auto" w:fill="FFFFFF"/>
+            <w:tcMar>
+              <w:top w:w="0" w:type="dxa"/>
+              <w:bottom w:w="0" w:type="dxa"/>
+              <w:left w:w="0" w:type="dxa"/>
+              <w:right w:w="0" w:type="dxa"/>
+            </w:tcMar>
+            <w:vAlign w:val="center"/>
+          </w:tcPr>
+          <w:p>
+            <w:pPr>
+              <w:pStyle w:val="Normal"/>
+              <w:jc w:val="center"/>
+              <w:keepNext/>
+              <w:pBdr>
+                <w:bottom w:val="none" w:sz="0" w:space="0" w:color="000000"/>
+                <w:top w:val="none" w:sz="0" w:space="0" w:color="000000"/>
+                <w:left w:val="none" w:sz="0" w:space="0" w:color="000000"/>
+                <w:right w:val="none" w:sz="0" w:space="0" w:color="000000"/>
+              </w:pBdr>
+              <w:spacing w:after="40" w:before="40" w:line="240"/>
+              <w:ind w:left="100" w:right="100" w:firstLine="0" w:firstLineChars="0"/>
+              <w:rPr>
+                <w:rFonts w:ascii="Times New Roman" w:hAnsi="Helvetica" w:eastAsia="Helvetica" w:cs="Helvetica"/>
+                <w:i w:val="false"/>
+                <w:b w:val="false"/>
+                <w:u w:val="none"/>
+                <w:strike w:val="false"/>
+                <w:sz w:val="20"/>
+                <w:szCs w:val="20"/>
+                <w:color w:val="000000"/>
+              </w:rPr>
+            </w:pPr>
+            <w:r>
+              <w:rPr>
+                <w:rFonts w:ascii="Times New Roman" w:hAnsi="Helvetica" w:eastAsia="Helvetica" w:cs="Helvetica"/>
+                <w:i w:val="false"/>
+                <w:b w:val="false"/>
+                <w:u w:val="none"/>
+                <w:strike w:val="false"/>
+                <w:sz w:val="20"/>
+                <w:szCs w:val="20"/>
+                <w:color w:val="000000"/>
+              </w:rPr>
+              <w:t xml:space="preserve">0.11 (-0.16, 0.37)</w:t>
+            </w:r>
+          </w:p>
+        </w:tc>
+        <w:tc>
+          <w:tcPr>
+            <w:tcBorders>
+              <w:bottom w:val="none" w:sz="0" w:space="0" w:color="000000"/>
+              <w:top w:val="none" w:sz="0" w:space="0" w:color="000000"/>
+              <w:left w:val="none" w:sz="0" w:space="0" w:color="000000"/>
+              <w:right w:val="none" w:sz="0" w:space="0" w:color="000000"/>
+            </w:tcBorders>
+            <w:shd w:val="clear" w:color="auto" w:fill="FFFFFF"/>
+            <w:tcMar>
+              <w:top w:w="0" w:type="dxa"/>
+              <w:bottom w:w="0" w:type="dxa"/>
+              <w:left w:w="0" w:type="dxa"/>
+              <w:right w:w="0" w:type="dxa"/>
+            </w:tcMar>
+            <w:vAlign w:val="center"/>
+          </w:tcPr>
+          <w:p>
+            <w:pPr>
+              <w:pStyle w:val="Normal"/>
+              <w:jc w:val="center"/>
+              <w:keepNext/>
+              <w:pBdr>
+                <w:bottom w:val="none" w:sz="0" w:space="0" w:color="000000"/>
+                <w:top w:val="none" w:sz="0" w:space="0" w:color="000000"/>
+                <w:left w:val="none" w:sz="0" w:space="0" w:color="000000"/>
+                <w:right w:val="none" w:sz="0" w:space="0" w:color="000000"/>
+              </w:pBdr>
+              <w:spacing w:after="40" w:before="40" w:line="240"/>
+              <w:ind w:left="100" w:right="100" w:firstLine="0" w:firstLineChars="0"/>
+              <w:rPr>
+                <w:rFonts w:ascii="Times New Roman" w:hAnsi="Helvetica" w:eastAsia="Helvetica" w:cs="Helvetica"/>
+                <w:i w:val="false"/>
+                <w:b w:val="false"/>
+                <w:u w:val="none"/>
+                <w:strike w:val="false"/>
+                <w:sz w:val="20"/>
+                <w:szCs w:val="20"/>
+                <w:color w:val="000000"/>
+              </w:rPr>
+            </w:pPr>
+            <w:r>
+              <w:rPr>
+                <w:rFonts w:ascii="Times New Roman" w:hAnsi="Helvetica" w:eastAsia="Helvetica" w:cs="Helvetica"/>
+                <w:i w:val="false"/>
+                <w:b w:val="false"/>
+                <w:u w:val="none"/>
+                <w:strike w:val="false"/>
+                <w:sz w:val="20"/>
+                <w:szCs w:val="20"/>
+                <w:color w:val="000000"/>
+              </w:rPr>
+              <w:t xml:space="preserve">0.784</w:t>
             </w:r>
           </w:p>
         </w:tc>
@@ -7544,63 +7544,63 @@
                 <w:szCs w:val="20"/>
                 <w:color w:val="000000"/>
               </w:rPr>
-              <w:t xml:space="preserve">0.15 (-0.33, 0.61)</w:t>
-            </w:r>
-          </w:p>
-        </w:tc>
-        <w:tc>
-          <w:tcPr>
-            <w:tcBorders>
-              <w:bottom w:val="none" w:sz="0" w:space="0" w:color="000000"/>
-              <w:top w:val="none" w:sz="0" w:space="0" w:color="000000"/>
-              <w:left w:val="none" w:sz="0" w:space="0" w:color="000000"/>
-              <w:right w:val="none" w:sz="0" w:space="0" w:color="000000"/>
-            </w:tcBorders>
-            <w:shd w:val="clear" w:color="auto" w:fill="FFFFFF"/>
-            <w:tcMar>
-              <w:top w:w="0" w:type="dxa"/>
-              <w:bottom w:w="0" w:type="dxa"/>
-              <w:left w:w="0" w:type="dxa"/>
-              <w:right w:w="0" w:type="dxa"/>
-            </w:tcMar>
-            <w:vAlign w:val="center"/>
-          </w:tcPr>
-          <w:p>
-            <w:pPr>
-              <w:pStyle w:val="Normal"/>
-              <w:jc w:val="center"/>
-              <w:keepNext/>
-              <w:pBdr>
-                <w:bottom w:val="none" w:sz="0" w:space="0" w:color="000000"/>
-                <w:top w:val="none" w:sz="0" w:space="0" w:color="000000"/>
-                <w:left w:val="none" w:sz="0" w:space="0" w:color="000000"/>
-                <w:right w:val="none" w:sz="0" w:space="0" w:color="000000"/>
-              </w:pBdr>
-              <w:spacing w:after="40" w:before="40" w:line="240"/>
-              <w:ind w:left="100" w:right="100" w:firstLine="0" w:firstLineChars="0"/>
-              <w:rPr>
-                <w:rFonts w:ascii="Times New Roman" w:hAnsi="Helvetica" w:eastAsia="Helvetica" w:cs="Helvetica"/>
-                <w:i w:val="false"/>
-                <w:b w:val="false"/>
-                <w:u w:val="none"/>
-                <w:strike w:val="false"/>
-                <w:sz w:val="20"/>
-                <w:szCs w:val="20"/>
-                <w:color w:val="000000"/>
-              </w:rPr>
-            </w:pPr>
-            <w:r>
-              <w:rPr>
-                <w:rFonts w:ascii="Times New Roman" w:hAnsi="Helvetica" w:eastAsia="Helvetica" w:cs="Helvetica"/>
-                <w:i w:val="false"/>
-                <w:b w:val="false"/>
-                <w:u w:val="none"/>
-                <w:strike w:val="false"/>
-                <w:sz w:val="20"/>
-                <w:szCs w:val="20"/>
-                <w:color w:val="000000"/>
-              </w:rPr>
-              <w:t xml:space="preserve">0.731</w:t>
+              <w:t xml:space="preserve">0.09 (-0.40, 0.58)</w:t>
+            </w:r>
+          </w:p>
+        </w:tc>
+        <w:tc>
+          <w:tcPr>
+            <w:tcBorders>
+              <w:bottom w:val="none" w:sz="0" w:space="0" w:color="000000"/>
+              <w:top w:val="none" w:sz="0" w:space="0" w:color="000000"/>
+              <w:left w:val="none" w:sz="0" w:space="0" w:color="000000"/>
+              <w:right w:val="none" w:sz="0" w:space="0" w:color="000000"/>
+            </w:tcBorders>
+            <w:shd w:val="clear" w:color="auto" w:fill="FFFFFF"/>
+            <w:tcMar>
+              <w:top w:w="0" w:type="dxa"/>
+              <w:bottom w:w="0" w:type="dxa"/>
+              <w:left w:w="0" w:type="dxa"/>
+              <w:right w:w="0" w:type="dxa"/>
+            </w:tcMar>
+            <w:vAlign w:val="center"/>
+          </w:tcPr>
+          <w:p>
+            <w:pPr>
+              <w:pStyle w:val="Normal"/>
+              <w:jc w:val="center"/>
+              <w:keepNext/>
+              <w:pBdr>
+                <w:bottom w:val="none" w:sz="0" w:space="0" w:color="000000"/>
+                <w:top w:val="none" w:sz="0" w:space="0" w:color="000000"/>
+                <w:left w:val="none" w:sz="0" w:space="0" w:color="000000"/>
+                <w:right w:val="none" w:sz="0" w:space="0" w:color="000000"/>
+              </w:pBdr>
+              <w:spacing w:after="40" w:before="40" w:line="240"/>
+              <w:ind w:left="100" w:right="100" w:firstLine="0" w:firstLineChars="0"/>
+              <w:rPr>
+                <w:rFonts w:ascii="Times New Roman" w:hAnsi="Helvetica" w:eastAsia="Helvetica" w:cs="Helvetica"/>
+                <w:i w:val="false"/>
+                <w:b w:val="false"/>
+                <w:u w:val="none"/>
+                <w:strike w:val="false"/>
+                <w:sz w:val="20"/>
+                <w:szCs w:val="20"/>
+                <w:color w:val="000000"/>
+              </w:rPr>
+            </w:pPr>
+            <w:r>
+              <w:rPr>
+                <w:rFonts w:ascii="Times New Roman" w:hAnsi="Helvetica" w:eastAsia="Helvetica" w:cs="Helvetica"/>
+                <w:i w:val="false"/>
+                <w:b w:val="false"/>
+                <w:u w:val="none"/>
+                <w:strike w:val="false"/>
+                <w:sz w:val="20"/>
+                <w:szCs w:val="20"/>
+                <w:color w:val="000000"/>
+              </w:rPr>
+              <w:t xml:space="preserve">0.638</w:t>
             </w:r>
           </w:p>
         </w:tc>
@@ -7706,63 +7706,7 @@
                 <w:szCs w:val="20"/>
                 <w:color w:val="000000"/>
               </w:rPr>
-              <w:t xml:space="preserve">Promote Edge and Shrub Habitat</w:t>
-            </w:r>
-          </w:p>
-        </w:tc>
-        <w:tc>
-          <w:tcPr>
-            <w:tcBorders>
-              <w:bottom w:val="none" w:sz="0" w:space="0" w:color="000000"/>
-              <w:top w:val="none" w:sz="0" w:space="0" w:color="000000"/>
-              <w:left w:val="none" w:sz="0" w:space="0" w:color="000000"/>
-              <w:right w:val="none" w:sz="0" w:space="0" w:color="000000"/>
-            </w:tcBorders>
-            <w:shd w:val="clear" w:color="auto" w:fill="FFFFFF"/>
-            <w:tcMar>
-              <w:top w:w="0" w:type="dxa"/>
-              <w:bottom w:w="0" w:type="dxa"/>
-              <w:left w:w="0" w:type="dxa"/>
-              <w:right w:w="0" w:type="dxa"/>
-            </w:tcMar>
-            <w:vAlign w:val="center"/>
-          </w:tcPr>
-          <w:p>
-            <w:pPr>
-              <w:pStyle w:val="Normal"/>
-              <w:jc w:val="center"/>
-              <w:keepNext/>
-              <w:pBdr>
-                <w:bottom w:val="none" w:sz="0" w:space="0" w:color="000000"/>
-                <w:top w:val="none" w:sz="0" w:space="0" w:color="000000"/>
-                <w:left w:val="none" w:sz="0" w:space="0" w:color="000000"/>
-                <w:right w:val="none" w:sz="0" w:space="0" w:color="000000"/>
-              </w:pBdr>
-              <w:spacing w:after="40" w:before="40" w:line="240"/>
-              <w:ind w:left="100" w:right="100" w:firstLine="0" w:firstLineChars="0"/>
-              <w:rPr>
-                <w:rFonts w:ascii="Times New Roman" w:hAnsi="Helvetica" w:eastAsia="Helvetica" w:cs="Helvetica"/>
-                <w:i w:val="false"/>
-                <w:b w:val="false"/>
-                <w:u w:val="none"/>
-                <w:strike w:val="false"/>
-                <w:sz w:val="20"/>
-                <w:szCs w:val="20"/>
-                <w:color w:val="000000"/>
-              </w:rPr>
-            </w:pPr>
-            <w:r>
-              <w:rPr>
-                <w:rFonts w:ascii="Times New Roman" w:hAnsi="Helvetica" w:eastAsia="Helvetica" w:cs="Helvetica"/>
-                <w:i w:val="false"/>
-                <w:b w:val="false"/>
-                <w:u w:val="none"/>
-                <w:strike w:val="false"/>
-                <w:sz w:val="20"/>
-                <w:szCs w:val="20"/>
-                <w:color w:val="000000"/>
-              </w:rPr>
-              <w:t xml:space="preserve">66</w:t>
+              <w:t xml:space="preserve">Rotate Livestock Between Pastures</w:t>
             </w:r>
           </w:p>
         </w:tc>
@@ -7874,63 +7818,119 @@
                 <w:szCs w:val="20"/>
                 <w:color w:val="000000"/>
               </w:rPr>
-              <w:t xml:space="preserve">0.11 (-0.14, 0.36)</w:t>
-            </w:r>
-          </w:p>
-        </w:tc>
-        <w:tc>
-          <w:tcPr>
-            <w:tcBorders>
-              <w:bottom w:val="none" w:sz="0" w:space="0" w:color="000000"/>
-              <w:top w:val="none" w:sz="0" w:space="0" w:color="000000"/>
-              <w:left w:val="none" w:sz="0" w:space="0" w:color="000000"/>
-              <w:right w:val="none" w:sz="0" w:space="0" w:color="000000"/>
-            </w:tcBorders>
-            <w:shd w:val="clear" w:color="auto" w:fill="FFFFFF"/>
-            <w:tcMar>
-              <w:top w:w="0" w:type="dxa"/>
-              <w:bottom w:w="0" w:type="dxa"/>
-              <w:left w:w="0" w:type="dxa"/>
-              <w:right w:w="0" w:type="dxa"/>
-            </w:tcMar>
-            <w:vAlign w:val="center"/>
-          </w:tcPr>
-          <w:p>
-            <w:pPr>
-              <w:pStyle w:val="Normal"/>
-              <w:jc w:val="center"/>
-              <w:keepNext/>
-              <w:pBdr>
-                <w:bottom w:val="none" w:sz="0" w:space="0" w:color="000000"/>
-                <w:top w:val="none" w:sz="0" w:space="0" w:color="000000"/>
-                <w:left w:val="none" w:sz="0" w:space="0" w:color="000000"/>
-                <w:right w:val="none" w:sz="0" w:space="0" w:color="000000"/>
-              </w:pBdr>
-              <w:spacing w:after="40" w:before="40" w:line="240"/>
-              <w:ind w:left="100" w:right="100" w:firstLine="0" w:firstLineChars="0"/>
-              <w:rPr>
-                <w:rFonts w:ascii="Times New Roman" w:hAnsi="Helvetica" w:eastAsia="Helvetica" w:cs="Helvetica"/>
-                <w:i w:val="false"/>
-                <w:b w:val="false"/>
-                <w:u w:val="none"/>
-                <w:strike w:val="false"/>
-                <w:sz w:val="20"/>
-                <w:szCs w:val="20"/>
-                <w:color w:val="000000"/>
-              </w:rPr>
-            </w:pPr>
-            <w:r>
-              <w:rPr>
-                <w:rFonts w:ascii="Times New Roman" w:hAnsi="Helvetica" w:eastAsia="Helvetica" w:cs="Helvetica"/>
-                <w:i w:val="false"/>
-                <w:b w:val="false"/>
-                <w:u w:val="none"/>
-                <w:strike w:val="false"/>
-                <w:sz w:val="20"/>
-                <w:szCs w:val="20"/>
-                <w:color w:val="000000"/>
-              </w:rPr>
-              <w:t xml:space="preserve">0.807</w:t>
+              <w:t xml:space="preserve">3</w:t>
+            </w:r>
+          </w:p>
+        </w:tc>
+        <w:tc>
+          <w:tcPr>
+            <w:tcBorders>
+              <w:bottom w:val="none" w:sz="0" w:space="0" w:color="000000"/>
+              <w:top w:val="none" w:sz="0" w:space="0" w:color="000000"/>
+              <w:left w:val="none" w:sz="0" w:space="0" w:color="000000"/>
+              <w:right w:val="none" w:sz="0" w:space="0" w:color="000000"/>
+            </w:tcBorders>
+            <w:shd w:val="clear" w:color="auto" w:fill="FFFFFF"/>
+            <w:tcMar>
+              <w:top w:w="0" w:type="dxa"/>
+              <w:bottom w:w="0" w:type="dxa"/>
+              <w:left w:w="0" w:type="dxa"/>
+              <w:right w:w="0" w:type="dxa"/>
+            </w:tcMar>
+            <w:vAlign w:val="center"/>
+          </w:tcPr>
+          <w:p>
+            <w:pPr>
+              <w:pStyle w:val="Normal"/>
+              <w:jc w:val="center"/>
+              <w:keepNext/>
+              <w:pBdr>
+                <w:bottom w:val="none" w:sz="0" w:space="0" w:color="000000"/>
+                <w:top w:val="none" w:sz="0" w:space="0" w:color="000000"/>
+                <w:left w:val="none" w:sz="0" w:space="0" w:color="000000"/>
+                <w:right w:val="none" w:sz="0" w:space="0" w:color="000000"/>
+              </w:pBdr>
+              <w:spacing w:after="40" w:before="40" w:line="240"/>
+              <w:ind w:left="100" w:right="100" w:firstLine="0" w:firstLineChars="0"/>
+              <w:rPr>
+                <w:rFonts w:ascii="Times New Roman" w:hAnsi="Helvetica" w:eastAsia="Helvetica" w:cs="Helvetica"/>
+                <w:i w:val="false"/>
+                <w:b w:val="false"/>
+                <w:u w:val="none"/>
+                <w:strike w:val="false"/>
+                <w:sz w:val="20"/>
+                <w:szCs w:val="20"/>
+                <w:color w:val="000000"/>
+              </w:rPr>
+            </w:pPr>
+            <w:r>
+              <w:rPr>
+                <w:rFonts w:ascii="Times New Roman" w:hAnsi="Helvetica" w:eastAsia="Helvetica" w:cs="Helvetica"/>
+                <w:i w:val="false"/>
+                <w:b w:val="false"/>
+                <w:u w:val="none"/>
+                <w:strike w:val="false"/>
+                <w:sz w:val="20"/>
+                <w:szCs w:val="20"/>
+                <w:color w:val="000000"/>
+              </w:rPr>
+              <w:t xml:space="preserve">0.09 (-0.46, 0.64)</w:t>
+            </w:r>
+          </w:p>
+        </w:tc>
+        <w:tc>
+          <w:tcPr>
+            <w:tcBorders>
+              <w:bottom w:val="none" w:sz="0" w:space="0" w:color="000000"/>
+              <w:top w:val="none" w:sz="0" w:space="0" w:color="000000"/>
+              <w:left w:val="none" w:sz="0" w:space="0" w:color="000000"/>
+              <w:right w:val="none" w:sz="0" w:space="0" w:color="000000"/>
+            </w:tcBorders>
+            <w:shd w:val="clear" w:color="auto" w:fill="FFFFFF"/>
+            <w:tcMar>
+              <w:top w:w="0" w:type="dxa"/>
+              <w:bottom w:w="0" w:type="dxa"/>
+              <w:left w:w="0" w:type="dxa"/>
+              <w:right w:w="0" w:type="dxa"/>
+            </w:tcMar>
+            <w:vAlign w:val="center"/>
+          </w:tcPr>
+          <w:p>
+            <w:pPr>
+              <w:pStyle w:val="Normal"/>
+              <w:jc w:val="center"/>
+              <w:keepNext/>
+              <w:pBdr>
+                <w:bottom w:val="none" w:sz="0" w:space="0" w:color="000000"/>
+                <w:top w:val="none" w:sz="0" w:space="0" w:color="000000"/>
+                <w:left w:val="none" w:sz="0" w:space="0" w:color="000000"/>
+                <w:right w:val="none" w:sz="0" w:space="0" w:color="000000"/>
+              </w:pBdr>
+              <w:spacing w:after="40" w:before="40" w:line="240"/>
+              <w:ind w:left="100" w:right="100" w:firstLine="0" w:firstLineChars="0"/>
+              <w:rPr>
+                <w:rFonts w:ascii="Times New Roman" w:hAnsi="Helvetica" w:eastAsia="Helvetica" w:cs="Helvetica"/>
+                <w:i w:val="false"/>
+                <w:b w:val="false"/>
+                <w:u w:val="none"/>
+                <w:strike w:val="false"/>
+                <w:sz w:val="20"/>
+                <w:szCs w:val="20"/>
+                <w:color w:val="000000"/>
+              </w:rPr>
+            </w:pPr>
+            <w:r>
+              <w:rPr>
+                <w:rFonts w:ascii="Times New Roman" w:hAnsi="Helvetica" w:eastAsia="Helvetica" w:cs="Helvetica"/>
+                <w:i w:val="false"/>
+                <w:b w:val="false"/>
+                <w:u w:val="none"/>
+                <w:strike w:val="false"/>
+                <w:sz w:val="20"/>
+                <w:szCs w:val="20"/>
+                <w:color w:val="000000"/>
+              </w:rPr>
+              <w:t xml:space="preserve">0.619</w:t>
             </w:r>
           </w:p>
         </w:tc>
@@ -8036,231 +8036,257 @@
                 <w:szCs w:val="20"/>
                 <w:color w:val="000000"/>
               </w:rPr>
-              <w:t xml:space="preserve">Rotate Livestock Between Pastures</w:t>
-            </w:r>
-          </w:p>
-        </w:tc>
-        <w:tc>
-          <w:tcPr>
-            <w:tcBorders>
-              <w:bottom w:val="none" w:sz="0" w:space="0" w:color="000000"/>
-              <w:top w:val="none" w:sz="0" w:space="0" w:color="000000"/>
-              <w:left w:val="none" w:sz="0" w:space="0" w:color="000000"/>
-              <w:right w:val="none" w:sz="0" w:space="0" w:color="000000"/>
-            </w:tcBorders>
-            <w:shd w:val="clear" w:color="auto" w:fill="FFFFFF"/>
-            <w:tcMar>
-              <w:top w:w="0" w:type="dxa"/>
-              <w:bottom w:w="0" w:type="dxa"/>
-              <w:left w:w="0" w:type="dxa"/>
-              <w:right w:w="0" w:type="dxa"/>
-            </w:tcMar>
-            <w:vAlign w:val="center"/>
-          </w:tcPr>
-          <w:p>
-            <w:pPr>
-              <w:pStyle w:val="Normal"/>
-              <w:jc w:val="center"/>
-              <w:keepNext/>
-              <w:pBdr>
-                <w:bottom w:val="none" w:sz="0" w:space="0" w:color="000000"/>
-                <w:top w:val="none" w:sz="0" w:space="0" w:color="000000"/>
-                <w:left w:val="none" w:sz="0" w:space="0" w:color="000000"/>
-                <w:right w:val="none" w:sz="0" w:space="0" w:color="000000"/>
-              </w:pBdr>
-              <w:spacing w:after="40" w:before="40" w:line="240"/>
-              <w:ind w:left="100" w:right="100" w:firstLine="0" w:firstLineChars="0"/>
-              <w:rPr>
-                <w:rFonts w:ascii="Times New Roman" w:hAnsi="Helvetica" w:eastAsia="Helvetica" w:cs="Helvetica"/>
-                <w:i w:val="false"/>
-                <w:b w:val="false"/>
-                <w:u w:val="none"/>
-                <w:strike w:val="false"/>
-                <w:sz w:val="20"/>
-                <w:szCs w:val="20"/>
-                <w:color w:val="000000"/>
-              </w:rPr>
-            </w:pPr>
-            <w:r>
-              <w:rPr>
-                <w:rFonts w:ascii="Times New Roman" w:hAnsi="Helvetica" w:eastAsia="Helvetica" w:cs="Helvetica"/>
-                <w:i w:val="false"/>
-                <w:b w:val="false"/>
-                <w:u w:val="none"/>
-                <w:strike w:val="false"/>
-                <w:sz w:val="20"/>
-                <w:szCs w:val="20"/>
-                <w:color w:val="000000"/>
-              </w:rPr>
-              <w:t xml:space="preserve">10</w:t>
-            </w:r>
-          </w:p>
-        </w:tc>
-        <w:tc>
-          <w:tcPr>
-            <w:tcBorders>
-              <w:bottom w:val="none" w:sz="0" w:space="0" w:color="000000"/>
-              <w:top w:val="none" w:sz="0" w:space="0" w:color="000000"/>
-              <w:left w:val="none" w:sz="0" w:space="0" w:color="000000"/>
-              <w:right w:val="none" w:sz="0" w:space="0" w:color="000000"/>
-            </w:tcBorders>
-            <w:shd w:val="clear" w:color="auto" w:fill="FFFFFF"/>
-            <w:tcMar>
-              <w:top w:w="0" w:type="dxa"/>
-              <w:bottom w:w="0" w:type="dxa"/>
-              <w:left w:w="0" w:type="dxa"/>
-              <w:right w:w="0" w:type="dxa"/>
-            </w:tcMar>
-            <w:vAlign w:val="center"/>
-          </w:tcPr>
-          <w:p>
-            <w:pPr>
-              <w:pStyle w:val="Normal"/>
-              <w:jc w:val="center"/>
-              <w:keepNext/>
-              <w:pBdr>
-                <w:bottom w:val="none" w:sz="0" w:space="0" w:color="000000"/>
-                <w:top w:val="none" w:sz="0" w:space="0" w:color="000000"/>
-                <w:left w:val="none" w:sz="0" w:space="0" w:color="000000"/>
-                <w:right w:val="none" w:sz="0" w:space="0" w:color="000000"/>
-              </w:pBdr>
-              <w:spacing w:after="40" w:before="40" w:line="240"/>
-              <w:ind w:left="100" w:right="100" w:firstLine="0" w:firstLineChars="0"/>
-              <w:rPr>
-                <w:rFonts w:ascii="Times New Roman" w:hAnsi="Helvetica" w:eastAsia="Helvetica" w:cs="Helvetica"/>
-                <w:i w:val="false"/>
-                <w:b w:val="false"/>
-                <w:u w:val="none"/>
-                <w:strike w:val="false"/>
-                <w:sz w:val="20"/>
-                <w:szCs w:val="20"/>
-                <w:color w:val="000000"/>
-              </w:rPr>
-            </w:pPr>
-            <w:r>
-              <w:rPr>
-                <w:rFonts w:ascii="Times New Roman" w:hAnsi="Helvetica" w:eastAsia="Helvetica" w:cs="Helvetica"/>
-                <w:i w:val="false"/>
-                <w:b w:val="false"/>
-                <w:u w:val="none"/>
-                <w:strike w:val="false"/>
-                <w:sz w:val="20"/>
-                <w:szCs w:val="20"/>
-                <w:color w:val="000000"/>
-              </w:rPr>
-              <w:t xml:space="preserve">3</w:t>
-            </w:r>
-          </w:p>
-        </w:tc>
-        <w:tc>
-          <w:tcPr>
-            <w:tcBorders>
-              <w:bottom w:val="none" w:sz="0" w:space="0" w:color="000000"/>
-              <w:top w:val="none" w:sz="0" w:space="0" w:color="000000"/>
-              <w:left w:val="none" w:sz="0" w:space="0" w:color="000000"/>
-              <w:right w:val="none" w:sz="0" w:space="0" w:color="000000"/>
-            </w:tcBorders>
-            <w:shd w:val="clear" w:color="auto" w:fill="FFFFFF"/>
-            <w:tcMar>
-              <w:top w:w="0" w:type="dxa"/>
-              <w:bottom w:w="0" w:type="dxa"/>
-              <w:left w:w="0" w:type="dxa"/>
-              <w:right w:w="0" w:type="dxa"/>
-            </w:tcMar>
-            <w:vAlign w:val="center"/>
-          </w:tcPr>
-          <w:p>
-            <w:pPr>
-              <w:pStyle w:val="Normal"/>
-              <w:jc w:val="center"/>
-              <w:keepNext/>
-              <w:pBdr>
-                <w:bottom w:val="none" w:sz="0" w:space="0" w:color="000000"/>
-                <w:top w:val="none" w:sz="0" w:space="0" w:color="000000"/>
-                <w:left w:val="none" w:sz="0" w:space="0" w:color="000000"/>
-                <w:right w:val="none" w:sz="0" w:space="0" w:color="000000"/>
-              </w:pBdr>
-              <w:spacing w:after="40" w:before="40" w:line="240"/>
-              <w:ind w:left="100" w:right="100" w:firstLine="0" w:firstLineChars="0"/>
-              <w:rPr>
-                <w:rFonts w:ascii="Times New Roman" w:hAnsi="Helvetica" w:eastAsia="Helvetica" w:cs="Helvetica"/>
-                <w:i w:val="false"/>
-                <w:b w:val="false"/>
-                <w:u w:val="none"/>
-                <w:strike w:val="false"/>
-                <w:sz w:val="20"/>
-                <w:szCs w:val="20"/>
-                <w:color w:val="000000"/>
-              </w:rPr>
-            </w:pPr>
-            <w:r>
-              <w:rPr>
-                <w:rFonts w:ascii="Times New Roman" w:hAnsi="Helvetica" w:eastAsia="Helvetica" w:cs="Helvetica"/>
-                <w:i w:val="false"/>
-                <w:b w:val="false"/>
-                <w:u w:val="none"/>
-                <w:strike w:val="false"/>
-                <w:sz w:val="20"/>
-                <w:szCs w:val="20"/>
-                <w:color w:val="000000"/>
-              </w:rPr>
-              <w:t xml:space="preserve">0.09 (-0.45, 0.63)</w:t>
-            </w:r>
-          </w:p>
-        </w:tc>
-        <w:tc>
-          <w:tcPr>
-            <w:tcBorders>
-              <w:bottom w:val="none" w:sz="0" w:space="0" w:color="000000"/>
-              <w:top w:val="none" w:sz="0" w:space="0" w:color="000000"/>
-              <w:left w:val="none" w:sz="0" w:space="0" w:color="000000"/>
-              <w:right w:val="none" w:sz="0" w:space="0" w:color="000000"/>
-            </w:tcBorders>
-            <w:shd w:val="clear" w:color="auto" w:fill="FFFFFF"/>
-            <w:tcMar>
-              <w:top w:w="0" w:type="dxa"/>
-              <w:bottom w:w="0" w:type="dxa"/>
-              <w:left w:w="0" w:type="dxa"/>
-              <w:right w:w="0" w:type="dxa"/>
-            </w:tcMar>
-            <w:vAlign w:val="center"/>
-          </w:tcPr>
-          <w:p>
-            <w:pPr>
-              <w:pStyle w:val="Normal"/>
-              <w:jc w:val="center"/>
-              <w:keepNext/>
-              <w:pBdr>
-                <w:bottom w:val="none" w:sz="0" w:space="0" w:color="000000"/>
-                <w:top w:val="none" w:sz="0" w:space="0" w:color="000000"/>
-                <w:left w:val="none" w:sz="0" w:space="0" w:color="000000"/>
-                <w:right w:val="none" w:sz="0" w:space="0" w:color="000000"/>
-              </w:pBdr>
-              <w:spacing w:after="40" w:before="40" w:line="240"/>
-              <w:ind w:left="100" w:right="100" w:firstLine="0" w:firstLineChars="0"/>
-              <w:rPr>
-                <w:rFonts w:ascii="Times New Roman" w:hAnsi="Helvetica" w:eastAsia="Helvetica" w:cs="Helvetica"/>
-                <w:i w:val="false"/>
-                <w:b w:val="false"/>
-                <w:u w:val="none"/>
-                <w:strike w:val="false"/>
-                <w:sz w:val="20"/>
-                <w:szCs w:val="20"/>
-                <w:color w:val="000000"/>
-              </w:rPr>
-            </w:pPr>
-            <w:r>
-              <w:rPr>
-                <w:rFonts w:ascii="Times New Roman" w:hAnsi="Helvetica" w:eastAsia="Helvetica" w:cs="Helvetica"/>
-                <w:i w:val="false"/>
-                <w:b w:val="false"/>
-                <w:u w:val="none"/>
-                <w:strike w:val="false"/>
-                <w:sz w:val="20"/>
-                <w:szCs w:val="20"/>
-                <w:color w:val="000000"/>
-              </w:rPr>
-              <w:t xml:space="preserve">0.628</w:t>
+              <w:t xml:space="preserve">Provide Overwintering Structure and</w:t>
+            </w:r>
+            <w:r>
+              <w:rPr>
+                <w:rFonts w:ascii="Times New Roman" w:hAnsi="Helvetica" w:eastAsia="Helvetica" w:cs="Helvetica"/>
+                <w:i w:val="false"/>
+                <w:b w:val="false"/>
+                <w:u w:val="none"/>
+                <w:strike w:val="false"/>
+                <w:sz w:val="20"/>
+                <w:szCs w:val="20"/>
+                <w:color w:val="000000"/>
+              </w:rPr>
+              <w:br/>
+            </w:r>
+            <w:r>
+              <w:rPr>
+                <w:rFonts w:ascii="Times New Roman" w:hAnsi="Helvetica" w:eastAsia="Helvetica" w:cs="Helvetica"/>
+                <w:i w:val="false"/>
+                <w:b w:val="false"/>
+                <w:u w:val="none"/>
+                <w:strike w:val="false"/>
+                <w:sz w:val="20"/>
+                <w:szCs w:val="20"/>
+                <w:color w:val="000000"/>
+              </w:rPr>
+              <w:t xml:space="preserve">Resources</w:t>
+            </w:r>
+          </w:p>
+        </w:tc>
+        <w:tc>
+          <w:tcPr>
+            <w:tcBorders>
+              <w:bottom w:val="none" w:sz="0" w:space="0" w:color="000000"/>
+              <w:top w:val="none" w:sz="0" w:space="0" w:color="000000"/>
+              <w:left w:val="none" w:sz="0" w:space="0" w:color="000000"/>
+              <w:right w:val="none" w:sz="0" w:space="0" w:color="000000"/>
+            </w:tcBorders>
+            <w:shd w:val="clear" w:color="auto" w:fill="FFFFFF"/>
+            <w:tcMar>
+              <w:top w:w="0" w:type="dxa"/>
+              <w:bottom w:w="0" w:type="dxa"/>
+              <w:left w:w="0" w:type="dxa"/>
+              <w:right w:w="0" w:type="dxa"/>
+            </w:tcMar>
+            <w:vAlign w:val="center"/>
+          </w:tcPr>
+          <w:p>
+            <w:pPr>
+              <w:pStyle w:val="Normal"/>
+              <w:jc w:val="center"/>
+              <w:keepNext/>
+              <w:pBdr>
+                <w:bottom w:val="none" w:sz="0" w:space="0" w:color="000000"/>
+                <w:top w:val="none" w:sz="0" w:space="0" w:color="000000"/>
+                <w:left w:val="none" w:sz="0" w:space="0" w:color="000000"/>
+                <w:right w:val="none" w:sz="0" w:space="0" w:color="000000"/>
+              </w:pBdr>
+              <w:spacing w:after="40" w:before="40" w:line="240"/>
+              <w:ind w:left="100" w:right="100" w:firstLine="0" w:firstLineChars="0"/>
+              <w:rPr>
+                <w:rFonts w:ascii="Times New Roman" w:hAnsi="Helvetica" w:eastAsia="Helvetica" w:cs="Helvetica"/>
+                <w:i w:val="false"/>
+                <w:b w:val="false"/>
+                <w:u w:val="none"/>
+                <w:strike w:val="false"/>
+                <w:sz w:val="20"/>
+                <w:szCs w:val="20"/>
+                <w:color w:val="000000"/>
+              </w:rPr>
+            </w:pPr>
+            <w:r>
+              <w:rPr>
+                <w:rFonts w:ascii="Times New Roman" w:hAnsi="Helvetica" w:eastAsia="Helvetica" w:cs="Helvetica"/>
+                <w:i w:val="false"/>
+                <w:b w:val="false"/>
+                <w:u w:val="none"/>
+                <w:strike w:val="false"/>
+                <w:sz w:val="20"/>
+                <w:szCs w:val="20"/>
+                <w:color w:val="000000"/>
+              </w:rPr>
+              <w:t xml:space="preserve">48</w:t>
+            </w:r>
+          </w:p>
+        </w:tc>
+        <w:tc>
+          <w:tcPr>
+            <w:tcBorders>
+              <w:bottom w:val="none" w:sz="0" w:space="0" w:color="000000"/>
+              <w:top w:val="none" w:sz="0" w:space="0" w:color="000000"/>
+              <w:left w:val="none" w:sz="0" w:space="0" w:color="000000"/>
+              <w:right w:val="none" w:sz="0" w:space="0" w:color="000000"/>
+            </w:tcBorders>
+            <w:shd w:val="clear" w:color="auto" w:fill="FFFFFF"/>
+            <w:tcMar>
+              <w:top w:w="0" w:type="dxa"/>
+              <w:bottom w:w="0" w:type="dxa"/>
+              <w:left w:w="0" w:type="dxa"/>
+              <w:right w:w="0" w:type="dxa"/>
+            </w:tcMar>
+            <w:vAlign w:val="center"/>
+          </w:tcPr>
+          <w:p>
+            <w:pPr>
+              <w:pStyle w:val="Normal"/>
+              <w:jc w:val="center"/>
+              <w:keepNext/>
+              <w:pBdr>
+                <w:bottom w:val="none" w:sz="0" w:space="0" w:color="000000"/>
+                <w:top w:val="none" w:sz="0" w:space="0" w:color="000000"/>
+                <w:left w:val="none" w:sz="0" w:space="0" w:color="000000"/>
+                <w:right w:val="none" w:sz="0" w:space="0" w:color="000000"/>
+              </w:pBdr>
+              <w:spacing w:after="40" w:before="40" w:line="240"/>
+              <w:ind w:left="100" w:right="100" w:firstLine="0" w:firstLineChars="0"/>
+              <w:rPr>
+                <w:rFonts w:ascii="Times New Roman" w:hAnsi="Helvetica" w:eastAsia="Helvetica" w:cs="Helvetica"/>
+                <w:i w:val="false"/>
+                <w:b w:val="false"/>
+                <w:u w:val="none"/>
+                <w:strike w:val="false"/>
+                <w:sz w:val="20"/>
+                <w:szCs w:val="20"/>
+                <w:color w:val="000000"/>
+              </w:rPr>
+            </w:pPr>
+            <w:r>
+              <w:rPr>
+                <w:rFonts w:ascii="Times New Roman" w:hAnsi="Helvetica" w:eastAsia="Helvetica" w:cs="Helvetica"/>
+                <w:i w:val="false"/>
+                <w:b w:val="false"/>
+                <w:u w:val="none"/>
+                <w:strike w:val="false"/>
+                <w:sz w:val="20"/>
+                <w:szCs w:val="20"/>
+                <w:color w:val="000000"/>
+              </w:rPr>
+              <w:t xml:space="preserve">5</w:t>
+            </w:r>
+          </w:p>
+        </w:tc>
+        <w:tc>
+          <w:tcPr>
+            <w:tcBorders>
+              <w:bottom w:val="none" w:sz="0" w:space="0" w:color="000000"/>
+              <w:top w:val="none" w:sz="0" w:space="0" w:color="000000"/>
+              <w:left w:val="none" w:sz="0" w:space="0" w:color="000000"/>
+              <w:right w:val="none" w:sz="0" w:space="0" w:color="000000"/>
+            </w:tcBorders>
+            <w:shd w:val="clear" w:color="auto" w:fill="FFFFFF"/>
+            <w:tcMar>
+              <w:top w:w="0" w:type="dxa"/>
+              <w:bottom w:w="0" w:type="dxa"/>
+              <w:left w:w="0" w:type="dxa"/>
+              <w:right w:w="0" w:type="dxa"/>
+            </w:tcMar>
+            <w:vAlign w:val="center"/>
+          </w:tcPr>
+          <w:p>
+            <w:pPr>
+              <w:pStyle w:val="Normal"/>
+              <w:jc w:val="center"/>
+              <w:keepNext/>
+              <w:pBdr>
+                <w:bottom w:val="none" w:sz="0" w:space="0" w:color="000000"/>
+                <w:top w:val="none" w:sz="0" w:space="0" w:color="000000"/>
+                <w:left w:val="none" w:sz="0" w:space="0" w:color="000000"/>
+                <w:right w:val="none" w:sz="0" w:space="0" w:color="000000"/>
+              </w:pBdr>
+              <w:spacing w:after="40" w:before="40" w:line="240"/>
+              <w:ind w:left="100" w:right="100" w:firstLine="0" w:firstLineChars="0"/>
+              <w:rPr>
+                <w:rFonts w:ascii="Times New Roman" w:hAnsi="Helvetica" w:eastAsia="Helvetica" w:cs="Helvetica"/>
+                <w:i w:val="false"/>
+                <w:b w:val="false"/>
+                <w:u w:val="none"/>
+                <w:strike w:val="false"/>
+                <w:sz w:val="20"/>
+                <w:szCs w:val="20"/>
+                <w:color w:val="000000"/>
+              </w:rPr>
+            </w:pPr>
+            <w:r>
+              <w:rPr>
+                <w:rFonts w:ascii="Times New Roman" w:hAnsi="Helvetica" w:eastAsia="Helvetica" w:cs="Helvetica"/>
+                <w:i w:val="false"/>
+                <w:b w:val="false"/>
+                <w:u w:val="none"/>
+                <w:strike w:val="false"/>
+                <w:sz w:val="20"/>
+                <w:szCs w:val="20"/>
+                <w:color w:val="000000"/>
+              </w:rPr>
+              <w:t xml:space="preserve">0.01 (-0.31, 0.33)</w:t>
+            </w:r>
+          </w:p>
+        </w:tc>
+        <w:tc>
+          <w:tcPr>
+            <w:tcBorders>
+              <w:bottom w:val="none" w:sz="0" w:space="0" w:color="000000"/>
+              <w:top w:val="none" w:sz="0" w:space="0" w:color="000000"/>
+              <w:left w:val="none" w:sz="0" w:space="0" w:color="000000"/>
+              <w:right w:val="none" w:sz="0" w:space="0" w:color="000000"/>
+            </w:tcBorders>
+            <w:shd w:val="clear" w:color="auto" w:fill="FFFFFF"/>
+            <w:tcMar>
+              <w:top w:w="0" w:type="dxa"/>
+              <w:bottom w:w="0" w:type="dxa"/>
+              <w:left w:w="0" w:type="dxa"/>
+              <w:right w:w="0" w:type="dxa"/>
+            </w:tcMar>
+            <w:vAlign w:val="center"/>
+          </w:tcPr>
+          <w:p>
+            <w:pPr>
+              <w:pStyle w:val="Normal"/>
+              <w:jc w:val="center"/>
+              <w:keepNext/>
+              <w:pBdr>
+                <w:bottom w:val="none" w:sz="0" w:space="0" w:color="000000"/>
+                <w:top w:val="none" w:sz="0" w:space="0" w:color="000000"/>
+                <w:left w:val="none" w:sz="0" w:space="0" w:color="000000"/>
+                <w:right w:val="none" w:sz="0" w:space="0" w:color="000000"/>
+              </w:pBdr>
+              <w:spacing w:after="40" w:before="40" w:line="240"/>
+              <w:ind w:left="100" w:right="100" w:firstLine="0" w:firstLineChars="0"/>
+              <w:rPr>
+                <w:rFonts w:ascii="Times New Roman" w:hAnsi="Helvetica" w:eastAsia="Helvetica" w:cs="Helvetica"/>
+                <w:i w:val="false"/>
+                <w:b w:val="false"/>
+                <w:u w:val="none"/>
+                <w:strike w:val="false"/>
+                <w:sz w:val="20"/>
+                <w:szCs w:val="20"/>
+                <w:color w:val="000000"/>
+              </w:rPr>
+            </w:pPr>
+            <w:r>
+              <w:rPr>
+                <w:rFonts w:ascii="Times New Roman" w:hAnsi="Helvetica" w:eastAsia="Helvetica" w:cs="Helvetica"/>
+                <w:i w:val="false"/>
+                <w:b w:val="false"/>
+                <w:u w:val="none"/>
+                <w:strike w:val="false"/>
+                <w:sz w:val="20"/>
+                <w:szCs w:val="20"/>
+                <w:color w:val="000000"/>
+              </w:rPr>
+              <w:t xml:space="preserve">0.527</w:t>
             </w:r>
           </w:p>
         </w:tc>
@@ -8366,257 +8392,231 @@
                 <w:szCs w:val="20"/>
                 <w:color w:val="000000"/>
               </w:rPr>
-              <w:t xml:space="preserve">Provide Overwintering Structure and</w:t>
-            </w:r>
-            <w:r>
-              <w:rPr>
-                <w:rFonts w:ascii="Times New Roman" w:hAnsi="Helvetica" w:eastAsia="Helvetica" w:cs="Helvetica"/>
-                <w:i w:val="false"/>
-                <w:b w:val="false"/>
-                <w:u w:val="none"/>
-                <w:strike w:val="false"/>
-                <w:sz w:val="20"/>
-                <w:szCs w:val="20"/>
-                <w:color w:val="000000"/>
-              </w:rPr>
-              <w:br/>
-            </w:r>
-            <w:r>
-              <w:rPr>
-                <w:rFonts w:ascii="Times New Roman" w:hAnsi="Helvetica" w:eastAsia="Helvetica" w:cs="Helvetica"/>
-                <w:i w:val="false"/>
-                <w:b w:val="false"/>
-                <w:u w:val="none"/>
-                <w:strike w:val="false"/>
-                <w:sz w:val="20"/>
-                <w:szCs w:val="20"/>
-                <w:color w:val="000000"/>
-              </w:rPr>
-              <w:t xml:space="preserve">Resources</w:t>
-            </w:r>
-          </w:p>
-        </w:tc>
-        <w:tc>
-          <w:tcPr>
-            <w:tcBorders>
-              <w:bottom w:val="none" w:sz="0" w:space="0" w:color="000000"/>
-              <w:top w:val="none" w:sz="0" w:space="0" w:color="000000"/>
-              <w:left w:val="none" w:sz="0" w:space="0" w:color="000000"/>
-              <w:right w:val="none" w:sz="0" w:space="0" w:color="000000"/>
-            </w:tcBorders>
-            <w:shd w:val="clear" w:color="auto" w:fill="FFFFFF"/>
-            <w:tcMar>
-              <w:top w:w="0" w:type="dxa"/>
-              <w:bottom w:w="0" w:type="dxa"/>
-              <w:left w:w="0" w:type="dxa"/>
-              <w:right w:w="0" w:type="dxa"/>
-            </w:tcMar>
-            <w:vAlign w:val="center"/>
-          </w:tcPr>
-          <w:p>
-            <w:pPr>
-              <w:pStyle w:val="Normal"/>
-              <w:jc w:val="center"/>
-              <w:keepNext/>
-              <w:pBdr>
-                <w:bottom w:val="none" w:sz="0" w:space="0" w:color="000000"/>
-                <w:top w:val="none" w:sz="0" w:space="0" w:color="000000"/>
-                <w:left w:val="none" w:sz="0" w:space="0" w:color="000000"/>
-                <w:right w:val="none" w:sz="0" w:space="0" w:color="000000"/>
-              </w:pBdr>
-              <w:spacing w:after="40" w:before="40" w:line="240"/>
-              <w:ind w:left="100" w:right="100" w:firstLine="0" w:firstLineChars="0"/>
-              <w:rPr>
-                <w:rFonts w:ascii="Times New Roman" w:hAnsi="Helvetica" w:eastAsia="Helvetica" w:cs="Helvetica"/>
-                <w:i w:val="false"/>
-                <w:b w:val="false"/>
-                <w:u w:val="none"/>
-                <w:strike w:val="false"/>
-                <w:sz w:val="20"/>
-                <w:szCs w:val="20"/>
-                <w:color w:val="000000"/>
-              </w:rPr>
-            </w:pPr>
-            <w:r>
-              <w:rPr>
-                <w:rFonts w:ascii="Times New Roman" w:hAnsi="Helvetica" w:eastAsia="Helvetica" w:cs="Helvetica"/>
-                <w:i w:val="false"/>
-                <w:b w:val="false"/>
-                <w:u w:val="none"/>
-                <w:strike w:val="false"/>
-                <w:sz w:val="20"/>
-                <w:szCs w:val="20"/>
-                <w:color w:val="000000"/>
-              </w:rPr>
-              <w:t xml:space="preserve">48</w:t>
-            </w:r>
-          </w:p>
-        </w:tc>
-        <w:tc>
-          <w:tcPr>
-            <w:tcBorders>
-              <w:bottom w:val="none" w:sz="0" w:space="0" w:color="000000"/>
-              <w:top w:val="none" w:sz="0" w:space="0" w:color="000000"/>
-              <w:left w:val="none" w:sz="0" w:space="0" w:color="000000"/>
-              <w:right w:val="none" w:sz="0" w:space="0" w:color="000000"/>
-            </w:tcBorders>
-            <w:shd w:val="clear" w:color="auto" w:fill="FFFFFF"/>
-            <w:tcMar>
-              <w:top w:w="0" w:type="dxa"/>
-              <w:bottom w:w="0" w:type="dxa"/>
-              <w:left w:w="0" w:type="dxa"/>
-              <w:right w:w="0" w:type="dxa"/>
-            </w:tcMar>
-            <w:vAlign w:val="center"/>
-          </w:tcPr>
-          <w:p>
-            <w:pPr>
-              <w:pStyle w:val="Normal"/>
-              <w:jc w:val="center"/>
-              <w:keepNext/>
-              <w:pBdr>
-                <w:bottom w:val="none" w:sz="0" w:space="0" w:color="000000"/>
-                <w:top w:val="none" w:sz="0" w:space="0" w:color="000000"/>
-                <w:left w:val="none" w:sz="0" w:space="0" w:color="000000"/>
-                <w:right w:val="none" w:sz="0" w:space="0" w:color="000000"/>
-              </w:pBdr>
-              <w:spacing w:after="40" w:before="40" w:line="240"/>
-              <w:ind w:left="100" w:right="100" w:firstLine="0" w:firstLineChars="0"/>
-              <w:rPr>
-                <w:rFonts w:ascii="Times New Roman" w:hAnsi="Helvetica" w:eastAsia="Helvetica" w:cs="Helvetica"/>
-                <w:i w:val="false"/>
-                <w:b w:val="false"/>
-                <w:u w:val="none"/>
-                <w:strike w:val="false"/>
-                <w:sz w:val="20"/>
-                <w:szCs w:val="20"/>
-                <w:color w:val="000000"/>
-              </w:rPr>
-            </w:pPr>
-            <w:r>
-              <w:rPr>
-                <w:rFonts w:ascii="Times New Roman" w:hAnsi="Helvetica" w:eastAsia="Helvetica" w:cs="Helvetica"/>
-                <w:i w:val="false"/>
-                <w:b w:val="false"/>
-                <w:u w:val="none"/>
-                <w:strike w:val="false"/>
-                <w:sz w:val="20"/>
-                <w:szCs w:val="20"/>
-                <w:color w:val="000000"/>
-              </w:rPr>
-              <w:t xml:space="preserve">5</w:t>
-            </w:r>
-          </w:p>
-        </w:tc>
-        <w:tc>
-          <w:tcPr>
-            <w:tcBorders>
-              <w:bottom w:val="none" w:sz="0" w:space="0" w:color="000000"/>
-              <w:top w:val="none" w:sz="0" w:space="0" w:color="000000"/>
-              <w:left w:val="none" w:sz="0" w:space="0" w:color="000000"/>
-              <w:right w:val="none" w:sz="0" w:space="0" w:color="000000"/>
-            </w:tcBorders>
-            <w:shd w:val="clear" w:color="auto" w:fill="FFFFFF"/>
-            <w:tcMar>
-              <w:top w:w="0" w:type="dxa"/>
-              <w:bottom w:w="0" w:type="dxa"/>
-              <w:left w:w="0" w:type="dxa"/>
-              <w:right w:w="0" w:type="dxa"/>
-            </w:tcMar>
-            <w:vAlign w:val="center"/>
-          </w:tcPr>
-          <w:p>
-            <w:pPr>
-              <w:pStyle w:val="Normal"/>
-              <w:jc w:val="center"/>
-              <w:keepNext/>
-              <w:pBdr>
-                <w:bottom w:val="none" w:sz="0" w:space="0" w:color="000000"/>
-                <w:top w:val="none" w:sz="0" w:space="0" w:color="000000"/>
-                <w:left w:val="none" w:sz="0" w:space="0" w:color="000000"/>
-                <w:right w:val="none" w:sz="0" w:space="0" w:color="000000"/>
-              </w:pBdr>
-              <w:spacing w:after="40" w:before="40" w:line="240"/>
-              <w:ind w:left="100" w:right="100" w:firstLine="0" w:firstLineChars="0"/>
-              <w:rPr>
-                <w:rFonts w:ascii="Times New Roman" w:hAnsi="Helvetica" w:eastAsia="Helvetica" w:cs="Helvetica"/>
-                <w:i w:val="false"/>
-                <w:b w:val="false"/>
-                <w:u w:val="none"/>
-                <w:strike w:val="false"/>
-                <w:sz w:val="20"/>
-                <w:szCs w:val="20"/>
-                <w:color w:val="000000"/>
-              </w:rPr>
-            </w:pPr>
-            <w:r>
-              <w:rPr>
-                <w:rFonts w:ascii="Times New Roman" w:hAnsi="Helvetica" w:eastAsia="Helvetica" w:cs="Helvetica"/>
-                <w:i w:val="false"/>
-                <w:b w:val="false"/>
-                <w:u w:val="none"/>
-                <w:strike w:val="false"/>
-                <w:sz w:val="20"/>
-                <w:szCs w:val="20"/>
-                <w:color w:val="000000"/>
-              </w:rPr>
-              <w:t xml:space="preserve">0.02 (-0.29, 0.33)</w:t>
-            </w:r>
-          </w:p>
-        </w:tc>
-        <w:tc>
-          <w:tcPr>
-            <w:tcBorders>
-              <w:bottom w:val="none" w:sz="0" w:space="0" w:color="000000"/>
-              <w:top w:val="none" w:sz="0" w:space="0" w:color="000000"/>
-              <w:left w:val="none" w:sz="0" w:space="0" w:color="000000"/>
-              <w:right w:val="none" w:sz="0" w:space="0" w:color="000000"/>
-            </w:tcBorders>
-            <w:shd w:val="clear" w:color="auto" w:fill="FFFFFF"/>
-            <w:tcMar>
-              <w:top w:w="0" w:type="dxa"/>
-              <w:bottom w:w="0" w:type="dxa"/>
-              <w:left w:w="0" w:type="dxa"/>
-              <w:right w:w="0" w:type="dxa"/>
-            </w:tcMar>
-            <w:vAlign w:val="center"/>
-          </w:tcPr>
-          <w:p>
-            <w:pPr>
-              <w:pStyle w:val="Normal"/>
-              <w:jc w:val="center"/>
-              <w:keepNext/>
-              <w:pBdr>
-                <w:bottom w:val="none" w:sz="0" w:space="0" w:color="000000"/>
-                <w:top w:val="none" w:sz="0" w:space="0" w:color="000000"/>
-                <w:left w:val="none" w:sz="0" w:space="0" w:color="000000"/>
-                <w:right w:val="none" w:sz="0" w:space="0" w:color="000000"/>
-              </w:pBdr>
-              <w:spacing w:after="40" w:before="40" w:line="240"/>
-              <w:ind w:left="100" w:right="100" w:firstLine="0" w:firstLineChars="0"/>
-              <w:rPr>
-                <w:rFonts w:ascii="Times New Roman" w:hAnsi="Helvetica" w:eastAsia="Helvetica" w:cs="Helvetica"/>
-                <w:i w:val="false"/>
-                <w:b w:val="false"/>
-                <w:u w:val="none"/>
-                <w:strike w:val="false"/>
-                <w:sz w:val="20"/>
-                <w:szCs w:val="20"/>
-                <w:color w:val="000000"/>
-              </w:rPr>
-            </w:pPr>
-            <w:r>
-              <w:rPr>
-                <w:rFonts w:ascii="Times New Roman" w:hAnsi="Helvetica" w:eastAsia="Helvetica" w:cs="Helvetica"/>
-                <w:i w:val="false"/>
-                <w:b w:val="false"/>
-                <w:u w:val="none"/>
-                <w:strike w:val="false"/>
-                <w:sz w:val="20"/>
-                <w:szCs w:val="20"/>
-                <w:color w:val="000000"/>
-              </w:rPr>
-              <w:t xml:space="preserve">0.561</w:t>
+              <w:t xml:space="preserve">Remove Non-native Shrubs</w:t>
+            </w:r>
+          </w:p>
+        </w:tc>
+        <w:tc>
+          <w:tcPr>
+            <w:tcBorders>
+              <w:bottom w:val="none" w:sz="0" w:space="0" w:color="000000"/>
+              <w:top w:val="none" w:sz="0" w:space="0" w:color="000000"/>
+              <w:left w:val="none" w:sz="0" w:space="0" w:color="000000"/>
+              <w:right w:val="none" w:sz="0" w:space="0" w:color="000000"/>
+            </w:tcBorders>
+            <w:shd w:val="clear" w:color="auto" w:fill="FFFFFF"/>
+            <w:tcMar>
+              <w:top w:w="0" w:type="dxa"/>
+              <w:bottom w:w="0" w:type="dxa"/>
+              <w:left w:w="0" w:type="dxa"/>
+              <w:right w:w="0" w:type="dxa"/>
+            </w:tcMar>
+            <w:vAlign w:val="center"/>
+          </w:tcPr>
+          <w:p>
+            <w:pPr>
+              <w:pStyle w:val="Normal"/>
+              <w:jc w:val="center"/>
+              <w:keepNext/>
+              <w:pBdr>
+                <w:bottom w:val="none" w:sz="0" w:space="0" w:color="000000"/>
+                <w:top w:val="none" w:sz="0" w:space="0" w:color="000000"/>
+                <w:left w:val="none" w:sz="0" w:space="0" w:color="000000"/>
+                <w:right w:val="none" w:sz="0" w:space="0" w:color="000000"/>
+              </w:pBdr>
+              <w:spacing w:after="40" w:before="40" w:line="240"/>
+              <w:ind w:left="100" w:right="100" w:firstLine="0" w:firstLineChars="0"/>
+              <w:rPr>
+                <w:rFonts w:ascii="Times New Roman" w:hAnsi="Helvetica" w:eastAsia="Helvetica" w:cs="Helvetica"/>
+                <w:i w:val="false"/>
+                <w:b w:val="false"/>
+                <w:u w:val="none"/>
+                <w:strike w:val="false"/>
+                <w:sz w:val="20"/>
+                <w:szCs w:val="20"/>
+                <w:color w:val="000000"/>
+              </w:rPr>
+            </w:pPr>
+            <w:r>
+              <w:rPr>
+                <w:rFonts w:ascii="Times New Roman" w:hAnsi="Helvetica" w:eastAsia="Helvetica" w:cs="Helvetica"/>
+                <w:i w:val="false"/>
+                <w:b w:val="false"/>
+                <w:u w:val="none"/>
+                <w:strike w:val="false"/>
+                <w:sz w:val="20"/>
+                <w:szCs w:val="20"/>
+                <w:color w:val="000000"/>
+              </w:rPr>
+              <w:t xml:space="preserve">60</w:t>
+            </w:r>
+          </w:p>
+        </w:tc>
+        <w:tc>
+          <w:tcPr>
+            <w:tcBorders>
+              <w:bottom w:val="none" w:sz="0" w:space="0" w:color="000000"/>
+              <w:top w:val="none" w:sz="0" w:space="0" w:color="000000"/>
+              <w:left w:val="none" w:sz="0" w:space="0" w:color="000000"/>
+              <w:right w:val="none" w:sz="0" w:space="0" w:color="000000"/>
+            </w:tcBorders>
+            <w:shd w:val="clear" w:color="auto" w:fill="FFFFFF"/>
+            <w:tcMar>
+              <w:top w:w="0" w:type="dxa"/>
+              <w:bottom w:w="0" w:type="dxa"/>
+              <w:left w:w="0" w:type="dxa"/>
+              <w:right w:w="0" w:type="dxa"/>
+            </w:tcMar>
+            <w:vAlign w:val="center"/>
+          </w:tcPr>
+          <w:p>
+            <w:pPr>
+              <w:pStyle w:val="Normal"/>
+              <w:jc w:val="center"/>
+              <w:keepNext/>
+              <w:pBdr>
+                <w:bottom w:val="none" w:sz="0" w:space="0" w:color="000000"/>
+                <w:top w:val="none" w:sz="0" w:space="0" w:color="000000"/>
+                <w:left w:val="none" w:sz="0" w:space="0" w:color="000000"/>
+                <w:right w:val="none" w:sz="0" w:space="0" w:color="000000"/>
+              </w:pBdr>
+              <w:spacing w:after="40" w:before="40" w:line="240"/>
+              <w:ind w:left="100" w:right="100" w:firstLine="0" w:firstLineChars="0"/>
+              <w:rPr>
+                <w:rFonts w:ascii="Times New Roman" w:hAnsi="Helvetica" w:eastAsia="Helvetica" w:cs="Helvetica"/>
+                <w:i w:val="false"/>
+                <w:b w:val="false"/>
+                <w:u w:val="none"/>
+                <w:strike w:val="false"/>
+                <w:sz w:val="20"/>
+                <w:szCs w:val="20"/>
+                <w:color w:val="000000"/>
+              </w:rPr>
+            </w:pPr>
+            <w:r>
+              <w:rPr>
+                <w:rFonts w:ascii="Times New Roman" w:hAnsi="Helvetica" w:eastAsia="Helvetica" w:cs="Helvetica"/>
+                <w:i w:val="false"/>
+                <w:b w:val="false"/>
+                <w:u w:val="none"/>
+                <w:strike w:val="false"/>
+                <w:sz w:val="20"/>
+                <w:szCs w:val="20"/>
+                <w:color w:val="000000"/>
+              </w:rPr>
+              <w:t xml:space="preserve">4</w:t>
+            </w:r>
+          </w:p>
+        </w:tc>
+        <w:tc>
+          <w:tcPr>
+            <w:tcBorders>
+              <w:bottom w:val="none" w:sz="0" w:space="0" w:color="000000"/>
+              <w:top w:val="none" w:sz="0" w:space="0" w:color="000000"/>
+              <w:left w:val="none" w:sz="0" w:space="0" w:color="000000"/>
+              <w:right w:val="none" w:sz="0" w:space="0" w:color="000000"/>
+            </w:tcBorders>
+            <w:shd w:val="clear" w:color="auto" w:fill="FFFFFF"/>
+            <w:tcMar>
+              <w:top w:w="0" w:type="dxa"/>
+              <w:bottom w:w="0" w:type="dxa"/>
+              <w:left w:w="0" w:type="dxa"/>
+              <w:right w:w="0" w:type="dxa"/>
+            </w:tcMar>
+            <w:vAlign w:val="center"/>
+          </w:tcPr>
+          <w:p>
+            <w:pPr>
+              <w:pStyle w:val="Normal"/>
+              <w:jc w:val="center"/>
+              <w:keepNext/>
+              <w:pBdr>
+                <w:bottom w:val="none" w:sz="0" w:space="0" w:color="000000"/>
+                <w:top w:val="none" w:sz="0" w:space="0" w:color="000000"/>
+                <w:left w:val="none" w:sz="0" w:space="0" w:color="000000"/>
+                <w:right w:val="none" w:sz="0" w:space="0" w:color="000000"/>
+              </w:pBdr>
+              <w:spacing w:after="40" w:before="40" w:line="240"/>
+              <w:ind w:left="100" w:right="100" w:firstLine="0" w:firstLineChars="0"/>
+              <w:rPr>
+                <w:rFonts w:ascii="Times New Roman" w:hAnsi="Helvetica" w:eastAsia="Helvetica" w:cs="Helvetica"/>
+                <w:i w:val="false"/>
+                <w:b w:val="false"/>
+                <w:u w:val="none"/>
+                <w:strike w:val="false"/>
+                <w:sz w:val="20"/>
+                <w:szCs w:val="20"/>
+                <w:color w:val="000000"/>
+              </w:rPr>
+            </w:pPr>
+            <w:r>
+              <w:rPr>
+                <w:rFonts w:ascii="Times New Roman" w:hAnsi="Helvetica" w:eastAsia="Helvetica" w:cs="Helvetica"/>
+                <w:i w:val="false"/>
+                <w:b w:val="false"/>
+                <w:u w:val="none"/>
+                <w:strike w:val="false"/>
+                <w:sz w:val="20"/>
+                <w:szCs w:val="20"/>
+                <w:color w:val="000000"/>
+              </w:rPr>
+              <w:t xml:space="preserve">-0.03 (-0.35, 0.30)</w:t>
+            </w:r>
+          </w:p>
+        </w:tc>
+        <w:tc>
+          <w:tcPr>
+            <w:tcBorders>
+              <w:bottom w:val="none" w:sz="0" w:space="0" w:color="000000"/>
+              <w:top w:val="none" w:sz="0" w:space="0" w:color="000000"/>
+              <w:left w:val="none" w:sz="0" w:space="0" w:color="000000"/>
+              <w:right w:val="none" w:sz="0" w:space="0" w:color="000000"/>
+            </w:tcBorders>
+            <w:shd w:val="clear" w:color="auto" w:fill="FFFFFF"/>
+            <w:tcMar>
+              <w:top w:w="0" w:type="dxa"/>
+              <w:bottom w:w="0" w:type="dxa"/>
+              <w:left w:w="0" w:type="dxa"/>
+              <w:right w:w="0" w:type="dxa"/>
+            </w:tcMar>
+            <w:vAlign w:val="center"/>
+          </w:tcPr>
+          <w:p>
+            <w:pPr>
+              <w:pStyle w:val="Normal"/>
+              <w:jc w:val="center"/>
+              <w:keepNext/>
+              <w:pBdr>
+                <w:bottom w:val="none" w:sz="0" w:space="0" w:color="000000"/>
+                <w:top w:val="none" w:sz="0" w:space="0" w:color="000000"/>
+                <w:left w:val="none" w:sz="0" w:space="0" w:color="000000"/>
+                <w:right w:val="none" w:sz="0" w:space="0" w:color="000000"/>
+              </w:pBdr>
+              <w:spacing w:after="40" w:before="40" w:line="240"/>
+              <w:ind w:left="100" w:right="100" w:firstLine="0" w:firstLineChars="0"/>
+              <w:rPr>
+                <w:rFonts w:ascii="Times New Roman" w:hAnsi="Helvetica" w:eastAsia="Helvetica" w:cs="Helvetica"/>
+                <w:i w:val="false"/>
+                <w:b w:val="false"/>
+                <w:u w:val="none"/>
+                <w:strike w:val="false"/>
+                <w:sz w:val="20"/>
+                <w:szCs w:val="20"/>
+                <w:color w:val="000000"/>
+              </w:rPr>
+            </w:pPr>
+            <w:r>
+              <w:rPr>
+                <w:rFonts w:ascii="Times New Roman" w:hAnsi="Helvetica" w:eastAsia="Helvetica" w:cs="Helvetica"/>
+                <w:i w:val="false"/>
+                <w:b w:val="false"/>
+                <w:u w:val="none"/>
+                <w:strike w:val="false"/>
+                <w:sz w:val="20"/>
+                <w:szCs w:val="20"/>
+                <w:color w:val="000000"/>
+              </w:rPr>
+              <w:t xml:space="preserve">0.436</w:t>
             </w:r>
           </w:p>
         </w:tc>
@@ -8722,63 +8722,63 @@
                 <w:szCs w:val="20"/>
                 <w:color w:val="000000"/>
               </w:rPr>
-              <w:t xml:space="preserve">Remove Non-native Shrubs</w:t>
-            </w:r>
-          </w:p>
-        </w:tc>
-        <w:tc>
-          <w:tcPr>
-            <w:tcBorders>
-              <w:bottom w:val="none" w:sz="0" w:space="0" w:color="000000"/>
-              <w:top w:val="none" w:sz="0" w:space="0" w:color="000000"/>
-              <w:left w:val="none" w:sz="0" w:space="0" w:color="000000"/>
-              <w:right w:val="none" w:sz="0" w:space="0" w:color="000000"/>
-            </w:tcBorders>
-            <w:shd w:val="clear" w:color="auto" w:fill="FFFFFF"/>
-            <w:tcMar>
-              <w:top w:w="0" w:type="dxa"/>
-              <w:bottom w:w="0" w:type="dxa"/>
-              <w:left w:w="0" w:type="dxa"/>
-              <w:right w:w="0" w:type="dxa"/>
-            </w:tcMar>
-            <w:vAlign w:val="center"/>
-          </w:tcPr>
-          <w:p>
-            <w:pPr>
-              <w:pStyle w:val="Normal"/>
-              <w:jc w:val="center"/>
-              <w:keepNext/>
-              <w:pBdr>
-                <w:bottom w:val="none" w:sz="0" w:space="0" w:color="000000"/>
-                <w:top w:val="none" w:sz="0" w:space="0" w:color="000000"/>
-                <w:left w:val="none" w:sz="0" w:space="0" w:color="000000"/>
-                <w:right w:val="none" w:sz="0" w:space="0" w:color="000000"/>
-              </w:pBdr>
-              <w:spacing w:after="40" w:before="40" w:line="240"/>
-              <w:ind w:left="100" w:right="100" w:firstLine="0" w:firstLineChars="0"/>
-              <w:rPr>
-                <w:rFonts w:ascii="Times New Roman" w:hAnsi="Helvetica" w:eastAsia="Helvetica" w:cs="Helvetica"/>
-                <w:i w:val="false"/>
-                <w:b w:val="false"/>
-                <w:u w:val="none"/>
-                <w:strike w:val="false"/>
-                <w:sz w:val="20"/>
-                <w:szCs w:val="20"/>
-                <w:color w:val="000000"/>
-              </w:rPr>
-            </w:pPr>
-            <w:r>
-              <w:rPr>
-                <w:rFonts w:ascii="Times New Roman" w:hAnsi="Helvetica" w:eastAsia="Helvetica" w:cs="Helvetica"/>
-                <w:i w:val="false"/>
-                <w:b w:val="false"/>
-                <w:u w:val="none"/>
-                <w:strike w:val="false"/>
-                <w:sz w:val="20"/>
-                <w:szCs w:val="20"/>
-                <w:color w:val="000000"/>
-              </w:rPr>
-              <w:t xml:space="preserve">60</w:t>
+              <w:t xml:space="preserve">Eliminate Pesticides</w:t>
+            </w:r>
+          </w:p>
+        </w:tc>
+        <w:tc>
+          <w:tcPr>
+            <w:tcBorders>
+              <w:bottom w:val="none" w:sz="0" w:space="0" w:color="000000"/>
+              <w:top w:val="none" w:sz="0" w:space="0" w:color="000000"/>
+              <w:left w:val="none" w:sz="0" w:space="0" w:color="000000"/>
+              <w:right w:val="none" w:sz="0" w:space="0" w:color="000000"/>
+            </w:tcBorders>
+            <w:shd w:val="clear" w:color="auto" w:fill="FFFFFF"/>
+            <w:tcMar>
+              <w:top w:w="0" w:type="dxa"/>
+              <w:bottom w:w="0" w:type="dxa"/>
+              <w:left w:w="0" w:type="dxa"/>
+              <w:right w:w="0" w:type="dxa"/>
+            </w:tcMar>
+            <w:vAlign w:val="center"/>
+          </w:tcPr>
+          <w:p>
+            <w:pPr>
+              <w:pStyle w:val="Normal"/>
+              <w:jc w:val="center"/>
+              <w:keepNext/>
+              <w:pBdr>
+                <w:bottom w:val="none" w:sz="0" w:space="0" w:color="000000"/>
+                <w:top w:val="none" w:sz="0" w:space="0" w:color="000000"/>
+                <w:left w:val="none" w:sz="0" w:space="0" w:color="000000"/>
+                <w:right w:val="none" w:sz="0" w:space="0" w:color="000000"/>
+              </w:pBdr>
+              <w:spacing w:after="40" w:before="40" w:line="240"/>
+              <w:ind w:left="100" w:right="100" w:firstLine="0" w:firstLineChars="0"/>
+              <w:rPr>
+                <w:rFonts w:ascii="Times New Roman" w:hAnsi="Helvetica" w:eastAsia="Helvetica" w:cs="Helvetica"/>
+                <w:i w:val="false"/>
+                <w:b w:val="false"/>
+                <w:u w:val="none"/>
+                <w:strike w:val="false"/>
+                <w:sz w:val="20"/>
+                <w:szCs w:val="20"/>
+                <w:color w:val="000000"/>
+              </w:rPr>
+            </w:pPr>
+            <w:r>
+              <w:rPr>
+                <w:rFonts w:ascii="Times New Roman" w:hAnsi="Helvetica" w:eastAsia="Helvetica" w:cs="Helvetica"/>
+                <w:i w:val="false"/>
+                <w:b w:val="false"/>
+                <w:u w:val="none"/>
+                <w:strike w:val="false"/>
+                <w:sz w:val="20"/>
+                <w:szCs w:val="20"/>
+                <w:color w:val="000000"/>
+              </w:rPr>
+              <w:t xml:space="preserve">42</w:t>
             </w:r>
           </w:p>
         </w:tc>
@@ -8890,63 +8890,63 @@
                 <w:szCs w:val="20"/>
                 <w:color w:val="000000"/>
               </w:rPr>
-              <w:t xml:space="preserve">-0.02 (-0.34, 0.31)</w:t>
-            </w:r>
-          </w:p>
-        </w:tc>
-        <w:tc>
-          <w:tcPr>
-            <w:tcBorders>
-              <w:bottom w:val="none" w:sz="0" w:space="0" w:color="000000"/>
-              <w:top w:val="none" w:sz="0" w:space="0" w:color="000000"/>
-              <w:left w:val="none" w:sz="0" w:space="0" w:color="000000"/>
-              <w:right w:val="none" w:sz="0" w:space="0" w:color="000000"/>
-            </w:tcBorders>
-            <w:shd w:val="clear" w:color="auto" w:fill="FFFFFF"/>
-            <w:tcMar>
-              <w:top w:w="0" w:type="dxa"/>
-              <w:bottom w:w="0" w:type="dxa"/>
-              <w:left w:w="0" w:type="dxa"/>
-              <w:right w:w="0" w:type="dxa"/>
-            </w:tcMar>
-            <w:vAlign w:val="center"/>
-          </w:tcPr>
-          <w:p>
-            <w:pPr>
-              <w:pStyle w:val="Normal"/>
-              <w:jc w:val="center"/>
-              <w:keepNext/>
-              <w:pBdr>
-                <w:bottom w:val="none" w:sz="0" w:space="0" w:color="000000"/>
-                <w:top w:val="none" w:sz="0" w:space="0" w:color="000000"/>
-                <w:left w:val="none" w:sz="0" w:space="0" w:color="000000"/>
-                <w:right w:val="none" w:sz="0" w:space="0" w:color="000000"/>
-              </w:pBdr>
-              <w:spacing w:after="40" w:before="40" w:line="240"/>
-              <w:ind w:left="100" w:right="100" w:firstLine="0" w:firstLineChars="0"/>
-              <w:rPr>
-                <w:rFonts w:ascii="Times New Roman" w:hAnsi="Helvetica" w:eastAsia="Helvetica" w:cs="Helvetica"/>
-                <w:i w:val="false"/>
-                <w:b w:val="false"/>
-                <w:u w:val="none"/>
-                <w:strike w:val="false"/>
-                <w:sz w:val="20"/>
-                <w:szCs w:val="20"/>
-                <w:color w:val="000000"/>
-              </w:rPr>
-            </w:pPr>
-            <w:r>
-              <w:rPr>
-                <w:rFonts w:ascii="Times New Roman" w:hAnsi="Helvetica" w:eastAsia="Helvetica" w:cs="Helvetica"/>
-                <w:i w:val="false"/>
-                <w:b w:val="false"/>
-                <w:u w:val="none"/>
-                <w:strike w:val="false"/>
-                <w:sz w:val="20"/>
-                <w:szCs w:val="20"/>
-                <w:color w:val="000000"/>
-              </w:rPr>
-              <w:t xml:space="preserve">0.447</w:t>
+              <w:t xml:space="preserve">-0.03 (-0.43, 0.36)</w:t>
+            </w:r>
+          </w:p>
+        </w:tc>
+        <w:tc>
+          <w:tcPr>
+            <w:tcBorders>
+              <w:bottom w:val="none" w:sz="0" w:space="0" w:color="000000"/>
+              <w:top w:val="none" w:sz="0" w:space="0" w:color="000000"/>
+              <w:left w:val="none" w:sz="0" w:space="0" w:color="000000"/>
+              <w:right w:val="none" w:sz="0" w:space="0" w:color="000000"/>
+            </w:tcBorders>
+            <w:shd w:val="clear" w:color="auto" w:fill="FFFFFF"/>
+            <w:tcMar>
+              <w:top w:w="0" w:type="dxa"/>
+              <w:bottom w:w="0" w:type="dxa"/>
+              <w:left w:w="0" w:type="dxa"/>
+              <w:right w:w="0" w:type="dxa"/>
+            </w:tcMar>
+            <w:vAlign w:val="center"/>
+          </w:tcPr>
+          <w:p>
+            <w:pPr>
+              <w:pStyle w:val="Normal"/>
+              <w:jc w:val="center"/>
+              <w:keepNext/>
+              <w:pBdr>
+                <w:bottom w:val="none" w:sz="0" w:space="0" w:color="000000"/>
+                <w:top w:val="none" w:sz="0" w:space="0" w:color="000000"/>
+                <w:left w:val="none" w:sz="0" w:space="0" w:color="000000"/>
+                <w:right w:val="none" w:sz="0" w:space="0" w:color="000000"/>
+              </w:pBdr>
+              <w:spacing w:after="40" w:before="40" w:line="240"/>
+              <w:ind w:left="100" w:right="100" w:firstLine="0" w:firstLineChars="0"/>
+              <w:rPr>
+                <w:rFonts w:ascii="Times New Roman" w:hAnsi="Helvetica" w:eastAsia="Helvetica" w:cs="Helvetica"/>
+                <w:i w:val="false"/>
+                <w:b w:val="false"/>
+                <w:u w:val="none"/>
+                <w:strike w:val="false"/>
+                <w:sz w:val="20"/>
+                <w:szCs w:val="20"/>
+                <w:color w:val="000000"/>
+              </w:rPr>
+            </w:pPr>
+            <w:r>
+              <w:rPr>
+                <w:rFonts w:ascii="Times New Roman" w:hAnsi="Helvetica" w:eastAsia="Helvetica" w:cs="Helvetica"/>
+                <w:i w:val="false"/>
+                <w:b w:val="false"/>
+                <w:u w:val="none"/>
+                <w:strike w:val="false"/>
+                <w:sz w:val="20"/>
+                <w:szCs w:val="20"/>
+                <w:color w:val="000000"/>
+              </w:rPr>
+              <w:t xml:space="preserve">0.443</w:t>
             </w:r>
           </w:p>
         </w:tc>
@@ -9220,7 +9220,7 @@
                 <w:szCs w:val="20"/>
                 <w:color w:val="000000"/>
               </w:rPr>
-              <w:t xml:space="preserve">-0.35 (-0.60, -0.10)</w:t>
+              <w:t xml:space="preserve">-0.38 (-0.65, -0.12)</w:t>
             </w:r>
           </w:p>
         </w:tc>
@@ -9276,7 +9276,7 @@
                 <w:szCs w:val="20"/>
                 <w:color w:val="000000"/>
               </w:rPr>
-              <w:t xml:space="preserve">0.003</w:t>
+              <w:t xml:space="preserve">0.002</w:t>
             </w:r>
           </w:p>
         </w:tc>
@@ -9395,7 +9395,33 @@
                 <w:szCs w:val="20"/>
                 <w:color w:val="000000"/>
               </w:rPr>
-              <w:t xml:space="preserve">Manage Fields in Patches</w:t>
+              <w:t xml:space="preserve">Provide Overwintering Structure and</w:t>
+            </w:r>
+            <w:r>
+              <w:rPr>
+                <w:rFonts w:ascii="Times New Roman" w:hAnsi="Helvetica" w:eastAsia="Helvetica" w:cs="Helvetica"/>
+                <w:i w:val="false"/>
+                <w:b w:val="true"/>
+                <w:u w:val="none"/>
+                <w:strike w:val="false"/>
+                <w:sz w:val="20"/>
+                <w:szCs w:val="20"/>
+                <w:color w:val="000000"/>
+              </w:rPr>
+              <w:br/>
+            </w:r>
+            <w:r>
+              <w:rPr>
+                <w:rFonts w:ascii="Times New Roman" w:hAnsi="Helvetica" w:eastAsia="Helvetica" w:cs="Helvetica"/>
+                <w:i w:val="false"/>
+                <w:b w:val="true"/>
+                <w:u w:val="none"/>
+                <w:strike w:val="false"/>
+                <w:sz w:val="20"/>
+                <w:szCs w:val="20"/>
+                <w:color w:val="000000"/>
+              </w:rPr>
+              <w:t xml:space="preserve">Resources</w:t>
             </w:r>
           </w:p>
         </w:tc>
@@ -9451,7 +9477,7 @@
                 <w:szCs w:val="20"/>
                 <w:color w:val="000000"/>
               </w:rPr>
-              <w:t xml:space="preserve">23</w:t>
+              <w:t xml:space="preserve">18</w:t>
             </w:r>
           </w:p>
         </w:tc>
@@ -9507,7 +9533,7 @@
                 <w:szCs w:val="20"/>
                 <w:color w:val="000000"/>
               </w:rPr>
-              <w:t xml:space="preserve">5</w:t>
+              <w:t xml:space="preserve">3</w:t>
             </w:r>
           </w:p>
         </w:tc>
@@ -9563,7 +9589,7 @@
                 <w:szCs w:val="20"/>
                 <w:color w:val="000000"/>
               </w:rPr>
-              <w:t xml:space="preserve">0.56 (0.19, 0.93)</w:t>
+              <w:t xml:space="preserve">0.45 (0.03, 0.88)</w:t>
             </w:r>
           </w:p>
         </w:tc>
@@ -9619,7 +9645,7 @@
                 <w:szCs w:val="20"/>
                 <w:color w:val="000000"/>
               </w:rPr>
-              <w:t xml:space="preserve">0.998</w:t>
+              <w:t xml:space="preserve">0.982</w:t>
             </w:r>
           </w:p>
         </w:tc>
@@ -9663,7 +9689,7 @@
               <w:rPr>
                 <w:rFonts w:ascii="Times New Roman" w:hAnsi="Helvetica" w:eastAsia="Helvetica" w:cs="Helvetica"/>
                 <w:i w:val="false"/>
-                <w:b w:val="true"/>
+                <w:b w:val="false"/>
                 <w:u w:val="none"/>
                 <w:strike w:val="false"/>
                 <w:sz w:val="20"/>
@@ -9706,19 +9732,19 @@
               <w:rPr>
                 <w:rFonts w:ascii="Times New Roman" w:hAnsi="Helvetica" w:eastAsia="Helvetica" w:cs="Helvetica"/>
                 <w:i w:val="false"/>
-                <w:b w:val="true"/>
-                <w:u w:val="none"/>
-                <w:strike w:val="false"/>
-                <w:sz w:val="20"/>
-                <w:szCs w:val="20"/>
-                <w:color w:val="000000"/>
-              </w:rPr>
-            </w:pPr>
-            <w:r>
-              <w:rPr>
-                <w:rFonts w:ascii="Times New Roman" w:hAnsi="Helvetica" w:eastAsia="Helvetica" w:cs="Helvetica"/>
-                <w:i w:val="false"/>
-                <w:b w:val="true"/>
+                <w:b w:val="false"/>
+                <w:u w:val="none"/>
+                <w:strike w:val="false"/>
+                <w:sz w:val="20"/>
+                <w:szCs w:val="20"/>
+                <w:color w:val="000000"/>
+              </w:rPr>
+            </w:pPr>
+            <w:r>
+              <w:rPr>
+                <w:rFonts w:ascii="Times New Roman" w:hAnsi="Helvetica" w:eastAsia="Helvetica" w:cs="Helvetica"/>
+                <w:i w:val="false"/>
+                <w:b w:val="false"/>
                 <w:u w:val="none"/>
                 <w:strike w:val="false"/>
                 <w:sz w:val="20"/>
@@ -9762,19 +9788,19 @@
               <w:rPr>
                 <w:rFonts w:ascii="Times New Roman" w:hAnsi="Helvetica" w:eastAsia="Helvetica" w:cs="Helvetica"/>
                 <w:i w:val="false"/>
-                <w:b w:val="true"/>
-                <w:u w:val="none"/>
-                <w:strike w:val="false"/>
-                <w:sz w:val="20"/>
-                <w:szCs w:val="20"/>
-                <w:color w:val="000000"/>
-              </w:rPr>
-            </w:pPr>
-            <w:r>
-              <w:rPr>
-                <w:rFonts w:ascii="Times New Roman" w:hAnsi="Helvetica" w:eastAsia="Helvetica" w:cs="Helvetica"/>
-                <w:i w:val="false"/>
-                <w:b w:val="true"/>
+                <w:b w:val="false"/>
+                <w:u w:val="none"/>
+                <w:strike w:val="false"/>
+                <w:sz w:val="20"/>
+                <w:szCs w:val="20"/>
+                <w:color w:val="000000"/>
+              </w:rPr>
+            </w:pPr>
+            <w:r>
+              <w:rPr>
+                <w:rFonts w:ascii="Times New Roman" w:hAnsi="Helvetica" w:eastAsia="Helvetica" w:cs="Helvetica"/>
+                <w:i w:val="false"/>
+                <w:b w:val="false"/>
                 <w:u w:val="none"/>
                 <w:strike w:val="false"/>
                 <w:sz w:val="20"/>
@@ -9818,19 +9844,19 @@
               <w:rPr>
                 <w:rFonts w:ascii="Times New Roman" w:hAnsi="Helvetica" w:eastAsia="Helvetica" w:cs="Helvetica"/>
                 <w:i w:val="false"/>
-                <w:b w:val="true"/>
-                <w:u w:val="none"/>
-                <w:strike w:val="false"/>
-                <w:sz w:val="20"/>
-                <w:szCs w:val="20"/>
-                <w:color w:val="000000"/>
-              </w:rPr>
-            </w:pPr>
-            <w:r>
-              <w:rPr>
-                <w:rFonts w:ascii="Times New Roman" w:hAnsi="Helvetica" w:eastAsia="Helvetica" w:cs="Helvetica"/>
-                <w:i w:val="false"/>
-                <w:b w:val="true"/>
+                <w:b w:val="false"/>
+                <w:u w:val="none"/>
+                <w:strike w:val="false"/>
+                <w:sz w:val="20"/>
+                <w:szCs w:val="20"/>
+                <w:color w:val="000000"/>
+              </w:rPr>
+            </w:pPr>
+            <w:r>
+              <w:rPr>
+                <w:rFonts w:ascii="Times New Roman" w:hAnsi="Helvetica" w:eastAsia="Helvetica" w:cs="Helvetica"/>
+                <w:i w:val="false"/>
+                <w:b w:val="false"/>
                 <w:u w:val="none"/>
                 <w:strike w:val="false"/>
                 <w:sz w:val="20"/>
@@ -9874,82 +9900,82 @@
               <w:rPr>
                 <w:rFonts w:ascii="Times New Roman" w:hAnsi="Helvetica" w:eastAsia="Helvetica" w:cs="Helvetica"/>
                 <w:i w:val="false"/>
-                <w:b w:val="true"/>
-                <w:u w:val="none"/>
-                <w:strike w:val="false"/>
-                <w:sz w:val="20"/>
-                <w:szCs w:val="20"/>
-                <w:color w:val="000000"/>
-              </w:rPr>
-            </w:pPr>
-            <w:r>
-              <w:rPr>
-                <w:rFonts w:ascii="Times New Roman" w:hAnsi="Helvetica" w:eastAsia="Helvetica" w:cs="Helvetica"/>
-                <w:i w:val="false"/>
-                <w:b w:val="true"/>
-                <w:u w:val="none"/>
-                <w:strike w:val="false"/>
-                <w:sz w:val="20"/>
-                <w:szCs w:val="20"/>
-                <w:color w:val="000000"/>
-              </w:rPr>
-              <w:t xml:space="preserve">0.45 (0.03, 0.89)</w:t>
-            </w:r>
-          </w:p>
-        </w:tc>
-        <w:tc>
-          <w:tcPr>
-            <w:tcBorders>
-              <w:bottom w:val="none" w:sz="0" w:space="0" w:color="000000"/>
-              <w:top w:val="none" w:sz="0" w:space="0" w:color="000000"/>
-              <w:left w:val="none" w:sz="0" w:space="0" w:color="000000"/>
-              <w:right w:val="none" w:sz="0" w:space="0" w:color="000000"/>
-            </w:tcBorders>
-            <w:shd w:val="clear" w:color="auto" w:fill="FFFFFF"/>
-            <w:tcMar>
-              <w:top w:w="0" w:type="dxa"/>
-              <w:bottom w:w="0" w:type="dxa"/>
-              <w:left w:w="0" w:type="dxa"/>
-              <w:right w:w="0" w:type="dxa"/>
-            </w:tcMar>
-            <w:vAlign w:val="center"/>
-          </w:tcPr>
-          <w:p>
-            <w:pPr>
-              <w:pStyle w:val="Normal"/>
-              <w:jc w:val="center"/>
-              <w:keepNext/>
-              <w:pBdr>
-                <w:bottom w:val="none" w:sz="0" w:space="0" w:color="000000"/>
-                <w:top w:val="none" w:sz="0" w:space="0" w:color="000000"/>
-                <w:left w:val="none" w:sz="0" w:space="0" w:color="000000"/>
-                <w:right w:val="none" w:sz="0" w:space="0" w:color="000000"/>
-              </w:pBdr>
-              <w:spacing w:after="40" w:before="40" w:line="240"/>
-              <w:ind w:left="100" w:right="100" w:firstLine="0" w:firstLineChars="0"/>
-              <w:rPr>
-                <w:rFonts w:ascii="Times New Roman" w:hAnsi="Helvetica" w:eastAsia="Helvetica" w:cs="Helvetica"/>
-                <w:i w:val="false"/>
-                <w:b w:val="true"/>
-                <w:u w:val="none"/>
-                <w:strike w:val="false"/>
-                <w:sz w:val="20"/>
-                <w:szCs w:val="20"/>
-                <w:color w:val="000000"/>
-              </w:rPr>
-            </w:pPr>
-            <w:r>
-              <w:rPr>
-                <w:rFonts w:ascii="Times New Roman" w:hAnsi="Helvetica" w:eastAsia="Helvetica" w:cs="Helvetica"/>
-                <w:i w:val="false"/>
-                <w:b w:val="true"/>
-                <w:u w:val="none"/>
-                <w:strike w:val="false"/>
-                <w:sz w:val="20"/>
-                <w:szCs w:val="20"/>
-                <w:color w:val="000000"/>
-              </w:rPr>
-              <w:t xml:space="preserve">0.981</w:t>
+                <w:b w:val="false"/>
+                <w:u w:val="none"/>
+                <w:strike w:val="false"/>
+                <w:sz w:val="20"/>
+                <w:szCs w:val="20"/>
+                <w:color w:val="000000"/>
+              </w:rPr>
+            </w:pPr>
+            <w:r>
+              <w:rPr>
+                <w:rFonts w:ascii="Times New Roman" w:hAnsi="Helvetica" w:eastAsia="Helvetica" w:cs="Helvetica"/>
+                <w:i w:val="false"/>
+                <w:b w:val="false"/>
+                <w:u w:val="none"/>
+                <w:strike w:val="false"/>
+                <w:sz w:val="20"/>
+                <w:szCs w:val="20"/>
+                <w:color w:val="000000"/>
+              </w:rPr>
+              <w:t xml:space="preserve">0.45 (-0.00, 0.88)</w:t>
+            </w:r>
+          </w:p>
+        </w:tc>
+        <w:tc>
+          <w:tcPr>
+            <w:tcBorders>
+              <w:bottom w:val="none" w:sz="0" w:space="0" w:color="000000"/>
+              <w:top w:val="none" w:sz="0" w:space="0" w:color="000000"/>
+              <w:left w:val="none" w:sz="0" w:space="0" w:color="000000"/>
+              <w:right w:val="none" w:sz="0" w:space="0" w:color="000000"/>
+            </w:tcBorders>
+            <w:shd w:val="clear" w:color="auto" w:fill="FFFFFF"/>
+            <w:tcMar>
+              <w:top w:w="0" w:type="dxa"/>
+              <w:bottom w:w="0" w:type="dxa"/>
+              <w:left w:w="0" w:type="dxa"/>
+              <w:right w:w="0" w:type="dxa"/>
+            </w:tcMar>
+            <w:vAlign w:val="center"/>
+          </w:tcPr>
+          <w:p>
+            <w:pPr>
+              <w:pStyle w:val="Normal"/>
+              <w:jc w:val="center"/>
+              <w:keepNext/>
+              <w:pBdr>
+                <w:bottom w:val="none" w:sz="0" w:space="0" w:color="000000"/>
+                <w:top w:val="none" w:sz="0" w:space="0" w:color="000000"/>
+                <w:left w:val="none" w:sz="0" w:space="0" w:color="000000"/>
+                <w:right w:val="none" w:sz="0" w:space="0" w:color="000000"/>
+              </w:pBdr>
+              <w:spacing w:after="40" w:before="40" w:line="240"/>
+              <w:ind w:left="100" w:right="100" w:firstLine="0" w:firstLineChars="0"/>
+              <w:rPr>
+                <w:rFonts w:ascii="Times New Roman" w:hAnsi="Helvetica" w:eastAsia="Helvetica" w:cs="Helvetica"/>
+                <w:i w:val="false"/>
+                <w:b w:val="false"/>
+                <w:u w:val="none"/>
+                <w:strike w:val="false"/>
+                <w:sz w:val="20"/>
+                <w:szCs w:val="20"/>
+                <w:color w:val="000000"/>
+              </w:rPr>
+            </w:pPr>
+            <w:r>
+              <w:rPr>
+                <w:rFonts w:ascii="Times New Roman" w:hAnsi="Helvetica" w:eastAsia="Helvetica" w:cs="Helvetica"/>
+                <w:i w:val="false"/>
+                <w:b w:val="false"/>
+                <w:u w:val="none"/>
+                <w:strike w:val="false"/>
+                <w:sz w:val="20"/>
+                <w:szCs w:val="20"/>
+                <w:color w:val="000000"/>
+              </w:rPr>
+              <w:t xml:space="preserve">0.975</w:t>
             </w:r>
           </w:p>
         </w:tc>
@@ -9993,7 +10019,7 @@
               <w:rPr>
                 <w:rFonts w:ascii="Times New Roman" w:hAnsi="Helvetica" w:eastAsia="Helvetica" w:cs="Helvetica"/>
                 <w:i w:val="false"/>
-                <w:b w:val="true"/>
+                <w:b w:val="false"/>
                 <w:u w:val="none"/>
                 <w:strike w:val="false"/>
                 <w:sz w:val="20"/>
@@ -10036,276 +10062,250 @@
               <w:rPr>
                 <w:rFonts w:ascii="Times New Roman" w:hAnsi="Helvetica" w:eastAsia="Helvetica" w:cs="Helvetica"/>
                 <w:i w:val="false"/>
-                <w:b w:val="true"/>
-                <w:u w:val="none"/>
-                <w:strike w:val="false"/>
-                <w:sz w:val="20"/>
-                <w:szCs w:val="20"/>
-                <w:color w:val="000000"/>
-              </w:rPr>
-            </w:pPr>
-            <w:r>
-              <w:rPr>
-                <w:rFonts w:ascii="Times New Roman" w:hAnsi="Helvetica" w:eastAsia="Helvetica" w:cs="Helvetica"/>
-                <w:i w:val="false"/>
-                <w:b w:val="true"/>
-                <w:u w:val="none"/>
-                <w:strike w:val="false"/>
-                <w:sz w:val="20"/>
-                <w:szCs w:val="20"/>
-                <w:color w:val="000000"/>
-              </w:rPr>
-              <w:t xml:space="preserve">Provide Overwintering Structure and</w:t>
-            </w:r>
-            <w:r>
-              <w:rPr>
-                <w:rFonts w:ascii="Times New Roman" w:hAnsi="Helvetica" w:eastAsia="Helvetica" w:cs="Helvetica"/>
-                <w:i w:val="false"/>
-                <w:b w:val="true"/>
-                <w:u w:val="none"/>
-                <w:strike w:val="false"/>
-                <w:sz w:val="20"/>
-                <w:szCs w:val="20"/>
-                <w:color w:val="000000"/>
-              </w:rPr>
-              <w:br/>
-            </w:r>
-            <w:r>
-              <w:rPr>
-                <w:rFonts w:ascii="Times New Roman" w:hAnsi="Helvetica" w:eastAsia="Helvetica" w:cs="Helvetica"/>
-                <w:i w:val="false"/>
-                <w:b w:val="true"/>
-                <w:u w:val="none"/>
-                <w:strike w:val="false"/>
-                <w:sz w:val="20"/>
-                <w:szCs w:val="20"/>
-                <w:color w:val="000000"/>
-              </w:rPr>
-              <w:t xml:space="preserve">Resources</w:t>
-            </w:r>
-          </w:p>
-        </w:tc>
-        <w:tc>
-          <w:tcPr>
-            <w:tcBorders>
-              <w:bottom w:val="none" w:sz="0" w:space="0" w:color="000000"/>
-              <w:top w:val="none" w:sz="0" w:space="0" w:color="000000"/>
-              <w:left w:val="none" w:sz="0" w:space="0" w:color="000000"/>
-              <w:right w:val="none" w:sz="0" w:space="0" w:color="000000"/>
-            </w:tcBorders>
-            <w:shd w:val="clear" w:color="auto" w:fill="FFFFFF"/>
-            <w:tcMar>
-              <w:top w:w="0" w:type="dxa"/>
-              <w:bottom w:w="0" w:type="dxa"/>
-              <w:left w:w="0" w:type="dxa"/>
-              <w:right w:w="0" w:type="dxa"/>
-            </w:tcMar>
-            <w:vAlign w:val="center"/>
-          </w:tcPr>
-          <w:p>
-            <w:pPr>
-              <w:pStyle w:val="Normal"/>
-              <w:jc w:val="center"/>
-              <w:keepNext/>
-              <w:pBdr>
-                <w:bottom w:val="none" w:sz="0" w:space="0" w:color="000000"/>
-                <w:top w:val="none" w:sz="0" w:space="0" w:color="000000"/>
-                <w:left w:val="none" w:sz="0" w:space="0" w:color="000000"/>
-                <w:right w:val="none" w:sz="0" w:space="0" w:color="000000"/>
-              </w:pBdr>
-              <w:spacing w:after="40" w:before="40" w:line="240"/>
-              <w:ind w:left="100" w:right="100" w:firstLine="0" w:firstLineChars="0"/>
-              <w:rPr>
-                <w:rFonts w:ascii="Times New Roman" w:hAnsi="Helvetica" w:eastAsia="Helvetica" w:cs="Helvetica"/>
-                <w:i w:val="false"/>
-                <w:b w:val="true"/>
-                <w:u w:val="none"/>
-                <w:strike w:val="false"/>
-                <w:sz w:val="20"/>
-                <w:szCs w:val="20"/>
-                <w:color w:val="000000"/>
-              </w:rPr>
-            </w:pPr>
-            <w:r>
-              <w:rPr>
-                <w:rFonts w:ascii="Times New Roman" w:hAnsi="Helvetica" w:eastAsia="Helvetica" w:cs="Helvetica"/>
-                <w:i w:val="false"/>
-                <w:b w:val="true"/>
-                <w:u w:val="none"/>
-                <w:strike w:val="false"/>
-                <w:sz w:val="20"/>
-                <w:szCs w:val="20"/>
-                <w:color w:val="000000"/>
-              </w:rPr>
-              <w:t xml:space="preserve">18</w:t>
-            </w:r>
-          </w:p>
-        </w:tc>
-        <w:tc>
-          <w:tcPr>
-            <w:tcBorders>
-              <w:bottom w:val="none" w:sz="0" w:space="0" w:color="000000"/>
-              <w:top w:val="none" w:sz="0" w:space="0" w:color="000000"/>
-              <w:left w:val="none" w:sz="0" w:space="0" w:color="000000"/>
-              <w:right w:val="none" w:sz="0" w:space="0" w:color="000000"/>
-            </w:tcBorders>
-            <w:shd w:val="clear" w:color="auto" w:fill="FFFFFF"/>
-            <w:tcMar>
-              <w:top w:w="0" w:type="dxa"/>
-              <w:bottom w:w="0" w:type="dxa"/>
-              <w:left w:w="0" w:type="dxa"/>
-              <w:right w:w="0" w:type="dxa"/>
-            </w:tcMar>
-            <w:vAlign w:val="center"/>
-          </w:tcPr>
-          <w:p>
-            <w:pPr>
-              <w:pStyle w:val="Normal"/>
-              <w:jc w:val="center"/>
-              <w:keepNext/>
-              <w:pBdr>
-                <w:bottom w:val="none" w:sz="0" w:space="0" w:color="000000"/>
-                <w:top w:val="none" w:sz="0" w:space="0" w:color="000000"/>
-                <w:left w:val="none" w:sz="0" w:space="0" w:color="000000"/>
-                <w:right w:val="none" w:sz="0" w:space="0" w:color="000000"/>
-              </w:pBdr>
-              <w:spacing w:after="40" w:before="40" w:line="240"/>
-              <w:ind w:left="100" w:right="100" w:firstLine="0" w:firstLineChars="0"/>
-              <w:rPr>
-                <w:rFonts w:ascii="Times New Roman" w:hAnsi="Helvetica" w:eastAsia="Helvetica" w:cs="Helvetica"/>
-                <w:i w:val="false"/>
-                <w:b w:val="true"/>
-                <w:u w:val="none"/>
-                <w:strike w:val="false"/>
-                <w:sz w:val="20"/>
-                <w:szCs w:val="20"/>
-                <w:color w:val="000000"/>
-              </w:rPr>
-            </w:pPr>
-            <w:r>
-              <w:rPr>
-                <w:rFonts w:ascii="Times New Roman" w:hAnsi="Helvetica" w:eastAsia="Helvetica" w:cs="Helvetica"/>
-                <w:i w:val="false"/>
-                <w:b w:val="true"/>
-                <w:u w:val="none"/>
-                <w:strike w:val="false"/>
-                <w:sz w:val="20"/>
-                <w:szCs w:val="20"/>
-                <w:color w:val="000000"/>
-              </w:rPr>
-              <w:t xml:space="preserve">3</w:t>
-            </w:r>
-          </w:p>
-        </w:tc>
-        <w:tc>
-          <w:tcPr>
-            <w:tcBorders>
-              <w:bottom w:val="none" w:sz="0" w:space="0" w:color="000000"/>
-              <w:top w:val="none" w:sz="0" w:space="0" w:color="000000"/>
-              <w:left w:val="none" w:sz="0" w:space="0" w:color="000000"/>
-              <w:right w:val="none" w:sz="0" w:space="0" w:color="000000"/>
-            </w:tcBorders>
-            <w:shd w:val="clear" w:color="auto" w:fill="FFFFFF"/>
-            <w:tcMar>
-              <w:top w:w="0" w:type="dxa"/>
-              <w:bottom w:w="0" w:type="dxa"/>
-              <w:left w:w="0" w:type="dxa"/>
-              <w:right w:w="0" w:type="dxa"/>
-            </w:tcMar>
-            <w:vAlign w:val="center"/>
-          </w:tcPr>
-          <w:p>
-            <w:pPr>
-              <w:pStyle w:val="Normal"/>
-              <w:jc w:val="center"/>
-              <w:keepNext/>
-              <w:pBdr>
-                <w:bottom w:val="none" w:sz="0" w:space="0" w:color="000000"/>
-                <w:top w:val="none" w:sz="0" w:space="0" w:color="000000"/>
-                <w:left w:val="none" w:sz="0" w:space="0" w:color="000000"/>
-                <w:right w:val="none" w:sz="0" w:space="0" w:color="000000"/>
-              </w:pBdr>
-              <w:spacing w:after="40" w:before="40" w:line="240"/>
-              <w:ind w:left="100" w:right="100" w:firstLine="0" w:firstLineChars="0"/>
-              <w:rPr>
-                <w:rFonts w:ascii="Times New Roman" w:hAnsi="Helvetica" w:eastAsia="Helvetica" w:cs="Helvetica"/>
-                <w:i w:val="false"/>
-                <w:b w:val="true"/>
-                <w:u w:val="none"/>
-                <w:strike w:val="false"/>
-                <w:sz w:val="20"/>
-                <w:szCs w:val="20"/>
-                <w:color w:val="000000"/>
-              </w:rPr>
-            </w:pPr>
-            <w:r>
-              <w:rPr>
-                <w:rFonts w:ascii="Times New Roman" w:hAnsi="Helvetica" w:eastAsia="Helvetica" w:cs="Helvetica"/>
-                <w:i w:val="false"/>
-                <w:b w:val="true"/>
-                <w:u w:val="none"/>
-                <w:strike w:val="false"/>
-                <w:sz w:val="20"/>
-                <w:szCs w:val="20"/>
-                <w:color w:val="000000"/>
-              </w:rPr>
-              <w:t xml:space="preserve">0.44 (0.02, 0.86)</w:t>
-            </w:r>
-          </w:p>
-        </w:tc>
-        <w:tc>
-          <w:tcPr>
-            <w:tcBorders>
-              <w:bottom w:val="none" w:sz="0" w:space="0" w:color="000000"/>
-              <w:top w:val="none" w:sz="0" w:space="0" w:color="000000"/>
-              <w:left w:val="none" w:sz="0" w:space="0" w:color="000000"/>
-              <w:right w:val="none" w:sz="0" w:space="0" w:color="000000"/>
-            </w:tcBorders>
-            <w:shd w:val="clear" w:color="auto" w:fill="FFFFFF"/>
-            <w:tcMar>
-              <w:top w:w="0" w:type="dxa"/>
-              <w:bottom w:w="0" w:type="dxa"/>
-              <w:left w:w="0" w:type="dxa"/>
-              <w:right w:w="0" w:type="dxa"/>
-            </w:tcMar>
-            <w:vAlign w:val="center"/>
-          </w:tcPr>
-          <w:p>
-            <w:pPr>
-              <w:pStyle w:val="Normal"/>
-              <w:jc w:val="center"/>
-              <w:keepNext/>
-              <w:pBdr>
-                <w:bottom w:val="none" w:sz="0" w:space="0" w:color="000000"/>
-                <w:top w:val="none" w:sz="0" w:space="0" w:color="000000"/>
-                <w:left w:val="none" w:sz="0" w:space="0" w:color="000000"/>
-                <w:right w:val="none" w:sz="0" w:space="0" w:color="000000"/>
-              </w:pBdr>
-              <w:spacing w:after="40" w:before="40" w:line="240"/>
-              <w:ind w:left="100" w:right="100" w:firstLine="0" w:firstLineChars="0"/>
-              <w:rPr>
-                <w:rFonts w:ascii="Times New Roman" w:hAnsi="Helvetica" w:eastAsia="Helvetica" w:cs="Helvetica"/>
-                <w:i w:val="false"/>
-                <w:b w:val="true"/>
-                <w:u w:val="none"/>
-                <w:strike w:val="false"/>
-                <w:sz w:val="20"/>
-                <w:szCs w:val="20"/>
-                <w:color w:val="000000"/>
-              </w:rPr>
-            </w:pPr>
-            <w:r>
-              <w:rPr>
-                <w:rFonts w:ascii="Times New Roman" w:hAnsi="Helvetica" w:eastAsia="Helvetica" w:cs="Helvetica"/>
-                <w:i w:val="false"/>
-                <w:b w:val="true"/>
-                <w:u w:val="none"/>
-                <w:strike w:val="false"/>
-                <w:sz w:val="20"/>
-                <w:szCs w:val="20"/>
-                <w:color w:val="000000"/>
-              </w:rPr>
-              <w:t xml:space="preserve">0.981</w:t>
+                <w:b w:val="false"/>
+                <w:u w:val="none"/>
+                <w:strike w:val="false"/>
+                <w:sz w:val="20"/>
+                <w:szCs w:val="20"/>
+                <w:color w:val="000000"/>
+              </w:rPr>
+            </w:pPr>
+            <w:r>
+              <w:rPr>
+                <w:rFonts w:ascii="Times New Roman" w:hAnsi="Helvetica" w:eastAsia="Helvetica" w:cs="Helvetica"/>
+                <w:i w:val="false"/>
+                <w:b w:val="false"/>
+                <w:u w:val="none"/>
+                <w:strike w:val="false"/>
+                <w:sz w:val="20"/>
+                <w:szCs w:val="20"/>
+                <w:color w:val="000000"/>
+              </w:rPr>
+              <w:t xml:space="preserve">Manage Fields in Patches</w:t>
+            </w:r>
+          </w:p>
+        </w:tc>
+        <w:tc>
+          <w:tcPr>
+            <w:tcBorders>
+              <w:bottom w:val="none" w:sz="0" w:space="0" w:color="000000"/>
+              <w:top w:val="none" w:sz="0" w:space="0" w:color="000000"/>
+              <w:left w:val="none" w:sz="0" w:space="0" w:color="000000"/>
+              <w:right w:val="none" w:sz="0" w:space="0" w:color="000000"/>
+            </w:tcBorders>
+            <w:shd w:val="clear" w:color="auto" w:fill="FFFFFF"/>
+            <w:tcMar>
+              <w:top w:w="0" w:type="dxa"/>
+              <w:bottom w:w="0" w:type="dxa"/>
+              <w:left w:w="0" w:type="dxa"/>
+              <w:right w:w="0" w:type="dxa"/>
+            </w:tcMar>
+            <w:vAlign w:val="center"/>
+          </w:tcPr>
+          <w:p>
+            <w:pPr>
+              <w:pStyle w:val="Normal"/>
+              <w:jc w:val="center"/>
+              <w:keepNext/>
+              <w:pBdr>
+                <w:bottom w:val="none" w:sz="0" w:space="0" w:color="000000"/>
+                <w:top w:val="none" w:sz="0" w:space="0" w:color="000000"/>
+                <w:left w:val="none" w:sz="0" w:space="0" w:color="000000"/>
+                <w:right w:val="none" w:sz="0" w:space="0" w:color="000000"/>
+              </w:pBdr>
+              <w:spacing w:after="40" w:before="40" w:line="240"/>
+              <w:ind w:left="100" w:right="100" w:firstLine="0" w:firstLineChars="0"/>
+              <w:rPr>
+                <w:rFonts w:ascii="Times New Roman" w:hAnsi="Helvetica" w:eastAsia="Helvetica" w:cs="Helvetica"/>
+                <w:i w:val="false"/>
+                <w:b w:val="false"/>
+                <w:u w:val="none"/>
+                <w:strike w:val="false"/>
+                <w:sz w:val="20"/>
+                <w:szCs w:val="20"/>
+                <w:color w:val="000000"/>
+              </w:rPr>
+            </w:pPr>
+            <w:r>
+              <w:rPr>
+                <w:rFonts w:ascii="Times New Roman" w:hAnsi="Helvetica" w:eastAsia="Helvetica" w:cs="Helvetica"/>
+                <w:i w:val="false"/>
+                <w:b w:val="false"/>
+                <w:u w:val="none"/>
+                <w:strike w:val="false"/>
+                <w:sz w:val="20"/>
+                <w:szCs w:val="20"/>
+                <w:color w:val="000000"/>
+              </w:rPr>
+              <w:t xml:space="preserve">23</w:t>
+            </w:r>
+          </w:p>
+        </w:tc>
+        <w:tc>
+          <w:tcPr>
+            <w:tcBorders>
+              <w:bottom w:val="none" w:sz="0" w:space="0" w:color="000000"/>
+              <w:top w:val="none" w:sz="0" w:space="0" w:color="000000"/>
+              <w:left w:val="none" w:sz="0" w:space="0" w:color="000000"/>
+              <w:right w:val="none" w:sz="0" w:space="0" w:color="000000"/>
+            </w:tcBorders>
+            <w:shd w:val="clear" w:color="auto" w:fill="FFFFFF"/>
+            <w:tcMar>
+              <w:top w:w="0" w:type="dxa"/>
+              <w:bottom w:w="0" w:type="dxa"/>
+              <w:left w:w="0" w:type="dxa"/>
+              <w:right w:w="0" w:type="dxa"/>
+            </w:tcMar>
+            <w:vAlign w:val="center"/>
+          </w:tcPr>
+          <w:p>
+            <w:pPr>
+              <w:pStyle w:val="Normal"/>
+              <w:jc w:val="center"/>
+              <w:keepNext/>
+              <w:pBdr>
+                <w:bottom w:val="none" w:sz="0" w:space="0" w:color="000000"/>
+                <w:top w:val="none" w:sz="0" w:space="0" w:color="000000"/>
+                <w:left w:val="none" w:sz="0" w:space="0" w:color="000000"/>
+                <w:right w:val="none" w:sz="0" w:space="0" w:color="000000"/>
+              </w:pBdr>
+              <w:spacing w:after="40" w:before="40" w:line="240"/>
+              <w:ind w:left="100" w:right="100" w:firstLine="0" w:firstLineChars="0"/>
+              <w:rPr>
+                <w:rFonts w:ascii="Times New Roman" w:hAnsi="Helvetica" w:eastAsia="Helvetica" w:cs="Helvetica"/>
+                <w:i w:val="false"/>
+                <w:b w:val="false"/>
+                <w:u w:val="none"/>
+                <w:strike w:val="false"/>
+                <w:sz w:val="20"/>
+                <w:szCs w:val="20"/>
+                <w:color w:val="000000"/>
+              </w:rPr>
+            </w:pPr>
+            <w:r>
+              <w:rPr>
+                <w:rFonts w:ascii="Times New Roman" w:hAnsi="Helvetica" w:eastAsia="Helvetica" w:cs="Helvetica"/>
+                <w:i w:val="false"/>
+                <w:b w:val="false"/>
+                <w:u w:val="none"/>
+                <w:strike w:val="false"/>
+                <w:sz w:val="20"/>
+                <w:szCs w:val="20"/>
+                <w:color w:val="000000"/>
+              </w:rPr>
+              <w:t xml:space="preserve">5</w:t>
+            </w:r>
+          </w:p>
+        </w:tc>
+        <w:tc>
+          <w:tcPr>
+            <w:tcBorders>
+              <w:bottom w:val="none" w:sz="0" w:space="0" w:color="000000"/>
+              <w:top w:val="none" w:sz="0" w:space="0" w:color="000000"/>
+              <w:left w:val="none" w:sz="0" w:space="0" w:color="000000"/>
+              <w:right w:val="none" w:sz="0" w:space="0" w:color="000000"/>
+            </w:tcBorders>
+            <w:shd w:val="clear" w:color="auto" w:fill="FFFFFF"/>
+            <w:tcMar>
+              <w:top w:w="0" w:type="dxa"/>
+              <w:bottom w:w="0" w:type="dxa"/>
+              <w:left w:w="0" w:type="dxa"/>
+              <w:right w:w="0" w:type="dxa"/>
+            </w:tcMar>
+            <w:vAlign w:val="center"/>
+          </w:tcPr>
+          <w:p>
+            <w:pPr>
+              <w:pStyle w:val="Normal"/>
+              <w:jc w:val="center"/>
+              <w:keepNext/>
+              <w:pBdr>
+                <w:bottom w:val="none" w:sz="0" w:space="0" w:color="000000"/>
+                <w:top w:val="none" w:sz="0" w:space="0" w:color="000000"/>
+                <w:left w:val="none" w:sz="0" w:space="0" w:color="000000"/>
+                <w:right w:val="none" w:sz="0" w:space="0" w:color="000000"/>
+              </w:pBdr>
+              <w:spacing w:after="40" w:before="40" w:line="240"/>
+              <w:ind w:left="100" w:right="100" w:firstLine="0" w:firstLineChars="0"/>
+              <w:rPr>
+                <w:rFonts w:ascii="Times New Roman" w:hAnsi="Helvetica" w:eastAsia="Helvetica" w:cs="Helvetica"/>
+                <w:i w:val="false"/>
+                <w:b w:val="false"/>
+                <w:u w:val="none"/>
+                <w:strike w:val="false"/>
+                <w:sz w:val="20"/>
+                <w:szCs w:val="20"/>
+                <w:color w:val="000000"/>
+              </w:rPr>
+            </w:pPr>
+            <w:r>
+              <w:rPr>
+                <w:rFonts w:ascii="Times New Roman" w:hAnsi="Helvetica" w:eastAsia="Helvetica" w:cs="Helvetica"/>
+                <w:i w:val="false"/>
+                <w:b w:val="false"/>
+                <w:u w:val="none"/>
+                <w:strike w:val="false"/>
+                <w:sz w:val="20"/>
+                <w:szCs w:val="20"/>
+                <w:color w:val="000000"/>
+              </w:rPr>
+              <w:t xml:space="preserve">0.32 (-0.07, 0.70)</w:t>
+            </w:r>
+          </w:p>
+        </w:tc>
+        <w:tc>
+          <w:tcPr>
+            <w:tcBorders>
+              <w:bottom w:val="none" w:sz="0" w:space="0" w:color="000000"/>
+              <w:top w:val="none" w:sz="0" w:space="0" w:color="000000"/>
+              <w:left w:val="none" w:sz="0" w:space="0" w:color="000000"/>
+              <w:right w:val="none" w:sz="0" w:space="0" w:color="000000"/>
+            </w:tcBorders>
+            <w:shd w:val="clear" w:color="auto" w:fill="FFFFFF"/>
+            <w:tcMar>
+              <w:top w:w="0" w:type="dxa"/>
+              <w:bottom w:w="0" w:type="dxa"/>
+              <w:left w:w="0" w:type="dxa"/>
+              <w:right w:w="0" w:type="dxa"/>
+            </w:tcMar>
+            <w:vAlign w:val="center"/>
+          </w:tcPr>
+          <w:p>
+            <w:pPr>
+              <w:pStyle w:val="Normal"/>
+              <w:jc w:val="center"/>
+              <w:keepNext/>
+              <w:pBdr>
+                <w:bottom w:val="none" w:sz="0" w:space="0" w:color="000000"/>
+                <w:top w:val="none" w:sz="0" w:space="0" w:color="000000"/>
+                <w:left w:val="none" w:sz="0" w:space="0" w:color="000000"/>
+                <w:right w:val="none" w:sz="0" w:space="0" w:color="000000"/>
+              </w:pBdr>
+              <w:spacing w:after="40" w:before="40" w:line="240"/>
+              <w:ind w:left="100" w:right="100" w:firstLine="0" w:firstLineChars="0"/>
+              <w:rPr>
+                <w:rFonts w:ascii="Times New Roman" w:hAnsi="Helvetica" w:eastAsia="Helvetica" w:cs="Helvetica"/>
+                <w:i w:val="false"/>
+                <w:b w:val="false"/>
+                <w:u w:val="none"/>
+                <w:strike w:val="false"/>
+                <w:sz w:val="20"/>
+                <w:szCs w:val="20"/>
+                <w:color w:val="000000"/>
+              </w:rPr>
+            </w:pPr>
+            <w:r>
+              <w:rPr>
+                <w:rFonts w:ascii="Times New Roman" w:hAnsi="Helvetica" w:eastAsia="Helvetica" w:cs="Helvetica"/>
+                <w:i w:val="false"/>
+                <w:b w:val="false"/>
+                <w:u w:val="none"/>
+                <w:strike w:val="false"/>
+                <w:sz w:val="20"/>
+                <w:szCs w:val="20"/>
+                <w:color w:val="000000"/>
+              </w:rPr>
+              <w:t xml:space="preserve">0.949</w:t>
             </w:r>
           </w:p>
         </w:tc>
@@ -10349,7 +10349,7 @@
               <w:rPr>
                 <w:rFonts w:ascii="Times New Roman" w:hAnsi="Helvetica" w:eastAsia="Helvetica" w:cs="Helvetica"/>
                 <w:i w:val="false"/>
-                <w:b w:val="true"/>
+                <w:b w:val="false"/>
                 <w:u w:val="none"/>
                 <w:strike w:val="false"/>
                 <w:sz w:val="20"/>
@@ -10392,250 +10392,250 @@
               <w:rPr>
                 <w:rFonts w:ascii="Times New Roman" w:hAnsi="Helvetica" w:eastAsia="Helvetica" w:cs="Helvetica"/>
                 <w:i w:val="false"/>
-                <w:b w:val="true"/>
-                <w:u w:val="none"/>
-                <w:strike w:val="false"/>
-                <w:sz w:val="20"/>
-                <w:szCs w:val="20"/>
-                <w:color w:val="000000"/>
-              </w:rPr>
-            </w:pPr>
-            <w:r>
-              <w:rPr>
-                <w:rFonts w:ascii="Times New Roman" w:hAnsi="Helvetica" w:eastAsia="Helvetica" w:cs="Helvetica"/>
-                <w:i w:val="false"/>
-                <w:b w:val="true"/>
-                <w:u w:val="none"/>
-                <w:strike w:val="false"/>
-                <w:sz w:val="20"/>
-                <w:szCs w:val="20"/>
-                <w:color w:val="000000"/>
-              </w:rPr>
-              <w:t xml:space="preserve">Implement Prescribed Fire</w:t>
-            </w:r>
-          </w:p>
-        </w:tc>
-        <w:tc>
-          <w:tcPr>
-            <w:tcBorders>
-              <w:bottom w:val="none" w:sz="0" w:space="0" w:color="000000"/>
-              <w:top w:val="none" w:sz="0" w:space="0" w:color="000000"/>
-              <w:left w:val="none" w:sz="0" w:space="0" w:color="000000"/>
-              <w:right w:val="none" w:sz="0" w:space="0" w:color="000000"/>
-            </w:tcBorders>
-            <w:shd w:val="clear" w:color="auto" w:fill="FFFFFF"/>
-            <w:tcMar>
-              <w:top w:w="0" w:type="dxa"/>
-              <w:bottom w:w="0" w:type="dxa"/>
-              <w:left w:w="0" w:type="dxa"/>
-              <w:right w:w="0" w:type="dxa"/>
-            </w:tcMar>
-            <w:vAlign w:val="center"/>
-          </w:tcPr>
-          <w:p>
-            <w:pPr>
-              <w:pStyle w:val="Normal"/>
-              <w:jc w:val="center"/>
-              <w:keepNext/>
-              <w:pBdr>
-                <w:bottom w:val="none" w:sz="0" w:space="0" w:color="000000"/>
-                <w:top w:val="none" w:sz="0" w:space="0" w:color="000000"/>
-                <w:left w:val="none" w:sz="0" w:space="0" w:color="000000"/>
-                <w:right w:val="none" w:sz="0" w:space="0" w:color="000000"/>
-              </w:pBdr>
-              <w:spacing w:after="40" w:before="40" w:line="240"/>
-              <w:ind w:left="100" w:right="100" w:firstLine="0" w:firstLineChars="0"/>
-              <w:rPr>
-                <w:rFonts w:ascii="Times New Roman" w:hAnsi="Helvetica" w:eastAsia="Helvetica" w:cs="Helvetica"/>
-                <w:i w:val="false"/>
-                <w:b w:val="true"/>
-                <w:u w:val="none"/>
-                <w:strike w:val="false"/>
-                <w:sz w:val="20"/>
-                <w:szCs w:val="20"/>
-                <w:color w:val="000000"/>
-              </w:rPr>
-            </w:pPr>
-            <w:r>
-              <w:rPr>
-                <w:rFonts w:ascii="Times New Roman" w:hAnsi="Helvetica" w:eastAsia="Helvetica" w:cs="Helvetica"/>
-                <w:i w:val="false"/>
-                <w:b w:val="true"/>
-                <w:u w:val="none"/>
-                <w:strike w:val="false"/>
-                <w:sz w:val="20"/>
-                <w:szCs w:val="20"/>
-                <w:color w:val="000000"/>
-              </w:rPr>
-              <w:t xml:space="preserve">169</w:t>
-            </w:r>
-          </w:p>
-        </w:tc>
-        <w:tc>
-          <w:tcPr>
-            <w:tcBorders>
-              <w:bottom w:val="none" w:sz="0" w:space="0" w:color="000000"/>
-              <w:top w:val="none" w:sz="0" w:space="0" w:color="000000"/>
-              <w:left w:val="none" w:sz="0" w:space="0" w:color="000000"/>
-              <w:right w:val="none" w:sz="0" w:space="0" w:color="000000"/>
-            </w:tcBorders>
-            <w:shd w:val="clear" w:color="auto" w:fill="FFFFFF"/>
-            <w:tcMar>
-              <w:top w:w="0" w:type="dxa"/>
-              <w:bottom w:w="0" w:type="dxa"/>
-              <w:left w:w="0" w:type="dxa"/>
-              <w:right w:w="0" w:type="dxa"/>
-            </w:tcMar>
-            <w:vAlign w:val="center"/>
-          </w:tcPr>
-          <w:p>
-            <w:pPr>
-              <w:pStyle w:val="Normal"/>
-              <w:jc w:val="center"/>
-              <w:keepNext/>
-              <w:pBdr>
-                <w:bottom w:val="none" w:sz="0" w:space="0" w:color="000000"/>
-                <w:top w:val="none" w:sz="0" w:space="0" w:color="000000"/>
-                <w:left w:val="none" w:sz="0" w:space="0" w:color="000000"/>
-                <w:right w:val="none" w:sz="0" w:space="0" w:color="000000"/>
-              </w:pBdr>
-              <w:spacing w:after="40" w:before="40" w:line="240"/>
-              <w:ind w:left="100" w:right="100" w:firstLine="0" w:firstLineChars="0"/>
-              <w:rPr>
-                <w:rFonts w:ascii="Times New Roman" w:hAnsi="Helvetica" w:eastAsia="Helvetica" w:cs="Helvetica"/>
-                <w:i w:val="false"/>
-                <w:b w:val="true"/>
-                <w:u w:val="none"/>
-                <w:strike w:val="false"/>
-                <w:sz w:val="20"/>
-                <w:szCs w:val="20"/>
-                <w:color w:val="000000"/>
-              </w:rPr>
-            </w:pPr>
-            <w:r>
-              <w:rPr>
-                <w:rFonts w:ascii="Times New Roman" w:hAnsi="Helvetica" w:eastAsia="Helvetica" w:cs="Helvetica"/>
-                <w:i w:val="false"/>
-                <w:b w:val="true"/>
-                <w:u w:val="none"/>
-                <w:strike w:val="false"/>
-                <w:sz w:val="20"/>
-                <w:szCs w:val="20"/>
-                <w:color w:val="000000"/>
-              </w:rPr>
-              <w:t xml:space="preserve">18</w:t>
-            </w:r>
-          </w:p>
-        </w:tc>
-        <w:tc>
-          <w:tcPr>
-            <w:tcBorders>
-              <w:bottom w:val="none" w:sz="0" w:space="0" w:color="000000"/>
-              <w:top w:val="none" w:sz="0" w:space="0" w:color="000000"/>
-              <w:left w:val="none" w:sz="0" w:space="0" w:color="000000"/>
-              <w:right w:val="none" w:sz="0" w:space="0" w:color="000000"/>
-            </w:tcBorders>
-            <w:shd w:val="clear" w:color="auto" w:fill="FFFFFF"/>
-            <w:tcMar>
-              <w:top w:w="0" w:type="dxa"/>
-              <w:bottom w:w="0" w:type="dxa"/>
-              <w:left w:w="0" w:type="dxa"/>
-              <w:right w:w="0" w:type="dxa"/>
-            </w:tcMar>
-            <w:vAlign w:val="center"/>
-          </w:tcPr>
-          <w:p>
-            <w:pPr>
-              <w:pStyle w:val="Normal"/>
-              <w:jc w:val="center"/>
-              <w:keepNext/>
-              <w:pBdr>
-                <w:bottom w:val="none" w:sz="0" w:space="0" w:color="000000"/>
-                <w:top w:val="none" w:sz="0" w:space="0" w:color="000000"/>
-                <w:left w:val="none" w:sz="0" w:space="0" w:color="000000"/>
-                <w:right w:val="none" w:sz="0" w:space="0" w:color="000000"/>
-              </w:pBdr>
-              <w:spacing w:after="40" w:before="40" w:line="240"/>
-              <w:ind w:left="100" w:right="100" w:firstLine="0" w:firstLineChars="0"/>
-              <w:rPr>
-                <w:rFonts w:ascii="Times New Roman" w:hAnsi="Helvetica" w:eastAsia="Helvetica" w:cs="Helvetica"/>
-                <w:i w:val="false"/>
-                <w:b w:val="true"/>
-                <w:u w:val="none"/>
-                <w:strike w:val="false"/>
-                <w:sz w:val="20"/>
-                <w:szCs w:val="20"/>
-                <w:color w:val="000000"/>
-              </w:rPr>
-            </w:pPr>
-            <w:r>
-              <w:rPr>
-                <w:rFonts w:ascii="Times New Roman" w:hAnsi="Helvetica" w:eastAsia="Helvetica" w:cs="Helvetica"/>
-                <w:i w:val="false"/>
-                <w:b w:val="true"/>
-                <w:u w:val="none"/>
-                <w:strike w:val="false"/>
-                <w:sz w:val="20"/>
-                <w:szCs w:val="20"/>
-                <w:color w:val="000000"/>
-              </w:rPr>
-              <w:t xml:space="preserve">0.32 (0.10, 0.54)</w:t>
-            </w:r>
-          </w:p>
-        </w:tc>
-        <w:tc>
-          <w:tcPr>
-            <w:tcBorders>
-              <w:bottom w:val="none" w:sz="0" w:space="0" w:color="000000"/>
-              <w:top w:val="none" w:sz="0" w:space="0" w:color="000000"/>
-              <w:left w:val="none" w:sz="0" w:space="0" w:color="000000"/>
-              <w:right w:val="none" w:sz="0" w:space="0" w:color="000000"/>
-            </w:tcBorders>
-            <w:shd w:val="clear" w:color="auto" w:fill="FFFFFF"/>
-            <w:tcMar>
-              <w:top w:w="0" w:type="dxa"/>
-              <w:bottom w:w="0" w:type="dxa"/>
-              <w:left w:w="0" w:type="dxa"/>
-              <w:right w:w="0" w:type="dxa"/>
-            </w:tcMar>
-            <w:vAlign w:val="center"/>
-          </w:tcPr>
-          <w:p>
-            <w:pPr>
-              <w:pStyle w:val="Normal"/>
-              <w:jc w:val="center"/>
-              <w:keepNext/>
-              <w:pBdr>
-                <w:bottom w:val="none" w:sz="0" w:space="0" w:color="000000"/>
-                <w:top w:val="none" w:sz="0" w:space="0" w:color="000000"/>
-                <w:left w:val="none" w:sz="0" w:space="0" w:color="000000"/>
-                <w:right w:val="none" w:sz="0" w:space="0" w:color="000000"/>
-              </w:pBdr>
-              <w:spacing w:after="40" w:before="40" w:line="240"/>
-              <w:ind w:left="100" w:right="100" w:firstLine="0" w:firstLineChars="0"/>
-              <w:rPr>
-                <w:rFonts w:ascii="Times New Roman" w:hAnsi="Helvetica" w:eastAsia="Helvetica" w:cs="Helvetica"/>
-                <w:i w:val="false"/>
-                <w:b w:val="true"/>
-                <w:u w:val="none"/>
-                <w:strike w:val="false"/>
-                <w:sz w:val="20"/>
-                <w:szCs w:val="20"/>
-                <w:color w:val="000000"/>
-              </w:rPr>
-            </w:pPr>
-            <w:r>
-              <w:rPr>
-                <w:rFonts w:ascii="Times New Roman" w:hAnsi="Helvetica" w:eastAsia="Helvetica" w:cs="Helvetica"/>
-                <w:i w:val="false"/>
-                <w:b w:val="true"/>
-                <w:u w:val="none"/>
-                <w:strike w:val="false"/>
-                <w:sz w:val="20"/>
-                <w:szCs w:val="20"/>
-                <w:color w:val="000000"/>
-              </w:rPr>
-              <w:t xml:space="preserve">0.998</w:t>
+                <w:b w:val="false"/>
+                <w:u w:val="none"/>
+                <w:strike w:val="false"/>
+                <w:sz w:val="20"/>
+                <w:szCs w:val="20"/>
+                <w:color w:val="000000"/>
+              </w:rPr>
+            </w:pPr>
+            <w:r>
+              <w:rPr>
+                <w:rFonts w:ascii="Times New Roman" w:hAnsi="Helvetica" w:eastAsia="Helvetica" w:cs="Helvetica"/>
+                <w:i w:val="false"/>
+                <w:b w:val="false"/>
+                <w:u w:val="none"/>
+                <w:strike w:val="false"/>
+                <w:sz w:val="20"/>
+                <w:szCs w:val="20"/>
+                <w:color w:val="000000"/>
+              </w:rPr>
+              <w:t xml:space="preserve">Eliminate Pesticides</w:t>
+            </w:r>
+          </w:p>
+        </w:tc>
+        <w:tc>
+          <w:tcPr>
+            <w:tcBorders>
+              <w:bottom w:val="none" w:sz="0" w:space="0" w:color="000000"/>
+              <w:top w:val="none" w:sz="0" w:space="0" w:color="000000"/>
+              <w:left w:val="none" w:sz="0" w:space="0" w:color="000000"/>
+              <w:right w:val="none" w:sz="0" w:space="0" w:color="000000"/>
+            </w:tcBorders>
+            <w:shd w:val="clear" w:color="auto" w:fill="FFFFFF"/>
+            <w:tcMar>
+              <w:top w:w="0" w:type="dxa"/>
+              <w:bottom w:w="0" w:type="dxa"/>
+              <w:left w:w="0" w:type="dxa"/>
+              <w:right w:w="0" w:type="dxa"/>
+            </w:tcMar>
+            <w:vAlign w:val="center"/>
+          </w:tcPr>
+          <w:p>
+            <w:pPr>
+              <w:pStyle w:val="Normal"/>
+              <w:jc w:val="center"/>
+              <w:keepNext/>
+              <w:pBdr>
+                <w:bottom w:val="none" w:sz="0" w:space="0" w:color="000000"/>
+                <w:top w:val="none" w:sz="0" w:space="0" w:color="000000"/>
+                <w:left w:val="none" w:sz="0" w:space="0" w:color="000000"/>
+                <w:right w:val="none" w:sz="0" w:space="0" w:color="000000"/>
+              </w:pBdr>
+              <w:spacing w:after="40" w:before="40" w:line="240"/>
+              <w:ind w:left="100" w:right="100" w:firstLine="0" w:firstLineChars="0"/>
+              <w:rPr>
+                <w:rFonts w:ascii="Times New Roman" w:hAnsi="Helvetica" w:eastAsia="Helvetica" w:cs="Helvetica"/>
+                <w:i w:val="false"/>
+                <w:b w:val="false"/>
+                <w:u w:val="none"/>
+                <w:strike w:val="false"/>
+                <w:sz w:val="20"/>
+                <w:szCs w:val="20"/>
+                <w:color w:val="000000"/>
+              </w:rPr>
+            </w:pPr>
+            <w:r>
+              <w:rPr>
+                <w:rFonts w:ascii="Times New Roman" w:hAnsi="Helvetica" w:eastAsia="Helvetica" w:cs="Helvetica"/>
+                <w:i w:val="false"/>
+                <w:b w:val="false"/>
+                <w:u w:val="none"/>
+                <w:strike w:val="false"/>
+                <w:sz w:val="20"/>
+                <w:szCs w:val="20"/>
+                <w:color w:val="000000"/>
+              </w:rPr>
+              <w:t xml:space="preserve">25</w:t>
+            </w:r>
+          </w:p>
+        </w:tc>
+        <w:tc>
+          <w:tcPr>
+            <w:tcBorders>
+              <w:bottom w:val="none" w:sz="0" w:space="0" w:color="000000"/>
+              <w:top w:val="none" w:sz="0" w:space="0" w:color="000000"/>
+              <w:left w:val="none" w:sz="0" w:space="0" w:color="000000"/>
+              <w:right w:val="none" w:sz="0" w:space="0" w:color="000000"/>
+            </w:tcBorders>
+            <w:shd w:val="clear" w:color="auto" w:fill="FFFFFF"/>
+            <w:tcMar>
+              <w:top w:w="0" w:type="dxa"/>
+              <w:bottom w:w="0" w:type="dxa"/>
+              <w:left w:w="0" w:type="dxa"/>
+              <w:right w:w="0" w:type="dxa"/>
+            </w:tcMar>
+            <w:vAlign w:val="center"/>
+          </w:tcPr>
+          <w:p>
+            <w:pPr>
+              <w:pStyle w:val="Normal"/>
+              <w:jc w:val="center"/>
+              <w:keepNext/>
+              <w:pBdr>
+                <w:bottom w:val="none" w:sz="0" w:space="0" w:color="000000"/>
+                <w:top w:val="none" w:sz="0" w:space="0" w:color="000000"/>
+                <w:left w:val="none" w:sz="0" w:space="0" w:color="000000"/>
+                <w:right w:val="none" w:sz="0" w:space="0" w:color="000000"/>
+              </w:pBdr>
+              <w:spacing w:after="40" w:before="40" w:line="240"/>
+              <w:ind w:left="100" w:right="100" w:firstLine="0" w:firstLineChars="0"/>
+              <w:rPr>
+                <w:rFonts w:ascii="Times New Roman" w:hAnsi="Helvetica" w:eastAsia="Helvetica" w:cs="Helvetica"/>
+                <w:i w:val="false"/>
+                <w:b w:val="false"/>
+                <w:u w:val="none"/>
+                <w:strike w:val="false"/>
+                <w:sz w:val="20"/>
+                <w:szCs w:val="20"/>
+                <w:color w:val="000000"/>
+              </w:rPr>
+            </w:pPr>
+            <w:r>
+              <w:rPr>
+                <w:rFonts w:ascii="Times New Roman" w:hAnsi="Helvetica" w:eastAsia="Helvetica" w:cs="Helvetica"/>
+                <w:i w:val="false"/>
+                <w:b w:val="false"/>
+                <w:u w:val="none"/>
+                <w:strike w:val="false"/>
+                <w:sz w:val="20"/>
+                <w:szCs w:val="20"/>
+                <w:color w:val="000000"/>
+              </w:rPr>
+              <w:t xml:space="preserve">6</w:t>
+            </w:r>
+          </w:p>
+        </w:tc>
+        <w:tc>
+          <w:tcPr>
+            <w:tcBorders>
+              <w:bottom w:val="none" w:sz="0" w:space="0" w:color="000000"/>
+              <w:top w:val="none" w:sz="0" w:space="0" w:color="000000"/>
+              <w:left w:val="none" w:sz="0" w:space="0" w:color="000000"/>
+              <w:right w:val="none" w:sz="0" w:space="0" w:color="000000"/>
+            </w:tcBorders>
+            <w:shd w:val="clear" w:color="auto" w:fill="FFFFFF"/>
+            <w:tcMar>
+              <w:top w:w="0" w:type="dxa"/>
+              <w:bottom w:w="0" w:type="dxa"/>
+              <w:left w:w="0" w:type="dxa"/>
+              <w:right w:w="0" w:type="dxa"/>
+            </w:tcMar>
+            <w:vAlign w:val="center"/>
+          </w:tcPr>
+          <w:p>
+            <w:pPr>
+              <w:pStyle w:val="Normal"/>
+              <w:jc w:val="center"/>
+              <w:keepNext/>
+              <w:pBdr>
+                <w:bottom w:val="none" w:sz="0" w:space="0" w:color="000000"/>
+                <w:top w:val="none" w:sz="0" w:space="0" w:color="000000"/>
+                <w:left w:val="none" w:sz="0" w:space="0" w:color="000000"/>
+                <w:right w:val="none" w:sz="0" w:space="0" w:color="000000"/>
+              </w:pBdr>
+              <w:spacing w:after="40" w:before="40" w:line="240"/>
+              <w:ind w:left="100" w:right="100" w:firstLine="0" w:firstLineChars="0"/>
+              <w:rPr>
+                <w:rFonts w:ascii="Times New Roman" w:hAnsi="Helvetica" w:eastAsia="Helvetica" w:cs="Helvetica"/>
+                <w:i w:val="false"/>
+                <w:b w:val="false"/>
+                <w:u w:val="none"/>
+                <w:strike w:val="false"/>
+                <w:sz w:val="20"/>
+                <w:szCs w:val="20"/>
+                <w:color w:val="000000"/>
+              </w:rPr>
+            </w:pPr>
+            <w:r>
+              <w:rPr>
+                <w:rFonts w:ascii="Times New Roman" w:hAnsi="Helvetica" w:eastAsia="Helvetica" w:cs="Helvetica"/>
+                <w:i w:val="false"/>
+                <w:b w:val="false"/>
+                <w:u w:val="none"/>
+                <w:strike w:val="false"/>
+                <w:sz w:val="20"/>
+                <w:szCs w:val="20"/>
+                <w:color w:val="000000"/>
+              </w:rPr>
+              <w:t xml:space="preserve">0.31 (-0.10, 0.71)</w:t>
+            </w:r>
+          </w:p>
+        </w:tc>
+        <w:tc>
+          <w:tcPr>
+            <w:tcBorders>
+              <w:bottom w:val="none" w:sz="0" w:space="0" w:color="000000"/>
+              <w:top w:val="none" w:sz="0" w:space="0" w:color="000000"/>
+              <w:left w:val="none" w:sz="0" w:space="0" w:color="000000"/>
+              <w:right w:val="none" w:sz="0" w:space="0" w:color="000000"/>
+            </w:tcBorders>
+            <w:shd w:val="clear" w:color="auto" w:fill="FFFFFF"/>
+            <w:tcMar>
+              <w:top w:w="0" w:type="dxa"/>
+              <w:bottom w:w="0" w:type="dxa"/>
+              <w:left w:w="0" w:type="dxa"/>
+              <w:right w:w="0" w:type="dxa"/>
+            </w:tcMar>
+            <w:vAlign w:val="center"/>
+          </w:tcPr>
+          <w:p>
+            <w:pPr>
+              <w:pStyle w:val="Normal"/>
+              <w:jc w:val="center"/>
+              <w:keepNext/>
+              <w:pBdr>
+                <w:bottom w:val="none" w:sz="0" w:space="0" w:color="000000"/>
+                <w:top w:val="none" w:sz="0" w:space="0" w:color="000000"/>
+                <w:left w:val="none" w:sz="0" w:space="0" w:color="000000"/>
+                <w:right w:val="none" w:sz="0" w:space="0" w:color="000000"/>
+              </w:pBdr>
+              <w:spacing w:after="40" w:before="40" w:line="240"/>
+              <w:ind w:left="100" w:right="100" w:firstLine="0" w:firstLineChars="0"/>
+              <w:rPr>
+                <w:rFonts w:ascii="Times New Roman" w:hAnsi="Helvetica" w:eastAsia="Helvetica" w:cs="Helvetica"/>
+                <w:i w:val="false"/>
+                <w:b w:val="false"/>
+                <w:u w:val="none"/>
+                <w:strike w:val="false"/>
+                <w:sz w:val="20"/>
+                <w:szCs w:val="20"/>
+                <w:color w:val="000000"/>
+              </w:rPr>
+            </w:pPr>
+            <w:r>
+              <w:rPr>
+                <w:rFonts w:ascii="Times New Roman" w:hAnsi="Helvetica" w:eastAsia="Helvetica" w:cs="Helvetica"/>
+                <w:i w:val="false"/>
+                <w:b w:val="false"/>
+                <w:u w:val="none"/>
+                <w:strike w:val="false"/>
+                <w:sz w:val="20"/>
+                <w:szCs w:val="20"/>
+                <w:color w:val="000000"/>
+              </w:rPr>
+              <w:t xml:space="preserve">0.931</w:t>
             </w:r>
           </w:p>
         </w:tc>
@@ -10679,7 +10679,7 @@
               <w:rPr>
                 <w:rFonts w:ascii="Times New Roman" w:hAnsi="Helvetica" w:eastAsia="Helvetica" w:cs="Helvetica"/>
                 <w:i w:val="false"/>
-                <w:b w:val="false"/>
+                <w:b w:val="true"/>
                 <w:u w:val="none"/>
                 <w:strike w:val="false"/>
                 <w:sz w:val="20"/>
@@ -10722,250 +10722,250 @@
               <w:rPr>
                 <w:rFonts w:ascii="Times New Roman" w:hAnsi="Helvetica" w:eastAsia="Helvetica" w:cs="Helvetica"/>
                 <w:i w:val="false"/>
-                <w:b w:val="false"/>
-                <w:u w:val="none"/>
-                <w:strike w:val="false"/>
-                <w:sz w:val="20"/>
-                <w:szCs w:val="20"/>
-                <w:color w:val="000000"/>
-              </w:rPr>
-            </w:pPr>
-            <w:r>
-              <w:rPr>
-                <w:rFonts w:ascii="Times New Roman" w:hAnsi="Helvetica" w:eastAsia="Helvetica" w:cs="Helvetica"/>
-                <w:i w:val="false"/>
-                <w:b w:val="false"/>
-                <w:u w:val="none"/>
-                <w:strike w:val="false"/>
-                <w:sz w:val="20"/>
-                <w:szCs w:val="20"/>
-                <w:color w:val="000000"/>
-              </w:rPr>
-              <w:t xml:space="preserve">Eliminate Pesticides</w:t>
-            </w:r>
-          </w:p>
-        </w:tc>
-        <w:tc>
-          <w:tcPr>
-            <w:tcBorders>
-              <w:bottom w:val="none" w:sz="0" w:space="0" w:color="000000"/>
-              <w:top w:val="none" w:sz="0" w:space="0" w:color="000000"/>
-              <w:left w:val="none" w:sz="0" w:space="0" w:color="000000"/>
-              <w:right w:val="none" w:sz="0" w:space="0" w:color="000000"/>
-            </w:tcBorders>
-            <w:shd w:val="clear" w:color="auto" w:fill="FFFFFF"/>
-            <w:tcMar>
-              <w:top w:w="0" w:type="dxa"/>
-              <w:bottom w:w="0" w:type="dxa"/>
-              <w:left w:w="0" w:type="dxa"/>
-              <w:right w:w="0" w:type="dxa"/>
-            </w:tcMar>
-            <w:vAlign w:val="center"/>
-          </w:tcPr>
-          <w:p>
-            <w:pPr>
-              <w:pStyle w:val="Normal"/>
-              <w:jc w:val="center"/>
-              <w:keepNext/>
-              <w:pBdr>
-                <w:bottom w:val="none" w:sz="0" w:space="0" w:color="000000"/>
-                <w:top w:val="none" w:sz="0" w:space="0" w:color="000000"/>
-                <w:left w:val="none" w:sz="0" w:space="0" w:color="000000"/>
-                <w:right w:val="none" w:sz="0" w:space="0" w:color="000000"/>
-              </w:pBdr>
-              <w:spacing w:after="40" w:before="40" w:line="240"/>
-              <w:ind w:left="100" w:right="100" w:firstLine="0" w:firstLineChars="0"/>
-              <w:rPr>
-                <w:rFonts w:ascii="Times New Roman" w:hAnsi="Helvetica" w:eastAsia="Helvetica" w:cs="Helvetica"/>
-                <w:i w:val="false"/>
-                <w:b w:val="false"/>
-                <w:u w:val="none"/>
-                <w:strike w:val="false"/>
-                <w:sz w:val="20"/>
-                <w:szCs w:val="20"/>
-                <w:color w:val="000000"/>
-              </w:rPr>
-            </w:pPr>
-            <w:r>
-              <w:rPr>
-                <w:rFonts w:ascii="Times New Roman" w:hAnsi="Helvetica" w:eastAsia="Helvetica" w:cs="Helvetica"/>
-                <w:i w:val="false"/>
-                <w:b w:val="false"/>
-                <w:u w:val="none"/>
-                <w:strike w:val="false"/>
-                <w:sz w:val="20"/>
-                <w:szCs w:val="20"/>
-                <w:color w:val="000000"/>
-              </w:rPr>
-              <w:t xml:space="preserve">25</w:t>
-            </w:r>
-          </w:p>
-        </w:tc>
-        <w:tc>
-          <w:tcPr>
-            <w:tcBorders>
-              <w:bottom w:val="none" w:sz="0" w:space="0" w:color="000000"/>
-              <w:top w:val="none" w:sz="0" w:space="0" w:color="000000"/>
-              <w:left w:val="none" w:sz="0" w:space="0" w:color="000000"/>
-              <w:right w:val="none" w:sz="0" w:space="0" w:color="000000"/>
-            </w:tcBorders>
-            <w:shd w:val="clear" w:color="auto" w:fill="FFFFFF"/>
-            <w:tcMar>
-              <w:top w:w="0" w:type="dxa"/>
-              <w:bottom w:w="0" w:type="dxa"/>
-              <w:left w:w="0" w:type="dxa"/>
-              <w:right w:w="0" w:type="dxa"/>
-            </w:tcMar>
-            <w:vAlign w:val="center"/>
-          </w:tcPr>
-          <w:p>
-            <w:pPr>
-              <w:pStyle w:val="Normal"/>
-              <w:jc w:val="center"/>
-              <w:keepNext/>
-              <w:pBdr>
-                <w:bottom w:val="none" w:sz="0" w:space="0" w:color="000000"/>
-                <w:top w:val="none" w:sz="0" w:space="0" w:color="000000"/>
-                <w:left w:val="none" w:sz="0" w:space="0" w:color="000000"/>
-                <w:right w:val="none" w:sz="0" w:space="0" w:color="000000"/>
-              </w:pBdr>
-              <w:spacing w:after="40" w:before="40" w:line="240"/>
-              <w:ind w:left="100" w:right="100" w:firstLine="0" w:firstLineChars="0"/>
-              <w:rPr>
-                <w:rFonts w:ascii="Times New Roman" w:hAnsi="Helvetica" w:eastAsia="Helvetica" w:cs="Helvetica"/>
-                <w:i w:val="false"/>
-                <w:b w:val="false"/>
-                <w:u w:val="none"/>
-                <w:strike w:val="false"/>
-                <w:sz w:val="20"/>
-                <w:szCs w:val="20"/>
-                <w:color w:val="000000"/>
-              </w:rPr>
-            </w:pPr>
-            <w:r>
-              <w:rPr>
-                <w:rFonts w:ascii="Times New Roman" w:hAnsi="Helvetica" w:eastAsia="Helvetica" w:cs="Helvetica"/>
-                <w:i w:val="false"/>
-                <w:b w:val="false"/>
-                <w:u w:val="none"/>
-                <w:strike w:val="false"/>
-                <w:sz w:val="20"/>
-                <w:szCs w:val="20"/>
-                <w:color w:val="000000"/>
-              </w:rPr>
-              <w:t xml:space="preserve">6</w:t>
-            </w:r>
-          </w:p>
-        </w:tc>
-        <w:tc>
-          <w:tcPr>
-            <w:tcBorders>
-              <w:bottom w:val="none" w:sz="0" w:space="0" w:color="000000"/>
-              <w:top w:val="none" w:sz="0" w:space="0" w:color="000000"/>
-              <w:left w:val="none" w:sz="0" w:space="0" w:color="000000"/>
-              <w:right w:val="none" w:sz="0" w:space="0" w:color="000000"/>
-            </w:tcBorders>
-            <w:shd w:val="clear" w:color="auto" w:fill="FFFFFF"/>
-            <w:tcMar>
-              <w:top w:w="0" w:type="dxa"/>
-              <w:bottom w:w="0" w:type="dxa"/>
-              <w:left w:w="0" w:type="dxa"/>
-              <w:right w:w="0" w:type="dxa"/>
-            </w:tcMar>
-            <w:vAlign w:val="center"/>
-          </w:tcPr>
-          <w:p>
-            <w:pPr>
-              <w:pStyle w:val="Normal"/>
-              <w:jc w:val="center"/>
-              <w:keepNext/>
-              <w:pBdr>
-                <w:bottom w:val="none" w:sz="0" w:space="0" w:color="000000"/>
-                <w:top w:val="none" w:sz="0" w:space="0" w:color="000000"/>
-                <w:left w:val="none" w:sz="0" w:space="0" w:color="000000"/>
-                <w:right w:val="none" w:sz="0" w:space="0" w:color="000000"/>
-              </w:pBdr>
-              <w:spacing w:after="40" w:before="40" w:line="240"/>
-              <w:ind w:left="100" w:right="100" w:firstLine="0" w:firstLineChars="0"/>
-              <w:rPr>
-                <w:rFonts w:ascii="Times New Roman" w:hAnsi="Helvetica" w:eastAsia="Helvetica" w:cs="Helvetica"/>
-                <w:i w:val="false"/>
-                <w:b w:val="false"/>
-                <w:u w:val="none"/>
-                <w:strike w:val="false"/>
-                <w:sz w:val="20"/>
-                <w:szCs w:val="20"/>
-                <w:color w:val="000000"/>
-              </w:rPr>
-            </w:pPr>
-            <w:r>
-              <w:rPr>
-                <w:rFonts w:ascii="Times New Roman" w:hAnsi="Helvetica" w:eastAsia="Helvetica" w:cs="Helvetica"/>
-                <w:i w:val="false"/>
-                <w:b w:val="false"/>
-                <w:u w:val="none"/>
-                <w:strike w:val="false"/>
-                <w:sz w:val="20"/>
-                <w:szCs w:val="20"/>
-                <w:color w:val="000000"/>
-              </w:rPr>
-              <w:t xml:space="preserve">0.30 (-0.09, 0.69)</w:t>
-            </w:r>
-          </w:p>
-        </w:tc>
-        <w:tc>
-          <w:tcPr>
-            <w:tcBorders>
-              <w:bottom w:val="none" w:sz="0" w:space="0" w:color="000000"/>
-              <w:top w:val="none" w:sz="0" w:space="0" w:color="000000"/>
-              <w:left w:val="none" w:sz="0" w:space="0" w:color="000000"/>
-              <w:right w:val="none" w:sz="0" w:space="0" w:color="000000"/>
-            </w:tcBorders>
-            <w:shd w:val="clear" w:color="auto" w:fill="FFFFFF"/>
-            <w:tcMar>
-              <w:top w:w="0" w:type="dxa"/>
-              <w:bottom w:w="0" w:type="dxa"/>
-              <w:left w:w="0" w:type="dxa"/>
-              <w:right w:w="0" w:type="dxa"/>
-            </w:tcMar>
-            <w:vAlign w:val="center"/>
-          </w:tcPr>
-          <w:p>
-            <w:pPr>
-              <w:pStyle w:val="Normal"/>
-              <w:jc w:val="center"/>
-              <w:keepNext/>
-              <w:pBdr>
-                <w:bottom w:val="none" w:sz="0" w:space="0" w:color="000000"/>
-                <w:top w:val="none" w:sz="0" w:space="0" w:color="000000"/>
-                <w:left w:val="none" w:sz="0" w:space="0" w:color="000000"/>
-                <w:right w:val="none" w:sz="0" w:space="0" w:color="000000"/>
-              </w:pBdr>
-              <w:spacing w:after="40" w:before="40" w:line="240"/>
-              <w:ind w:left="100" w:right="100" w:firstLine="0" w:firstLineChars="0"/>
-              <w:rPr>
-                <w:rFonts w:ascii="Times New Roman" w:hAnsi="Helvetica" w:eastAsia="Helvetica" w:cs="Helvetica"/>
-                <w:i w:val="false"/>
-                <w:b w:val="false"/>
-                <w:u w:val="none"/>
-                <w:strike w:val="false"/>
-                <w:sz w:val="20"/>
-                <w:szCs w:val="20"/>
-                <w:color w:val="000000"/>
-              </w:rPr>
-            </w:pPr>
-            <w:r>
-              <w:rPr>
-                <w:rFonts w:ascii="Times New Roman" w:hAnsi="Helvetica" w:eastAsia="Helvetica" w:cs="Helvetica"/>
-                <w:i w:val="false"/>
-                <w:b w:val="false"/>
-                <w:u w:val="none"/>
-                <w:strike w:val="false"/>
-                <w:sz w:val="20"/>
-                <w:szCs w:val="20"/>
-                <w:color w:val="000000"/>
-              </w:rPr>
-              <w:t xml:space="preserve">0.939</w:t>
+                <w:b w:val="true"/>
+                <w:u w:val="none"/>
+                <w:strike w:val="false"/>
+                <w:sz w:val="20"/>
+                <w:szCs w:val="20"/>
+                <w:color w:val="000000"/>
+              </w:rPr>
+            </w:pPr>
+            <w:r>
+              <w:rPr>
+                <w:rFonts w:ascii="Times New Roman" w:hAnsi="Helvetica" w:eastAsia="Helvetica" w:cs="Helvetica"/>
+                <w:i w:val="false"/>
+                <w:b w:val="true"/>
+                <w:u w:val="none"/>
+                <w:strike w:val="false"/>
+                <w:sz w:val="20"/>
+                <w:szCs w:val="20"/>
+                <w:color w:val="000000"/>
+              </w:rPr>
+              <w:t xml:space="preserve">Implement Prescribed Fire</w:t>
+            </w:r>
+          </w:p>
+        </w:tc>
+        <w:tc>
+          <w:tcPr>
+            <w:tcBorders>
+              <w:bottom w:val="none" w:sz="0" w:space="0" w:color="000000"/>
+              <w:top w:val="none" w:sz="0" w:space="0" w:color="000000"/>
+              <w:left w:val="none" w:sz="0" w:space="0" w:color="000000"/>
+              <w:right w:val="none" w:sz="0" w:space="0" w:color="000000"/>
+            </w:tcBorders>
+            <w:shd w:val="clear" w:color="auto" w:fill="FFFFFF"/>
+            <w:tcMar>
+              <w:top w:w="0" w:type="dxa"/>
+              <w:bottom w:w="0" w:type="dxa"/>
+              <w:left w:w="0" w:type="dxa"/>
+              <w:right w:w="0" w:type="dxa"/>
+            </w:tcMar>
+            <w:vAlign w:val="center"/>
+          </w:tcPr>
+          <w:p>
+            <w:pPr>
+              <w:pStyle w:val="Normal"/>
+              <w:jc w:val="center"/>
+              <w:keepNext/>
+              <w:pBdr>
+                <w:bottom w:val="none" w:sz="0" w:space="0" w:color="000000"/>
+                <w:top w:val="none" w:sz="0" w:space="0" w:color="000000"/>
+                <w:left w:val="none" w:sz="0" w:space="0" w:color="000000"/>
+                <w:right w:val="none" w:sz="0" w:space="0" w:color="000000"/>
+              </w:pBdr>
+              <w:spacing w:after="40" w:before="40" w:line="240"/>
+              <w:ind w:left="100" w:right="100" w:firstLine="0" w:firstLineChars="0"/>
+              <w:rPr>
+                <w:rFonts w:ascii="Times New Roman" w:hAnsi="Helvetica" w:eastAsia="Helvetica" w:cs="Helvetica"/>
+                <w:i w:val="false"/>
+                <w:b w:val="true"/>
+                <w:u w:val="none"/>
+                <w:strike w:val="false"/>
+                <w:sz w:val="20"/>
+                <w:szCs w:val="20"/>
+                <w:color w:val="000000"/>
+              </w:rPr>
+            </w:pPr>
+            <w:r>
+              <w:rPr>
+                <w:rFonts w:ascii="Times New Roman" w:hAnsi="Helvetica" w:eastAsia="Helvetica" w:cs="Helvetica"/>
+                <w:i w:val="false"/>
+                <w:b w:val="true"/>
+                <w:u w:val="none"/>
+                <w:strike w:val="false"/>
+                <w:sz w:val="20"/>
+                <w:szCs w:val="20"/>
+                <w:color w:val="000000"/>
+              </w:rPr>
+              <w:t xml:space="preserve">169</w:t>
+            </w:r>
+          </w:p>
+        </w:tc>
+        <w:tc>
+          <w:tcPr>
+            <w:tcBorders>
+              <w:bottom w:val="none" w:sz="0" w:space="0" w:color="000000"/>
+              <w:top w:val="none" w:sz="0" w:space="0" w:color="000000"/>
+              <w:left w:val="none" w:sz="0" w:space="0" w:color="000000"/>
+              <w:right w:val="none" w:sz="0" w:space="0" w:color="000000"/>
+            </w:tcBorders>
+            <w:shd w:val="clear" w:color="auto" w:fill="FFFFFF"/>
+            <w:tcMar>
+              <w:top w:w="0" w:type="dxa"/>
+              <w:bottom w:w="0" w:type="dxa"/>
+              <w:left w:w="0" w:type="dxa"/>
+              <w:right w:w="0" w:type="dxa"/>
+            </w:tcMar>
+            <w:vAlign w:val="center"/>
+          </w:tcPr>
+          <w:p>
+            <w:pPr>
+              <w:pStyle w:val="Normal"/>
+              <w:jc w:val="center"/>
+              <w:keepNext/>
+              <w:pBdr>
+                <w:bottom w:val="none" w:sz="0" w:space="0" w:color="000000"/>
+                <w:top w:val="none" w:sz="0" w:space="0" w:color="000000"/>
+                <w:left w:val="none" w:sz="0" w:space="0" w:color="000000"/>
+                <w:right w:val="none" w:sz="0" w:space="0" w:color="000000"/>
+              </w:pBdr>
+              <w:spacing w:after="40" w:before="40" w:line="240"/>
+              <w:ind w:left="100" w:right="100" w:firstLine="0" w:firstLineChars="0"/>
+              <w:rPr>
+                <w:rFonts w:ascii="Times New Roman" w:hAnsi="Helvetica" w:eastAsia="Helvetica" w:cs="Helvetica"/>
+                <w:i w:val="false"/>
+                <w:b w:val="true"/>
+                <w:u w:val="none"/>
+                <w:strike w:val="false"/>
+                <w:sz w:val="20"/>
+                <w:szCs w:val="20"/>
+                <w:color w:val="000000"/>
+              </w:rPr>
+            </w:pPr>
+            <w:r>
+              <w:rPr>
+                <w:rFonts w:ascii="Times New Roman" w:hAnsi="Helvetica" w:eastAsia="Helvetica" w:cs="Helvetica"/>
+                <w:i w:val="false"/>
+                <w:b w:val="true"/>
+                <w:u w:val="none"/>
+                <w:strike w:val="false"/>
+                <w:sz w:val="20"/>
+                <w:szCs w:val="20"/>
+                <w:color w:val="000000"/>
+              </w:rPr>
+              <w:t xml:space="preserve">18</w:t>
+            </w:r>
+          </w:p>
+        </w:tc>
+        <w:tc>
+          <w:tcPr>
+            <w:tcBorders>
+              <w:bottom w:val="none" w:sz="0" w:space="0" w:color="000000"/>
+              <w:top w:val="none" w:sz="0" w:space="0" w:color="000000"/>
+              <w:left w:val="none" w:sz="0" w:space="0" w:color="000000"/>
+              <w:right w:val="none" w:sz="0" w:space="0" w:color="000000"/>
+            </w:tcBorders>
+            <w:shd w:val="clear" w:color="auto" w:fill="FFFFFF"/>
+            <w:tcMar>
+              <w:top w:w="0" w:type="dxa"/>
+              <w:bottom w:w="0" w:type="dxa"/>
+              <w:left w:w="0" w:type="dxa"/>
+              <w:right w:w="0" w:type="dxa"/>
+            </w:tcMar>
+            <w:vAlign w:val="center"/>
+          </w:tcPr>
+          <w:p>
+            <w:pPr>
+              <w:pStyle w:val="Normal"/>
+              <w:jc w:val="center"/>
+              <w:keepNext/>
+              <w:pBdr>
+                <w:bottom w:val="none" w:sz="0" w:space="0" w:color="000000"/>
+                <w:top w:val="none" w:sz="0" w:space="0" w:color="000000"/>
+                <w:left w:val="none" w:sz="0" w:space="0" w:color="000000"/>
+                <w:right w:val="none" w:sz="0" w:space="0" w:color="000000"/>
+              </w:pBdr>
+              <w:spacing w:after="40" w:before="40" w:line="240"/>
+              <w:ind w:left="100" w:right="100" w:firstLine="0" w:firstLineChars="0"/>
+              <w:rPr>
+                <w:rFonts w:ascii="Times New Roman" w:hAnsi="Helvetica" w:eastAsia="Helvetica" w:cs="Helvetica"/>
+                <w:i w:val="false"/>
+                <w:b w:val="true"/>
+                <w:u w:val="none"/>
+                <w:strike w:val="false"/>
+                <w:sz w:val="20"/>
+                <w:szCs w:val="20"/>
+                <w:color w:val="000000"/>
+              </w:rPr>
+            </w:pPr>
+            <w:r>
+              <w:rPr>
+                <w:rFonts w:ascii="Times New Roman" w:hAnsi="Helvetica" w:eastAsia="Helvetica" w:cs="Helvetica"/>
+                <w:i w:val="false"/>
+                <w:b w:val="true"/>
+                <w:u w:val="none"/>
+                <w:strike w:val="false"/>
+                <w:sz w:val="20"/>
+                <w:szCs w:val="20"/>
+                <w:color w:val="000000"/>
+              </w:rPr>
+              <w:t xml:space="preserve">0.28 (0.04, 0.51)</w:t>
+            </w:r>
+          </w:p>
+        </w:tc>
+        <w:tc>
+          <w:tcPr>
+            <w:tcBorders>
+              <w:bottom w:val="none" w:sz="0" w:space="0" w:color="000000"/>
+              <w:top w:val="none" w:sz="0" w:space="0" w:color="000000"/>
+              <w:left w:val="none" w:sz="0" w:space="0" w:color="000000"/>
+              <w:right w:val="none" w:sz="0" w:space="0" w:color="000000"/>
+            </w:tcBorders>
+            <w:shd w:val="clear" w:color="auto" w:fill="FFFFFF"/>
+            <w:tcMar>
+              <w:top w:w="0" w:type="dxa"/>
+              <w:bottom w:w="0" w:type="dxa"/>
+              <w:left w:w="0" w:type="dxa"/>
+              <w:right w:w="0" w:type="dxa"/>
+            </w:tcMar>
+            <w:vAlign w:val="center"/>
+          </w:tcPr>
+          <w:p>
+            <w:pPr>
+              <w:pStyle w:val="Normal"/>
+              <w:jc w:val="center"/>
+              <w:keepNext/>
+              <w:pBdr>
+                <w:bottom w:val="none" w:sz="0" w:space="0" w:color="000000"/>
+                <w:top w:val="none" w:sz="0" w:space="0" w:color="000000"/>
+                <w:left w:val="none" w:sz="0" w:space="0" w:color="000000"/>
+                <w:right w:val="none" w:sz="0" w:space="0" w:color="000000"/>
+              </w:pBdr>
+              <w:spacing w:after="40" w:before="40" w:line="240"/>
+              <w:ind w:left="100" w:right="100" w:firstLine="0" w:firstLineChars="0"/>
+              <w:rPr>
+                <w:rFonts w:ascii="Times New Roman" w:hAnsi="Helvetica" w:eastAsia="Helvetica" w:cs="Helvetica"/>
+                <w:i w:val="false"/>
+                <w:b w:val="true"/>
+                <w:u w:val="none"/>
+                <w:strike w:val="false"/>
+                <w:sz w:val="20"/>
+                <w:szCs w:val="20"/>
+                <w:color w:val="000000"/>
+              </w:rPr>
+            </w:pPr>
+            <w:r>
+              <w:rPr>
+                <w:rFonts w:ascii="Times New Roman" w:hAnsi="Helvetica" w:eastAsia="Helvetica" w:cs="Helvetica"/>
+                <w:i w:val="false"/>
+                <w:b w:val="true"/>
+                <w:u w:val="none"/>
+                <w:strike w:val="false"/>
+                <w:sz w:val="20"/>
+                <w:szCs w:val="20"/>
+                <w:color w:val="000000"/>
+              </w:rPr>
+              <w:t xml:space="preserve">0.989</w:t>
             </w:r>
           </w:p>
         </w:tc>
@@ -11239,63 +11239,63 @@
                 <w:szCs w:val="20"/>
                 <w:color w:val="000000"/>
               </w:rPr>
-              <w:t xml:space="preserve">0.15 (-0.08, 0.40)</w:t>
-            </w:r>
-          </w:p>
-        </w:tc>
-        <w:tc>
-          <w:tcPr>
-            <w:tcBorders>
-              <w:bottom w:val="none" w:sz="0" w:space="0" w:color="000000"/>
-              <w:top w:val="none" w:sz="0" w:space="0" w:color="000000"/>
-              <w:left w:val="none" w:sz="0" w:space="0" w:color="000000"/>
-              <w:right w:val="none" w:sz="0" w:space="0" w:color="000000"/>
-            </w:tcBorders>
-            <w:shd w:val="clear" w:color="auto" w:fill="FFFFFF"/>
-            <w:tcMar>
-              <w:top w:w="0" w:type="dxa"/>
-              <w:bottom w:w="0" w:type="dxa"/>
-              <w:left w:w="0" w:type="dxa"/>
-              <w:right w:w="0" w:type="dxa"/>
-            </w:tcMar>
-            <w:vAlign w:val="center"/>
-          </w:tcPr>
-          <w:p>
-            <w:pPr>
-              <w:pStyle w:val="Normal"/>
-              <w:jc w:val="center"/>
-              <w:keepNext/>
-              <w:pBdr>
-                <w:bottom w:val="none" w:sz="0" w:space="0" w:color="000000"/>
-                <w:top w:val="none" w:sz="0" w:space="0" w:color="000000"/>
-                <w:left w:val="none" w:sz="0" w:space="0" w:color="000000"/>
-                <w:right w:val="none" w:sz="0" w:space="0" w:color="000000"/>
-              </w:pBdr>
-              <w:spacing w:after="40" w:before="40" w:line="240"/>
-              <w:ind w:left="100" w:right="100" w:firstLine="0" w:firstLineChars="0"/>
-              <w:rPr>
-                <w:rFonts w:ascii="Times New Roman" w:hAnsi="Helvetica" w:eastAsia="Helvetica" w:cs="Helvetica"/>
-                <w:i w:val="false"/>
-                <w:b w:val="false"/>
-                <w:u w:val="none"/>
-                <w:strike w:val="false"/>
-                <w:sz w:val="20"/>
-                <w:szCs w:val="20"/>
-                <w:color w:val="000000"/>
-              </w:rPr>
-            </w:pPr>
-            <w:r>
-              <w:rPr>
-                <w:rFonts w:ascii="Times New Roman" w:hAnsi="Helvetica" w:eastAsia="Helvetica" w:cs="Helvetica"/>
-                <w:i w:val="false"/>
-                <w:b w:val="false"/>
-                <w:u w:val="none"/>
-                <w:strike w:val="false"/>
-                <w:sz w:val="20"/>
-                <w:szCs w:val="20"/>
-                <w:color w:val="000000"/>
-              </w:rPr>
-              <w:t xml:space="preserve">0.894</w:t>
+              <w:t xml:space="preserve">0.16 (-0.09, 0.42)</w:t>
+            </w:r>
+          </w:p>
+        </w:tc>
+        <w:tc>
+          <w:tcPr>
+            <w:tcBorders>
+              <w:bottom w:val="none" w:sz="0" w:space="0" w:color="000000"/>
+              <w:top w:val="none" w:sz="0" w:space="0" w:color="000000"/>
+              <w:left w:val="none" w:sz="0" w:space="0" w:color="000000"/>
+              <w:right w:val="none" w:sz="0" w:space="0" w:color="000000"/>
+            </w:tcBorders>
+            <w:shd w:val="clear" w:color="auto" w:fill="FFFFFF"/>
+            <w:tcMar>
+              <w:top w:w="0" w:type="dxa"/>
+              <w:bottom w:w="0" w:type="dxa"/>
+              <w:left w:w="0" w:type="dxa"/>
+              <w:right w:w="0" w:type="dxa"/>
+            </w:tcMar>
+            <w:vAlign w:val="center"/>
+          </w:tcPr>
+          <w:p>
+            <w:pPr>
+              <w:pStyle w:val="Normal"/>
+              <w:jc w:val="center"/>
+              <w:keepNext/>
+              <w:pBdr>
+                <w:bottom w:val="none" w:sz="0" w:space="0" w:color="000000"/>
+                <w:top w:val="none" w:sz="0" w:space="0" w:color="000000"/>
+                <w:left w:val="none" w:sz="0" w:space="0" w:color="000000"/>
+                <w:right w:val="none" w:sz="0" w:space="0" w:color="000000"/>
+              </w:pBdr>
+              <w:spacing w:after="40" w:before="40" w:line="240"/>
+              <w:ind w:left="100" w:right="100" w:firstLine="0" w:firstLineChars="0"/>
+              <w:rPr>
+                <w:rFonts w:ascii="Times New Roman" w:hAnsi="Helvetica" w:eastAsia="Helvetica" w:cs="Helvetica"/>
+                <w:i w:val="false"/>
+                <w:b w:val="false"/>
+                <w:u w:val="none"/>
+                <w:strike w:val="false"/>
+                <w:sz w:val="20"/>
+                <w:szCs w:val="20"/>
+                <w:color w:val="000000"/>
+              </w:rPr>
+            </w:pPr>
+            <w:r>
+              <w:rPr>
+                <w:rFonts w:ascii="Times New Roman" w:hAnsi="Helvetica" w:eastAsia="Helvetica" w:cs="Helvetica"/>
+                <w:i w:val="false"/>
+                <w:b w:val="false"/>
+                <w:u w:val="none"/>
+                <w:strike w:val="false"/>
+                <w:sz w:val="20"/>
+                <w:szCs w:val="20"/>
+                <w:color w:val="000000"/>
+              </w:rPr>
+              <w:t xml:space="preserve">0.893</w:t>
             </w:r>
           </w:p>
         </w:tc>
@@ -11595,63 +11595,63 @@
                 <w:szCs w:val="20"/>
                 <w:color w:val="000000"/>
               </w:rPr>
-              <w:t xml:space="preserve">0.13 (-0.27, 0.54)</w:t>
-            </w:r>
-          </w:p>
-        </w:tc>
-        <w:tc>
-          <w:tcPr>
-            <w:tcBorders>
-              <w:bottom w:val="none" w:sz="0" w:space="0" w:color="000000"/>
-              <w:top w:val="none" w:sz="0" w:space="0" w:color="000000"/>
-              <w:left w:val="none" w:sz="0" w:space="0" w:color="000000"/>
-              <w:right w:val="none" w:sz="0" w:space="0" w:color="000000"/>
-            </w:tcBorders>
-            <w:shd w:val="clear" w:color="auto" w:fill="FFFFFF"/>
-            <w:tcMar>
-              <w:top w:w="0" w:type="dxa"/>
-              <w:bottom w:w="0" w:type="dxa"/>
-              <w:left w:w="0" w:type="dxa"/>
-              <w:right w:w="0" w:type="dxa"/>
-            </w:tcMar>
-            <w:vAlign w:val="center"/>
-          </w:tcPr>
-          <w:p>
-            <w:pPr>
-              <w:pStyle w:val="Normal"/>
-              <w:jc w:val="center"/>
-              <w:keepNext/>
-              <w:pBdr>
-                <w:bottom w:val="none" w:sz="0" w:space="0" w:color="000000"/>
-                <w:top w:val="none" w:sz="0" w:space="0" w:color="000000"/>
-                <w:left w:val="none" w:sz="0" w:space="0" w:color="000000"/>
-                <w:right w:val="none" w:sz="0" w:space="0" w:color="000000"/>
-              </w:pBdr>
-              <w:spacing w:after="40" w:before="40" w:line="240"/>
-              <w:ind w:left="100" w:right="100" w:firstLine="0" w:firstLineChars="0"/>
-              <w:rPr>
-                <w:rFonts w:ascii="Times New Roman" w:hAnsi="Helvetica" w:eastAsia="Helvetica" w:cs="Helvetica"/>
-                <w:i w:val="false"/>
-                <w:b w:val="false"/>
-                <w:u w:val="none"/>
-                <w:strike w:val="false"/>
-                <w:sz w:val="20"/>
-                <w:szCs w:val="20"/>
-                <w:color w:val="000000"/>
-              </w:rPr>
-            </w:pPr>
-            <w:r>
-              <w:rPr>
-                <w:rFonts w:ascii="Times New Roman" w:hAnsi="Helvetica" w:eastAsia="Helvetica" w:cs="Helvetica"/>
-                <w:i w:val="false"/>
-                <w:b w:val="false"/>
-                <w:u w:val="none"/>
-                <w:strike w:val="false"/>
-                <w:sz w:val="20"/>
-                <w:szCs w:val="20"/>
-                <w:color w:val="000000"/>
-              </w:rPr>
-              <w:t xml:space="preserve">0.743</w:t>
+              <w:t xml:space="preserve">0.14 (-0.28, 0.55)</w:t>
+            </w:r>
+          </w:p>
+        </w:tc>
+        <w:tc>
+          <w:tcPr>
+            <w:tcBorders>
+              <w:bottom w:val="none" w:sz="0" w:space="0" w:color="000000"/>
+              <w:top w:val="none" w:sz="0" w:space="0" w:color="000000"/>
+              <w:left w:val="none" w:sz="0" w:space="0" w:color="000000"/>
+              <w:right w:val="none" w:sz="0" w:space="0" w:color="000000"/>
+            </w:tcBorders>
+            <w:shd w:val="clear" w:color="auto" w:fill="FFFFFF"/>
+            <w:tcMar>
+              <w:top w:w="0" w:type="dxa"/>
+              <w:bottom w:w="0" w:type="dxa"/>
+              <w:left w:w="0" w:type="dxa"/>
+              <w:right w:w="0" w:type="dxa"/>
+            </w:tcMar>
+            <w:vAlign w:val="center"/>
+          </w:tcPr>
+          <w:p>
+            <w:pPr>
+              <w:pStyle w:val="Normal"/>
+              <w:jc w:val="center"/>
+              <w:keepNext/>
+              <w:pBdr>
+                <w:bottom w:val="none" w:sz="0" w:space="0" w:color="000000"/>
+                <w:top w:val="none" w:sz="0" w:space="0" w:color="000000"/>
+                <w:left w:val="none" w:sz="0" w:space="0" w:color="000000"/>
+                <w:right w:val="none" w:sz="0" w:space="0" w:color="000000"/>
+              </w:pBdr>
+              <w:spacing w:after="40" w:before="40" w:line="240"/>
+              <w:ind w:left="100" w:right="100" w:firstLine="0" w:firstLineChars="0"/>
+              <w:rPr>
+                <w:rFonts w:ascii="Times New Roman" w:hAnsi="Helvetica" w:eastAsia="Helvetica" w:cs="Helvetica"/>
+                <w:i w:val="false"/>
+                <w:b w:val="false"/>
+                <w:u w:val="none"/>
+                <w:strike w:val="false"/>
+                <w:sz w:val="20"/>
+                <w:szCs w:val="20"/>
+                <w:color w:val="000000"/>
+              </w:rPr>
+            </w:pPr>
+            <w:r>
+              <w:rPr>
+                <w:rFonts w:ascii="Times New Roman" w:hAnsi="Helvetica" w:eastAsia="Helvetica" w:cs="Helvetica"/>
+                <w:i w:val="false"/>
+                <w:b w:val="false"/>
+                <w:u w:val="none"/>
+                <w:strike w:val="false"/>
+                <w:sz w:val="20"/>
+                <w:szCs w:val="20"/>
+                <w:color w:val="000000"/>
+              </w:rPr>
+              <w:t xml:space="preserve">0.744</w:t>
             </w:r>
           </w:p>
         </w:tc>
@@ -11925,63 +11925,63 @@
                 <w:szCs w:val="20"/>
                 <w:color w:val="000000"/>
               </w:rPr>
-              <w:t xml:space="preserve">0.08 (-0.31, 0.48)</w:t>
-            </w:r>
-          </w:p>
-        </w:tc>
-        <w:tc>
-          <w:tcPr>
-            <w:tcBorders>
-              <w:bottom w:val="none" w:sz="0" w:space="0" w:color="000000"/>
-              <w:top w:val="none" w:sz="0" w:space="0" w:color="000000"/>
-              <w:left w:val="none" w:sz="0" w:space="0" w:color="000000"/>
-              <w:right w:val="none" w:sz="0" w:space="0" w:color="000000"/>
-            </w:tcBorders>
-            <w:shd w:val="clear" w:color="auto" w:fill="FFFFFF"/>
-            <w:tcMar>
-              <w:top w:w="0" w:type="dxa"/>
-              <w:bottom w:w="0" w:type="dxa"/>
-              <w:left w:w="0" w:type="dxa"/>
-              <w:right w:w="0" w:type="dxa"/>
-            </w:tcMar>
-            <w:vAlign w:val="center"/>
-          </w:tcPr>
-          <w:p>
-            <w:pPr>
-              <w:pStyle w:val="Normal"/>
-              <w:jc w:val="center"/>
-              <w:keepNext/>
-              <w:pBdr>
-                <w:bottom w:val="none" w:sz="0" w:space="0" w:color="000000"/>
-                <w:top w:val="none" w:sz="0" w:space="0" w:color="000000"/>
-                <w:left w:val="none" w:sz="0" w:space="0" w:color="000000"/>
-                <w:right w:val="none" w:sz="0" w:space="0" w:color="000000"/>
-              </w:pBdr>
-              <w:spacing w:after="40" w:before="40" w:line="240"/>
-              <w:ind w:left="100" w:right="100" w:firstLine="0" w:firstLineChars="0"/>
-              <w:rPr>
-                <w:rFonts w:ascii="Times New Roman" w:hAnsi="Helvetica" w:eastAsia="Helvetica" w:cs="Helvetica"/>
-                <w:i w:val="false"/>
-                <w:b w:val="false"/>
-                <w:u w:val="none"/>
-                <w:strike w:val="false"/>
-                <w:sz w:val="20"/>
-                <w:szCs w:val="20"/>
-                <w:color w:val="000000"/>
-              </w:rPr>
-            </w:pPr>
-            <w:r>
-              <w:rPr>
-                <w:rFonts w:ascii="Times New Roman" w:hAnsi="Helvetica" w:eastAsia="Helvetica" w:cs="Helvetica"/>
-                <w:i w:val="false"/>
-                <w:b w:val="false"/>
-                <w:u w:val="none"/>
-                <w:strike w:val="false"/>
-                <w:sz w:val="20"/>
-                <w:szCs w:val="20"/>
-                <w:color w:val="000000"/>
-              </w:rPr>
-              <w:t xml:space="preserve">0.651</w:t>
+              <w:t xml:space="preserve">0.09 (-0.31, 0.51)</w:t>
+            </w:r>
+          </w:p>
+        </w:tc>
+        <w:tc>
+          <w:tcPr>
+            <w:tcBorders>
+              <w:bottom w:val="none" w:sz="0" w:space="0" w:color="000000"/>
+              <w:top w:val="none" w:sz="0" w:space="0" w:color="000000"/>
+              <w:left w:val="none" w:sz="0" w:space="0" w:color="000000"/>
+              <w:right w:val="none" w:sz="0" w:space="0" w:color="000000"/>
+            </w:tcBorders>
+            <w:shd w:val="clear" w:color="auto" w:fill="FFFFFF"/>
+            <w:tcMar>
+              <w:top w:w="0" w:type="dxa"/>
+              <w:bottom w:w="0" w:type="dxa"/>
+              <w:left w:w="0" w:type="dxa"/>
+              <w:right w:w="0" w:type="dxa"/>
+            </w:tcMar>
+            <w:vAlign w:val="center"/>
+          </w:tcPr>
+          <w:p>
+            <w:pPr>
+              <w:pStyle w:val="Normal"/>
+              <w:jc w:val="center"/>
+              <w:keepNext/>
+              <w:pBdr>
+                <w:bottom w:val="none" w:sz="0" w:space="0" w:color="000000"/>
+                <w:top w:val="none" w:sz="0" w:space="0" w:color="000000"/>
+                <w:left w:val="none" w:sz="0" w:space="0" w:color="000000"/>
+                <w:right w:val="none" w:sz="0" w:space="0" w:color="000000"/>
+              </w:pBdr>
+              <w:spacing w:after="40" w:before="40" w:line="240"/>
+              <w:ind w:left="100" w:right="100" w:firstLine="0" w:firstLineChars="0"/>
+              <w:rPr>
+                <w:rFonts w:ascii="Times New Roman" w:hAnsi="Helvetica" w:eastAsia="Helvetica" w:cs="Helvetica"/>
+                <w:i w:val="false"/>
+                <w:b w:val="false"/>
+                <w:u w:val="none"/>
+                <w:strike w:val="false"/>
+                <w:sz w:val="20"/>
+                <w:szCs w:val="20"/>
+                <w:color w:val="000000"/>
+              </w:rPr>
+            </w:pPr>
+            <w:r>
+              <w:rPr>
+                <w:rFonts w:ascii="Times New Roman" w:hAnsi="Helvetica" w:eastAsia="Helvetica" w:cs="Helvetica"/>
+                <w:i w:val="false"/>
+                <w:b w:val="false"/>
+                <w:u w:val="none"/>
+                <w:strike w:val="false"/>
+                <w:sz w:val="20"/>
+                <w:szCs w:val="20"/>
+                <w:color w:val="000000"/>
+              </w:rPr>
+              <w:t xml:space="preserve">0.669</w:t>
             </w:r>
           </w:p>
         </w:tc>
@@ -12255,7 +12255,7 @@
                 <w:szCs w:val="20"/>
                 <w:color w:val="000000"/>
               </w:rPr>
-              <w:t xml:space="preserve">-0.12 (-0.40, 0.16)</w:t>
+              <w:t xml:space="preserve">-0.12 (-0.40, 0.18)</w:t>
             </w:r>
           </w:p>
         </w:tc>
@@ -12311,7 +12311,7 @@
                 <w:szCs w:val="20"/>
                 <w:color w:val="000000"/>
               </w:rPr>
-              <w:t xml:space="preserve">0.196</w:t>
+              <w:t xml:space="preserve">0.219</w:t>
             </w:r>
           </w:p>
         </w:tc>
@@ -12750,7 +12750,7 @@
                 <w:szCs w:val="20"/>
                 <w:color w:val="000000"/>
               </w:rPr>
-              <w:t xml:space="preserve">0.67 (0.43, 0.91)</w:t>
+              <w:t xml:space="preserve">0.66 (0.40, 0.92)</w:t>
             </w:r>
           </w:p>
         </w:tc>
@@ -12950,7 +12950,7 @@
                 <w:szCs w:val="20"/>
                 <w:color w:val="000000"/>
               </w:rPr>
-              <w:t xml:space="preserve">0.42 (0.03, 0.80)</w:t>
+              <w:t xml:space="preserve">0.45 (0.04, 0.85)</w:t>
             </w:r>
           </w:p>
         </w:tc>
@@ -13006,7 +13006,7 @@
                 <w:szCs w:val="20"/>
                 <w:color w:val="000000"/>
               </w:rPr>
-              <w:t xml:space="preserve">0.983</w:t>
+              <w:t xml:space="preserve">0.984</w:t>
             </w:r>
           </w:p>
         </w:tc>
@@ -13124,63 +13124,63 @@
                 <w:szCs w:val="20"/>
                 <w:color w:val="000000"/>
               </w:rPr>
-              <w:t xml:space="preserve">0.31 (-0.29, 0.90)</w:t>
-            </w:r>
-          </w:p>
-        </w:tc>
-        <w:tc>
-          <w:tcPr>
-            <w:tcBorders>
-              <w:bottom w:val="none" w:sz="0" w:space="0" w:color="000000"/>
-              <w:top w:val="none" w:sz="0" w:space="0" w:color="000000"/>
-              <w:left w:val="none" w:sz="0" w:space="0" w:color="000000"/>
-              <w:right w:val="none" w:sz="0" w:space="0" w:color="000000"/>
-            </w:tcBorders>
-            <w:shd w:val="clear" w:color="auto" w:fill="FFFFFF"/>
-            <w:tcMar>
-              <w:top w:w="0" w:type="dxa"/>
-              <w:bottom w:w="0" w:type="dxa"/>
-              <w:left w:w="0" w:type="dxa"/>
-              <w:right w:w="0" w:type="dxa"/>
-            </w:tcMar>
-            <w:vAlign w:val="center"/>
-          </w:tcPr>
-          <w:p>
-            <w:pPr>
-              <w:pStyle w:val="Normal"/>
-              <w:jc w:val="center"/>
-              <w:keepNext/>
-              <w:pBdr>
-                <w:bottom w:val="none" w:sz="0" w:space="0" w:color="000000"/>
-                <w:top w:val="none" w:sz="0" w:space="0" w:color="000000"/>
-                <w:left w:val="none" w:sz="0" w:space="0" w:color="000000"/>
-                <w:right w:val="none" w:sz="0" w:space="0" w:color="000000"/>
-              </w:pBdr>
-              <w:spacing w:after="40" w:before="40" w:line="240"/>
-              <w:ind w:left="100" w:right="100" w:firstLine="0" w:firstLineChars="0"/>
-              <w:rPr>
-                <w:rFonts w:ascii="Times New Roman" w:hAnsi="Helvetica" w:eastAsia="Helvetica" w:cs="Helvetica"/>
-                <w:i w:val="false"/>
-                <w:b w:val="false"/>
-                <w:u w:val="none"/>
-                <w:strike w:val="false"/>
-                <w:sz w:val="20"/>
-                <w:szCs w:val="20"/>
-                <w:color w:val="000000"/>
-              </w:rPr>
-            </w:pPr>
-            <w:r>
-              <w:rPr>
-                <w:rFonts w:ascii="Times New Roman" w:hAnsi="Helvetica" w:eastAsia="Helvetica" w:cs="Helvetica"/>
-                <w:i w:val="false"/>
-                <w:b w:val="false"/>
-                <w:u w:val="none"/>
-                <w:strike w:val="false"/>
-                <w:sz w:val="20"/>
-                <w:szCs w:val="20"/>
-                <w:color w:val="000000"/>
-              </w:rPr>
-              <w:t xml:space="preserve">0.846</w:t>
+              <w:t xml:space="preserve">0.36 (-0.26, 0.97)</w:t>
+            </w:r>
+          </w:p>
+        </w:tc>
+        <w:tc>
+          <w:tcPr>
+            <w:tcBorders>
+              <w:bottom w:val="none" w:sz="0" w:space="0" w:color="000000"/>
+              <w:top w:val="none" w:sz="0" w:space="0" w:color="000000"/>
+              <w:left w:val="none" w:sz="0" w:space="0" w:color="000000"/>
+              <w:right w:val="none" w:sz="0" w:space="0" w:color="000000"/>
+            </w:tcBorders>
+            <w:shd w:val="clear" w:color="auto" w:fill="FFFFFF"/>
+            <w:tcMar>
+              <w:top w:w="0" w:type="dxa"/>
+              <w:bottom w:w="0" w:type="dxa"/>
+              <w:left w:w="0" w:type="dxa"/>
+              <w:right w:w="0" w:type="dxa"/>
+            </w:tcMar>
+            <w:vAlign w:val="center"/>
+          </w:tcPr>
+          <w:p>
+            <w:pPr>
+              <w:pStyle w:val="Normal"/>
+              <w:jc w:val="center"/>
+              <w:keepNext/>
+              <w:pBdr>
+                <w:bottom w:val="none" w:sz="0" w:space="0" w:color="000000"/>
+                <w:top w:val="none" w:sz="0" w:space="0" w:color="000000"/>
+                <w:left w:val="none" w:sz="0" w:space="0" w:color="000000"/>
+                <w:right w:val="none" w:sz="0" w:space="0" w:color="000000"/>
+              </w:pBdr>
+              <w:spacing w:after="40" w:before="40" w:line="240"/>
+              <w:ind w:left="100" w:right="100" w:firstLine="0" w:firstLineChars="0"/>
+              <w:rPr>
+                <w:rFonts w:ascii="Times New Roman" w:hAnsi="Helvetica" w:eastAsia="Helvetica" w:cs="Helvetica"/>
+                <w:i w:val="false"/>
+                <w:b w:val="false"/>
+                <w:u w:val="none"/>
+                <w:strike w:val="false"/>
+                <w:sz w:val="20"/>
+                <w:szCs w:val="20"/>
+                <w:color w:val="000000"/>
+              </w:rPr>
+            </w:pPr>
+            <w:r>
+              <w:rPr>
+                <w:rFonts w:ascii="Times New Roman" w:hAnsi="Helvetica" w:eastAsia="Helvetica" w:cs="Helvetica"/>
+                <w:i w:val="false"/>
+                <w:b w:val="false"/>
+                <w:u w:val="none"/>
+                <w:strike w:val="false"/>
+                <w:sz w:val="20"/>
+                <w:szCs w:val="20"/>
+                <w:color w:val="000000"/>
+              </w:rPr>
+              <w:t xml:space="preserve">0.870</w:t>
             </w:r>
           </w:p>
         </w:tc>
@@ -13298,63 +13298,63 @@
                 <w:szCs w:val="20"/>
                 <w:color w:val="000000"/>
               </w:rPr>
-              <w:t xml:space="preserve">0.14 (-0.21, 0.49)</w:t>
-            </w:r>
-          </w:p>
-        </w:tc>
-        <w:tc>
-          <w:tcPr>
-            <w:tcBorders>
-              <w:bottom w:val="none" w:sz="0" w:space="0" w:color="000000"/>
-              <w:top w:val="none" w:sz="0" w:space="0" w:color="000000"/>
-              <w:left w:val="none" w:sz="0" w:space="0" w:color="000000"/>
-              <w:right w:val="none" w:sz="0" w:space="0" w:color="000000"/>
-            </w:tcBorders>
-            <w:shd w:val="clear" w:color="auto" w:fill="FFFFFF"/>
-            <w:tcMar>
-              <w:top w:w="0" w:type="dxa"/>
-              <w:bottom w:w="0" w:type="dxa"/>
-              <w:left w:w="0" w:type="dxa"/>
-              <w:right w:w="0" w:type="dxa"/>
-            </w:tcMar>
-            <w:vAlign w:val="center"/>
-          </w:tcPr>
-          <w:p>
-            <w:pPr>
-              <w:pStyle w:val="Normal"/>
-              <w:jc w:val="center"/>
-              <w:keepNext/>
-              <w:pBdr>
-                <w:bottom w:val="none" w:sz="0" w:space="0" w:color="000000"/>
-                <w:top w:val="none" w:sz="0" w:space="0" w:color="000000"/>
-                <w:left w:val="none" w:sz="0" w:space="0" w:color="000000"/>
-                <w:right w:val="none" w:sz="0" w:space="0" w:color="000000"/>
-              </w:pBdr>
-              <w:spacing w:after="40" w:before="40" w:line="240"/>
-              <w:ind w:left="100" w:right="100" w:firstLine="0" w:firstLineChars="0"/>
-              <w:rPr>
-                <w:rFonts w:ascii="Times New Roman" w:hAnsi="Helvetica" w:eastAsia="Helvetica" w:cs="Helvetica"/>
-                <w:i w:val="false"/>
-                <w:b w:val="false"/>
-                <w:u w:val="none"/>
-                <w:strike w:val="false"/>
-                <w:sz w:val="20"/>
-                <w:szCs w:val="20"/>
-                <w:color w:val="000000"/>
-              </w:rPr>
-            </w:pPr>
-            <w:r>
-              <w:rPr>
-                <w:rFonts w:ascii="Times New Roman" w:hAnsi="Helvetica" w:eastAsia="Helvetica" w:cs="Helvetica"/>
-                <w:i w:val="false"/>
-                <w:b w:val="false"/>
-                <w:u w:val="none"/>
-                <w:strike w:val="false"/>
-                <w:sz w:val="20"/>
-                <w:szCs w:val="20"/>
-                <w:color w:val="000000"/>
-              </w:rPr>
-              <w:t xml:space="preserve">0.789</w:t>
+              <w:t xml:space="preserve">0.34 (-0.03, 0.71)</w:t>
+            </w:r>
+          </w:p>
+        </w:tc>
+        <w:tc>
+          <w:tcPr>
+            <w:tcBorders>
+              <w:bottom w:val="none" w:sz="0" w:space="0" w:color="000000"/>
+              <w:top w:val="none" w:sz="0" w:space="0" w:color="000000"/>
+              <w:left w:val="none" w:sz="0" w:space="0" w:color="000000"/>
+              <w:right w:val="none" w:sz="0" w:space="0" w:color="000000"/>
+            </w:tcBorders>
+            <w:shd w:val="clear" w:color="auto" w:fill="FFFFFF"/>
+            <w:tcMar>
+              <w:top w:w="0" w:type="dxa"/>
+              <w:bottom w:w="0" w:type="dxa"/>
+              <w:left w:w="0" w:type="dxa"/>
+              <w:right w:w="0" w:type="dxa"/>
+            </w:tcMar>
+            <w:vAlign w:val="center"/>
+          </w:tcPr>
+          <w:p>
+            <w:pPr>
+              <w:pStyle w:val="Normal"/>
+              <w:jc w:val="center"/>
+              <w:keepNext/>
+              <w:pBdr>
+                <w:bottom w:val="none" w:sz="0" w:space="0" w:color="000000"/>
+                <w:top w:val="none" w:sz="0" w:space="0" w:color="000000"/>
+                <w:left w:val="none" w:sz="0" w:space="0" w:color="000000"/>
+                <w:right w:val="none" w:sz="0" w:space="0" w:color="000000"/>
+              </w:pBdr>
+              <w:spacing w:after="40" w:before="40" w:line="240"/>
+              <w:ind w:left="100" w:right="100" w:firstLine="0" w:firstLineChars="0"/>
+              <w:rPr>
+                <w:rFonts w:ascii="Times New Roman" w:hAnsi="Helvetica" w:eastAsia="Helvetica" w:cs="Helvetica"/>
+                <w:i w:val="false"/>
+                <w:b w:val="false"/>
+                <w:u w:val="none"/>
+                <w:strike w:val="false"/>
+                <w:sz w:val="20"/>
+                <w:szCs w:val="20"/>
+                <w:color w:val="000000"/>
+              </w:rPr>
+            </w:pPr>
+            <w:r>
+              <w:rPr>
+                <w:rFonts w:ascii="Times New Roman" w:hAnsi="Helvetica" w:eastAsia="Helvetica" w:cs="Helvetica"/>
+                <w:i w:val="false"/>
+                <w:b w:val="false"/>
+                <w:u w:val="none"/>
+                <w:strike w:val="false"/>
+                <w:sz w:val="20"/>
+                <w:szCs w:val="20"/>
+                <w:color w:val="000000"/>
+              </w:rPr>
+              <w:t xml:space="preserve">0.965</w:t>
             </w:r>
           </w:p>
         </w:tc>
@@ -13472,63 +13472,63 @@
                 <w:szCs w:val="20"/>
                 <w:color w:val="000000"/>
               </w:rPr>
-              <w:t xml:space="preserve">-0.01 (-0.52, 0.50)</w:t>
-            </w:r>
-          </w:p>
-        </w:tc>
-        <w:tc>
-          <w:tcPr>
-            <w:tcBorders>
-              <w:bottom w:val="none" w:sz="0" w:space="0" w:color="000000"/>
-              <w:top w:val="none" w:sz="0" w:space="0" w:color="000000"/>
-              <w:left w:val="none" w:sz="0" w:space="0" w:color="000000"/>
-              <w:right w:val="none" w:sz="0" w:space="0" w:color="000000"/>
-            </w:tcBorders>
-            <w:shd w:val="clear" w:color="auto" w:fill="FFFFFF"/>
-            <w:tcMar>
-              <w:top w:w="0" w:type="dxa"/>
-              <w:bottom w:w="0" w:type="dxa"/>
-              <w:left w:w="0" w:type="dxa"/>
-              <w:right w:w="0" w:type="dxa"/>
-            </w:tcMar>
-            <w:vAlign w:val="center"/>
-          </w:tcPr>
-          <w:p>
-            <w:pPr>
-              <w:pStyle w:val="Normal"/>
-              <w:jc w:val="center"/>
-              <w:keepNext/>
-              <w:pBdr>
-                <w:bottom w:val="none" w:sz="0" w:space="0" w:color="000000"/>
-                <w:top w:val="none" w:sz="0" w:space="0" w:color="000000"/>
-                <w:left w:val="none" w:sz="0" w:space="0" w:color="000000"/>
-                <w:right w:val="none" w:sz="0" w:space="0" w:color="000000"/>
-              </w:pBdr>
-              <w:spacing w:after="40" w:before="40" w:line="240"/>
-              <w:ind w:left="100" w:right="100" w:firstLine="0" w:firstLineChars="0"/>
-              <w:rPr>
-                <w:rFonts w:ascii="Times New Roman" w:hAnsi="Helvetica" w:eastAsia="Helvetica" w:cs="Helvetica"/>
-                <w:i w:val="false"/>
-                <w:b w:val="false"/>
-                <w:u w:val="none"/>
-                <w:strike w:val="false"/>
-                <w:sz w:val="20"/>
-                <w:szCs w:val="20"/>
-                <w:color w:val="000000"/>
-              </w:rPr>
-            </w:pPr>
-            <w:r>
-              <w:rPr>
-                <w:rFonts w:ascii="Times New Roman" w:hAnsi="Helvetica" w:eastAsia="Helvetica" w:cs="Helvetica"/>
-                <w:i w:val="false"/>
-                <w:b w:val="false"/>
-                <w:u w:val="none"/>
-                <w:strike w:val="false"/>
-                <w:sz w:val="20"/>
-                <w:szCs w:val="20"/>
-                <w:color w:val="000000"/>
-              </w:rPr>
-              <w:t xml:space="preserve">0.489</w:t>
+              <w:t xml:space="preserve">0.01 (-0.52, 0.53)</w:t>
+            </w:r>
+          </w:p>
+        </w:tc>
+        <w:tc>
+          <w:tcPr>
+            <w:tcBorders>
+              <w:bottom w:val="none" w:sz="0" w:space="0" w:color="000000"/>
+              <w:top w:val="none" w:sz="0" w:space="0" w:color="000000"/>
+              <w:left w:val="none" w:sz="0" w:space="0" w:color="000000"/>
+              <w:right w:val="none" w:sz="0" w:space="0" w:color="000000"/>
+            </w:tcBorders>
+            <w:shd w:val="clear" w:color="auto" w:fill="FFFFFF"/>
+            <w:tcMar>
+              <w:top w:w="0" w:type="dxa"/>
+              <w:bottom w:w="0" w:type="dxa"/>
+              <w:left w:w="0" w:type="dxa"/>
+              <w:right w:w="0" w:type="dxa"/>
+            </w:tcMar>
+            <w:vAlign w:val="center"/>
+          </w:tcPr>
+          <w:p>
+            <w:pPr>
+              <w:pStyle w:val="Normal"/>
+              <w:jc w:val="center"/>
+              <w:keepNext/>
+              <w:pBdr>
+                <w:bottom w:val="none" w:sz="0" w:space="0" w:color="000000"/>
+                <w:top w:val="none" w:sz="0" w:space="0" w:color="000000"/>
+                <w:left w:val="none" w:sz="0" w:space="0" w:color="000000"/>
+                <w:right w:val="none" w:sz="0" w:space="0" w:color="000000"/>
+              </w:pBdr>
+              <w:spacing w:after="40" w:before="40" w:line="240"/>
+              <w:ind w:left="100" w:right="100" w:firstLine="0" w:firstLineChars="0"/>
+              <w:rPr>
+                <w:rFonts w:ascii="Times New Roman" w:hAnsi="Helvetica" w:eastAsia="Helvetica" w:cs="Helvetica"/>
+                <w:i w:val="false"/>
+                <w:b w:val="false"/>
+                <w:u w:val="none"/>
+                <w:strike w:val="false"/>
+                <w:sz w:val="20"/>
+                <w:szCs w:val="20"/>
+                <w:color w:val="000000"/>
+              </w:rPr>
+            </w:pPr>
+            <w:r>
+              <w:rPr>
+                <w:rFonts w:ascii="Times New Roman" w:hAnsi="Helvetica" w:eastAsia="Helvetica" w:cs="Helvetica"/>
+                <w:i w:val="false"/>
+                <w:b w:val="false"/>
+                <w:u w:val="none"/>
+                <w:strike w:val="false"/>
+                <w:sz w:val="20"/>
+                <w:szCs w:val="20"/>
+                <w:color w:val="000000"/>
+              </w:rPr>
+              <w:t xml:space="preserve">0.511</w:t>
             </w:r>
           </w:p>
         </w:tc>
@@ -13646,63 +13646,63 @@
                 <w:szCs w:val="20"/>
                 <w:color w:val="000000"/>
               </w:rPr>
-              <w:t xml:space="preserve">-0.23 (-0.56, 0.09)</w:t>
-            </w:r>
-          </w:p>
-        </w:tc>
-        <w:tc>
-          <w:tcPr>
-            <w:tcBorders>
-              <w:bottom w:val="none" w:sz="0" w:space="0" w:color="000000"/>
-              <w:top w:val="none" w:sz="0" w:space="0" w:color="000000"/>
-              <w:left w:val="none" w:sz="0" w:space="0" w:color="000000"/>
-              <w:right w:val="none" w:sz="0" w:space="0" w:color="000000"/>
-            </w:tcBorders>
-            <w:shd w:val="clear" w:color="auto" w:fill="FFFFFF"/>
-            <w:tcMar>
-              <w:top w:w="0" w:type="dxa"/>
-              <w:bottom w:w="0" w:type="dxa"/>
-              <w:left w:w="0" w:type="dxa"/>
-              <w:right w:w="0" w:type="dxa"/>
-            </w:tcMar>
-            <w:vAlign w:val="center"/>
-          </w:tcPr>
-          <w:p>
-            <w:pPr>
-              <w:pStyle w:val="Normal"/>
-              <w:jc w:val="center"/>
-              <w:keepNext/>
-              <w:pBdr>
-                <w:bottom w:val="none" w:sz="0" w:space="0" w:color="000000"/>
-                <w:top w:val="none" w:sz="0" w:space="0" w:color="000000"/>
-                <w:left w:val="none" w:sz="0" w:space="0" w:color="000000"/>
-                <w:right w:val="none" w:sz="0" w:space="0" w:color="000000"/>
-              </w:pBdr>
-              <w:spacing w:after="40" w:before="40" w:line="240"/>
-              <w:ind w:left="100" w:right="100" w:firstLine="0" w:firstLineChars="0"/>
-              <w:rPr>
-                <w:rFonts w:ascii="Times New Roman" w:hAnsi="Helvetica" w:eastAsia="Helvetica" w:cs="Helvetica"/>
-                <w:i w:val="false"/>
-                <w:b w:val="false"/>
-                <w:u w:val="none"/>
-                <w:strike w:val="false"/>
-                <w:sz w:val="20"/>
-                <w:szCs w:val="20"/>
-                <w:color w:val="000000"/>
-              </w:rPr>
-            </w:pPr>
-            <w:r>
-              <w:rPr>
-                <w:rFonts w:ascii="Times New Roman" w:hAnsi="Helvetica" w:eastAsia="Helvetica" w:cs="Helvetica"/>
-                <w:i w:val="false"/>
-                <w:b w:val="false"/>
-                <w:u w:val="none"/>
-                <w:strike w:val="false"/>
-                <w:sz w:val="20"/>
-                <w:szCs w:val="20"/>
-                <w:color w:val="000000"/>
-              </w:rPr>
-              <w:t xml:space="preserve">0.082</w:t>
+              <w:t xml:space="preserve">-0.22 (-0.56, 0.12)</w:t>
+            </w:r>
+          </w:p>
+        </w:tc>
+        <w:tc>
+          <w:tcPr>
+            <w:tcBorders>
+              <w:bottom w:val="none" w:sz="0" w:space="0" w:color="000000"/>
+              <w:top w:val="none" w:sz="0" w:space="0" w:color="000000"/>
+              <w:left w:val="none" w:sz="0" w:space="0" w:color="000000"/>
+              <w:right w:val="none" w:sz="0" w:space="0" w:color="000000"/>
+            </w:tcBorders>
+            <w:shd w:val="clear" w:color="auto" w:fill="FFFFFF"/>
+            <w:tcMar>
+              <w:top w:w="0" w:type="dxa"/>
+              <w:bottom w:w="0" w:type="dxa"/>
+              <w:left w:w="0" w:type="dxa"/>
+              <w:right w:w="0" w:type="dxa"/>
+            </w:tcMar>
+            <w:vAlign w:val="center"/>
+          </w:tcPr>
+          <w:p>
+            <w:pPr>
+              <w:pStyle w:val="Normal"/>
+              <w:jc w:val="center"/>
+              <w:keepNext/>
+              <w:pBdr>
+                <w:bottom w:val="none" w:sz="0" w:space="0" w:color="000000"/>
+                <w:top w:val="none" w:sz="0" w:space="0" w:color="000000"/>
+                <w:left w:val="none" w:sz="0" w:space="0" w:color="000000"/>
+                <w:right w:val="none" w:sz="0" w:space="0" w:color="000000"/>
+              </w:pBdr>
+              <w:spacing w:after="40" w:before="40" w:line="240"/>
+              <w:ind w:left="100" w:right="100" w:firstLine="0" w:firstLineChars="0"/>
+              <w:rPr>
+                <w:rFonts w:ascii="Times New Roman" w:hAnsi="Helvetica" w:eastAsia="Helvetica" w:cs="Helvetica"/>
+                <w:i w:val="false"/>
+                <w:b w:val="false"/>
+                <w:u w:val="none"/>
+                <w:strike w:val="false"/>
+                <w:sz w:val="20"/>
+                <w:szCs w:val="20"/>
+                <w:color w:val="000000"/>
+              </w:rPr>
+            </w:pPr>
+            <w:r>
+              <w:rPr>
+                <w:rFonts w:ascii="Times New Roman" w:hAnsi="Helvetica" w:eastAsia="Helvetica" w:cs="Helvetica"/>
+                <w:i w:val="false"/>
+                <w:b w:val="false"/>
+                <w:u w:val="none"/>
+                <w:strike w:val="false"/>
+                <w:sz w:val="20"/>
+                <w:szCs w:val="20"/>
+                <w:color w:val="000000"/>
+              </w:rPr>
+              <w:t xml:space="preserve">0.101</w:t>
             </w:r>
           </w:p>
         </w:tc>
@@ -13820,7 +13820,7 @@
                 <w:szCs w:val="20"/>
                 <w:color w:val="000000"/>
               </w:rPr>
-              <w:t xml:space="preserve">-0.24 (-0.52, 0.05)</w:t>
+              <w:t xml:space="preserve">-0.22 (-0.52, 0.09)</w:t>
             </w:r>
           </w:p>
         </w:tc>
@@ -13876,7 +13876,7 @@
                 <w:szCs w:val="20"/>
                 <w:color w:val="000000"/>
               </w:rPr>
-              <w:t xml:space="preserve">0.051</w:t>
+              <w:t xml:space="preserve">0.078</w:t>
             </w:r>
           </w:p>
         </w:tc>
